--- a/PROJECT_GUIDE.docx
+++ b/PROJECT_GUIDE.docx
@@ -157,14 +157,25 @@
           <w:color w:val="1F2933"/>
           <w:sz w:val="22"/>
         </w:rPr>
-        <w:t>Automated interview platforms screen millions of candidates a year. They return a score. What they rarely return is any account of how that score was reached, or how much it should be trusted.</w:t>
+        <w:t>Automated interview platforms screen millions of candidates a year. They return a score, and rarely any account of how it was reached or how far to trust it.</w:t>
       </w:r>
     </w:p>
     <w:p>
       <w:pPr>
-        <w:spacing w:line="360" w:lineRule="auto" w:after="160"/>
-        <w:jc w:val="both"/>
+        <w:pStyle w:val="ListBullet"/>
+        <w:spacing w:line="360" w:lineRule="auto" w:after="80"/>
+        <w:ind w:left="425"/>
       </w:pPr>
+      <w:r>
+        <w:rPr>
+          <w:rFonts w:ascii="Calibri" w:hAnsi="Calibri"/>
+          <w:b/>
+          <w:i w:val="0"/>
+          <w:color w:val="1F2933"/>
+          <w:sz w:val="22"/>
+        </w:rPr>
+        <w:t xml:space="preserve">The practice. </w:t>
+      </w:r>
       <w:r>
         <w:rPr>
           <w:rFonts w:ascii="Calibri" w:hAnsi="Calibri"/>
@@ -173,14 +184,25 @@
           <w:color w:val="1F2933"/>
           <w:sz w:val="22"/>
         </w:rPr>
-        <w:t>This is not a hypothetical complaint. In 2019 the Electronic Privacy Information Center challenged HireVue over facial analysis used in candidate scoring, arguing the technique was unvalidated and its operation opaque. HireVue withdrew visual analysis in 2021 but continued scoring verbal responses. The underlying problem survived the change: candidates still received a number and no explanation.</w:t>
+        <w:t>In 2019 the Electronic Privacy Information Center challenged HireVue over unvalidated facial analysis. Visual analysis was withdrawn in 2021, but verbal scoring continued and the problem survived it: a number, no explanation.</w:t>
       </w:r>
     </w:p>
     <w:p>
       <w:pPr>
-        <w:spacing w:line="360" w:lineRule="auto" w:after="160"/>
-        <w:jc w:val="both"/>
+        <w:pStyle w:val="ListBullet"/>
+        <w:spacing w:line="360" w:lineRule="auto" w:after="80"/>
+        <w:ind w:left="425"/>
       </w:pPr>
+      <w:r>
+        <w:rPr>
+          <w:rFonts w:ascii="Calibri" w:hAnsi="Calibri"/>
+          <w:b/>
+          <w:i w:val="0"/>
+          <w:color w:val="1F2933"/>
+          <w:sz w:val="22"/>
+        </w:rPr>
+        <w:t xml:space="preserve">The regulation. </w:t>
+      </w:r>
       <w:r>
         <w:rPr>
           <w:rFonts w:ascii="Calibri" w:hAnsi="Calibri"/>
@@ -189,14 +211,25 @@
           <w:color w:val="1F2933"/>
           <w:sz w:val="22"/>
         </w:rPr>
-        <w:t>Regulation has since caught up. The EU AI Act classifies recruitment systems as high-risk and requires transparency, human oversight and bias testing. Opacity is now a compliance defect as well as an ethical one.</w:t>
+        <w:t>The EU AI Act classifies recruitment systems as high-risk and requires transparency, human oversight and bias testing. Opacity is now a compliance defect, not only an ethical one.</w:t>
       </w:r>
     </w:p>
     <w:p>
       <w:pPr>
-        <w:spacing w:line="360" w:lineRule="auto" w:after="160"/>
-        <w:jc w:val="both"/>
+        <w:pStyle w:val="ListBullet"/>
+        <w:spacing w:line="360" w:lineRule="auto" w:after="80"/>
+        <w:ind w:left="425"/>
       </w:pPr>
+      <w:r>
+        <w:rPr>
+          <w:rFonts w:ascii="Calibri" w:hAnsi="Calibri"/>
+          <w:b/>
+          <w:i w:val="0"/>
+          <w:color w:val="1F2933"/>
+          <w:sz w:val="22"/>
+        </w:rPr>
+        <w:t xml:space="preserve">The commercial cost. </w:t>
+      </w:r>
       <w:r>
         <w:rPr>
           <w:rFonts w:ascii="Calibri" w:hAnsi="Calibri"/>
@@ -205,38 +238,7 @@
           <w:color w:val="1F2933"/>
           <w:sz w:val="22"/>
         </w:rPr>
-        <w:t>There is a commercial argument too, and it is the one that shaped this project. Research on applicant reactions finds that candidates rate automated interviews as markedly less fair than human ones, and that the effect is worst where no explanation is given. Candidates who believe a process is unfair are less likely to accept offers — which erodes the efficiency that motivated the automation. Explainability is therefore not a nicety; it is a requirement.</w:t>
-      </w:r>
-    </w:p>
-    <w:p>
-      <w:pPr>
-        <w:pStyle w:val="Heading2"/>
-        <w:spacing w:before="280" w:after="120" w:line="288" w:lineRule="auto"/>
-      </w:pPr>
-      <w:r>
-        <w:rPr>
-          <w:rFonts w:ascii="Calibri" w:hAnsi="Calibri"/>
-          <w:b/>
-          <w:color w:val="2C5282"/>
-          <w:sz w:val="26"/>
-        </w:rPr>
-        <w:t>1.1  The specific question</w:t>
-      </w:r>
-    </w:p>
-    <w:p>
-      <w:pPr>
-        <w:spacing w:line="360" w:lineRule="auto" w:after="160"/>
-        <w:jc w:val="both"/>
-      </w:pPr>
-      <w:r>
-        <w:rPr>
-          <w:rFonts w:ascii="Calibri" w:hAnsi="Calibri"/>
-          <w:b w:val="0"/>
-          <w:i w:val="0"/>
-          <w:color w:val="1F2933"/>
-          <w:sz w:val="22"/>
-        </w:rPr>
-        <w:t>Large language models can now hold a structured interview and articulate a judgement in readable language. But the research literature shows they are unreliable graders: sensitive to the order in which scoring criteria are presented, and inclined to reward length over substance.</w:t>
+        <w:t>Candidates rate automated interviews as markedly less fair, worst where no explanation is given, and are then less likely to accept offers — eroding the efficiency that motivated automating at all.</w:t>
       </w:r>
     </w:p>
     <w:p>
@@ -252,7 +254,7 @@
           <w:color w:val="1F2933"/>
           <w:sz w:val="22"/>
         </w:rPr>
-        <w:t>So the question this project asks is not whether a language model can score an interview answer — it plainly can. It is whether a system built around one can be made accountable for how reliable its own scores are.</w:t>
+        <w:t>Language models can now conduct an interview and justify a judgement in readable language, but the literature shows they grade unreliably: sensitive to the order criteria are presented in, and inclined to reward length over substance. So the question is not whether a model can score an answer — it plainly can — but whether a system built around one can be made accountable for how reliable its own scores are.</w:t>
       </w:r>
     </w:p>
     <w:p>
@@ -613,7 +615,7 @@
           <w:color w:val="1F2933"/>
           <w:sz w:val="22"/>
         </w:rPr>
-        <w:t>Questions are not invented freely. They are derived from a skill graph built on ESCO, the EU occupational standard. When the system reports that a candidate lacks a required skill, that skill is a concept with a stable public identifier rather than a string the system made up. This makes the assessment auditable at the level of content, not merely of scoring.</w:t>
+        <w:t>Questions derive from a skill graph built on ESCO, the EU occupational standard, rather than being invented freely. A reported skill gap therefore names a concept with a stable public identifier, which makes the assessment auditable at the level of content and not merely of scoring.</w:t>
       </w:r>
     </w:p>
     <w:p>
@@ -644,23 +646,7 @@
           <w:color w:val="1F2933"/>
           <w:sz w:val="22"/>
         </w:rPr>
-        <w:t>This is the core of the project. Every answer is scored twice against the same rubric, with the four criteria presented in two different orders. The mean is reported — but the more useful output is the disagreement between the two passes.</w:t>
-      </w:r>
-    </w:p>
-    <w:p>
-      <w:pPr>
-        <w:spacing w:line="360" w:lineRule="auto" w:after="160"/>
-        <w:jc w:val="both"/>
-      </w:pPr>
-      <w:r>
-        <w:rPr>
-          <w:rFonts w:ascii="Calibri" w:hAnsi="Calibri"/>
-          <w:b w:val="0"/>
-          <w:i w:val="0"/>
-          <w:color w:val="1F2933"/>
-          <w:sz w:val="22"/>
-        </w:rPr>
-        <w:t>A judge returning 82 and 81 for the same answer is stable. One returning 71 and 45 is not, and the mean of 58 conceals that completely. So the spread is kept, banded into high, moderate and low consistency, and answers in the low band are flagged for a human instead of being presented as confident scores.</w:t>
+        <w:t>The core of the project. Every answer is scored twice against the same rubric with the criteria in two different orders. The mean is reported; the disagreement between the passes is the more useful output. A judge returning 82 and 81 is stable, one returning 71 and 45 is not, and the mean of 58 hides that entirely. The spread is banded into high, moderate and low consistency, and low-band answers go to a human rather than being reported as confident scores.</w:t>
       </w:r>
     </w:p>
     <w:p>
@@ -691,7 +677,7 @@
           <w:color w:val="2C5282"/>
           <w:sz w:val="26"/>
         </w:rPr>
-        <w:t>3.3  Keep the candidate's data on the candidate's machine</w:t>
+        <w:t>3.3  Keep the candidate data on their own machine</w:t>
       </w:r>
     </w:p>
     <w:p>
@@ -707,7 +693,7 @@
           <w:color w:val="1F2933"/>
           <w:sz w:val="22"/>
         </w:rPr>
-        <w:t>Attention, posture and vocal delivery are computed in the browser using MediaPipe and the Web Audio API. Only derived numbers — an attention score, a pitch variability figure — cross the network. No video or audio is transmitted or stored. This is a data-minimisation measure in the sense the GDPR intends, and it also means the analysis costs nothing to run.</w:t>
+        <w:t>Attention, posture and vocal delivery are computed in the browser. Only derived numbers cross the network; no video or audio is transmitted or stored. That is data minimisation in the sense the GDPR intends, and it costs nothing to run.</w:t>
       </w:r>
     </w:p>
     <w:p>
@@ -743,7 +729,7 @@
           <w:color w:val="1F2933"/>
           <w:sz w:val="22"/>
         </w:rPr>
-        <w:t>Thirteen modules across four sequential phases. Each declares its input and output, communicates only through them, and can be developed, deferred or replaced without disturbing its neighbours. That property earned its keep: an entire evaluation track was removed late in the project without touching anything else.</w:t>
+        <w:t>Fourteen modules across four sequential phases. Each declares its input and output and communicates only through them, so any one can be replaced without disturbing its neighbours — which is how an entire evaluation track was removed late on without touching anything else.</w:t>
       </w:r>
     </w:p>
     <w:p>
@@ -946,677 +932,1596 @@
         <w:t>What each module does, how it works, and where to find it.</w:t>
       </w:r>
     </w:p>
+    <w:tbl>
+      <w:tblPr>
+        <w:tblStyle w:val="TableGrid"/>
+        <w:tblW w:type="auto" w:w="0"/>
+        <w:jc w:val="center"/>
+        <w:tblLayout w:type="fixed"/>
+        <w:tblLook w:firstColumn="1" w:firstRow="1" w:lastColumn="0" w:lastRow="0" w:noHBand="0" w:noVBand="1" w:val="04A0"/>
+      </w:tblPr>
+      <w:tblGrid>
+        <w:gridCol w:w="1858"/>
+        <w:gridCol w:w="1858"/>
+        <w:gridCol w:w="1858"/>
+        <w:gridCol w:w="1858"/>
+        <w:gridCol w:w="1858"/>
+      </w:tblGrid>
+      <w:tr>
+        <w:tc>
+          <w:tcPr>
+            <w:tcW w:type="dxa" w:w="510"/>
+            <w:shd w:val="clear" w:fill="2C5282"/>
+          </w:tcPr>
+          <w:p>
+            <w:pPr>
+              <w:spacing w:after="40" w:before="40" w:line="264" w:lineRule="auto"/>
+            </w:pPr>
+            <w:r/>
+            <w:r>
+              <w:rPr>
+                <w:rFonts w:ascii="Calibri" w:hAnsi="Calibri"/>
+                <w:b/>
+                <w:color w:val="FFFFFF"/>
+                <w:sz w:val="16"/>
+              </w:rPr>
+            </w:r>
+          </w:p>
+        </w:tc>
+        <w:tc>
+          <w:tcPr>
+            <w:tcW w:type="dxa" w:w="1474"/>
+            <w:shd w:val="clear" w:fill="2C5282"/>
+          </w:tcPr>
+          <w:p>
+            <w:pPr>
+              <w:spacing w:after="40" w:before="40" w:line="264" w:lineRule="auto"/>
+            </w:pPr>
+            <w:r/>
+            <w:r>
+              <w:rPr>
+                <w:rFonts w:ascii="Calibri" w:hAnsi="Calibri"/>
+                <w:b/>
+                <w:color w:val="FFFFFF"/>
+                <w:sz w:val="16"/>
+              </w:rPr>
+              <w:t>Module</w:t>
+            </w:r>
+          </w:p>
+        </w:tc>
+        <w:tc>
+          <w:tcPr>
+            <w:tcW w:type="dxa" w:w="3742"/>
+            <w:shd w:val="clear" w:fill="2C5282"/>
+          </w:tcPr>
+          <w:p>
+            <w:pPr>
+              <w:spacing w:after="40" w:before="40" w:line="264" w:lineRule="auto"/>
+            </w:pPr>
+            <w:r/>
+            <w:r>
+              <w:rPr>
+                <w:rFonts w:ascii="Calibri" w:hAnsi="Calibri"/>
+                <w:b/>
+                <w:color w:val="FFFFFF"/>
+                <w:sz w:val="16"/>
+              </w:rPr>
+              <w:t>What it does</w:t>
+            </w:r>
+          </w:p>
+        </w:tc>
+        <w:tc>
+          <w:tcPr>
+            <w:tcW w:type="dxa" w:w="1474"/>
+            <w:shd w:val="clear" w:fill="2C5282"/>
+          </w:tcPr>
+          <w:p>
+            <w:pPr>
+              <w:spacing w:after="40" w:before="40" w:line="264" w:lineRule="auto"/>
+            </w:pPr>
+            <w:r/>
+            <w:r>
+              <w:rPr>
+                <w:rFonts w:ascii="Calibri" w:hAnsi="Calibri"/>
+                <w:b/>
+                <w:color w:val="FFFFFF"/>
+                <w:sz w:val="16"/>
+              </w:rPr>
+              <w:t>Built with</w:t>
+            </w:r>
+          </w:p>
+        </w:tc>
+        <w:tc>
+          <w:tcPr>
+            <w:tcW w:type="dxa" w:w="1871"/>
+            <w:shd w:val="clear" w:fill="2C5282"/>
+          </w:tcPr>
+          <w:p>
+            <w:pPr>
+              <w:spacing w:after="40" w:before="40" w:line="264" w:lineRule="auto"/>
+            </w:pPr>
+            <w:r/>
+            <w:r>
+              <w:rPr>
+                <w:rFonts w:ascii="Calibri" w:hAnsi="Calibri"/>
+                <w:b/>
+                <w:color w:val="FFFFFF"/>
+                <w:sz w:val="16"/>
+              </w:rPr>
+              <w:t>File</w:t>
+            </w:r>
+          </w:p>
+        </w:tc>
+      </w:tr>
+      <w:tr>
+        <w:tc>
+          <w:tcPr>
+            <w:tcW w:type="dxa" w:w="510"/>
+          </w:tcPr>
+          <w:p>
+            <w:pPr>
+              <w:spacing w:after="40" w:before="40" w:line="264" w:lineRule="auto"/>
+            </w:pPr>
+            <w:r/>
+            <w:r>
+              <w:rPr>
+                <w:rFonts w:ascii="Calibri" w:hAnsi="Calibri"/>
+                <w:b w:val="0"/>
+                <w:color w:val="1F2933"/>
+                <w:sz w:val="16"/>
+              </w:rPr>
+              <w:t>M1</w:t>
+            </w:r>
+          </w:p>
+        </w:tc>
+        <w:tc>
+          <w:tcPr>
+            <w:tcW w:type="dxa" w:w="1474"/>
+          </w:tcPr>
+          <w:p>
+            <w:pPr>
+              <w:spacing w:after="40" w:before="40" w:line="264" w:lineRule="auto"/>
+            </w:pPr>
+            <w:r/>
+            <w:r>
+              <w:rPr>
+                <w:rFonts w:ascii="Calibri" w:hAnsi="Calibri"/>
+                <w:b w:val="0"/>
+                <w:color w:val="1F2933"/>
+                <w:sz w:val="16"/>
+              </w:rPr>
+              <w:t>CV parsing</w:t>
+            </w:r>
+          </w:p>
+        </w:tc>
+        <w:tc>
+          <w:tcPr>
+            <w:tcW w:type="dxa" w:w="3742"/>
+          </w:tcPr>
+          <w:p>
+            <w:pPr>
+              <w:spacing w:after="40" w:before="40" w:line="264" w:lineRule="auto"/>
+            </w:pPr>
+            <w:r/>
+            <w:r>
+              <w:rPr>
+                <w:rFonts w:ascii="Calibri" w:hAnsi="Calibri"/>
+                <w:b w:val="0"/>
+                <w:color w:val="1F2933"/>
+                <w:sz w:val="16"/>
+              </w:rPr>
+              <w:t>Extracts text from the uploaded PDF, then asks the model for a structured profile: skills, experience, education, projects.</w:t>
+            </w:r>
+          </w:p>
+        </w:tc>
+        <w:tc>
+          <w:tcPr>
+            <w:tcW w:type="dxa" w:w="1474"/>
+          </w:tcPr>
+          <w:p>
+            <w:pPr>
+              <w:spacing w:after="40" w:before="40" w:line="264" w:lineRule="auto"/>
+            </w:pPr>
+            <w:r/>
+            <w:r>
+              <w:rPr>
+                <w:rFonts w:ascii="Calibri" w:hAnsi="Calibri"/>
+                <w:b w:val="0"/>
+                <w:color w:val="1F2933"/>
+                <w:sz w:val="16"/>
+              </w:rPr>
+              <w:t>Gemini, PyMuPDF</w:t>
+            </w:r>
+          </w:p>
+        </w:tc>
+        <w:tc>
+          <w:tcPr>
+            <w:tcW w:type="dxa" w:w="1871"/>
+          </w:tcPr>
+          <w:p>
+            <w:pPr>
+              <w:spacing w:after="40" w:before="40" w:line="264" w:lineRule="auto"/>
+            </w:pPr>
+            <w:r/>
+            <w:r>
+              <w:rPr>
+                <w:rFonts w:ascii="Calibri" w:hAnsi="Calibri"/>
+                <w:b w:val="0"/>
+                <w:color w:val="1F2933"/>
+                <w:sz w:val="16"/>
+              </w:rPr>
+              <w:t>core/agents/cv_agent.py</w:t>
+            </w:r>
+          </w:p>
+        </w:tc>
+      </w:tr>
+      <w:tr>
+        <w:tc>
+          <w:tcPr>
+            <w:tcW w:type="dxa" w:w="510"/>
+            <w:shd w:val="clear" w:fill="F4F6F9"/>
+          </w:tcPr>
+          <w:p>
+            <w:pPr>
+              <w:spacing w:after="40" w:before="40" w:line="264" w:lineRule="auto"/>
+            </w:pPr>
+            <w:r/>
+            <w:r>
+              <w:rPr>
+                <w:rFonts w:ascii="Calibri" w:hAnsi="Calibri"/>
+                <w:b w:val="0"/>
+                <w:color w:val="1F2933"/>
+                <w:sz w:val="16"/>
+              </w:rPr>
+              <w:t>M2</w:t>
+            </w:r>
+          </w:p>
+        </w:tc>
+        <w:tc>
+          <w:tcPr>
+            <w:tcW w:type="dxa" w:w="1474"/>
+            <w:shd w:val="clear" w:fill="F4F6F9"/>
+          </w:tcPr>
+          <w:p>
+            <w:pPr>
+              <w:spacing w:after="40" w:before="40" w:line="264" w:lineRule="auto"/>
+            </w:pPr>
+            <w:r/>
+            <w:r>
+              <w:rPr>
+                <w:rFonts w:ascii="Calibri" w:hAnsi="Calibri"/>
+                <w:b w:val="0"/>
+                <w:color w:val="1F2933"/>
+                <w:sz w:val="16"/>
+              </w:rPr>
+              <w:t>Job description analysis</w:t>
+            </w:r>
+          </w:p>
+        </w:tc>
+        <w:tc>
+          <w:tcPr>
+            <w:tcW w:type="dxa" w:w="3742"/>
+            <w:shd w:val="clear" w:fill="F4F6F9"/>
+          </w:tcPr>
+          <w:p>
+            <w:pPr>
+              <w:spacing w:after="40" w:before="40" w:line="264" w:lineRule="auto"/>
+            </w:pPr>
+            <w:r/>
+            <w:r>
+              <w:rPr>
+                <w:rFonts w:ascii="Calibri" w:hAnsi="Calibri"/>
+                <w:b w:val="0"/>
+                <w:color w:val="1F2933"/>
+                <w:sz w:val="16"/>
+              </w:rPr>
+              <w:t>Extracts required and nice-to-have skills, seniority, domain and expected experience from pasted text.</w:t>
+            </w:r>
+          </w:p>
+        </w:tc>
+        <w:tc>
+          <w:tcPr>
+            <w:tcW w:type="dxa" w:w="1474"/>
+            <w:shd w:val="clear" w:fill="F4F6F9"/>
+          </w:tcPr>
+          <w:p>
+            <w:pPr>
+              <w:spacing w:after="40" w:before="40" w:line="264" w:lineRule="auto"/>
+            </w:pPr>
+            <w:r/>
+            <w:r>
+              <w:rPr>
+                <w:rFonts w:ascii="Calibri" w:hAnsi="Calibri"/>
+                <w:b w:val="0"/>
+                <w:color w:val="1F2933"/>
+                <w:sz w:val="16"/>
+              </w:rPr>
+              <w:t>Gemini</w:t>
+            </w:r>
+          </w:p>
+        </w:tc>
+        <w:tc>
+          <w:tcPr>
+            <w:tcW w:type="dxa" w:w="1871"/>
+            <w:shd w:val="clear" w:fill="F4F6F9"/>
+          </w:tcPr>
+          <w:p>
+            <w:pPr>
+              <w:spacing w:after="40" w:before="40" w:line="264" w:lineRule="auto"/>
+            </w:pPr>
+            <w:r/>
+            <w:r>
+              <w:rPr>
+                <w:rFonts w:ascii="Calibri" w:hAnsi="Calibri"/>
+                <w:b w:val="0"/>
+                <w:color w:val="1F2933"/>
+                <w:sz w:val="16"/>
+              </w:rPr>
+              <w:t>core/agents/jd_agent.py</w:t>
+            </w:r>
+          </w:p>
+        </w:tc>
+      </w:tr>
+      <w:tr>
+        <w:tc>
+          <w:tcPr>
+            <w:tcW w:type="dxa" w:w="510"/>
+          </w:tcPr>
+          <w:p>
+            <w:pPr>
+              <w:spacing w:after="40" w:before="40" w:line="264" w:lineRule="auto"/>
+            </w:pPr>
+            <w:r/>
+            <w:r>
+              <w:rPr>
+                <w:rFonts w:ascii="Calibri" w:hAnsi="Calibri"/>
+                <w:b w:val="0"/>
+                <w:color w:val="1F2933"/>
+                <w:sz w:val="16"/>
+              </w:rPr>
+              <w:t>M3</w:t>
+            </w:r>
+          </w:p>
+        </w:tc>
+        <w:tc>
+          <w:tcPr>
+            <w:tcW w:type="dxa" w:w="1474"/>
+          </w:tcPr>
+          <w:p>
+            <w:pPr>
+              <w:spacing w:after="40" w:before="40" w:line="264" w:lineRule="auto"/>
+            </w:pPr>
+            <w:r/>
+            <w:r>
+              <w:rPr>
+                <w:rFonts w:ascii="Calibri" w:hAnsi="Calibri"/>
+                <w:b w:val="0"/>
+                <w:color w:val="1F2933"/>
+                <w:sz w:val="16"/>
+              </w:rPr>
+              <w:t>Skill graph and gap analysis</w:t>
+            </w:r>
+          </w:p>
+        </w:tc>
+        <w:tc>
+          <w:tcPr>
+            <w:tcW w:type="dxa" w:w="3742"/>
+          </w:tcPr>
+          <w:p>
+            <w:pPr>
+              <w:spacing w:after="40" w:before="40" w:line="264" w:lineRule="auto"/>
+            </w:pPr>
+            <w:r/>
+            <w:r>
+              <w:rPr>
+                <w:rFonts w:ascii="Calibri" w:hAnsi="Calibri"/>
+                <w:b w:val="0"/>
+                <w:color w:val="1F2933"/>
+                <w:sz w:val="16"/>
+              </w:rPr>
+              <w:t>Builds a graph from 1,201 ESCO skills plus technology and soft-skill extensions, resolves both sides onto it through a four-stage matching cascade, and compares them to find gaps.</w:t>
+            </w:r>
+          </w:p>
+        </w:tc>
+        <w:tc>
+          <w:tcPr>
+            <w:tcW w:type="dxa" w:w="1474"/>
+          </w:tcPr>
+          <w:p>
+            <w:pPr>
+              <w:spacing w:after="40" w:before="40" w:line="264" w:lineRule="auto"/>
+            </w:pPr>
+            <w:r/>
+            <w:r>
+              <w:rPr>
+                <w:rFonts w:ascii="Calibri" w:hAnsi="Calibri"/>
+                <w:b w:val="0"/>
+                <w:color w:val="1F2933"/>
+                <w:sz w:val="16"/>
+              </w:rPr>
+              <w:t>NetworkX, ESCO v1.1.1</w:t>
+            </w:r>
+          </w:p>
+        </w:tc>
+        <w:tc>
+          <w:tcPr>
+            <w:tcW w:type="dxa" w:w="1871"/>
+          </w:tcPr>
+          <w:p>
+            <w:pPr>
+              <w:spacing w:after="40" w:before="40" w:line="264" w:lineRule="auto"/>
+            </w:pPr>
+            <w:r/>
+            <w:r>
+              <w:rPr>
+                <w:rFonts w:ascii="Calibri" w:hAnsi="Calibri"/>
+                <w:b w:val="0"/>
+                <w:color w:val="1F2933"/>
+                <w:sz w:val="16"/>
+              </w:rPr>
+              <w:t>core/graph/skill_graph.py</w:t>
+            </w:r>
+          </w:p>
+        </w:tc>
+      </w:tr>
+      <w:tr>
+        <w:tc>
+          <w:tcPr>
+            <w:tcW w:type="dxa" w:w="510"/>
+            <w:shd w:val="clear" w:fill="F4F6F9"/>
+          </w:tcPr>
+          <w:p>
+            <w:pPr>
+              <w:spacing w:after="40" w:before="40" w:line="264" w:lineRule="auto"/>
+            </w:pPr>
+            <w:r/>
+            <w:r>
+              <w:rPr>
+                <w:rFonts w:ascii="Calibri" w:hAnsi="Calibri"/>
+                <w:b w:val="0"/>
+                <w:color w:val="1F2933"/>
+                <w:sz w:val="16"/>
+              </w:rPr>
+              <w:t>M4</w:t>
+            </w:r>
+          </w:p>
+        </w:tc>
+        <w:tc>
+          <w:tcPr>
+            <w:tcW w:type="dxa" w:w="1474"/>
+            <w:shd w:val="clear" w:fill="F4F6F9"/>
+          </w:tcPr>
+          <w:p>
+            <w:pPr>
+              <w:spacing w:after="40" w:before="40" w:line="264" w:lineRule="auto"/>
+            </w:pPr>
+            <w:r/>
+            <w:r>
+              <w:rPr>
+                <w:rFonts w:ascii="Calibri" w:hAnsi="Calibri"/>
+                <w:b w:val="0"/>
+                <w:color w:val="1F2933"/>
+                <w:sz w:val="16"/>
+              </w:rPr>
+              <w:t>Question generation</w:t>
+            </w:r>
+          </w:p>
+        </w:tc>
+        <w:tc>
+          <w:tcPr>
+            <w:tcW w:type="dxa" w:w="3742"/>
+            <w:shd w:val="clear" w:fill="F4F6F9"/>
+          </w:tcPr>
+          <w:p>
+            <w:pPr>
+              <w:spacing w:after="40" w:before="40" w:line="264" w:lineRule="auto"/>
+            </w:pPr>
+            <w:r/>
+            <w:r>
+              <w:rPr>
+                <w:rFonts w:ascii="Calibri" w:hAnsi="Calibri"/>
+                <w:b w:val="0"/>
+                <w:color w:val="1F2933"/>
+                <w:sz w:val="16"/>
+              </w:rPr>
+              <w:t>Generates opening, technical, behavioural and closing questions, then re-sorts the technical ones so the highest-priority gaps are asked first.</w:t>
+            </w:r>
+          </w:p>
+        </w:tc>
+        <w:tc>
+          <w:tcPr>
+            <w:tcW w:type="dxa" w:w="1474"/>
+            <w:shd w:val="clear" w:fill="F4F6F9"/>
+          </w:tcPr>
+          <w:p>
+            <w:pPr>
+              <w:spacing w:after="40" w:before="40" w:line="264" w:lineRule="auto"/>
+            </w:pPr>
+            <w:r/>
+            <w:r>
+              <w:rPr>
+                <w:rFonts w:ascii="Calibri" w:hAnsi="Calibri"/>
+                <w:b w:val="0"/>
+                <w:color w:val="1F2933"/>
+                <w:sz w:val="16"/>
+              </w:rPr>
+              <w:t>Gemini + graph traversal</w:t>
+            </w:r>
+          </w:p>
+        </w:tc>
+        <w:tc>
+          <w:tcPr>
+            <w:tcW w:type="dxa" w:w="1871"/>
+            <w:shd w:val="clear" w:fill="F4F6F9"/>
+          </w:tcPr>
+          <w:p>
+            <w:pPr>
+              <w:spacing w:after="40" w:before="40" w:line="264" w:lineRule="auto"/>
+            </w:pPr>
+            <w:r/>
+            <w:r>
+              <w:rPr>
+                <w:rFonts w:ascii="Calibri" w:hAnsi="Calibri"/>
+                <w:b w:val="0"/>
+                <w:color w:val="1F2933"/>
+                <w:sz w:val="16"/>
+              </w:rPr>
+              <w:t>core/agents/question_agent.py</w:t>
+            </w:r>
+          </w:p>
+        </w:tc>
+      </w:tr>
+      <w:tr>
+        <w:tc>
+          <w:tcPr>
+            <w:tcW w:type="dxa" w:w="510"/>
+          </w:tcPr>
+          <w:p>
+            <w:pPr>
+              <w:spacing w:after="40" w:before="40" w:line="264" w:lineRule="auto"/>
+            </w:pPr>
+            <w:r/>
+            <w:r>
+              <w:rPr>
+                <w:rFonts w:ascii="Calibri" w:hAnsi="Calibri"/>
+                <w:b w:val="0"/>
+                <w:color w:val="1F2933"/>
+                <w:sz w:val="16"/>
+              </w:rPr>
+              <w:t>M5</w:t>
+            </w:r>
+          </w:p>
+        </w:tc>
+        <w:tc>
+          <w:tcPr>
+            <w:tcW w:type="dxa" w:w="1474"/>
+          </w:tcPr>
+          <w:p>
+            <w:pPr>
+              <w:spacing w:after="40" w:before="40" w:line="264" w:lineRule="auto"/>
+            </w:pPr>
+            <w:r/>
+            <w:r>
+              <w:rPr>
+                <w:rFonts w:ascii="Calibri" w:hAnsi="Calibri"/>
+                <w:b w:val="0"/>
+                <w:color w:val="1F2933"/>
+                <w:sz w:val="16"/>
+              </w:rPr>
+              <w:t>Voice interview</w:t>
+            </w:r>
+          </w:p>
+        </w:tc>
+        <w:tc>
+          <w:tcPr>
+            <w:tcW w:type="dxa" w:w="3742"/>
+          </w:tcPr>
+          <w:p>
+            <w:pPr>
+              <w:spacing w:after="40" w:before="40" w:line="264" w:lineRule="auto"/>
+            </w:pPr>
+            <w:r/>
+            <w:r>
+              <w:rPr>
+                <w:rFonts w:ascii="Calibri" w:hAnsi="Calibri"/>
+                <w:b w:val="0"/>
+                <w:color w:val="1F2933"/>
+                <w:sz w:val="16"/>
+              </w:rPr>
+              <w:t>Conducts a spoken interview over WebRTC. Buffers each utterance before synthesis, publishes the question to the screen before speaking it, and falls back between voice providers if one returns no audio.</w:t>
+            </w:r>
+          </w:p>
+        </w:tc>
+        <w:tc>
+          <w:tcPr>
+            <w:tcW w:type="dxa" w:w="1474"/>
+          </w:tcPr>
+          <w:p>
+            <w:pPr>
+              <w:spacing w:after="40" w:before="40" w:line="264" w:lineRule="auto"/>
+            </w:pPr>
+            <w:r/>
+            <w:r>
+              <w:rPr>
+                <w:rFonts w:ascii="Calibri" w:hAnsi="Calibri"/>
+                <w:b w:val="0"/>
+                <w:color w:val="1F2933"/>
+                <w:sz w:val="16"/>
+              </w:rPr>
+              <w:t>LiveKit, Deepgram, ElevenLabs</w:t>
+            </w:r>
+          </w:p>
+        </w:tc>
+        <w:tc>
+          <w:tcPr>
+            <w:tcW w:type="dxa" w:w="1871"/>
+          </w:tcPr>
+          <w:p>
+            <w:pPr>
+              <w:spacing w:after="40" w:before="40" w:line="264" w:lineRule="auto"/>
+            </w:pPr>
+            <w:r/>
+            <w:r>
+              <w:rPr>
+                <w:rFonts w:ascii="Calibri" w:hAnsi="Calibri"/>
+                <w:b w:val="0"/>
+                <w:color w:val="1F2933"/>
+                <w:sz w:val="16"/>
+              </w:rPr>
+              <w:t>core/livekit/run_agent.py</w:t>
+            </w:r>
+          </w:p>
+        </w:tc>
+      </w:tr>
+      <w:tr>
+        <w:tc>
+          <w:tcPr>
+            <w:tcW w:type="dxa" w:w="510"/>
+            <w:shd w:val="clear" w:fill="F4F6F9"/>
+          </w:tcPr>
+          <w:p>
+            <w:pPr>
+              <w:spacing w:after="40" w:before="40" w:line="264" w:lineRule="auto"/>
+            </w:pPr>
+            <w:r/>
+            <w:r>
+              <w:rPr>
+                <w:rFonts w:ascii="Calibri" w:hAnsi="Calibri"/>
+                <w:b w:val="0"/>
+                <w:color w:val="1F2933"/>
+                <w:sz w:val="16"/>
+              </w:rPr>
+              <w:t>M5t</w:t>
+            </w:r>
+          </w:p>
+        </w:tc>
+        <w:tc>
+          <w:tcPr>
+            <w:tcW w:type="dxa" w:w="1474"/>
+            <w:shd w:val="clear" w:fill="F4F6F9"/>
+          </w:tcPr>
+          <w:p>
+            <w:pPr>
+              <w:spacing w:after="40" w:before="40" w:line="264" w:lineRule="auto"/>
+            </w:pPr>
+            <w:r/>
+            <w:r>
+              <w:rPr>
+                <w:rFonts w:ascii="Calibri" w:hAnsi="Calibri"/>
+                <w:b w:val="0"/>
+                <w:color w:val="1F2933"/>
+                <w:sz w:val="16"/>
+              </w:rPr>
+              <w:t>Text interview</w:t>
+            </w:r>
+          </w:p>
+        </w:tc>
+        <w:tc>
+          <w:tcPr>
+            <w:tcW w:type="dxa" w:w="3742"/>
+            <w:shd w:val="clear" w:fill="F4F6F9"/>
+          </w:tcPr>
+          <w:p>
+            <w:pPr>
+              <w:spacing w:after="40" w:before="40" w:line="264" w:lineRule="auto"/>
+            </w:pPr>
+            <w:r/>
+            <w:r>
+              <w:rPr>
+                <w:rFonts w:ascii="Calibri" w:hAnsi="Calibri"/>
+                <w:b w:val="0"/>
+                <w:color w:val="1F2933"/>
+                <w:sz w:val="16"/>
+              </w:rPr>
+              <w:t>The typed equivalent, sharing the interviewer prompt, question bank and budgets. Produces a transcript of identical shape.</w:t>
+            </w:r>
+          </w:p>
+        </w:tc>
+        <w:tc>
+          <w:tcPr>
+            <w:tcW w:type="dxa" w:w="1474"/>
+            <w:shd w:val="clear" w:fill="F4F6F9"/>
+          </w:tcPr>
+          <w:p>
+            <w:pPr>
+              <w:spacing w:after="40" w:before="40" w:line="264" w:lineRule="auto"/>
+            </w:pPr>
+            <w:r/>
+            <w:r>
+              <w:rPr>
+                <w:rFonts w:ascii="Calibri" w:hAnsi="Calibri"/>
+                <w:b w:val="0"/>
+                <w:color w:val="1F2933"/>
+                <w:sz w:val="16"/>
+              </w:rPr>
+              <w:t>FastAPI, Gemini</w:t>
+            </w:r>
+          </w:p>
+        </w:tc>
+        <w:tc>
+          <w:tcPr>
+            <w:tcW w:type="dxa" w:w="1871"/>
+            <w:shd w:val="clear" w:fill="F4F6F9"/>
+          </w:tcPr>
+          <w:p>
+            <w:pPr>
+              <w:spacing w:after="40" w:before="40" w:line="264" w:lineRule="auto"/>
+            </w:pPr>
+            <w:r/>
+            <w:r>
+              <w:rPr>
+                <w:rFonts w:ascii="Calibri" w:hAnsi="Calibri"/>
+                <w:b w:val="0"/>
+                <w:color w:val="1F2933"/>
+                <w:sz w:val="16"/>
+              </w:rPr>
+              <w:t>core/pipeline/text_interview.py</w:t>
+            </w:r>
+          </w:p>
+        </w:tc>
+      </w:tr>
+      <w:tr>
+        <w:tc>
+          <w:tcPr>
+            <w:tcW w:type="dxa" w:w="510"/>
+          </w:tcPr>
+          <w:p>
+            <w:pPr>
+              <w:spacing w:after="40" w:before="40" w:line="264" w:lineRule="auto"/>
+            </w:pPr>
+            <w:r/>
+            <w:r>
+              <w:rPr>
+                <w:rFonts w:ascii="Calibri" w:hAnsi="Calibri"/>
+                <w:b w:val="0"/>
+                <w:color w:val="1F2933"/>
+                <w:sz w:val="16"/>
+              </w:rPr>
+              <w:t>M6</w:t>
+            </w:r>
+          </w:p>
+        </w:tc>
+        <w:tc>
+          <w:tcPr>
+            <w:tcW w:type="dxa" w:w="1474"/>
+          </w:tcPr>
+          <w:p>
+            <w:pPr>
+              <w:spacing w:after="40" w:before="40" w:line="264" w:lineRule="auto"/>
+            </w:pPr>
+            <w:r/>
+            <w:r>
+              <w:rPr>
+                <w:rFonts w:ascii="Calibri" w:hAnsi="Calibri"/>
+                <w:b w:val="0"/>
+                <w:color w:val="1F2933"/>
+                <w:sz w:val="16"/>
+              </w:rPr>
+              <w:t>Answer evaluation</w:t>
+            </w:r>
+          </w:p>
+        </w:tc>
+        <w:tc>
+          <w:tcPr>
+            <w:tcW w:type="dxa" w:w="3742"/>
+          </w:tcPr>
+          <w:p>
+            <w:pPr>
+              <w:spacing w:after="40" w:before="40" w:line="264" w:lineRule="auto"/>
+            </w:pPr>
+            <w:r/>
+            <w:r>
+              <w:rPr>
+                <w:rFonts w:ascii="Calibri" w:hAnsi="Calibri"/>
+                <w:b w:val="0"/>
+                <w:color w:val="1F2933"/>
+                <w:sz w:val="16"/>
+              </w:rPr>
+              <w:t>Scores each answer twice against a generated reference under a four-criterion rubric, with the criteria in two different orders. Reports the mean and keeps the disagreement as a reliability signal.</w:t>
+            </w:r>
+          </w:p>
+        </w:tc>
+        <w:tc>
+          <w:tcPr>
+            <w:tcW w:type="dxa" w:w="1474"/>
+          </w:tcPr>
+          <w:p>
+            <w:pPr>
+              <w:spacing w:after="40" w:before="40" w:line="264" w:lineRule="auto"/>
+            </w:pPr>
+            <w:r/>
+            <w:r>
+              <w:rPr>
+                <w:rFonts w:ascii="Calibri" w:hAnsi="Calibri"/>
+                <w:b w:val="0"/>
+                <w:color w:val="1F2933"/>
+                <w:sz w:val="16"/>
+              </w:rPr>
+              <w:t>Gemini as judge</w:t>
+            </w:r>
+          </w:p>
+        </w:tc>
+        <w:tc>
+          <w:tcPr>
+            <w:tcW w:type="dxa" w:w="1871"/>
+          </w:tcPr>
+          <w:p>
+            <w:pPr>
+              <w:spacing w:after="40" w:before="40" w:line="264" w:lineRule="auto"/>
+            </w:pPr>
+            <w:r/>
+            <w:r>
+              <w:rPr>
+                <w:rFonts w:ascii="Calibri" w:hAnsi="Calibri"/>
+                <w:b w:val="0"/>
+                <w:color w:val="1F2933"/>
+                <w:sz w:val="16"/>
+              </w:rPr>
+              <w:t>core/evaluator/evaluator.py</w:t>
+            </w:r>
+          </w:p>
+        </w:tc>
+      </w:tr>
+      <w:tr>
+        <w:tc>
+          <w:tcPr>
+            <w:tcW w:type="dxa" w:w="510"/>
+            <w:shd w:val="clear" w:fill="F4F6F9"/>
+          </w:tcPr>
+          <w:p>
+            <w:pPr>
+              <w:spacing w:after="40" w:before="40" w:line="264" w:lineRule="auto"/>
+            </w:pPr>
+            <w:r/>
+            <w:r>
+              <w:rPr>
+                <w:rFonts w:ascii="Calibri" w:hAnsi="Calibri"/>
+                <w:b w:val="0"/>
+                <w:color w:val="1F2933"/>
+                <w:sz w:val="16"/>
+              </w:rPr>
+              <w:t>M6a</w:t>
+            </w:r>
+          </w:p>
+        </w:tc>
+        <w:tc>
+          <w:tcPr>
+            <w:tcW w:type="dxa" w:w="1474"/>
+            <w:shd w:val="clear" w:fill="F4F6F9"/>
+          </w:tcPr>
+          <w:p>
+            <w:pPr>
+              <w:spacing w:after="40" w:before="40" w:line="264" w:lineRule="auto"/>
+            </w:pPr>
+            <w:r/>
+            <w:r>
+              <w:rPr>
+                <w:rFonts w:ascii="Calibri" w:hAnsi="Calibri"/>
+                <w:b w:val="0"/>
+                <w:color w:val="1F2933"/>
+                <w:sz w:val="16"/>
+              </w:rPr>
+              <w:t>Skill state tracking</w:t>
+            </w:r>
+          </w:p>
+        </w:tc>
+        <w:tc>
+          <w:tcPr>
+            <w:tcW w:type="dxa" w:w="3742"/>
+            <w:shd w:val="clear" w:fill="F4F6F9"/>
+          </w:tcPr>
+          <w:p>
+            <w:pPr>
+              <w:spacing w:after="40" w:before="40" w:line="264" w:lineRule="auto"/>
+            </w:pPr>
+            <w:r/>
+            <w:r>
+              <w:rPr>
+                <w:rFonts w:ascii="Calibri" w:hAnsi="Calibri"/>
+                <w:b w:val="0"/>
+                <w:color w:val="1F2933"/>
+                <w:sz w:val="16"/>
+              </w:rPr>
+              <w:t>Moves each skill from pending to verified-strong, verified-weak or confirmed-gap as answers arrive.</w:t>
+            </w:r>
+          </w:p>
+        </w:tc>
+        <w:tc>
+          <w:tcPr>
+            <w:tcW w:type="dxa" w:w="1474"/>
+            <w:shd w:val="clear" w:fill="F4F6F9"/>
+          </w:tcPr>
+          <w:p>
+            <w:pPr>
+              <w:spacing w:after="40" w:before="40" w:line="264" w:lineRule="auto"/>
+            </w:pPr>
+            <w:r/>
+            <w:r>
+              <w:rPr>
+                <w:rFonts w:ascii="Calibri" w:hAnsi="Calibri"/>
+                <w:b w:val="0"/>
+                <w:color w:val="1F2933"/>
+                <w:sz w:val="16"/>
+              </w:rPr>
+              <w:t>Finite state model</w:t>
+            </w:r>
+          </w:p>
+        </w:tc>
+        <w:tc>
+          <w:tcPr>
+            <w:tcW w:type="dxa" w:w="1871"/>
+            <w:shd w:val="clear" w:fill="F4F6F9"/>
+          </w:tcPr>
+          <w:p>
+            <w:pPr>
+              <w:spacing w:after="40" w:before="40" w:line="264" w:lineRule="auto"/>
+            </w:pPr>
+            <w:r/>
+            <w:r>
+              <w:rPr>
+                <w:rFonts w:ascii="Calibri" w:hAnsi="Calibri"/>
+                <w:b w:val="0"/>
+                <w:color w:val="1F2933"/>
+                <w:sz w:val="16"/>
+              </w:rPr>
+              <w:t>core/graph/state.py</w:t>
+            </w:r>
+          </w:p>
+        </w:tc>
+      </w:tr>
+      <w:tr>
+        <w:tc>
+          <w:tcPr>
+            <w:tcW w:type="dxa" w:w="510"/>
+          </w:tcPr>
+          <w:p>
+            <w:pPr>
+              <w:spacing w:after="40" w:before="40" w:line="264" w:lineRule="auto"/>
+            </w:pPr>
+            <w:r/>
+            <w:r>
+              <w:rPr>
+                <w:rFonts w:ascii="Calibri" w:hAnsi="Calibri"/>
+                <w:b w:val="0"/>
+                <w:color w:val="1F2933"/>
+                <w:sz w:val="16"/>
+              </w:rPr>
+              <w:t>M7</w:t>
+            </w:r>
+          </w:p>
+        </w:tc>
+        <w:tc>
+          <w:tcPr>
+            <w:tcW w:type="dxa" w:w="1474"/>
+          </w:tcPr>
+          <w:p>
+            <w:pPr>
+              <w:spacing w:after="40" w:before="40" w:line="264" w:lineRule="auto"/>
+            </w:pPr>
+            <w:r/>
+            <w:r>
+              <w:rPr>
+                <w:rFonts w:ascii="Calibri" w:hAnsi="Calibri"/>
+                <w:b w:val="0"/>
+                <w:color w:val="1F2933"/>
+                <w:sz w:val="16"/>
+              </w:rPr>
+              <w:t>Visual attention</w:t>
+            </w:r>
+          </w:p>
+        </w:tc>
+        <w:tc>
+          <w:tcPr>
+            <w:tcW w:type="dxa" w:w="3742"/>
+          </w:tcPr>
+          <w:p>
+            <w:pPr>
+              <w:spacing w:after="40" w:before="40" w:line="264" w:lineRule="auto"/>
+            </w:pPr>
+            <w:r/>
+            <w:r>
+              <w:rPr>
+                <w:rFonts w:ascii="Calibri" w:hAnsi="Calibri"/>
+                <w:b w:val="0"/>
+                <w:color w:val="1F2933"/>
+                <w:sz w:val="16"/>
+              </w:rPr>
+              <w:t>Derives gaze direction from face landmark geometry, calibrated against the candidate's own neutral pose rather than an assumed ideal.</w:t>
+            </w:r>
+          </w:p>
+        </w:tc>
+        <w:tc>
+          <w:tcPr>
+            <w:tcW w:type="dxa" w:w="1474"/>
+          </w:tcPr>
+          <w:p>
+            <w:pPr>
+              <w:spacing w:after="40" w:before="40" w:line="264" w:lineRule="auto"/>
+            </w:pPr>
+            <w:r/>
+            <w:r>
+              <w:rPr>
+                <w:rFonts w:ascii="Calibri" w:hAnsi="Calibri"/>
+                <w:b w:val="0"/>
+                <w:color w:val="1F2933"/>
+                <w:sz w:val="16"/>
+              </w:rPr>
+              <w:t>MediaPipe FaceLandmarker</w:t>
+            </w:r>
+          </w:p>
+        </w:tc>
+        <w:tc>
+          <w:tcPr>
+            <w:tcW w:type="dxa" w:w="1871"/>
+          </w:tcPr>
+          <w:p>
+            <w:pPr>
+              <w:spacing w:after="40" w:before="40" w:line="264" w:lineRule="auto"/>
+            </w:pPr>
+            <w:r/>
+            <w:r>
+              <w:rPr>
+                <w:rFonts w:ascii="Calibri" w:hAnsi="Calibri"/>
+                <w:b w:val="0"/>
+                <w:color w:val="1F2933"/>
+                <w:sz w:val="16"/>
+              </w:rPr>
+              <w:t>frontend/src/lib/vision.js</w:t>
+            </w:r>
+          </w:p>
+        </w:tc>
+      </w:tr>
+      <w:tr>
+        <w:tc>
+          <w:tcPr>
+            <w:tcW w:type="dxa" w:w="510"/>
+            <w:shd w:val="clear" w:fill="F4F6F9"/>
+          </w:tcPr>
+          <w:p>
+            <w:pPr>
+              <w:spacing w:after="40" w:before="40" w:line="264" w:lineRule="auto"/>
+            </w:pPr>
+            <w:r/>
+            <w:r>
+              <w:rPr>
+                <w:rFonts w:ascii="Calibri" w:hAnsi="Calibri"/>
+                <w:b w:val="0"/>
+                <w:color w:val="1F2933"/>
+                <w:sz w:val="16"/>
+              </w:rPr>
+              <w:t>M8</w:t>
+            </w:r>
+          </w:p>
+        </w:tc>
+        <w:tc>
+          <w:tcPr>
+            <w:tcW w:type="dxa" w:w="1474"/>
+            <w:shd w:val="clear" w:fill="F4F6F9"/>
+          </w:tcPr>
+          <w:p>
+            <w:pPr>
+              <w:spacing w:after="40" w:before="40" w:line="264" w:lineRule="auto"/>
+            </w:pPr>
+            <w:r/>
+            <w:r>
+              <w:rPr>
+                <w:rFonts w:ascii="Calibri" w:hAnsi="Calibri"/>
+                <w:b w:val="0"/>
+                <w:color w:val="1F2933"/>
+                <w:sz w:val="16"/>
+              </w:rPr>
+              <w:t>Posture analysis</w:t>
+            </w:r>
+          </w:p>
+        </w:tc>
+        <w:tc>
+          <w:tcPr>
+            <w:tcW w:type="dxa" w:w="3742"/>
+            <w:shd w:val="clear" w:fill="F4F6F9"/>
+          </w:tcPr>
+          <w:p>
+            <w:pPr>
+              <w:spacing w:after="40" w:before="40" w:line="264" w:lineRule="auto"/>
+            </w:pPr>
+            <w:r/>
+            <w:r>
+              <w:rPr>
+                <w:rFonts w:ascii="Calibri" w:hAnsi="Calibri"/>
+                <w:b w:val="0"/>
+                <w:color w:val="1F2933"/>
+                <w:sz w:val="16"/>
+              </w:rPr>
+              <w:t>Shoulder tilt, slouch and lean from pose landmarks.</w:t>
+            </w:r>
+          </w:p>
+        </w:tc>
+        <w:tc>
+          <w:tcPr>
+            <w:tcW w:type="dxa" w:w="1474"/>
+            <w:shd w:val="clear" w:fill="F4F6F9"/>
+          </w:tcPr>
+          <w:p>
+            <w:pPr>
+              <w:spacing w:after="40" w:before="40" w:line="264" w:lineRule="auto"/>
+            </w:pPr>
+            <w:r/>
+            <w:r>
+              <w:rPr>
+                <w:rFonts w:ascii="Calibri" w:hAnsi="Calibri"/>
+                <w:b w:val="0"/>
+                <w:color w:val="1F2933"/>
+                <w:sz w:val="16"/>
+              </w:rPr>
+              <w:t>MediaPipe PoseLandmarker</w:t>
+            </w:r>
+          </w:p>
+        </w:tc>
+        <w:tc>
+          <w:tcPr>
+            <w:tcW w:type="dxa" w:w="1871"/>
+            <w:shd w:val="clear" w:fill="F4F6F9"/>
+          </w:tcPr>
+          <w:p>
+            <w:pPr>
+              <w:spacing w:after="40" w:before="40" w:line="264" w:lineRule="auto"/>
+            </w:pPr>
+            <w:r/>
+            <w:r>
+              <w:rPr>
+                <w:rFonts w:ascii="Calibri" w:hAnsi="Calibri"/>
+                <w:b w:val="0"/>
+                <w:color w:val="1F2933"/>
+                <w:sz w:val="16"/>
+              </w:rPr>
+              <w:t>frontend/src/lib/vision.js</w:t>
+            </w:r>
+          </w:p>
+        </w:tc>
+      </w:tr>
+      <w:tr>
+        <w:tc>
+          <w:tcPr>
+            <w:tcW w:type="dxa" w:w="510"/>
+          </w:tcPr>
+          <w:p>
+            <w:pPr>
+              <w:spacing w:after="40" w:before="40" w:line="264" w:lineRule="auto"/>
+            </w:pPr>
+            <w:r/>
+            <w:r>
+              <w:rPr>
+                <w:rFonts w:ascii="Calibri" w:hAnsi="Calibri"/>
+                <w:b w:val="0"/>
+                <w:color w:val="1F2933"/>
+                <w:sz w:val="16"/>
+              </w:rPr>
+              <w:t>M9</w:t>
+            </w:r>
+          </w:p>
+        </w:tc>
+        <w:tc>
+          <w:tcPr>
+            <w:tcW w:type="dxa" w:w="1474"/>
+          </w:tcPr>
+          <w:p>
+            <w:pPr>
+              <w:spacing w:after="40" w:before="40" w:line="264" w:lineRule="auto"/>
+            </w:pPr>
+            <w:r/>
+            <w:r>
+              <w:rPr>
+                <w:rFonts w:ascii="Calibri" w:hAnsi="Calibri"/>
+                <w:b w:val="0"/>
+                <w:color w:val="1F2933"/>
+                <w:sz w:val="16"/>
+              </w:rPr>
+              <w:t>Behavioural integrity</w:t>
+            </w:r>
+          </w:p>
+        </w:tc>
+        <w:tc>
+          <w:tcPr>
+            <w:tcW w:type="dxa" w:w="3742"/>
+          </w:tcPr>
+          <w:p>
+            <w:pPr>
+              <w:spacing w:after="40" w:before="40" w:line="264" w:lineRule="auto"/>
+            </w:pPr>
+            <w:r/>
+            <w:r>
+              <w:rPr>
+                <w:rFonts w:ascii="Calibri" w:hAnsi="Calibri"/>
+                <w:b w:val="0"/>
+                <w:color w:val="1F2933"/>
+                <w:sz w:val="16"/>
+              </w:rPr>
+              <w:t>Fits a baseline of normal interview behaviour and flags sessions that depart from it, always naming the specific behaviours responsible.</w:t>
+            </w:r>
+          </w:p>
+        </w:tc>
+        <w:tc>
+          <w:tcPr>
+            <w:tcW w:type="dxa" w:w="1474"/>
+          </w:tcPr>
+          <w:p>
+            <w:pPr>
+              <w:spacing w:after="40" w:before="40" w:line="264" w:lineRule="auto"/>
+            </w:pPr>
+            <w:r/>
+            <w:r>
+              <w:rPr>
+                <w:rFonts w:ascii="Calibri" w:hAnsi="Calibri"/>
+                <w:b w:val="0"/>
+                <w:color w:val="1F2933"/>
+                <w:sz w:val="16"/>
+              </w:rPr>
+              <w:t>Isolation Forest (scikit-learn)</w:t>
+            </w:r>
+          </w:p>
+        </w:tc>
+        <w:tc>
+          <w:tcPr>
+            <w:tcW w:type="dxa" w:w="1871"/>
+          </w:tcPr>
+          <w:p>
+            <w:pPr>
+              <w:spacing w:after="40" w:before="40" w:line="264" w:lineRule="auto"/>
+            </w:pPr>
+            <w:r/>
+            <w:r>
+              <w:rPr>
+                <w:rFonts w:ascii="Calibri" w:hAnsi="Calibri"/>
+                <w:b w:val="0"/>
+                <w:color w:val="1F2933"/>
+                <w:sz w:val="16"/>
+              </w:rPr>
+              <w:t>core/evaluator/integrity.py</w:t>
+            </w:r>
+          </w:p>
+        </w:tc>
+      </w:tr>
+      <w:tr>
+        <w:tc>
+          <w:tcPr>
+            <w:tcW w:type="dxa" w:w="510"/>
+            <w:shd w:val="clear" w:fill="F4F6F9"/>
+          </w:tcPr>
+          <w:p>
+            <w:pPr>
+              <w:spacing w:after="40" w:before="40" w:line="264" w:lineRule="auto"/>
+            </w:pPr>
+            <w:r/>
+            <w:r>
+              <w:rPr>
+                <w:rFonts w:ascii="Calibri" w:hAnsi="Calibri"/>
+                <w:b w:val="0"/>
+                <w:color w:val="1F2933"/>
+                <w:sz w:val="16"/>
+              </w:rPr>
+              <w:t>M10</w:t>
+            </w:r>
+          </w:p>
+        </w:tc>
+        <w:tc>
+          <w:tcPr>
+            <w:tcW w:type="dxa" w:w="1474"/>
+            <w:shd w:val="clear" w:fill="F4F6F9"/>
+          </w:tcPr>
+          <w:p>
+            <w:pPr>
+              <w:spacing w:after="40" w:before="40" w:line="264" w:lineRule="auto"/>
+            </w:pPr>
+            <w:r/>
+            <w:r>
+              <w:rPr>
+                <w:rFonts w:ascii="Calibri" w:hAnsi="Calibri"/>
+                <w:b w:val="0"/>
+                <w:color w:val="1F2933"/>
+                <w:sz w:val="16"/>
+              </w:rPr>
+              <w:t>Vocal delivery</w:t>
+            </w:r>
+          </w:p>
+        </w:tc>
+        <w:tc>
+          <w:tcPr>
+            <w:tcW w:type="dxa" w:w="3742"/>
+            <w:shd w:val="clear" w:fill="F4F6F9"/>
+          </w:tcPr>
+          <w:p>
+            <w:pPr>
+              <w:spacing w:after="40" w:before="40" w:line="264" w:lineRule="auto"/>
+            </w:pPr>
+            <w:r/>
+            <w:r>
+              <w:rPr>
+                <w:rFonts w:ascii="Calibri" w:hAnsi="Calibri"/>
+                <w:b w:val="0"/>
+                <w:color w:val="1F2933"/>
+                <w:sz w:val="16"/>
+              </w:rPr>
+              <w:t>Pitch, energy, voiced ratio and pause length, combined into projection, fluency, expression and composure.</w:t>
+            </w:r>
+          </w:p>
+        </w:tc>
+        <w:tc>
+          <w:tcPr>
+            <w:tcW w:type="dxa" w:w="1474"/>
+            <w:shd w:val="clear" w:fill="F4F6F9"/>
+          </w:tcPr>
+          <w:p>
+            <w:pPr>
+              <w:spacing w:after="40" w:before="40" w:line="264" w:lineRule="auto"/>
+            </w:pPr>
+            <w:r/>
+            <w:r>
+              <w:rPr>
+                <w:rFonts w:ascii="Calibri" w:hAnsi="Calibri"/>
+                <w:b w:val="0"/>
+                <w:color w:val="1F2933"/>
+                <w:sz w:val="16"/>
+              </w:rPr>
+              <w:t>Web Audio API</w:t>
+            </w:r>
+          </w:p>
+        </w:tc>
+        <w:tc>
+          <w:tcPr>
+            <w:tcW w:type="dxa" w:w="1871"/>
+            <w:shd w:val="clear" w:fill="F4F6F9"/>
+          </w:tcPr>
+          <w:p>
+            <w:pPr>
+              <w:spacing w:after="40" w:before="40" w:line="264" w:lineRule="auto"/>
+            </w:pPr>
+            <w:r/>
+            <w:r>
+              <w:rPr>
+                <w:rFonts w:ascii="Calibri" w:hAnsi="Calibri"/>
+                <w:b w:val="0"/>
+                <w:color w:val="1F2933"/>
+                <w:sz w:val="16"/>
+              </w:rPr>
+              <w:t>frontend/src/lib/voice.js</w:t>
+            </w:r>
+          </w:p>
+        </w:tc>
+      </w:tr>
+      <w:tr>
+        <w:tc>
+          <w:tcPr>
+            <w:tcW w:type="dxa" w:w="510"/>
+          </w:tcPr>
+          <w:p>
+            <w:pPr>
+              <w:spacing w:after="40" w:before="40" w:line="264" w:lineRule="auto"/>
+            </w:pPr>
+            <w:r/>
+            <w:r>
+              <w:rPr>
+                <w:rFonts w:ascii="Calibri" w:hAnsi="Calibri"/>
+                <w:b w:val="0"/>
+                <w:color w:val="1F2933"/>
+                <w:sz w:val="16"/>
+              </w:rPr>
+              <w:t>M11</w:t>
+            </w:r>
+          </w:p>
+        </w:tc>
+        <w:tc>
+          <w:tcPr>
+            <w:tcW w:type="dxa" w:w="1474"/>
+          </w:tcPr>
+          <w:p>
+            <w:pPr>
+              <w:spacing w:after="40" w:before="40" w:line="264" w:lineRule="auto"/>
+            </w:pPr>
+            <w:r/>
+            <w:r>
+              <w:rPr>
+                <w:rFonts w:ascii="Calibri" w:hAnsi="Calibri"/>
+                <w:b w:val="0"/>
+                <w:color w:val="1F2933"/>
+                <w:sz w:val="16"/>
+              </w:rPr>
+              <w:t>Weighted fusion</w:t>
+            </w:r>
+          </w:p>
+        </w:tc>
+        <w:tc>
+          <w:tcPr>
+            <w:tcW w:type="dxa" w:w="3742"/>
+          </w:tcPr>
+          <w:p>
+            <w:pPr>
+              <w:spacing w:after="40" w:before="40" w:line="264" w:lineRule="auto"/>
+            </w:pPr>
+            <w:r/>
+            <w:r>
+              <w:rPr>
+                <w:rFonts w:ascii="Calibri" w:hAnsi="Calibri"/>
+                <w:b w:val="0"/>
+                <w:color w:val="1F2933"/>
+                <w:sz w:val="16"/>
+              </w:rPr>
+              <w:t>Combines answer quality (50%), skill coverage (20%), integrity (15%) and engagement (15%) into one recommendation, exposing every contribution.</w:t>
+            </w:r>
+          </w:p>
+        </w:tc>
+        <w:tc>
+          <w:tcPr>
+            <w:tcW w:type="dxa" w:w="1474"/>
+          </w:tcPr>
+          <w:p>
+            <w:pPr>
+              <w:spacing w:after="40" w:before="40" w:line="264" w:lineRule="auto"/>
+            </w:pPr>
+            <w:r/>
+            <w:r>
+              <w:rPr>
+                <w:rFonts w:ascii="Calibri" w:hAnsi="Calibri"/>
+                <w:b w:val="0"/>
+                <w:color w:val="1F2933"/>
+                <w:sz w:val="16"/>
+              </w:rPr>
+              <w:t>Deterministic weighting</w:t>
+            </w:r>
+          </w:p>
+        </w:tc>
+        <w:tc>
+          <w:tcPr>
+            <w:tcW w:type="dxa" w:w="1871"/>
+          </w:tcPr>
+          <w:p>
+            <w:pPr>
+              <w:spacing w:after="40" w:before="40" w:line="264" w:lineRule="auto"/>
+            </w:pPr>
+            <w:r/>
+            <w:r>
+              <w:rPr>
+                <w:rFonts w:ascii="Calibri" w:hAnsi="Calibri"/>
+                <w:b w:val="0"/>
+                <w:color w:val="1F2933"/>
+                <w:sz w:val="16"/>
+              </w:rPr>
+              <w:t>core/evaluator/fusion.py</w:t>
+            </w:r>
+          </w:p>
+        </w:tc>
+      </w:tr>
+      <w:tr>
+        <w:tc>
+          <w:tcPr>
+            <w:tcW w:type="dxa" w:w="510"/>
+            <w:shd w:val="clear" w:fill="F4F6F9"/>
+          </w:tcPr>
+          <w:p>
+            <w:pPr>
+              <w:spacing w:after="40" w:before="40" w:line="264" w:lineRule="auto"/>
+            </w:pPr>
+            <w:r/>
+            <w:r>
+              <w:rPr>
+                <w:rFonts w:ascii="Calibri" w:hAnsi="Calibri"/>
+                <w:b w:val="0"/>
+                <w:color w:val="1F2933"/>
+                <w:sz w:val="16"/>
+              </w:rPr>
+              <w:t>M12</w:t>
+            </w:r>
+          </w:p>
+        </w:tc>
+        <w:tc>
+          <w:tcPr>
+            <w:tcW w:type="dxa" w:w="1474"/>
+            <w:shd w:val="clear" w:fill="F4F6F9"/>
+          </w:tcPr>
+          <w:p>
+            <w:pPr>
+              <w:spacing w:after="40" w:before="40" w:line="264" w:lineRule="auto"/>
+            </w:pPr>
+            <w:r/>
+            <w:r>
+              <w:rPr>
+                <w:rFonts w:ascii="Calibri" w:hAnsi="Calibri"/>
+                <w:b w:val="0"/>
+                <w:color w:val="1F2933"/>
+                <w:sz w:val="16"/>
+              </w:rPr>
+              <w:t>Report assembly</w:t>
+            </w:r>
+          </w:p>
+        </w:tc>
+        <w:tc>
+          <w:tcPr>
+            <w:tcW w:type="dxa" w:w="3742"/>
+            <w:shd w:val="clear" w:fill="F4F6F9"/>
+          </w:tcPr>
+          <w:p>
+            <w:pPr>
+              <w:spacing w:after="40" w:before="40" w:line="264" w:lineRule="auto"/>
+            </w:pPr>
+            <w:r/>
+            <w:r>
+              <w:rPr>
+                <w:rFonts w:ascii="Calibri" w:hAnsi="Calibri"/>
+                <w:b w:val="0"/>
+                <w:color w:val="1F2933"/>
+                <w:sz w:val="16"/>
+              </w:rPr>
+              <w:t>Assembles the overall score, per-skill breakdown, per-answer rubric detail, integrity findings and the judge's reliability statistics.</w:t>
+            </w:r>
+          </w:p>
+        </w:tc>
+        <w:tc>
+          <w:tcPr>
+            <w:tcW w:type="dxa" w:w="1474"/>
+            <w:shd w:val="clear" w:fill="F4F6F9"/>
+          </w:tcPr>
+          <w:p>
+            <w:pPr>
+              <w:spacing w:after="40" w:before="40" w:line="264" w:lineRule="auto"/>
+            </w:pPr>
+            <w:r/>
+            <w:r>
+              <w:rPr>
+                <w:rFonts w:ascii="Calibri" w:hAnsi="Calibri"/>
+                <w:b w:val="0"/>
+                <w:color w:val="1F2933"/>
+                <w:sz w:val="16"/>
+              </w:rPr>
+              <w:t>Structured templates</w:t>
+            </w:r>
+          </w:p>
+        </w:tc>
+        <w:tc>
+          <w:tcPr>
+            <w:tcW w:type="dxa" w:w="1871"/>
+            <w:shd w:val="clear" w:fill="F4F6F9"/>
+          </w:tcPr>
+          <w:p>
+            <w:pPr>
+              <w:spacing w:after="40" w:before="40" w:line="264" w:lineRule="auto"/>
+            </w:pPr>
+            <w:r/>
+            <w:r>
+              <w:rPr>
+                <w:rFonts w:ascii="Calibri" w:hAnsi="Calibri"/>
+                <w:b w:val="0"/>
+                <w:color w:val="1F2933"/>
+                <w:sz w:val="16"/>
+              </w:rPr>
+              <w:t>core/report/generator.py</w:t>
+            </w:r>
+          </w:p>
+        </w:tc>
+      </w:tr>
+    </w:tbl>
     <w:p>
       <w:pPr>
-        <w:pStyle w:val="Heading3"/>
-        <w:spacing w:before="220" w:after="80" w:line="288" w:lineRule="auto"/>
-      </w:pPr>
-      <w:r>
-        <w:rPr>
-          <w:rFonts w:ascii="Calibri" w:hAnsi="Calibri"/>
-          <w:b/>
-          <w:i w:val="0"/>
-          <w:color w:val="3D4F63"/>
-          <w:sz w:val="23"/>
-        </w:rPr>
-        <w:t>M1 — CV parsing</w:t>
-      </w:r>
-    </w:p>
-    <w:p>
-      <w:pPr>
-        <w:spacing w:line="360" w:lineRule="auto" w:after="160"/>
+        <w:spacing w:line="360" w:lineRule="auto" w:after="120"/>
         <w:jc w:val="both"/>
       </w:pPr>
-      <w:r>
-        <w:rPr>
-          <w:rFonts w:ascii="Calibri" w:hAnsi="Calibri"/>
-          <w:b w:val="0"/>
-          <w:i w:val="0"/>
-          <w:color w:val="1F2933"/>
-          <w:sz w:val="22"/>
-        </w:rPr>
-        <w:t>Extracts text from the uploaded PDF, then asks the model for a structured profile: skills, experience, education, projects.</w:t>
-      </w:r>
-    </w:p>
-    <w:p>
-      <w:pPr>
-        <w:spacing w:line="360" w:lineRule="auto" w:after="200"/>
-        <w:jc w:val="both"/>
-      </w:pPr>
-      <w:r>
-        <w:rPr>
-          <w:rFonts w:ascii="Calibri" w:hAnsi="Calibri"/>
-          <w:b w:val="0"/>
-          <w:i w:val="0"/>
-          <w:color w:val="5B6B7A"/>
-          <w:sz w:val="18"/>
-        </w:rPr>
-        <w:t>Technology: Gemini, PyMuPDF    ·    File: core/agents/cv_agent.py</w:t>
-      </w:r>
-    </w:p>
-    <w:p>
-      <w:pPr>
-        <w:pStyle w:val="Heading3"/>
-        <w:spacing w:before="220" w:after="80" w:line="288" w:lineRule="auto"/>
-      </w:pPr>
-      <w:r>
-        <w:rPr>
-          <w:rFonts w:ascii="Calibri" w:hAnsi="Calibri"/>
-          <w:b/>
-          <w:i w:val="0"/>
-          <w:color w:val="3D4F63"/>
-          <w:sz w:val="23"/>
-        </w:rPr>
-        <w:t>M2 — Job description analysis</w:t>
-      </w:r>
-    </w:p>
-    <w:p>
-      <w:pPr>
-        <w:spacing w:line="360" w:lineRule="auto" w:after="160"/>
-        <w:jc w:val="both"/>
-      </w:pPr>
-      <w:r>
-        <w:rPr>
-          <w:rFonts w:ascii="Calibri" w:hAnsi="Calibri"/>
-          <w:b w:val="0"/>
-          <w:i w:val="0"/>
-          <w:color w:val="1F2933"/>
-          <w:sz w:val="22"/>
-        </w:rPr>
-        <w:t>Extracts required and nice-to-have skills, seniority, domain and expected experience from pasted text.</w:t>
-      </w:r>
-    </w:p>
-    <w:p>
-      <w:pPr>
-        <w:spacing w:line="360" w:lineRule="auto" w:after="200"/>
-        <w:jc w:val="both"/>
-      </w:pPr>
-      <w:r>
-        <w:rPr>
-          <w:rFonts w:ascii="Calibri" w:hAnsi="Calibri"/>
-          <w:b w:val="0"/>
-          <w:i w:val="0"/>
-          <w:color w:val="5B6B7A"/>
-          <w:sz w:val="18"/>
-        </w:rPr>
-        <w:t>Technology: Gemini    ·    File: core/agents/jd_agent.py</w:t>
-      </w:r>
-    </w:p>
-    <w:p>
-      <w:pPr>
-        <w:pStyle w:val="Heading3"/>
-        <w:spacing w:before="220" w:after="80" w:line="288" w:lineRule="auto"/>
-      </w:pPr>
-      <w:r>
-        <w:rPr>
-          <w:rFonts w:ascii="Calibri" w:hAnsi="Calibri"/>
-          <w:b/>
-          <w:i w:val="0"/>
-          <w:color w:val="3D4F63"/>
-          <w:sz w:val="23"/>
-        </w:rPr>
-        <w:t>M3 — Skill graph and gap analysis</w:t>
-      </w:r>
-    </w:p>
-    <w:p>
-      <w:pPr>
-        <w:spacing w:line="360" w:lineRule="auto" w:after="160"/>
-        <w:jc w:val="both"/>
-      </w:pPr>
-      <w:r>
-        <w:rPr>
-          <w:rFonts w:ascii="Calibri" w:hAnsi="Calibri"/>
-          <w:b w:val="0"/>
-          <w:i w:val="0"/>
-          <w:color w:val="1F2933"/>
-          <w:sz w:val="22"/>
-        </w:rPr>
-        <w:t>Builds a graph from 1,201 ESCO skills plus technology and soft-skill extensions, resolves both sides onto it through a four-stage matching cascade, and compares them to find gaps.</w:t>
-      </w:r>
-    </w:p>
-    <w:p>
-      <w:pPr>
-        <w:spacing w:line="360" w:lineRule="auto" w:after="200"/>
-        <w:jc w:val="both"/>
-      </w:pPr>
-      <w:r>
-        <w:rPr>
-          <w:rFonts w:ascii="Calibri" w:hAnsi="Calibri"/>
-          <w:b w:val="0"/>
-          <w:i w:val="0"/>
-          <w:color w:val="5B6B7A"/>
-          <w:sz w:val="18"/>
-        </w:rPr>
-        <w:t>Technology: NetworkX, ESCO v1.1.1    ·    File: core/graph/skill_graph.py</w:t>
-      </w:r>
-    </w:p>
-    <w:p>
-      <w:pPr>
-        <w:pStyle w:val="Heading3"/>
-        <w:spacing w:before="220" w:after="80" w:line="288" w:lineRule="auto"/>
-      </w:pPr>
-      <w:r>
-        <w:rPr>
-          <w:rFonts w:ascii="Calibri" w:hAnsi="Calibri"/>
-          <w:b/>
-          <w:i w:val="0"/>
-          <w:color w:val="3D4F63"/>
-          <w:sz w:val="23"/>
-        </w:rPr>
-        <w:t>M4 — Question generation</w:t>
-      </w:r>
-    </w:p>
-    <w:p>
-      <w:pPr>
-        <w:spacing w:line="360" w:lineRule="auto" w:after="160"/>
-        <w:jc w:val="both"/>
-      </w:pPr>
-      <w:r>
-        <w:rPr>
-          <w:rFonts w:ascii="Calibri" w:hAnsi="Calibri"/>
-          <w:b w:val="0"/>
-          <w:i w:val="0"/>
-          <w:color w:val="1F2933"/>
-          <w:sz w:val="22"/>
-        </w:rPr>
-        <w:t>Generates opening, technical, behavioural and closing questions, then re-sorts the technical ones so the highest-priority gaps are asked first.</w:t>
-      </w:r>
-    </w:p>
-    <w:p>
-      <w:pPr>
-        <w:spacing w:line="360" w:lineRule="auto" w:after="200"/>
-        <w:jc w:val="both"/>
-      </w:pPr>
-      <w:r>
-        <w:rPr>
-          <w:rFonts w:ascii="Calibri" w:hAnsi="Calibri"/>
-          <w:b w:val="0"/>
-          <w:i w:val="0"/>
-          <w:color w:val="5B6B7A"/>
-          <w:sz w:val="18"/>
-        </w:rPr>
-        <w:t>Technology: Gemini + graph traversal    ·    File: core/agents/question_agent.py</w:t>
-      </w:r>
-    </w:p>
-    <w:p>
-      <w:pPr>
-        <w:pStyle w:val="Heading3"/>
-        <w:spacing w:before="220" w:after="80" w:line="288" w:lineRule="auto"/>
-      </w:pPr>
-      <w:r>
-        <w:rPr>
-          <w:rFonts w:ascii="Calibri" w:hAnsi="Calibri"/>
-          <w:b/>
-          <w:i w:val="0"/>
-          <w:color w:val="3D4F63"/>
-          <w:sz w:val="23"/>
-        </w:rPr>
-        <w:t>M5 — Voice interview</w:t>
-      </w:r>
-    </w:p>
-    <w:p>
-      <w:pPr>
-        <w:spacing w:line="360" w:lineRule="auto" w:after="160"/>
-        <w:jc w:val="both"/>
-      </w:pPr>
-      <w:r>
-        <w:rPr>
-          <w:rFonts w:ascii="Calibri" w:hAnsi="Calibri"/>
-          <w:b w:val="0"/>
-          <w:i w:val="0"/>
-          <w:color w:val="1F2933"/>
-          <w:sz w:val="22"/>
-        </w:rPr>
-        <w:t>Conducts a spoken interview over WebRTC. Buffers each utterance before synthesis, publishes the question to the screen before speaking it, and falls back between voice providers if one returns no audio.</w:t>
-      </w:r>
-    </w:p>
-    <w:p>
-      <w:pPr>
-        <w:spacing w:line="360" w:lineRule="auto" w:after="200"/>
-        <w:jc w:val="both"/>
-      </w:pPr>
-      <w:r>
-        <w:rPr>
-          <w:rFonts w:ascii="Calibri" w:hAnsi="Calibri"/>
-          <w:b w:val="0"/>
-          <w:i w:val="0"/>
-          <w:color w:val="5B6B7A"/>
-          <w:sz w:val="18"/>
-        </w:rPr>
-        <w:t>Technology: LiveKit, Deepgram, ElevenLabs    ·    File: core/livekit/run_agent.py</w:t>
-      </w:r>
-    </w:p>
-    <w:p>
-      <w:pPr>
-        <w:pStyle w:val="Heading3"/>
-        <w:spacing w:before="220" w:after="80" w:line="288" w:lineRule="auto"/>
-      </w:pPr>
-      <w:r>
-        <w:rPr>
-          <w:rFonts w:ascii="Calibri" w:hAnsi="Calibri"/>
-          <w:b/>
-          <w:i w:val="0"/>
-          <w:color w:val="3D4F63"/>
-          <w:sz w:val="23"/>
-        </w:rPr>
-        <w:t>M5t — Text interview</w:t>
-      </w:r>
-    </w:p>
-    <w:p>
-      <w:pPr>
-        <w:spacing w:line="360" w:lineRule="auto" w:after="160"/>
-        <w:jc w:val="both"/>
-      </w:pPr>
-      <w:r>
-        <w:rPr>
-          <w:rFonts w:ascii="Calibri" w:hAnsi="Calibri"/>
-          <w:b w:val="0"/>
-          <w:i w:val="0"/>
-          <w:color w:val="1F2933"/>
-          <w:sz w:val="22"/>
-        </w:rPr>
-        <w:t>The typed equivalent, sharing the interviewer prompt, question bank and budgets. Produces a transcript of identical shape.</w:t>
-      </w:r>
-    </w:p>
-    <w:p>
-      <w:pPr>
-        <w:spacing w:line="360" w:lineRule="auto" w:after="200"/>
-        <w:jc w:val="both"/>
-      </w:pPr>
-      <w:r>
-        <w:rPr>
-          <w:rFonts w:ascii="Calibri" w:hAnsi="Calibri"/>
-          <w:b w:val="0"/>
-          <w:i w:val="0"/>
-          <w:color w:val="5B6B7A"/>
-          <w:sz w:val="18"/>
-        </w:rPr>
-        <w:t>Technology: FastAPI, Gemini    ·    File: core/pipeline/text_interview.py</w:t>
-      </w:r>
-    </w:p>
-    <w:p>
-      <w:pPr>
-        <w:pStyle w:val="Heading3"/>
-        <w:spacing w:before="220" w:after="80" w:line="288" w:lineRule="auto"/>
-      </w:pPr>
-      <w:r>
-        <w:rPr>
-          <w:rFonts w:ascii="Calibri" w:hAnsi="Calibri"/>
-          <w:b/>
-          <w:i w:val="0"/>
-          <w:color w:val="3D4F63"/>
-          <w:sz w:val="23"/>
-        </w:rPr>
-        <w:t>M6 — Answer evaluation</w:t>
-      </w:r>
-    </w:p>
-    <w:p>
-      <w:pPr>
-        <w:spacing w:line="360" w:lineRule="auto" w:after="160"/>
-        <w:jc w:val="both"/>
-      </w:pPr>
-      <w:r>
-        <w:rPr>
-          <w:rFonts w:ascii="Calibri" w:hAnsi="Calibri"/>
-          <w:b w:val="0"/>
-          <w:i w:val="0"/>
-          <w:color w:val="1F2933"/>
-          <w:sz w:val="22"/>
-        </w:rPr>
-        <w:t>Scores each answer twice against a generated reference under a four-criterion rubric, with the criteria in two different orders. Reports the mean and keeps the disagreement as a reliability signal.</w:t>
-      </w:r>
-    </w:p>
-    <w:p>
-      <w:pPr>
-        <w:spacing w:line="360" w:lineRule="auto" w:after="200"/>
-        <w:jc w:val="both"/>
-      </w:pPr>
-      <w:r>
-        <w:rPr>
-          <w:rFonts w:ascii="Calibri" w:hAnsi="Calibri"/>
-          <w:b w:val="0"/>
-          <w:i w:val="0"/>
-          <w:color w:val="5B6B7A"/>
-          <w:sz w:val="18"/>
-        </w:rPr>
-        <w:t>Technology: Gemini as judge    ·    File: core/evaluator/evaluator.py</w:t>
-      </w:r>
-    </w:p>
-    <w:p>
-      <w:pPr>
-        <w:pStyle w:val="Heading3"/>
-        <w:spacing w:before="220" w:after="80" w:line="288" w:lineRule="auto"/>
-      </w:pPr>
-      <w:r>
-        <w:rPr>
-          <w:rFonts w:ascii="Calibri" w:hAnsi="Calibri"/>
-          <w:b/>
-          <w:i w:val="0"/>
-          <w:color w:val="3D4F63"/>
-          <w:sz w:val="23"/>
-        </w:rPr>
-        <w:t>M6a — Skill state tracking</w:t>
-      </w:r>
-    </w:p>
-    <w:p>
-      <w:pPr>
-        <w:spacing w:line="360" w:lineRule="auto" w:after="160"/>
-        <w:jc w:val="both"/>
-      </w:pPr>
-      <w:r>
-        <w:rPr>
-          <w:rFonts w:ascii="Calibri" w:hAnsi="Calibri"/>
-          <w:b w:val="0"/>
-          <w:i w:val="0"/>
-          <w:color w:val="1F2933"/>
-          <w:sz w:val="22"/>
-        </w:rPr>
-        <w:t>Moves each skill from pending to verified-strong, verified-weak or confirmed-gap as answers arrive.</w:t>
-      </w:r>
-    </w:p>
-    <w:p>
-      <w:pPr>
-        <w:spacing w:line="360" w:lineRule="auto" w:after="200"/>
-        <w:jc w:val="both"/>
-      </w:pPr>
-      <w:r>
-        <w:rPr>
-          <w:rFonts w:ascii="Calibri" w:hAnsi="Calibri"/>
-          <w:b w:val="0"/>
-          <w:i w:val="0"/>
-          <w:color w:val="5B6B7A"/>
-          <w:sz w:val="18"/>
-        </w:rPr>
-        <w:t>Technology: Finite state model    ·    File: core/graph/state.py</w:t>
-      </w:r>
-    </w:p>
-    <w:p>
-      <w:pPr>
-        <w:pStyle w:val="Heading3"/>
-        <w:spacing w:before="220" w:after="80" w:line="288" w:lineRule="auto"/>
-      </w:pPr>
-      <w:r>
-        <w:rPr>
-          <w:rFonts w:ascii="Calibri" w:hAnsi="Calibri"/>
-          <w:b/>
-          <w:i w:val="0"/>
-          <w:color w:val="3D4F63"/>
-          <w:sz w:val="23"/>
-        </w:rPr>
-        <w:t>M7 — Visual attention</w:t>
-      </w:r>
-    </w:p>
-    <w:p>
-      <w:pPr>
-        <w:spacing w:line="360" w:lineRule="auto" w:after="160"/>
-        <w:jc w:val="both"/>
-      </w:pPr>
-      <w:r>
-        <w:rPr>
-          <w:rFonts w:ascii="Calibri" w:hAnsi="Calibri"/>
-          <w:b w:val="0"/>
-          <w:i w:val="0"/>
-          <w:color w:val="1F2933"/>
-          <w:sz w:val="22"/>
-        </w:rPr>
-        <w:t>Derives gaze direction from face landmark geometry, calibrated against the candidate's own neutral pose rather than an assumed ideal.</w:t>
-      </w:r>
-    </w:p>
-    <w:p>
-      <w:pPr>
-        <w:spacing w:line="360" w:lineRule="auto" w:after="200"/>
-        <w:jc w:val="both"/>
-      </w:pPr>
-      <w:r>
-        <w:rPr>
-          <w:rFonts w:ascii="Calibri" w:hAnsi="Calibri"/>
-          <w:b w:val="0"/>
-          <w:i w:val="0"/>
-          <w:color w:val="5B6B7A"/>
-          <w:sz w:val="18"/>
-        </w:rPr>
-        <w:t>Technology: MediaPipe FaceLandmarker    ·    File: frontend/src/lib/vision.js</w:t>
-      </w:r>
-    </w:p>
-    <w:p>
-      <w:pPr>
-        <w:pStyle w:val="Heading3"/>
-        <w:spacing w:before="220" w:after="80" w:line="288" w:lineRule="auto"/>
-      </w:pPr>
-      <w:r>
-        <w:rPr>
-          <w:rFonts w:ascii="Calibri" w:hAnsi="Calibri"/>
-          <w:b/>
-          <w:i w:val="0"/>
-          <w:color w:val="3D4F63"/>
-          <w:sz w:val="23"/>
-        </w:rPr>
-        <w:t>M8 — Posture analysis</w:t>
-      </w:r>
-    </w:p>
-    <w:p>
-      <w:pPr>
-        <w:spacing w:line="360" w:lineRule="auto" w:after="160"/>
-        <w:jc w:val="both"/>
-      </w:pPr>
-      <w:r>
-        <w:rPr>
-          <w:rFonts w:ascii="Calibri" w:hAnsi="Calibri"/>
-          <w:b w:val="0"/>
-          <w:i w:val="0"/>
-          <w:color w:val="1F2933"/>
-          <w:sz w:val="22"/>
-        </w:rPr>
-        <w:t>Shoulder tilt, slouch and lean from pose landmarks.</w:t>
-      </w:r>
-    </w:p>
-    <w:p>
-      <w:pPr>
-        <w:spacing w:line="360" w:lineRule="auto" w:after="200"/>
-        <w:jc w:val="both"/>
-      </w:pPr>
-      <w:r>
-        <w:rPr>
-          <w:rFonts w:ascii="Calibri" w:hAnsi="Calibri"/>
-          <w:b w:val="0"/>
-          <w:i w:val="0"/>
-          <w:color w:val="5B6B7A"/>
-          <w:sz w:val="18"/>
-        </w:rPr>
-        <w:t>Technology: MediaPipe PoseLandmarker    ·    File: frontend/src/lib/vision.js</w:t>
-      </w:r>
-    </w:p>
-    <w:p>
-      <w:pPr>
-        <w:pStyle w:val="Heading3"/>
-        <w:spacing w:before="220" w:after="80" w:line="288" w:lineRule="auto"/>
-      </w:pPr>
-      <w:r>
-        <w:rPr>
-          <w:rFonts w:ascii="Calibri" w:hAnsi="Calibri"/>
-          <w:b/>
-          <w:i w:val="0"/>
-          <w:color w:val="3D4F63"/>
-          <w:sz w:val="23"/>
-        </w:rPr>
-        <w:t>M9 — Behavioural integrity</w:t>
-      </w:r>
-    </w:p>
-    <w:p>
-      <w:pPr>
-        <w:spacing w:line="360" w:lineRule="auto" w:after="160"/>
-        <w:jc w:val="both"/>
-      </w:pPr>
-      <w:r>
-        <w:rPr>
-          <w:rFonts w:ascii="Calibri" w:hAnsi="Calibri"/>
-          <w:b w:val="0"/>
-          <w:i w:val="0"/>
-          <w:color w:val="1F2933"/>
-          <w:sz w:val="22"/>
-        </w:rPr>
-        <w:t>Fits a baseline of normal interview behaviour and flags sessions that depart from it, always naming the specific behaviours responsible.</w:t>
-      </w:r>
-    </w:p>
-    <w:p>
-      <w:pPr>
-        <w:spacing w:line="360" w:lineRule="auto" w:after="200"/>
-        <w:jc w:val="both"/>
-      </w:pPr>
-      <w:r>
-        <w:rPr>
-          <w:rFonts w:ascii="Calibri" w:hAnsi="Calibri"/>
-          <w:b w:val="0"/>
-          <w:i w:val="0"/>
-          <w:color w:val="5B6B7A"/>
-          <w:sz w:val="18"/>
-        </w:rPr>
-        <w:t>Technology: Isolation Forest (scikit-learn)    ·    File: core/evaluator/integrity.py</w:t>
-      </w:r>
-    </w:p>
-    <w:p>
-      <w:pPr>
-        <w:pStyle w:val="Heading3"/>
-        <w:spacing w:before="220" w:after="80" w:line="288" w:lineRule="auto"/>
-      </w:pPr>
-      <w:r>
-        <w:rPr>
-          <w:rFonts w:ascii="Calibri" w:hAnsi="Calibri"/>
-          <w:b/>
-          <w:i w:val="0"/>
-          <w:color w:val="3D4F63"/>
-          <w:sz w:val="23"/>
-        </w:rPr>
-        <w:t>M10 — Vocal delivery</w:t>
-      </w:r>
-    </w:p>
-    <w:p>
-      <w:pPr>
-        <w:spacing w:line="360" w:lineRule="auto" w:after="160"/>
-        <w:jc w:val="both"/>
-      </w:pPr>
-      <w:r>
-        <w:rPr>
-          <w:rFonts w:ascii="Calibri" w:hAnsi="Calibri"/>
-          <w:b w:val="0"/>
-          <w:i w:val="0"/>
-          <w:color w:val="1F2933"/>
-          <w:sz w:val="22"/>
-        </w:rPr>
-        <w:t>Pitch, energy, voiced ratio and pause length, combined into projection, fluency, expression and composure.</w:t>
-      </w:r>
-    </w:p>
-    <w:p>
-      <w:pPr>
-        <w:spacing w:line="360" w:lineRule="auto" w:after="200"/>
-        <w:jc w:val="both"/>
-      </w:pPr>
-      <w:r>
-        <w:rPr>
-          <w:rFonts w:ascii="Calibri" w:hAnsi="Calibri"/>
-          <w:b w:val="0"/>
-          <w:i w:val="0"/>
-          <w:color w:val="5B6B7A"/>
-          <w:sz w:val="18"/>
-        </w:rPr>
-        <w:t>Technology: Web Audio API    ·    File: frontend/src/lib/voice.js</w:t>
-      </w:r>
-    </w:p>
-    <w:p>
-      <w:pPr>
-        <w:pStyle w:val="Heading3"/>
-        <w:spacing w:before="220" w:after="80" w:line="288" w:lineRule="auto"/>
-      </w:pPr>
-      <w:r>
-        <w:rPr>
-          <w:rFonts w:ascii="Calibri" w:hAnsi="Calibri"/>
-          <w:b/>
-          <w:i w:val="0"/>
-          <w:color w:val="3D4F63"/>
-          <w:sz w:val="23"/>
-        </w:rPr>
-        <w:t>M11 — Weighted fusion</w:t>
-      </w:r>
-    </w:p>
-    <w:p>
-      <w:pPr>
-        <w:spacing w:line="360" w:lineRule="auto" w:after="160"/>
-        <w:jc w:val="both"/>
-      </w:pPr>
-      <w:r>
-        <w:rPr>
-          <w:rFonts w:ascii="Calibri" w:hAnsi="Calibri"/>
-          <w:b w:val="0"/>
-          <w:i w:val="0"/>
-          <w:color w:val="1F2933"/>
-          <w:sz w:val="22"/>
-        </w:rPr>
-        <w:t>Combines answer quality (50%), skill coverage (20%), integrity (15%) and engagement (15%) into one recommendation, exposing every contribution.</w:t>
-      </w:r>
-    </w:p>
-    <w:p>
-      <w:pPr>
-        <w:spacing w:line="360" w:lineRule="auto" w:after="200"/>
-        <w:jc w:val="both"/>
-      </w:pPr>
-      <w:r>
-        <w:rPr>
-          <w:rFonts w:ascii="Calibri" w:hAnsi="Calibri"/>
-          <w:b w:val="0"/>
-          <w:i w:val="0"/>
-          <w:color w:val="5B6B7A"/>
-          <w:sz w:val="18"/>
-        </w:rPr>
-        <w:t>Technology: Deterministic weighting    ·    File: core/evaluator/fusion.py</w:t>
-      </w:r>
-    </w:p>
-    <w:p>
-      <w:pPr>
-        <w:pStyle w:val="Heading3"/>
-        <w:spacing w:before="220" w:after="80" w:line="288" w:lineRule="auto"/>
-      </w:pPr>
-      <w:r>
-        <w:rPr>
-          <w:rFonts w:ascii="Calibri" w:hAnsi="Calibri"/>
-          <w:b/>
-          <w:i w:val="0"/>
-          <w:color w:val="3D4F63"/>
-          <w:sz w:val="23"/>
-        </w:rPr>
-        <w:t>M12 — Report assembly</w:t>
-      </w:r>
-    </w:p>
-    <w:p>
-      <w:pPr>
-        <w:spacing w:line="360" w:lineRule="auto" w:after="160"/>
-        <w:jc w:val="both"/>
-      </w:pPr>
-      <w:r>
-        <w:rPr>
-          <w:rFonts w:ascii="Calibri" w:hAnsi="Calibri"/>
-          <w:b w:val="0"/>
-          <w:i w:val="0"/>
-          <w:color w:val="1F2933"/>
-          <w:sz w:val="22"/>
-        </w:rPr>
-        <w:t>Assembles the overall score, per-skill breakdown, per-answer rubric detail, integrity findings and the judge's reliability statistics.</w:t>
-      </w:r>
-    </w:p>
-    <w:p>
-      <w:pPr>
-        <w:spacing w:line="360" w:lineRule="auto" w:after="200"/>
-        <w:jc w:val="both"/>
-      </w:pPr>
-      <w:r>
-        <w:rPr>
-          <w:rFonts w:ascii="Calibri" w:hAnsi="Calibri"/>
-          <w:b w:val="0"/>
-          <w:i w:val="0"/>
-          <w:color w:val="5B6B7A"/>
-          <w:sz w:val="18"/>
-        </w:rPr>
-        <w:t>Technology: Structured templates    ·    File: core/report/generator.py</w:t>
-      </w:r>
     </w:p>
     <w:p>
       <w:r>
@@ -2453,221 +3358,598 @@
         <w:t>7.  How a session runs, end to end</w:t>
       </w:r>
     </w:p>
+    <w:tbl>
+      <w:tblPr>
+        <w:tblStyle w:val="TableGrid"/>
+        <w:tblW w:type="auto" w:w="0"/>
+        <w:jc w:val="center"/>
+        <w:tblLayout w:type="fixed"/>
+        <w:tblLook w:firstColumn="1" w:firstRow="1" w:lastColumn="0" w:lastRow="0" w:noHBand="0" w:noVBand="1" w:val="04A0"/>
+      </w:tblPr>
+      <w:tblGrid>
+        <w:gridCol w:w="3097"/>
+        <w:gridCol w:w="3097"/>
+        <w:gridCol w:w="3097"/>
+      </w:tblGrid>
+      <w:tr>
+        <w:tc>
+          <w:tcPr>
+            <w:tcW w:type="dxa" w:w="510"/>
+            <w:shd w:val="clear" w:fill="2C5282"/>
+          </w:tcPr>
+          <w:p>
+            <w:pPr>
+              <w:spacing w:after="40" w:before="40" w:line="264" w:lineRule="auto"/>
+            </w:pPr>
+            <w:r/>
+            <w:r>
+              <w:rPr>
+                <w:rFonts w:ascii="Calibri" w:hAnsi="Calibri"/>
+                <w:b/>
+                <w:color w:val="FFFFFF"/>
+                <w:sz w:val="17"/>
+              </w:rPr>
+              <w:t>#</w:t>
+            </w:r>
+          </w:p>
+        </w:tc>
+        <w:tc>
+          <w:tcPr>
+            <w:tcW w:type="dxa" w:w="1701"/>
+            <w:shd w:val="clear" w:fill="2C5282"/>
+          </w:tcPr>
+          <w:p>
+            <w:pPr>
+              <w:spacing w:after="40" w:before="40" w:line="264" w:lineRule="auto"/>
+            </w:pPr>
+            <w:r/>
+            <w:r>
+              <w:rPr>
+                <w:rFonts w:ascii="Calibri" w:hAnsi="Calibri"/>
+                <w:b/>
+                <w:color w:val="FFFFFF"/>
+                <w:sz w:val="17"/>
+              </w:rPr>
+              <w:t>Stage</w:t>
+            </w:r>
+          </w:p>
+        </w:tc>
+        <w:tc>
+          <w:tcPr>
+            <w:tcW w:type="dxa" w:w="6576"/>
+            <w:shd w:val="clear" w:fill="2C5282"/>
+          </w:tcPr>
+          <w:p>
+            <w:pPr>
+              <w:spacing w:after="40" w:before="40" w:line="264" w:lineRule="auto"/>
+            </w:pPr>
+            <w:r/>
+            <w:r>
+              <w:rPr>
+                <w:rFonts w:ascii="Calibri" w:hAnsi="Calibri"/>
+                <w:b/>
+                <w:color w:val="FFFFFF"/>
+                <w:sz w:val="17"/>
+              </w:rPr>
+              <w:t>What happens</w:t>
+            </w:r>
+          </w:p>
+        </w:tc>
+      </w:tr>
+      <w:tr>
+        <w:tc>
+          <w:tcPr>
+            <w:tcW w:type="dxa" w:w="510"/>
+          </w:tcPr>
+          <w:p>
+            <w:pPr>
+              <w:spacing w:after="40" w:before="40" w:line="264" w:lineRule="auto"/>
+            </w:pPr>
+            <w:r/>
+            <w:r>
+              <w:rPr>
+                <w:rFonts w:ascii="Calibri" w:hAnsi="Calibri"/>
+                <w:b w:val="0"/>
+                <w:color w:val="1F2933"/>
+                <w:sz w:val="17"/>
+              </w:rPr>
+              <w:t>1</w:t>
+            </w:r>
+          </w:p>
+        </w:tc>
+        <w:tc>
+          <w:tcPr>
+            <w:tcW w:type="dxa" w:w="1701"/>
+          </w:tcPr>
+          <w:p>
+            <w:pPr>
+              <w:spacing w:after="40" w:before="40" w:line="264" w:lineRule="auto"/>
+            </w:pPr>
+            <w:r/>
+            <w:r>
+              <w:rPr>
+                <w:rFonts w:ascii="Calibri" w:hAnsi="Calibri"/>
+                <w:b w:val="0"/>
+                <w:color w:val="1F2933"/>
+                <w:sz w:val="17"/>
+              </w:rPr>
+              <w:t>Upload</w:t>
+            </w:r>
+          </w:p>
+        </w:tc>
+        <w:tc>
+          <w:tcPr>
+            <w:tcW w:type="dxa" w:w="6576"/>
+          </w:tcPr>
+          <w:p>
+            <w:pPr>
+              <w:spacing w:after="40" w:before="40" w:line="264" w:lineRule="auto"/>
+            </w:pPr>
+            <w:r/>
+            <w:r>
+              <w:rPr>
+                <w:rFonts w:ascii="Calibri" w:hAnsi="Calibri"/>
+                <w:b w:val="0"/>
+                <w:color w:val="1F2933"/>
+                <w:sz w:val="17"/>
+              </w:rPr>
+              <w:t>The candidate uploads a CV and the recruiter pastes a job description. M1 and M2 turn both into structured data.</w:t>
+            </w:r>
+          </w:p>
+        </w:tc>
+      </w:tr>
+      <w:tr>
+        <w:tc>
+          <w:tcPr>
+            <w:tcW w:type="dxa" w:w="510"/>
+            <w:shd w:val="clear" w:fill="F4F6F9"/>
+          </w:tcPr>
+          <w:p>
+            <w:pPr>
+              <w:spacing w:after="40" w:before="40" w:line="264" w:lineRule="auto"/>
+            </w:pPr>
+            <w:r/>
+            <w:r>
+              <w:rPr>
+                <w:rFonts w:ascii="Calibri" w:hAnsi="Calibri"/>
+                <w:b w:val="0"/>
+                <w:color w:val="1F2933"/>
+                <w:sz w:val="17"/>
+              </w:rPr>
+              <w:t>2</w:t>
+            </w:r>
+          </w:p>
+        </w:tc>
+        <w:tc>
+          <w:tcPr>
+            <w:tcW w:type="dxa" w:w="1701"/>
+            <w:shd w:val="clear" w:fill="F4F6F9"/>
+          </w:tcPr>
+          <w:p>
+            <w:pPr>
+              <w:spacing w:after="40" w:before="40" w:line="264" w:lineRule="auto"/>
+            </w:pPr>
+            <w:r/>
+            <w:r>
+              <w:rPr>
+                <w:rFonts w:ascii="Calibri" w:hAnsi="Calibri"/>
+                <w:b w:val="0"/>
+                <w:color w:val="1F2933"/>
+                <w:sz w:val="17"/>
+              </w:rPr>
+              <w:t>Skill graph</w:t>
+            </w:r>
+          </w:p>
+        </w:tc>
+        <w:tc>
+          <w:tcPr>
+            <w:tcW w:type="dxa" w:w="6576"/>
+            <w:shd w:val="clear" w:fill="F4F6F9"/>
+          </w:tcPr>
+          <w:p>
+            <w:pPr>
+              <w:spacing w:after="40" w:before="40" w:line="264" w:lineRule="auto"/>
+            </w:pPr>
+            <w:r/>
+            <w:r>
+              <w:rPr>
+                <w:rFonts w:ascii="Calibri" w:hAnsi="Calibri"/>
+                <w:b w:val="0"/>
+                <w:color w:val="1F2933"/>
+                <w:sz w:val="17"/>
+              </w:rPr>
+              <w:t>M3 resolves both sets of skills onto the ESCO graph and compares them, producing a match percentage and a prioritised topic list.</w:t>
+            </w:r>
+          </w:p>
+        </w:tc>
+      </w:tr>
+      <w:tr>
+        <w:tc>
+          <w:tcPr>
+            <w:tcW w:type="dxa" w:w="510"/>
+          </w:tcPr>
+          <w:p>
+            <w:pPr>
+              <w:spacing w:after="40" w:before="40" w:line="264" w:lineRule="auto"/>
+            </w:pPr>
+            <w:r/>
+            <w:r>
+              <w:rPr>
+                <w:rFonts w:ascii="Calibri" w:hAnsi="Calibri"/>
+                <w:b w:val="0"/>
+                <w:color w:val="1F2933"/>
+                <w:sz w:val="17"/>
+              </w:rPr>
+              <w:t>3</w:t>
+            </w:r>
+          </w:p>
+        </w:tc>
+        <w:tc>
+          <w:tcPr>
+            <w:tcW w:type="dxa" w:w="1701"/>
+          </w:tcPr>
+          <w:p>
+            <w:pPr>
+              <w:spacing w:after="40" w:before="40" w:line="264" w:lineRule="auto"/>
+            </w:pPr>
+            <w:r/>
+            <w:r>
+              <w:rPr>
+                <w:rFonts w:ascii="Calibri" w:hAnsi="Calibri"/>
+                <w:b w:val="0"/>
+                <w:color w:val="1F2933"/>
+                <w:sz w:val="17"/>
+              </w:rPr>
+              <w:t>Questions</w:t>
+            </w:r>
+          </w:p>
+        </w:tc>
+        <w:tc>
+          <w:tcPr>
+            <w:tcW w:type="dxa" w:w="6576"/>
+          </w:tcPr>
+          <w:p>
+            <w:pPr>
+              <w:spacing w:after="40" w:before="40" w:line="264" w:lineRule="auto"/>
+            </w:pPr>
+            <w:r/>
+            <w:r>
+              <w:rPr>
+                <w:rFonts w:ascii="Calibri" w:hAnsi="Calibri"/>
+                <w:b w:val="0"/>
+                <w:color w:val="1F2933"/>
+                <w:sz w:val="17"/>
+              </w:rPr>
+              <w:t>M4 generates the interview and re-sorts the technical questions so the highest-priority gaps are asked while time remains.</w:t>
+            </w:r>
+          </w:p>
+        </w:tc>
+      </w:tr>
+      <w:tr>
+        <w:tc>
+          <w:tcPr>
+            <w:tcW w:type="dxa" w:w="510"/>
+            <w:shd w:val="clear" w:fill="F4F6F9"/>
+          </w:tcPr>
+          <w:p>
+            <w:pPr>
+              <w:spacing w:after="40" w:before="40" w:line="264" w:lineRule="auto"/>
+            </w:pPr>
+            <w:r/>
+            <w:r>
+              <w:rPr>
+                <w:rFonts w:ascii="Calibri" w:hAnsi="Calibri"/>
+                <w:b w:val="0"/>
+                <w:color w:val="1F2933"/>
+                <w:sz w:val="17"/>
+              </w:rPr>
+              <w:t>4</w:t>
+            </w:r>
+          </w:p>
+        </w:tc>
+        <w:tc>
+          <w:tcPr>
+            <w:tcW w:type="dxa" w:w="1701"/>
+            <w:shd w:val="clear" w:fill="F4F6F9"/>
+          </w:tcPr>
+          <w:p>
+            <w:pPr>
+              <w:spacing w:after="40" w:before="40" w:line="264" w:lineRule="auto"/>
+            </w:pPr>
+            <w:r/>
+            <w:r>
+              <w:rPr>
+                <w:rFonts w:ascii="Calibri" w:hAnsi="Calibri"/>
+                <w:b w:val="0"/>
+                <w:color w:val="1F2933"/>
+                <w:sz w:val="17"/>
+              </w:rPr>
+              <w:t>Device check</w:t>
+            </w:r>
+          </w:p>
+        </w:tc>
+        <w:tc>
+          <w:tcPr>
+            <w:tcW w:type="dxa" w:w="6576"/>
+            <w:shd w:val="clear" w:fill="F4F6F9"/>
+          </w:tcPr>
+          <w:p>
+            <w:pPr>
+              <w:spacing w:after="40" w:before="40" w:line="264" w:lineRule="auto"/>
+            </w:pPr>
+            <w:r/>
+            <w:r>
+              <w:rPr>
+                <w:rFonts w:ascii="Calibri" w:hAnsi="Calibri"/>
+                <w:b w:val="0"/>
+                <w:color w:val="1F2933"/>
+                <w:sz w:val="17"/>
+              </w:rPr>
+              <w:t>The candidate checks camera and microphone and chooses voice or text. Meanwhile the media server and agent start in the background, hiding about twelve seconds of start-up.</w:t>
+            </w:r>
+          </w:p>
+        </w:tc>
+      </w:tr>
+      <w:tr>
+        <w:tc>
+          <w:tcPr>
+            <w:tcW w:type="dxa" w:w="510"/>
+          </w:tcPr>
+          <w:p>
+            <w:pPr>
+              <w:spacing w:after="40" w:before="40" w:line="264" w:lineRule="auto"/>
+            </w:pPr>
+            <w:r/>
+            <w:r>
+              <w:rPr>
+                <w:rFonts w:ascii="Calibri" w:hAnsi="Calibri"/>
+                <w:b w:val="0"/>
+                <w:color w:val="1F2933"/>
+                <w:sz w:val="17"/>
+              </w:rPr>
+              <w:t>5</w:t>
+            </w:r>
+          </w:p>
+        </w:tc>
+        <w:tc>
+          <w:tcPr>
+            <w:tcW w:type="dxa" w:w="1701"/>
+          </w:tcPr>
+          <w:p>
+            <w:pPr>
+              <w:spacing w:after="40" w:before="40" w:line="264" w:lineRule="auto"/>
+            </w:pPr>
+            <w:r/>
+            <w:r>
+              <w:rPr>
+                <w:rFonts w:ascii="Calibri" w:hAnsi="Calibri"/>
+                <w:b w:val="0"/>
+                <w:color w:val="1F2933"/>
+                <w:sz w:val="17"/>
+              </w:rPr>
+              <w:t>Interview</w:t>
+            </w:r>
+          </w:p>
+        </w:tc>
+        <w:tc>
+          <w:tcPr>
+            <w:tcW w:type="dxa" w:w="6576"/>
+          </w:tcPr>
+          <w:p>
+            <w:pPr>
+              <w:spacing w:after="40" w:before="40" w:line="264" w:lineRule="auto"/>
+            </w:pPr>
+            <w:r/>
+            <w:r>
+              <w:rPr>
+                <w:rFonts w:ascii="Calibri" w:hAnsi="Calibri"/>
+                <w:b w:val="0"/>
+                <w:color w:val="1F2933"/>
+                <w:sz w:val="17"/>
+              </w:rPr>
+              <w:t>M5 conducts the session. M7, M8 and M10 measure presence in the browser. Tab switches and pasted answers are recorded.</w:t>
+            </w:r>
+          </w:p>
+        </w:tc>
+      </w:tr>
+      <w:tr>
+        <w:tc>
+          <w:tcPr>
+            <w:tcW w:type="dxa" w:w="510"/>
+            <w:shd w:val="clear" w:fill="F4F6F9"/>
+          </w:tcPr>
+          <w:p>
+            <w:pPr>
+              <w:spacing w:after="40" w:before="40" w:line="264" w:lineRule="auto"/>
+            </w:pPr>
+            <w:r/>
+            <w:r>
+              <w:rPr>
+                <w:rFonts w:ascii="Calibri" w:hAnsi="Calibri"/>
+                <w:b w:val="0"/>
+                <w:color w:val="1F2933"/>
+                <w:sz w:val="17"/>
+              </w:rPr>
+              <w:t>6</w:t>
+            </w:r>
+          </w:p>
+        </w:tc>
+        <w:tc>
+          <w:tcPr>
+            <w:tcW w:type="dxa" w:w="1701"/>
+            <w:shd w:val="clear" w:fill="F4F6F9"/>
+          </w:tcPr>
+          <w:p>
+            <w:pPr>
+              <w:spacing w:after="40" w:before="40" w:line="264" w:lineRule="auto"/>
+            </w:pPr>
+            <w:r/>
+            <w:r>
+              <w:rPr>
+                <w:rFonts w:ascii="Calibri" w:hAnsi="Calibri"/>
+                <w:b w:val="0"/>
+                <w:color w:val="1F2933"/>
+                <w:sz w:val="17"/>
+              </w:rPr>
+              <w:t>Scoring</w:t>
+            </w:r>
+          </w:p>
+        </w:tc>
+        <w:tc>
+          <w:tcPr>
+            <w:tcW w:type="dxa" w:w="6576"/>
+            <w:shd w:val="clear" w:fill="F4F6F9"/>
+          </w:tcPr>
+          <w:p>
+            <w:pPr>
+              <w:spacing w:after="40" w:before="40" w:line="264" w:lineRule="auto"/>
+            </w:pPr>
+            <w:r/>
+            <w:r>
+              <w:rPr>
+                <w:rFonts w:ascii="Calibri" w:hAnsi="Calibri"/>
+                <w:b w:val="0"/>
+                <w:color w:val="1F2933"/>
+                <w:sz w:val="17"/>
+              </w:rPr>
+              <w:t>The transcript is paired into exchanges, greetings and sign-offs are excluded, and every substantive answer is scored twice by M6.</w:t>
+            </w:r>
+          </w:p>
+        </w:tc>
+      </w:tr>
+      <w:tr>
+        <w:tc>
+          <w:tcPr>
+            <w:tcW w:type="dxa" w:w="510"/>
+          </w:tcPr>
+          <w:p>
+            <w:pPr>
+              <w:spacing w:after="40" w:before="40" w:line="264" w:lineRule="auto"/>
+            </w:pPr>
+            <w:r/>
+            <w:r>
+              <w:rPr>
+                <w:rFonts w:ascii="Calibri" w:hAnsi="Calibri"/>
+                <w:b w:val="0"/>
+                <w:color w:val="1F2933"/>
+                <w:sz w:val="17"/>
+              </w:rPr>
+              <w:t>7</w:t>
+            </w:r>
+          </w:p>
+        </w:tc>
+        <w:tc>
+          <w:tcPr>
+            <w:tcW w:type="dxa" w:w="1701"/>
+          </w:tcPr>
+          <w:p>
+            <w:pPr>
+              <w:spacing w:after="40" w:before="40" w:line="264" w:lineRule="auto"/>
+            </w:pPr>
+            <w:r/>
+            <w:r>
+              <w:rPr>
+                <w:rFonts w:ascii="Calibri" w:hAnsi="Calibri"/>
+                <w:b w:val="0"/>
+                <w:color w:val="1F2933"/>
+                <w:sz w:val="17"/>
+              </w:rPr>
+              <w:t>Integrity</w:t>
+            </w:r>
+          </w:p>
+        </w:tc>
+        <w:tc>
+          <w:tcPr>
+            <w:tcW w:type="dxa" w:w="6576"/>
+          </w:tcPr>
+          <w:p>
+            <w:pPr>
+              <w:spacing w:after="40" w:before="40" w:line="264" w:lineRule="auto"/>
+            </w:pPr>
+            <w:r/>
+            <w:r>
+              <w:rPr>
+                <w:rFonts w:ascii="Calibri" w:hAnsi="Calibri"/>
+                <w:b w:val="0"/>
+                <w:color w:val="1F2933"/>
+                <w:sz w:val="17"/>
+              </w:rPr>
+              <w:t>M9 derives behavioural features from timing and telemetry and compares them against its baseline.</w:t>
+            </w:r>
+          </w:p>
+        </w:tc>
+      </w:tr>
+      <w:tr>
+        <w:tc>
+          <w:tcPr>
+            <w:tcW w:type="dxa" w:w="510"/>
+            <w:shd w:val="clear" w:fill="F4F6F9"/>
+          </w:tcPr>
+          <w:p>
+            <w:pPr>
+              <w:spacing w:after="40" w:before="40" w:line="264" w:lineRule="auto"/>
+            </w:pPr>
+            <w:r/>
+            <w:r>
+              <w:rPr>
+                <w:rFonts w:ascii="Calibri" w:hAnsi="Calibri"/>
+                <w:b w:val="0"/>
+                <w:color w:val="1F2933"/>
+                <w:sz w:val="17"/>
+              </w:rPr>
+              <w:t>8</w:t>
+            </w:r>
+          </w:p>
+        </w:tc>
+        <w:tc>
+          <w:tcPr>
+            <w:tcW w:type="dxa" w:w="1701"/>
+            <w:shd w:val="clear" w:fill="F4F6F9"/>
+          </w:tcPr>
+          <w:p>
+            <w:pPr>
+              <w:spacing w:after="40" w:before="40" w:line="264" w:lineRule="auto"/>
+            </w:pPr>
+            <w:r/>
+            <w:r>
+              <w:rPr>
+                <w:rFonts w:ascii="Calibri" w:hAnsi="Calibri"/>
+                <w:b w:val="0"/>
+                <w:color w:val="1F2933"/>
+                <w:sz w:val="17"/>
+              </w:rPr>
+              <w:t>Report</w:t>
+            </w:r>
+          </w:p>
+        </w:tc>
+        <w:tc>
+          <w:tcPr>
+            <w:tcW w:type="dxa" w:w="6576"/>
+            <w:shd w:val="clear" w:fill="F4F6F9"/>
+          </w:tcPr>
+          <w:p>
+            <w:pPr>
+              <w:spacing w:after="40" w:before="40" w:line="264" w:lineRule="auto"/>
+            </w:pPr>
+            <w:r/>
+            <w:r>
+              <w:rPr>
+                <w:rFonts w:ascii="Calibri" w:hAnsi="Calibri"/>
+                <w:b w:val="0"/>
+                <w:color w:val="1F2933"/>
+                <w:sz w:val="17"/>
+              </w:rPr>
+              <w:t>M11 fuses the components and M12 assembles the report: overall score, per-skill verdicts, per-answer rubric detail, integrity findings, and how consistent the judge was with itself.</w:t>
+            </w:r>
+          </w:p>
+        </w:tc>
+      </w:tr>
+    </w:tbl>
     <w:p>
       <w:pPr>
-        <w:pStyle w:val="ListBullet"/>
-        <w:spacing w:line="360" w:lineRule="auto" w:after="80"/>
-        <w:ind w:left="425"/>
+        <w:spacing w:line="360" w:lineRule="auto" w:after="120"/>
+        <w:jc w:val="both"/>
       </w:pPr>
-      <w:r>
-        <w:rPr>
-          <w:rFonts w:ascii="Calibri" w:hAnsi="Calibri"/>
-          <w:b/>
-          <w:i w:val="0"/>
-          <w:color w:val="1F2933"/>
-          <w:sz w:val="22"/>
-        </w:rPr>
-        <w:t xml:space="preserve">1. Upload — </w:t>
-      </w:r>
-      <w:r>
-        <w:rPr>
-          <w:rFonts w:ascii="Calibri" w:hAnsi="Calibri"/>
-          <w:b w:val="0"/>
-          <w:i w:val="0"/>
-          <w:color w:val="1F2933"/>
-          <w:sz w:val="22"/>
-        </w:rPr>
-        <w:t>The candidate uploads a CV and the recruiter pastes a job description. M1 and M2 turn both into structured data.</w:t>
-      </w:r>
-    </w:p>
-    <w:p>
-      <w:pPr>
-        <w:pStyle w:val="ListBullet"/>
-        <w:spacing w:line="360" w:lineRule="auto" w:after="80"/>
-        <w:ind w:left="425"/>
-      </w:pPr>
-      <w:r>
-        <w:rPr>
-          <w:rFonts w:ascii="Calibri" w:hAnsi="Calibri"/>
-          <w:b/>
-          <w:i w:val="0"/>
-          <w:color w:val="1F2933"/>
-          <w:sz w:val="22"/>
-        </w:rPr>
-        <w:t xml:space="preserve">2. Skill graph — </w:t>
-      </w:r>
-      <w:r>
-        <w:rPr>
-          <w:rFonts w:ascii="Calibri" w:hAnsi="Calibri"/>
-          <w:b w:val="0"/>
-          <w:i w:val="0"/>
-          <w:color w:val="1F2933"/>
-          <w:sz w:val="22"/>
-        </w:rPr>
-        <w:t>M3 resolves both sets of skills onto the ESCO graph and compares them, producing a match percentage and a prioritised topic list.</w:t>
-      </w:r>
-    </w:p>
-    <w:p>
-      <w:pPr>
-        <w:pStyle w:val="ListBullet"/>
-        <w:spacing w:line="360" w:lineRule="auto" w:after="80"/>
-        <w:ind w:left="425"/>
-      </w:pPr>
-      <w:r>
-        <w:rPr>
-          <w:rFonts w:ascii="Calibri" w:hAnsi="Calibri"/>
-          <w:b/>
-          <w:i w:val="0"/>
-          <w:color w:val="1F2933"/>
-          <w:sz w:val="22"/>
-        </w:rPr>
-        <w:t xml:space="preserve">3. Questions — </w:t>
-      </w:r>
-      <w:r>
-        <w:rPr>
-          <w:rFonts w:ascii="Calibri" w:hAnsi="Calibri"/>
-          <w:b w:val="0"/>
-          <w:i w:val="0"/>
-          <w:color w:val="1F2933"/>
-          <w:sz w:val="22"/>
-        </w:rPr>
-        <w:t>M4 generates the interview and re-sorts the technical questions so the highest-priority gaps are asked while time remains.</w:t>
-      </w:r>
-    </w:p>
-    <w:p>
-      <w:pPr>
-        <w:pStyle w:val="ListBullet"/>
-        <w:spacing w:line="360" w:lineRule="auto" w:after="80"/>
-        <w:ind w:left="425"/>
-      </w:pPr>
-      <w:r>
-        <w:rPr>
-          <w:rFonts w:ascii="Calibri" w:hAnsi="Calibri"/>
-          <w:b/>
-          <w:i w:val="0"/>
-          <w:color w:val="1F2933"/>
-          <w:sz w:val="22"/>
-        </w:rPr>
-        <w:t xml:space="preserve">4. Device check — </w:t>
-      </w:r>
-      <w:r>
-        <w:rPr>
-          <w:rFonts w:ascii="Calibri" w:hAnsi="Calibri"/>
-          <w:b w:val="0"/>
-          <w:i w:val="0"/>
-          <w:color w:val="1F2933"/>
-          <w:sz w:val="22"/>
-        </w:rPr>
-        <w:t>The candidate checks camera and microphone and chooses voice or text. Meanwhile the media server and agent start in the background, hiding about twelve seconds of start-up.</w:t>
-      </w:r>
-    </w:p>
-    <w:p>
-      <w:pPr>
-        <w:pStyle w:val="ListBullet"/>
-        <w:spacing w:line="360" w:lineRule="auto" w:after="80"/>
-        <w:ind w:left="425"/>
-      </w:pPr>
-      <w:r>
-        <w:rPr>
-          <w:rFonts w:ascii="Calibri" w:hAnsi="Calibri"/>
-          <w:b/>
-          <w:i w:val="0"/>
-          <w:color w:val="1F2933"/>
-          <w:sz w:val="22"/>
-        </w:rPr>
-        <w:t xml:space="preserve">5. Interview — </w:t>
-      </w:r>
-      <w:r>
-        <w:rPr>
-          <w:rFonts w:ascii="Calibri" w:hAnsi="Calibri"/>
-          <w:b w:val="0"/>
-          <w:i w:val="0"/>
-          <w:color w:val="1F2933"/>
-          <w:sz w:val="22"/>
-        </w:rPr>
-        <w:t>M5 conducts the session. M7, M8 and M10 measure presence in the browser. Tab switches and pasted answers are recorded.</w:t>
-      </w:r>
-    </w:p>
-    <w:p>
-      <w:pPr>
-        <w:pStyle w:val="ListBullet"/>
-        <w:spacing w:line="360" w:lineRule="auto" w:after="80"/>
-        <w:ind w:left="425"/>
-      </w:pPr>
-      <w:r>
-        <w:rPr>
-          <w:rFonts w:ascii="Calibri" w:hAnsi="Calibri"/>
-          <w:b/>
-          <w:i w:val="0"/>
-          <w:color w:val="1F2933"/>
-          <w:sz w:val="22"/>
-        </w:rPr>
-        <w:t xml:space="preserve">6. Scoring — </w:t>
-      </w:r>
-      <w:r>
-        <w:rPr>
-          <w:rFonts w:ascii="Calibri" w:hAnsi="Calibri"/>
-          <w:b w:val="0"/>
-          <w:i w:val="0"/>
-          <w:color w:val="1F2933"/>
-          <w:sz w:val="22"/>
-        </w:rPr>
-        <w:t>The transcript is paired into exchanges, greetings and sign-offs are excluded, and every substantive answer is scored twice by M6.</w:t>
-      </w:r>
-    </w:p>
-    <w:p>
-      <w:pPr>
-        <w:pStyle w:val="ListBullet"/>
-        <w:spacing w:line="360" w:lineRule="auto" w:after="80"/>
-        <w:ind w:left="425"/>
-      </w:pPr>
-      <w:r>
-        <w:rPr>
-          <w:rFonts w:ascii="Calibri" w:hAnsi="Calibri"/>
-          <w:b/>
-          <w:i w:val="0"/>
-          <w:color w:val="1F2933"/>
-          <w:sz w:val="22"/>
-        </w:rPr>
-        <w:t xml:space="preserve">7. Integrity — </w:t>
-      </w:r>
-      <w:r>
-        <w:rPr>
-          <w:rFonts w:ascii="Calibri" w:hAnsi="Calibri"/>
-          <w:b w:val="0"/>
-          <w:i w:val="0"/>
-          <w:color w:val="1F2933"/>
-          <w:sz w:val="22"/>
-        </w:rPr>
-        <w:t>M9 derives behavioural features from timing and telemetry and compares them against its baseline.</w:t>
-      </w:r>
-    </w:p>
-    <w:p>
-      <w:pPr>
-        <w:pStyle w:val="ListBullet"/>
-        <w:spacing w:line="360" w:lineRule="auto" w:after="80"/>
-        <w:ind w:left="425"/>
-      </w:pPr>
-      <w:r>
-        <w:rPr>
-          <w:rFonts w:ascii="Calibri" w:hAnsi="Calibri"/>
-          <w:b/>
-          <w:i w:val="0"/>
-          <w:color w:val="1F2933"/>
-          <w:sz w:val="22"/>
-        </w:rPr>
-        <w:t xml:space="preserve">8. Report — </w:t>
-      </w:r>
-      <w:r>
-        <w:rPr>
-          <w:rFonts w:ascii="Calibri" w:hAnsi="Calibri"/>
-          <w:b w:val="0"/>
-          <w:i w:val="0"/>
-          <w:color w:val="1F2933"/>
-          <w:sz w:val="22"/>
-        </w:rPr>
-        <w:t>M11 fuses the components and M12 assembles the report: overall score, per-skill verdicts, per-answer rubric detail, integrity findings, and how consistent the judge was with itself.</w:t>
-      </w:r>
     </w:p>
     <w:p>
       <w:pPr>
@@ -3968,11 +5250,89 @@
           </w:p>
         </w:tc>
       </w:tr>
+    </w:tbl>
+    <w:p>
+      <w:pPr>
+        <w:spacing w:line="360" w:lineRule="auto" w:after="120"/>
+        <w:jc w:val="both"/>
+      </w:pPr>
+    </w:p>
+    <w:p>
+      <w:pPr>
+        <w:pStyle w:val="Heading3"/>
+        <w:spacing w:before="220" w:after="80" w:line="288" w:lineRule="auto"/>
+      </w:pPr>
+      <w:r>
+        <w:rPr>
+          <w:rFonts w:ascii="Calibri" w:hAnsi="Calibri"/>
+          <w:b/>
+          <w:i w:val="0"/>
+          <w:color w:val="3D4F63"/>
+          <w:sz w:val="23"/>
+        </w:rPr>
+        <w:t>report</w:t>
+      </w:r>
+    </w:p>
+    <w:tbl>
+      <w:tblPr>
+        <w:tblStyle w:val="TableGrid"/>
+        <w:tblW w:type="auto" w:w="0"/>
+        <w:jc w:val="center"/>
+        <w:tblLayout w:type="fixed"/>
+        <w:tblLook w:firstColumn="1" w:firstRow="1" w:lastColumn="0" w:lastRow="0" w:noHBand="0" w:noVBand="1" w:val="04A0"/>
+      </w:tblPr>
+      <w:tblGrid>
+        <w:gridCol w:w="4646"/>
+        <w:gridCol w:w="4646"/>
+      </w:tblGrid>
       <w:tr>
         <w:tc>
           <w:tcPr>
             <w:tcW w:type="dxa" w:w="3515"/>
-            <w:shd w:val="clear" w:fill="F4F6F9"/>
+            <w:shd w:val="clear" w:fill="2C5282"/>
+          </w:tcPr>
+          <w:p>
+            <w:pPr>
+              <w:spacing w:after="40" w:before="40" w:line="264" w:lineRule="auto"/>
+            </w:pPr>
+            <w:r/>
+            <w:r>
+              <w:rPr>
+                <w:rFonts w:ascii="Calibri" w:hAnsi="Calibri"/>
+                <w:b/>
+                <w:color w:val="FFFFFF"/>
+                <w:sz w:val="17"/>
+              </w:rPr>
+              <w:t>File</w:t>
+            </w:r>
+          </w:p>
+        </w:tc>
+        <w:tc>
+          <w:tcPr>
+            <w:tcW w:type="dxa" w:w="5272"/>
+            <w:shd w:val="clear" w:fill="2C5282"/>
+          </w:tcPr>
+          <w:p>
+            <w:pPr>
+              <w:spacing w:after="40" w:before="40" w:line="264" w:lineRule="auto"/>
+            </w:pPr>
+            <w:r/>
+            <w:r>
+              <w:rPr>
+                <w:rFonts w:ascii="Calibri" w:hAnsi="Calibri"/>
+                <w:b/>
+                <w:color w:val="FFFFFF"/>
+                <w:sz w:val="17"/>
+              </w:rPr>
+              <w:t>Purpose</w:t>
+            </w:r>
+          </w:p>
+        </w:tc>
+      </w:tr>
+      <w:tr>
+        <w:tc>
+          <w:tcPr>
+            <w:tcW w:type="dxa" w:w="3515"/>
           </w:tcPr>
           <w:p>
             <w:pPr>
@@ -3986,14 +5346,13 @@
                 <w:color w:val="1F2933"/>
                 <w:sz w:val="17"/>
               </w:rPr>
-              <w:t>build_guide.py</w:t>
+              <w:t>report/build_guide.py</w:t>
             </w:r>
           </w:p>
         </w:tc>
         <w:tc>
           <w:tcPr>
             <w:tcW w:type="dxa" w:w="5272"/>
-            <w:shd w:val="clear" w:fill="F4F6F9"/>
           </w:tcPr>
           <w:p>
             <w:pPr>
@@ -4008,6 +5367,85 @@
                 <w:sz w:val="17"/>
               </w:rPr>
               <w:t>Generates this document from the live project.</w:t>
+            </w:r>
+          </w:p>
+        </w:tc>
+      </w:tr>
+    </w:tbl>
+    <w:p>
+      <w:pPr>
+        <w:spacing w:line="360" w:lineRule="auto" w:after="120"/>
+        <w:jc w:val="both"/>
+      </w:pPr>
+    </w:p>
+    <w:p>
+      <w:pPr>
+        <w:pStyle w:val="Heading3"/>
+        <w:spacing w:before="220" w:after="80" w:line="288" w:lineRule="auto"/>
+      </w:pPr>
+      <w:r>
+        <w:rPr>
+          <w:rFonts w:ascii="Calibri" w:hAnsi="Calibri"/>
+          <w:b/>
+          <w:i w:val="0"/>
+          <w:color w:val="3D4F63"/>
+          <w:sz w:val="23"/>
+        </w:rPr>
+        <w:t>(root)</w:t>
+      </w:r>
+    </w:p>
+    <w:tbl>
+      <w:tblPr>
+        <w:tblStyle w:val="TableGrid"/>
+        <w:tblW w:type="auto" w:w="0"/>
+        <w:jc w:val="center"/>
+        <w:tblLayout w:type="fixed"/>
+        <w:tblLook w:firstColumn="1" w:firstRow="1" w:lastColumn="0" w:lastRow="0" w:noHBand="0" w:noVBand="1" w:val="04A0"/>
+      </w:tblPr>
+      <w:tblGrid>
+        <w:gridCol w:w="4646"/>
+        <w:gridCol w:w="4646"/>
+      </w:tblGrid>
+      <w:tr>
+        <w:tc>
+          <w:tcPr>
+            <w:tcW w:type="dxa" w:w="3515"/>
+            <w:shd w:val="clear" w:fill="2C5282"/>
+          </w:tcPr>
+          <w:p>
+            <w:pPr>
+              <w:spacing w:after="40" w:before="40" w:line="264" w:lineRule="auto"/>
+            </w:pPr>
+            <w:r/>
+            <w:r>
+              <w:rPr>
+                <w:rFonts w:ascii="Calibri" w:hAnsi="Calibri"/>
+                <w:b/>
+                <w:color w:val="FFFFFF"/>
+                <w:sz w:val="17"/>
+              </w:rPr>
+              <w:t>File</w:t>
+            </w:r>
+          </w:p>
+        </w:tc>
+        <w:tc>
+          <w:tcPr>
+            <w:tcW w:type="dxa" w:w="5272"/>
+            <w:shd w:val="clear" w:fill="2C5282"/>
+          </w:tcPr>
+          <w:p>
+            <w:pPr>
+              <w:spacing w:after="40" w:before="40" w:line="264" w:lineRule="auto"/>
+            </w:pPr>
+            <w:r/>
+            <w:r>
+              <w:rPr>
+                <w:rFonts w:ascii="Calibri" w:hAnsi="Calibri"/>
+                <w:b/>
+                <w:color w:val="FFFFFF"/>
+                <w:sz w:val="17"/>
+              </w:rPr>
+              <w:t>Purpose</w:t>
             </w:r>
           </w:p>
         </w:tc>
@@ -4258,7 +5696,7 @@
                 <w:color w:val="1F2933"/>
                 <w:sz w:val="17"/>
               </w:rPr>
-              <w:t>Runtime dependencies, pinned to the verified versions.</w:t>
+              <w:t>Every Python dependency, pinned to the versions this project was verified against.</w:t>
             </w:r>
           </w:p>
         </w:tc>
@@ -4280,7 +5718,7 @@
                 <w:color w:val="1F2933"/>
                 <w:sz w:val="17"/>
               </w:rPr>
-              <w:t>InterviewAI/requirements-dev.txt</w:t>
+              <w:t>InterviewAI/SETUP.md</w:t>
             </w:r>
           </w:p>
         </w:tc>
@@ -4300,7 +5738,7 @@
                 <w:color w:val="1F2933"/>
                 <w:sz w:val="17"/>
               </w:rPr>
-              <w:t>Test runner and document builders.</w:t>
+              <w:t>Setup guide and troubleshooting table.</w:t>
             </w:r>
           </w:p>
         </w:tc>
@@ -4323,7 +5761,7 @@
                 <w:color w:val="1F2933"/>
                 <w:sz w:val="17"/>
               </w:rPr>
-              <w:t>InterviewAI/SETUP.md</w:t>
+              <w:t>InterviewAI/.env.example</w:t>
             </w:r>
           </w:p>
         </w:tc>
@@ -4344,7 +5782,7 @@
                 <w:color w:val="1F2933"/>
                 <w:sz w:val="17"/>
               </w:rPr>
-              <w:t>Setup guide and troubleshooting table.</w:t>
+              <w:t>Template for the three API keys.</w:t>
             </w:r>
           </w:p>
         </w:tc>
@@ -4366,7 +5804,7 @@
                 <w:color w:val="1F2933"/>
                 <w:sz w:val="17"/>
               </w:rPr>
-              <w:t>InterviewAI/.env.example</w:t>
+              <w:t>InterviewAI/core/config.py</w:t>
             </w:r>
           </w:p>
         </w:tc>
@@ -4386,7 +5824,7 @@
                 <w:color w:val="1F2933"/>
                 <w:sz w:val="17"/>
               </w:rPr>
-              <w:t>Template for the three API keys.</w:t>
+              <w:t>Thresholds and environment configuration in one place: score bands, question limits, the minimum answer length.</w:t>
             </w:r>
           </w:p>
         </w:tc>
@@ -4409,7 +5847,7 @@
                 <w:color w:val="1F2933"/>
                 <w:sz w:val="17"/>
               </w:rPr>
-              <w:t>InterviewAI/core/config.py</w:t>
+              <w:t>InterviewAI/core/llm.py</w:t>
             </w:r>
           </w:p>
         </w:tc>
@@ -4430,7 +5868,7 @@
                 <w:color w:val="1F2933"/>
                 <w:sz w:val="17"/>
               </w:rPr>
-              <w:t>Thresholds and environment configuration in one place: score bands, question limits, the minimum answer length.</w:t>
+              <w:t>Gemini client. Handles JSON repair when the model returns malformed output, and counts API usage.</w:t>
             </w:r>
           </w:p>
         </w:tc>
@@ -4452,7 +5890,7 @@
                 <w:color w:val="1F2933"/>
                 <w:sz w:val="17"/>
               </w:rPr>
-              <w:t>InterviewAI/core/llm.py</w:t>
+              <w:t>InterviewAI/core/agents/cv_agent.py</w:t>
             </w:r>
           </w:p>
         </w:tc>
@@ -4472,7 +5910,7 @@
                 <w:color w:val="1F2933"/>
                 <w:sz w:val="17"/>
               </w:rPr>
-              <w:t>Gemini client. Handles JSON repair when the model returns malformed output, and counts API usage.</w:t>
+              <w:t>M1 — extracts a structured profile from a CV.</w:t>
             </w:r>
           </w:p>
         </w:tc>
@@ -4495,7 +5933,7 @@
                 <w:color w:val="1F2933"/>
                 <w:sz w:val="17"/>
               </w:rPr>
-              <w:t>InterviewAI/core/agents/cv_agent.py</w:t>
+              <w:t>InterviewAI/core/agents/jd_agent.py</w:t>
             </w:r>
           </w:p>
         </w:tc>
@@ -4516,7 +5954,7 @@
                 <w:color w:val="1F2933"/>
                 <w:sz w:val="17"/>
               </w:rPr>
-              <w:t>M1 — extracts a structured profile from a CV.</w:t>
+              <w:t>M2 — extracts requirements from a job description.</w:t>
             </w:r>
           </w:p>
         </w:tc>
@@ -4538,7 +5976,7 @@
                 <w:color w:val="1F2933"/>
                 <w:sz w:val="17"/>
               </w:rPr>
-              <w:t>InterviewAI/core/agents/jd_agent.py</w:t>
+              <w:t>InterviewAI/core/agents/question_agent.py</w:t>
             </w:r>
           </w:p>
         </w:tc>
@@ -4558,7 +5996,7 @@
                 <w:color w:val="1F2933"/>
                 <w:sz w:val="17"/>
               </w:rPr>
-              <w:t>M2 — extracts requirements from a job description.</w:t>
+              <w:t>M4 — generates the question set and orders it by the priority the graph assigned.</w:t>
             </w:r>
           </w:p>
         </w:tc>
@@ -4581,7 +6019,7 @@
                 <w:color w:val="1F2933"/>
                 <w:sz w:val="17"/>
               </w:rPr>
-              <w:t>InterviewAI/core/agents/question_agent.py</w:t>
+              <w:t>InterviewAI/core/agents/interviewer_prompt.py</w:t>
             </w:r>
           </w:p>
         </w:tc>
@@ -4602,7 +6040,7 @@
                 <w:color w:val="1F2933"/>
                 <w:sz w:val="17"/>
               </w:rPr>
-              <w:t>M4 — generates the question set and orders it by the priority the graph assigned.</w:t>
+              <w:t>The interviewer's instructions, shared by both voice and text modes.</w:t>
             </w:r>
           </w:p>
         </w:tc>
@@ -4624,7 +6062,7 @@
                 <w:color w:val="1F2933"/>
                 <w:sz w:val="17"/>
               </w:rPr>
-              <w:t>InterviewAI/core/agents/interviewer_prompt.py</w:t>
+              <w:t>InterviewAI/core/graph/skill_graph.py</w:t>
             </w:r>
           </w:p>
         </w:tc>
@@ -4644,7 +6082,7 @@
                 <w:color w:val="1F2933"/>
                 <w:sz w:val="17"/>
               </w:rPr>
-              <w:t>The interviewer's instructions, shared by both voice and text modes.</w:t>
+              <w:t>M3 — builds the ESCO skill graph and runs the four-stage matching cascade and gap analysis.</w:t>
             </w:r>
           </w:p>
         </w:tc>
@@ -4667,7 +6105,7 @@
                 <w:color w:val="1F2933"/>
                 <w:sz w:val="17"/>
               </w:rPr>
-              <w:t>InterviewAI/core/graph/skill_graph.py</w:t>
+              <w:t>InterviewAI/core/graph/state.py</w:t>
             </w:r>
           </w:p>
         </w:tc>
@@ -4688,7 +6126,7 @@
                 <w:color w:val="1F2933"/>
                 <w:sz w:val="17"/>
               </w:rPr>
-              <w:t>M3 — builds the ESCO skill graph and runs the four-stage matching cascade and gap analysis.</w:t>
+              <w:t>M6a — tracks each skill's verdict across the session.</w:t>
             </w:r>
           </w:p>
         </w:tc>
@@ -4710,7 +6148,7 @@
                 <w:color w:val="1F2933"/>
                 <w:sz w:val="17"/>
               </w:rPr>
-              <w:t>InterviewAI/core/graph/state.py</w:t>
+              <w:t>InterviewAI/core/graph/traversal.py</w:t>
             </w:r>
           </w:p>
         </w:tc>
@@ -4730,7 +6168,7 @@
                 <w:color w:val="1F2933"/>
                 <w:sz w:val="17"/>
               </w:rPr>
-              <w:t>M6a — tracks each skill's verdict across the session.</w:t>
+              <w:t>Decides which skills needed further probing.</w:t>
             </w:r>
           </w:p>
         </w:tc>
@@ -4753,7 +6191,7 @@
                 <w:color w:val="1F2933"/>
                 <w:sz w:val="17"/>
               </w:rPr>
-              <w:t>InterviewAI/core/graph/traversal.py</w:t>
+              <w:t>InterviewAI/core/livekit/run_agent.py</w:t>
             </w:r>
           </w:p>
         </w:tc>
@@ -4774,7 +6212,7 @@
                 <w:color w:val="1F2933"/>
                 <w:sz w:val="17"/>
               </w:rPr>
-              <w:t>Decides which skills needed further probing.</w:t>
+              <w:t>M5 — the voice interviewer: speech recognition, model inference and synthesis over WebRTC.</w:t>
             </w:r>
           </w:p>
         </w:tc>
@@ -4796,7 +6234,7 @@
                 <w:color w:val="1F2933"/>
                 <w:sz w:val="17"/>
               </w:rPr>
-              <w:t>InterviewAI/core/livekit/run_agent.py</w:t>
+              <w:t>InterviewAI/core/livekit/launcher.py</w:t>
             </w:r>
           </w:p>
         </w:tc>
@@ -4816,7 +6254,7 @@
                 <w:color w:val="1F2933"/>
                 <w:sz w:val="17"/>
               </w:rPr>
-              <w:t>M5 — the voice interviewer: speech recognition, model inference and synthesis over WebRTC.</w:t>
+              <w:t>Downloads and manages the LiveKit server process.</w:t>
             </w:r>
           </w:p>
         </w:tc>
@@ -4839,7 +6277,7 @@
                 <w:color w:val="1F2933"/>
                 <w:sz w:val="17"/>
               </w:rPr>
-              <w:t>InterviewAI/core/livekit/launcher.py</w:t>
+              <w:t>InterviewAI/core/livekit/livekit.yaml</w:t>
             </w:r>
           </w:p>
         </w:tc>
@@ -4860,7 +6298,7 @@
                 <w:color w:val="1F2933"/>
                 <w:sz w:val="17"/>
               </w:rPr>
-              <w:t>Downloads and manages the LiveKit server process.</w:t>
+              <w:t>LiveKit server configuration.</w:t>
             </w:r>
           </w:p>
         </w:tc>
@@ -4882,7 +6320,7 @@
                 <w:color w:val="1F2933"/>
                 <w:sz w:val="17"/>
               </w:rPr>
-              <w:t>InterviewAI/core/livekit/livekit.yaml</w:t>
+              <w:t>InterviewAI/core/pipeline/text_interview.py</w:t>
             </w:r>
           </w:p>
         </w:tc>
@@ -4902,7 +6340,7 @@
                 <w:color w:val="1F2933"/>
                 <w:sz w:val="17"/>
               </w:rPr>
-              <w:t>LiveKit server configuration.</w:t>
+              <w:t>The typed interview engine, producing an identical transcript to the voice agent.</w:t>
             </w:r>
           </w:p>
         </w:tc>
@@ -4925,7 +6363,7 @@
                 <w:color w:val="1F2933"/>
                 <w:sz w:val="17"/>
               </w:rPr>
-              <w:t>InterviewAI/core/pipeline/text_interview.py</w:t>
+              <w:t>InterviewAI/core/pipeline/session_eval.py</w:t>
             </w:r>
           </w:p>
         </w:tc>
@@ -4946,7 +6384,7 @@
                 <w:color w:val="1F2933"/>
                 <w:sz w:val="17"/>
               </w:rPr>
-              <w:t>The typed interview engine, producing an identical transcript to the voice agent.</w:t>
+              <w:t>Post-interview pipeline: pairs the transcript, classifies, scores, fuses.</w:t>
             </w:r>
           </w:p>
         </w:tc>
@@ -4968,7 +6406,7 @@
                 <w:color w:val="1F2933"/>
                 <w:sz w:val="17"/>
               </w:rPr>
-              <w:t>InterviewAI/core/pipeline/session_eval.py</w:t>
+              <w:t>InterviewAI/core/evaluator/evaluator.py</w:t>
             </w:r>
           </w:p>
         </w:tc>
@@ -4988,7 +6426,7 @@
                 <w:color w:val="1F2933"/>
                 <w:sz w:val="17"/>
               </w:rPr>
-              <w:t>Post-interview pipeline: pairs the transcript, classifies, scores, fuses.</w:t>
+              <w:t>M6 — the LLM-as-Judge scorer with permuted rubric orderings and self-consistency.</w:t>
             </w:r>
           </w:p>
         </w:tc>
@@ -5011,7 +6449,7 @@
                 <w:color w:val="1F2933"/>
                 <w:sz w:val="17"/>
               </w:rPr>
-              <w:t>InterviewAI/core/evaluator/evaluator.py</w:t>
+              <w:t>InterviewAI/core/evaluator/integrity.py</w:t>
             </w:r>
           </w:p>
         </w:tc>
@@ -5032,7 +6470,7 @@
                 <w:color w:val="1F2933"/>
                 <w:sz w:val="17"/>
               </w:rPr>
-              <w:t>M6 — the LLM-as-Judge scorer with permuted rubric orderings and self-consistency.</w:t>
+              <w:t>M9 — Isolation Forest behavioural integrity.</w:t>
             </w:r>
           </w:p>
         </w:tc>
@@ -5054,7 +6492,7 @@
                 <w:color w:val="1F2933"/>
                 <w:sz w:val="17"/>
               </w:rPr>
-              <w:t>InterviewAI/core/evaluator/integrity.py</w:t>
+              <w:t>InterviewAI/core/evaluator/fusion.py</w:t>
             </w:r>
           </w:p>
         </w:tc>
@@ -5074,7 +6512,7 @@
                 <w:color w:val="1F2933"/>
                 <w:sz w:val="17"/>
               </w:rPr>
-              <w:t>M9 — Isolation Forest behavioural integrity.</w:t>
+              <w:t>M11 — weighted fusion into a recommendation.</w:t>
             </w:r>
           </w:p>
         </w:tc>
@@ -5097,7 +6535,7 @@
                 <w:color w:val="1F2933"/>
                 <w:sz w:val="17"/>
               </w:rPr>
-              <w:t>InterviewAI/core/evaluator/fusion.py</w:t>
+              <w:t>InterviewAI/core/report/generator.py</w:t>
             </w:r>
           </w:p>
         </w:tc>
@@ -5118,7 +6556,7 @@
                 <w:color w:val="1F2933"/>
                 <w:sz w:val="17"/>
               </w:rPr>
-              <w:t>M11 — weighted fusion into a recommendation.</w:t>
+              <w:t>M12 — assembles the candidate report.</w:t>
             </w:r>
           </w:p>
         </w:tc>
@@ -5140,7 +6578,7 @@
                 <w:color w:val="1F2933"/>
                 <w:sz w:val="17"/>
               </w:rPr>
-              <w:t>InterviewAI/core/report/generator.py</w:t>
+              <w:t>InterviewAI/frontend/src/main.jsx</w:t>
             </w:r>
           </w:p>
         </w:tc>
@@ -5160,7 +6598,7 @@
                 <w:color w:val="1F2933"/>
                 <w:sz w:val="17"/>
               </w:rPr>
-              <w:t>M12 — assembles the candidate report.</w:t>
+              <w:t>React entry point; mounts the application.</w:t>
             </w:r>
           </w:p>
         </w:tc>
@@ -5183,7 +6621,7 @@
                 <w:color w:val="1F2933"/>
                 <w:sz w:val="17"/>
               </w:rPr>
-              <w:t>InterviewAI/frontend/src/main.jsx</w:t>
+              <w:t>InterviewAI/frontend/src/App.jsx</w:t>
             </w:r>
           </w:p>
         </w:tc>
@@ -5204,7 +6642,7 @@
                 <w:color w:val="1F2933"/>
                 <w:sz w:val="17"/>
               </w:rPr>
-              <w:t>React entry point; mounts the application.</w:t>
+              <w:t>Six-step navigation; the interview and the report each take the whole viewport.</w:t>
             </w:r>
           </w:p>
         </w:tc>
@@ -5226,7 +6664,7 @@
                 <w:color w:val="1F2933"/>
                 <w:sz w:val="17"/>
               </w:rPr>
-              <w:t>InterviewAI/frontend/src/App.jsx</w:t>
+              <w:t>InterviewAI/frontend/src/lib/vision.js</w:t>
             </w:r>
           </w:p>
         </w:tc>
@@ -5246,7 +6684,7 @@
                 <w:color w:val="1F2933"/>
                 <w:sz w:val="17"/>
               </w:rPr>
-              <w:t>Six-step navigation; the interview and the report each take the whole viewport.</w:t>
+              <w:t>M7 and M8 — attention and posture from MediaPipe landmarks, in the browser.</w:t>
             </w:r>
           </w:p>
         </w:tc>
@@ -5269,7 +6707,7 @@
                 <w:color w:val="1F2933"/>
                 <w:sz w:val="17"/>
               </w:rPr>
-              <w:t>InterviewAI/frontend/src/lib/vision.js</w:t>
+              <w:t>InterviewAI/frontend/src/lib/voice.js</w:t>
             </w:r>
           </w:p>
         </w:tc>
@@ -5290,7 +6728,7 @@
                 <w:color w:val="1F2933"/>
                 <w:sz w:val="17"/>
               </w:rPr>
-              <w:t>M7 and M8 — attention and posture from MediaPipe landmarks, in the browser.</w:t>
+              <w:t>M10 — vocal delivery from Web Audio prosody.</w:t>
             </w:r>
           </w:p>
         </w:tc>
@@ -5312,7 +6750,7 @@
                 <w:color w:val="1F2933"/>
                 <w:sz w:val="17"/>
               </w:rPr>
-              <w:t>InterviewAI/frontend/src/lib/voice.js</w:t>
+              <w:t>InterviewAI/frontend/src/components/LandmarkOverlay.jsx</w:t>
             </w:r>
           </w:p>
         </w:tc>
@@ -5332,7 +6770,7 @@
                 <w:color w:val="1F2933"/>
                 <w:sz w:val="17"/>
               </w:rPr>
-              <w:t>M10 — vocal delivery from Web Audio prosody.</w:t>
+              <w:t>Draws the face mesh and pose skeleton over the video.</w:t>
             </w:r>
           </w:p>
         </w:tc>
@@ -5355,7 +6793,7 @@
                 <w:color w:val="1F2933"/>
                 <w:sz w:val="17"/>
               </w:rPr>
-              <w:t>InterviewAI/frontend/src/components/LandmarkOverlay.jsx</w:t>
+              <w:t>InterviewAI/frontend/src/components/Sidebar.jsx</w:t>
             </w:r>
           </w:p>
         </w:tc>
@@ -5376,7 +6814,7 @@
                 <w:color w:val="1F2933"/>
                 <w:sz w:val="17"/>
               </w:rPr>
-              <w:t>Draws the face mesh and pose skeleton over the video.</w:t>
+              <w:t>Step navigation, gated by progress.</w:t>
             </w:r>
           </w:p>
         </w:tc>
@@ -5398,7 +6836,7 @@
                 <w:color w:val="1F2933"/>
                 <w:sz w:val="17"/>
               </w:rPr>
-              <w:t>InterviewAI/frontend/src/components/Sidebar.jsx</w:t>
+              <w:t>InterviewAI/frontend/src/screens/UploadStep.jsx</w:t>
             </w:r>
           </w:p>
         </w:tc>
@@ -5418,7 +6856,7 @@
                 <w:color w:val="1F2933"/>
                 <w:sz w:val="17"/>
               </w:rPr>
-              <w:t>Step navigation, gated by progress.</w:t>
+              <w:t>Step 1 — CV upload and JD entry.</w:t>
             </w:r>
           </w:p>
         </w:tc>
@@ -5441,7 +6879,7 @@
                 <w:color w:val="1F2933"/>
                 <w:sz w:val="17"/>
               </w:rPr>
-              <w:t>InterviewAI/frontend/src/screens/UploadStep.jsx</w:t>
+              <w:t>InterviewAI/frontend/src/screens/GraphStep.jsx</w:t>
             </w:r>
           </w:p>
         </w:tc>
@@ -5462,7 +6900,7 @@
                 <w:color w:val="1F2933"/>
                 <w:sz w:val="17"/>
               </w:rPr>
-              <w:t>Step 1 — CV upload and JD entry.</w:t>
+              <w:t>Step 2 — renders the skill graph.</w:t>
             </w:r>
           </w:p>
         </w:tc>
@@ -5484,7 +6922,7 @@
                 <w:color w:val="1F2933"/>
                 <w:sz w:val="17"/>
               </w:rPr>
-              <w:t>InterviewAI/frontend/src/screens/GraphStep.jsx</w:t>
+              <w:t>InterviewAI/frontend/src/screens/QuestionsStep.jsx</w:t>
             </w:r>
           </w:p>
         </w:tc>
@@ -5504,7 +6942,7 @@
                 <w:color w:val="1F2933"/>
                 <w:sz w:val="17"/>
               </w:rPr>
-              <w:t>Step 2 — renders the skill graph.</w:t>
+              <w:t>Step 3 — the generated questions.</w:t>
             </w:r>
           </w:p>
         </w:tc>
@@ -5527,7 +6965,7 @@
                 <w:color w:val="1F2933"/>
                 <w:sz w:val="17"/>
               </w:rPr>
-              <w:t>InterviewAI/frontend/src/screens/QuestionsStep.jsx</w:t>
+              <w:t>InterviewAI/frontend/src/screens/SetupScreen.jsx</w:t>
             </w:r>
           </w:p>
         </w:tc>
@@ -5548,7 +6986,7 @@
                 <w:color w:val="1F2933"/>
                 <w:sz w:val="17"/>
               </w:rPr>
-              <w:t>Step 3 — the generated questions.</w:t>
+              <w:t>Step 4 — device check and mode choice.</w:t>
             </w:r>
           </w:p>
         </w:tc>
@@ -5570,7 +7008,7 @@
                 <w:color w:val="1F2933"/>
                 <w:sz w:val="17"/>
               </w:rPr>
-              <w:t>InterviewAI/frontend/src/screens/SetupScreen.jsx</w:t>
+              <w:t>InterviewAI/frontend/src/screens/InterviewScreen.jsx</w:t>
             </w:r>
           </w:p>
         </w:tc>
@@ -5590,7 +7028,7 @@
                 <w:color w:val="1F2933"/>
                 <w:sz w:val="17"/>
               </w:rPr>
-              <w:t>Step 4 — device check and mode choice.</w:t>
+              <w:t>Step 5a — the voice interview.</w:t>
             </w:r>
           </w:p>
         </w:tc>
@@ -5613,7 +7051,7 @@
                 <w:color w:val="1F2933"/>
                 <w:sz w:val="17"/>
               </w:rPr>
-              <w:t>InterviewAI/frontend/src/screens/InterviewScreen.jsx</w:t>
+              <w:t>InterviewAI/frontend/src/screens/TextInterviewScreen.jsx</w:t>
             </w:r>
           </w:p>
         </w:tc>
@@ -5634,7 +7072,7 @@
                 <w:color w:val="1F2933"/>
                 <w:sz w:val="17"/>
               </w:rPr>
-              <w:t>Step 5a — the voice interview.</w:t>
+              <w:t>Step 5b — the text interview.</w:t>
             </w:r>
           </w:p>
         </w:tc>
@@ -5656,7 +7094,7 @@
                 <w:color w:val="1F2933"/>
                 <w:sz w:val="17"/>
               </w:rPr>
-              <w:t>InterviewAI/frontend/src/screens/TextInterviewScreen.jsx</w:t>
+              <w:t>InterviewAI/frontend/src/screens/DashboardScreen.jsx</w:t>
             </w:r>
           </w:p>
         </w:tc>
@@ -5676,7 +7114,7 @@
                 <w:color w:val="1F2933"/>
                 <w:sz w:val="17"/>
               </w:rPr>
-              <w:t>Step 5b — the text interview.</w:t>
+              <w:t>Step 6 — the final report.</w:t>
             </w:r>
           </w:p>
         </w:tc>
@@ -5699,7 +7137,7 @@
                 <w:color w:val="1F2933"/>
                 <w:sz w:val="17"/>
               </w:rPr>
-              <w:t>InterviewAI/frontend/src/screens/DashboardScreen.jsx</w:t>
+              <w:t>InterviewAI/experiments/run_evaluation.py</w:t>
             </w:r>
           </w:p>
         </w:tc>
@@ -5720,7 +7158,7 @@
                 <w:color w:val="1F2933"/>
                 <w:sz w:val="17"/>
               </w:rPr>
-              <w:t>Step 6 — the final report.</w:t>
+              <w:t>The evaluation harness: five controlled experiments over the judge.</w:t>
             </w:r>
           </w:p>
         </w:tc>
@@ -5742,7 +7180,7 @@
                 <w:color w:val="1F2933"/>
                 <w:sz w:val="17"/>
               </w:rPr>
-              <w:t>InterviewAI/experiments/run_evaluation.py</w:t>
+              <w:t>InterviewAI/experiments/results/statistics.json</w:t>
             </w:r>
           </w:p>
         </w:tc>
@@ -5762,7 +7200,7 @@
                 <w:color w:val="1F2933"/>
                 <w:sz w:val="17"/>
               </w:rPr>
-              <w:t>The evaluation harness: five controlled experiments over the judge.</w:t>
+              <w:t>Computed statistics — what the dissertation's Chapter 6 reads.</w:t>
             </w:r>
           </w:p>
         </w:tc>
@@ -5785,7 +7223,7 @@
                 <w:color w:val="1F2933"/>
                 <w:sz w:val="17"/>
               </w:rPr>
-              <w:t>InterviewAI/experiments/results/statistics.json</w:t>
+              <w:t>InterviewAI/experiments/results/raw_scores.json</w:t>
             </w:r>
           </w:p>
         </w:tc>
@@ -5806,7 +7244,7 @@
                 <w:color w:val="1F2933"/>
                 <w:sz w:val="17"/>
               </w:rPr>
-              <w:t>Computed statistics — what the dissertation's Chapter 6 reads.</w:t>
+              <w:t>Every individual score, cached so figures regenerate without API calls.</w:t>
             </w:r>
           </w:p>
         </w:tc>
@@ -5828,7 +7266,7 @@
                 <w:color w:val="1F2933"/>
                 <w:sz w:val="17"/>
               </w:rPr>
-              <w:t>InterviewAI/experiments/results/raw_scores.json</w:t>
+              <w:t>InterviewAI/experiments/results/track_b_evidence.json</w:t>
             </w:r>
           </w:p>
         </w:tc>
@@ -5848,7 +7286,7 @@
                 <w:color w:val="1F2933"/>
                 <w:sz w:val="17"/>
               </w:rPr>
-              <w:t>Every individual score, cached so figures regenerate without API calls.</w:t>
+              <w:t>Measurements from the rejected classifier, before deletion.</w:t>
             </w:r>
           </w:p>
         </w:tc>
@@ -5871,7 +7309,7 @@
                 <w:color w:val="1F2933"/>
                 <w:sz w:val="17"/>
               </w:rPr>
-              <w:t>InterviewAI/experiments/results/track_b_evidence.json</w:t>
+              <w:t>InterviewAI/experiments/results/worked_example.json</w:t>
             </w:r>
           </w:p>
         </w:tc>
@@ -5892,7 +7330,7 @@
                 <w:color w:val="1F2933"/>
                 <w:sz w:val="17"/>
               </w:rPr>
-              <w:t>Measurements from the rejected classifier, before deletion.</w:t>
+              <w:t>The end-to-end verification session.</w:t>
             </w:r>
           </w:p>
         </w:tc>
@@ -5914,7 +7352,7 @@
                 <w:color w:val="1F2933"/>
                 <w:sz w:val="17"/>
               </w:rPr>
-              <w:t>InterviewAI/experiments/results/worked_example.json</w:t>
+              <w:t>InterviewAI/tests/test_core.py</w:t>
             </w:r>
           </w:p>
         </w:tc>
@@ -5934,7 +7372,7 @@
                 <w:color w:val="1F2933"/>
                 <w:sz w:val="17"/>
               </w:rPr>
-              <w:t>The end-to-end verification session.</w:t>
+              <w:t>The unit test suite over the deterministic components.</w:t>
             </w:r>
           </w:p>
         </w:tc>
@@ -5957,7 +7395,7 @@
                 <w:color w:val="1F2933"/>
                 <w:sz w:val="17"/>
               </w:rPr>
-              <w:t>InterviewAI/tests/test_core.py</w:t>
+              <w:t>InterviewAI/docs/track-b-rejection.md</w:t>
             </w:r>
           </w:p>
         </w:tc>
@@ -5978,7 +7416,7 @@
                 <w:color w:val="1F2933"/>
                 <w:sz w:val="17"/>
               </w:rPr>
-              <w:t>The unit test suite over the deterministic components.</w:t>
+              <w:t>Why the trained classifier was removed, with the evidence.</w:t>
             </w:r>
           </w:p>
         </w:tc>
@@ -6000,7 +7438,7 @@
                 <w:color w:val="1F2933"/>
                 <w:sz w:val="17"/>
               </w:rPr>
-              <w:t>InterviewAI/docs/track-b-rejection.md</w:t>
+              <w:t>InterviewAI/data/esco/digitalSkillsCollection_en.csv</w:t>
             </w:r>
           </w:p>
         </w:tc>
@@ -6020,7 +7458,7 @@
                 <w:color w:val="1F2933"/>
                 <w:sz w:val="17"/>
               </w:rPr>
-              <w:t>Why the trained classifier was removed, with the evidence.</w:t>
+              <w:t>ESCO digital skills export.</w:t>
             </w:r>
           </w:p>
         </w:tc>
@@ -6043,7 +7481,7 @@
                 <w:color w:val="1F2933"/>
                 <w:sz w:val="17"/>
               </w:rPr>
-              <w:t>InterviewAI/data/esco/digitalSkillsCollection_en.csv</w:t>
+              <w:t>InterviewAI/data/esco/broaderRelationsSkillPillar.csv</w:t>
             </w:r>
           </w:p>
         </w:tc>
@@ -6051,48 +7489,6 @@
           <w:tcPr>
             <w:tcW w:type="dxa" w:w="5272"/>
             <w:shd w:val="clear" w:fill="F4F6F9"/>
-          </w:tcPr>
-          <w:p>
-            <w:pPr>
-              <w:spacing w:after="40" w:before="40" w:line="264" w:lineRule="auto"/>
-            </w:pPr>
-            <w:r/>
-            <w:r>
-              <w:rPr>
-                <w:rFonts w:ascii="Calibri" w:hAnsi="Calibri"/>
-                <w:b w:val="0"/>
-                <w:color w:val="1F2933"/>
-                <w:sz w:val="17"/>
-              </w:rPr>
-              <w:t>ESCO digital skills export.</w:t>
-            </w:r>
-          </w:p>
-        </w:tc>
-      </w:tr>
-      <w:tr>
-        <w:tc>
-          <w:tcPr>
-            <w:tcW w:type="dxa" w:w="3515"/>
-          </w:tcPr>
-          <w:p>
-            <w:pPr>
-              <w:spacing w:after="40" w:before="40" w:line="264" w:lineRule="auto"/>
-            </w:pPr>
-            <w:r/>
-            <w:r>
-              <w:rPr>
-                <w:rFonts w:ascii="Calibri" w:hAnsi="Calibri"/>
-                <w:b w:val="0"/>
-                <w:color w:val="1F2933"/>
-                <w:sz w:val="17"/>
-              </w:rPr>
-              <w:t>InterviewAI/data/esco/broaderRelationsSkillPillar.csv</w:t>
-            </w:r>
-          </w:p>
-        </w:tc>
-        <w:tc>
-          <w:tcPr>
-            <w:tcW w:type="dxa" w:w="5272"/>
           </w:tcPr>
           <w:p>
             <w:pPr>

--- a/PROJECT_GUIDE.docx
+++ b/PROJECT_GUIDE.docx
@@ -1150,7 +1150,7 @@
                 <w:color w:val="1F2933"/>
                 <w:sz w:val="16"/>
               </w:rPr>
-              <w:t>core/agents/cv_agent.py</w:t>
+              <w:t>core/agents/cv_parser.py</w:t>
             </w:r>
           </w:p>
         </w:tc>
@@ -1257,7 +1257,7 @@
                 <w:color w:val="1F2933"/>
                 <w:sz w:val="16"/>
               </w:rPr>
-              <w:t>core/agents/jd_agent.py</w:t>
+              <w:t>core/agents/jd_parser.py</w:t>
             </w:r>
           </w:p>
         </w:tc>
@@ -1466,7 +1466,7 @@
                 <w:color w:val="1F2933"/>
                 <w:sz w:val="16"/>
               </w:rPr>
-              <w:t>core/agents/question_agent.py</w:t>
+              <w:t>core/agents/question_generator.py</w:t>
             </w:r>
           </w:p>
         </w:tc>
@@ -1568,7 +1568,7 @@
                 <w:color w:val="1F2933"/>
                 <w:sz w:val="16"/>
               </w:rPr>
-              <w:t>core/livekit/run_agent.py</w:t>
+              <w:t>core/livekit/voice_agent.py</w:t>
             </w:r>
           </w:p>
         </w:tc>
@@ -1777,7 +1777,7 @@
                 <w:color w:val="1F2933"/>
                 <w:sz w:val="16"/>
               </w:rPr>
-              <w:t>core/evaluator/evaluator.py</w:t>
+              <w:t>core/evaluator/answer_judge.py</w:t>
             </w:r>
           </w:p>
         </w:tc>
@@ -1884,7 +1884,7 @@
                 <w:color w:val="1F2933"/>
                 <w:sz w:val="16"/>
               </w:rPr>
-              <w:t>core/graph/state.py</w:t>
+              <w:t>core/graph/skill_state.py</w:t>
             </w:r>
           </w:p>
         </w:tc>
@@ -2195,7 +2195,7 @@
                 <w:color w:val="1F2933"/>
                 <w:sz w:val="16"/>
               </w:rPr>
-              <w:t>core/evaluator/integrity.py</w:t>
+              <w:t>core/evaluator/behavioural_integrity.py</w:t>
             </w:r>
           </w:p>
         </w:tc>
@@ -2404,7 +2404,7 @@
                 <w:color w:val="1F2933"/>
                 <w:sz w:val="16"/>
               </w:rPr>
-              <w:t>core/evaluator/fusion.py</w:t>
+              <w:t>core/evaluator/score_fusion.py</w:t>
             </w:r>
           </w:p>
         </w:tc>
@@ -2511,7 +2511,7 @@
                 <w:color w:val="1F2933"/>
                 <w:sz w:val="16"/>
               </w:rPr>
-              <w:t>core/report/generator.py</w:t>
+              <w:t>core/report/report_builder.py</w:t>
             </w:r>
           </w:p>
         </w:tc>
@@ -5847,7 +5847,7 @@
                 <w:color w:val="1F2933"/>
                 <w:sz w:val="17"/>
               </w:rPr>
-              <w:t>InterviewAI/core/llm.py</w:t>
+              <w:t>InterviewAI/core/gemini_client.py</w:t>
             </w:r>
           </w:p>
         </w:tc>
@@ -5890,7 +5890,7 @@
                 <w:color w:val="1F2933"/>
                 <w:sz w:val="17"/>
               </w:rPr>
-              <w:t>InterviewAI/core/agents/cv_agent.py</w:t>
+              <w:t>InterviewAI/core/agents/cv_parser.py</w:t>
             </w:r>
           </w:p>
         </w:tc>
@@ -5933,7 +5933,7 @@
                 <w:color w:val="1F2933"/>
                 <w:sz w:val="17"/>
               </w:rPr>
-              <w:t>InterviewAI/core/agents/jd_agent.py</w:t>
+              <w:t>InterviewAI/core/agents/jd_parser.py</w:t>
             </w:r>
           </w:p>
         </w:tc>
@@ -5976,7 +5976,7 @@
                 <w:color w:val="1F2933"/>
                 <w:sz w:val="17"/>
               </w:rPr>
-              <w:t>InterviewAI/core/agents/question_agent.py</w:t>
+              <w:t>InterviewAI/core/agents/question_generator.py</w:t>
             </w:r>
           </w:p>
         </w:tc>
@@ -6105,7 +6105,7 @@
                 <w:color w:val="1F2933"/>
                 <w:sz w:val="17"/>
               </w:rPr>
-              <w:t>InterviewAI/core/graph/state.py</w:t>
+              <w:t>InterviewAI/core/graph/skill_state.py</w:t>
             </w:r>
           </w:p>
         </w:tc>
@@ -6148,7 +6148,7 @@
                 <w:color w:val="1F2933"/>
                 <w:sz w:val="17"/>
               </w:rPr>
-              <w:t>InterviewAI/core/graph/traversal.py</w:t>
+              <w:t>InterviewAI/core/graph/follow_up_rules.py</w:t>
             </w:r>
           </w:p>
         </w:tc>
@@ -6191,7 +6191,7 @@
                 <w:color w:val="1F2933"/>
                 <w:sz w:val="17"/>
               </w:rPr>
-              <w:t>InterviewAI/core/livekit/run_agent.py</w:t>
+              <w:t>InterviewAI/core/livekit/voice_agent.py</w:t>
             </w:r>
           </w:p>
         </w:tc>
@@ -6234,7 +6234,7 @@
                 <w:color w:val="1F2933"/>
                 <w:sz w:val="17"/>
               </w:rPr>
-              <w:t>InterviewAI/core/livekit/launcher.py</w:t>
+              <w:t>InterviewAI/core/livekit/media_server.py</w:t>
             </w:r>
           </w:p>
         </w:tc>
@@ -6363,7 +6363,7 @@
                 <w:color w:val="1F2933"/>
                 <w:sz w:val="17"/>
               </w:rPr>
-              <w:t>InterviewAI/core/pipeline/session_eval.py</w:t>
+              <w:t>InterviewAI/core/pipeline/post_interview.py</w:t>
             </w:r>
           </w:p>
         </w:tc>
@@ -6406,7 +6406,7 @@
                 <w:color w:val="1F2933"/>
                 <w:sz w:val="17"/>
               </w:rPr>
-              <w:t>InterviewAI/core/evaluator/evaluator.py</w:t>
+              <w:t>InterviewAI/core/evaluator/answer_judge.py</w:t>
             </w:r>
           </w:p>
         </w:tc>
@@ -6449,7 +6449,7 @@
                 <w:color w:val="1F2933"/>
                 <w:sz w:val="17"/>
               </w:rPr>
-              <w:t>InterviewAI/core/evaluator/integrity.py</w:t>
+              <w:t>InterviewAI/core/evaluator/behavioural_integrity.py</w:t>
             </w:r>
           </w:p>
         </w:tc>
@@ -6492,7 +6492,7 @@
                 <w:color w:val="1F2933"/>
                 <w:sz w:val="17"/>
               </w:rPr>
-              <w:t>InterviewAI/core/evaluator/fusion.py</w:t>
+              <w:t>InterviewAI/core/evaluator/score_fusion.py</w:t>
             </w:r>
           </w:p>
         </w:tc>
@@ -6535,7 +6535,7 @@
                 <w:color w:val="1F2933"/>
                 <w:sz w:val="17"/>
               </w:rPr>
-              <w:t>InterviewAI/core/report/generator.py</w:t>
+              <w:t>InterviewAI/core/report/report_builder.py</w:t>
             </w:r>
           </w:p>
         </w:tc>

--- a/PROJECT_GUIDE.docx
+++ b/PROJECT_GUIDE.docx
@@ -4,7 +4,7 @@
   <w:body>
     <w:p>
       <w:pPr>
-        <w:spacing w:line="360" w:lineRule="auto" w:after="1800"/>
+        <w:spacing w:line="360" w:lineRule="auto" w:after="2000"/>
         <w:jc w:val="both"/>
       </w:pPr>
     </w:p>
@@ -19,7 +19,7 @@
           <w:b/>
           <w:i w:val="0"/>
           <w:color w:val="1F2933"/>
-          <w:sz w:val="68"/>
+          <w:sz w:val="72"/>
         </w:rPr>
         <w:t>InterviewAI</w:t>
       </w:r>
@@ -35,14 +35,14 @@
           <w:b w:val="0"/>
           <w:i w:val="0"/>
           <w:color w:val="5B6B7A"/>
-          <w:sz w:val="38"/>
+          <w:sz w:val="40"/>
         </w:rPr>
         <w:t>Project Guide</w:t>
       </w:r>
     </w:p>
     <w:p>
       <w:pPr>
-        <w:spacing w:line="360" w:lineRule="auto" w:after="600"/>
+        <w:spacing w:line="360" w:lineRule="auto" w:after="680"/>
         <w:jc w:val="both"/>
       </w:pPr>
     </w:p>
@@ -57,16 +57,16 @@
           <w:b w:val="0"/>
           <w:i w:val="0"/>
           <w:color w:val="5B6B7A"/>
-          <w:sz w:val="24"/>
+          <w:sz w:val="26"/>
         </w:rPr>
-        <w:t>An explainable multi-agent AI interview platform:</w:t>
+        <w:t>An AI that interviews a job candidate, marks their answers,</w:t>
         <w:br/>
-        <w:t>what it does, how it is built, and why it is built that way.</w:t>
+        <w:t>and shows its working.</w:t>
       </w:r>
     </w:p>
     <w:p>
       <w:pPr>
-        <w:spacing w:line="360" w:lineRule="auto" w:after="1200"/>
+        <w:spacing w:line="360" w:lineRule="auto" w:after="1400"/>
         <w:jc w:val="both"/>
       </w:pPr>
     </w:p>
@@ -104,7 +104,7 @@
     </w:p>
     <w:p>
       <w:pPr>
-        <w:spacing w:line="360" w:lineRule="auto" w:after="800"/>
+        <w:spacing w:line="360" w:lineRule="auto" w:after="880"/>
         <w:jc w:val="both"/>
       </w:pPr>
     </w:p>
@@ -121,7 +121,7 @@
           <w:color w:val="5B6B7A"/>
           <w:sz w:val="18"/>
         </w:rPr>
-        <w:t>This document is generated from the project itself. The file listing is checked against the working tree and the results are read from the measured data, so it cannot disagree with the code it describes.</w:t>
+        <w:t>This guide is built from the project itself, so it cannot go out of date.</w:t>
       </w:r>
     </w:p>
     <w:p>
@@ -157,7 +157,7 @@
           <w:color w:val="1F2933"/>
           <w:sz w:val="22"/>
         </w:rPr>
-        <w:t>Automated interview platforms screen millions of candidates a year. They return a score, and rarely any account of how it was reached or how far to trust it.</w:t>
+        <w:t>Companies now use AI to interview and score job candidates at a scale no human team could manage. The problem is that these systems give you a number and nothing else. No reason. No way to argue with it.</w:t>
       </w:r>
     </w:p>
     <w:p>
@@ -174,7 +174,7 @@
           <w:color w:val="1F2933"/>
           <w:sz w:val="22"/>
         </w:rPr>
-        <w:t xml:space="preserve">The practice. </w:t>
+        <w:t xml:space="preserve">It has caused real trouble. </w:t>
       </w:r>
       <w:r>
         <w:rPr>
@@ -184,7 +184,7 @@
           <w:color w:val="1F2933"/>
           <w:sz w:val="22"/>
         </w:rPr>
-        <w:t>In 2019 the Electronic Privacy Information Center challenged HireVue over unvalidated facial analysis. Visual analysis was withdrawn in 2021, but verbal scoring continued and the problem survived it: a number, no explanation.</w:t>
+        <w:t>In 2019 a privacy group formally challenged HireVue over scoring candidates from their faces. The feature was dropped, but the deeper issue stayed: you still get a score and no explanation.</w:t>
       </w:r>
     </w:p>
     <w:p>
@@ -201,7 +201,7 @@
           <w:color w:val="1F2933"/>
           <w:sz w:val="22"/>
         </w:rPr>
-        <w:t xml:space="preserve">The regulation. </w:t>
+        <w:t xml:space="preserve">The law has caught up. </w:t>
       </w:r>
       <w:r>
         <w:rPr>
@@ -211,7 +211,7 @@
           <w:color w:val="1F2933"/>
           <w:sz w:val="22"/>
         </w:rPr>
-        <w:t>The EU AI Act classifies recruitment systems as high-risk and requires transparency, human oversight and bias testing. Opacity is now a compliance defect, not only an ethical one.</w:t>
+        <w:t>The EU AI Act now treats hiring software as high-risk. It must be able to explain itself, be overseen by a human, and be tested for bias.</w:t>
       </w:r>
     </w:p>
     <w:p>
@@ -228,7 +228,7 @@
           <w:color w:val="1F2933"/>
           <w:sz w:val="22"/>
         </w:rPr>
-        <w:t xml:space="preserve">The commercial cost. </w:t>
+        <w:t xml:space="preserve">It also costs companies money. </w:t>
       </w:r>
       <w:r>
         <w:rPr>
@@ -238,7 +238,23 @@
           <w:color w:val="1F2933"/>
           <w:sz w:val="22"/>
         </w:rPr>
-        <w:t>Candidates rate automated interviews as markedly less fair, worst where no explanation is given, and are then less likely to accept offers — eroding the efficiency that motivated automating at all.</w:t>
+        <w:t>Candidates who think the process was unfair are less likely to take the job if offered — which cancels out the time the company saved.</w:t>
+      </w:r>
+    </w:p>
+    <w:p>
+      <w:pPr>
+        <w:spacing w:line="360" w:lineRule="auto" w:after="160"/>
+        <w:jc w:val="both"/>
+      </w:pPr>
+      <w:r>
+        <w:rPr>
+          <w:rFonts w:ascii="Calibri" w:hAnsi="Calibri"/>
+          <w:b w:val="0"/>
+          <w:i w:val="0"/>
+          <w:color w:val="1F2933"/>
+          <w:sz w:val="22"/>
+        </w:rPr>
+        <w:t>AI can now hold a proper conversation and explain its reasoning. But research shows it marks unreliably: change the order you show it the marking criteria and the score changes, and it tends to reward long answers over good ones.</w:t>
       </w:r>
     </w:p>
     <w:p>
@@ -254,7 +270,7 @@
           <w:color w:val="1F2933"/>
           <w:sz w:val="22"/>
         </w:rPr>
-        <w:t>Language models can now conduct an interview and justify a judgement in readable language, but the literature shows they grade unreliably: sensitive to the order criteria are presented in, and inclined to reward length over substance. So the question is not whether a model can score an answer — it plainly can — but whether a system built around one can be made accountable for how reliable its own scores are.</w:t>
+        <w:t>So the question is not whether AI can mark an interview answer. It clearly can. The question is whether it can be honest about how much to trust each mark.</w:t>
       </w:r>
     </w:p>
     <w:p>
@@ -274,7 +290,7 @@
           <w:color w:val="1A365D"/>
           <w:sz w:val="34"/>
         </w:rPr>
-        <w:t>2.  Scope</w:t>
+        <w:t>2.  What it does, and what it does not</w:t>
       </w:r>
     </w:p>
     <w:p>
@@ -289,7 +305,7 @@
           <w:color w:val="2C5282"/>
           <w:sz w:val="26"/>
         </w:rPr>
-        <w:t>2.1  What the system does</w:t>
+        <w:t>2.1  What it does</w:t>
       </w:r>
     </w:p>
     <w:p>
@@ -306,7 +322,7 @@
           <w:color w:val="1F2933"/>
           <w:sz w:val="22"/>
         </w:rPr>
-        <w:t>Parses a candidate's CV and a job description into structured profiles.</w:t>
+        <w:t>Reads a CV and a job advert.</w:t>
       </w:r>
     </w:p>
     <w:p>
@@ -323,7 +339,7 @@
           <w:color w:val="1F2933"/>
           <w:sz w:val="22"/>
         </w:rPr>
-        <w:t>Maps both onto a knowledge graph built from the ESCO occupational taxonomy and identifies which required skills the candidate does not evidence.</w:t>
+        <w:t>Works out which required skills the candidate is missing.</w:t>
       </w:r>
     </w:p>
     <w:p>
@@ -340,7 +356,7 @@
           <w:color w:val="1F2933"/>
           <w:sz w:val="22"/>
         </w:rPr>
-        <w:t>Generates an interview and orders it so genuine gaps are probed first.</w:t>
+        <w:t>Writes an interview and asks about the missing skills first.</w:t>
       </w:r>
     </w:p>
     <w:p>
@@ -357,7 +373,7 @@
           <w:color w:val="1F2933"/>
           <w:sz w:val="22"/>
         </w:rPr>
-        <w:t>Conducts that interview as a live spoken conversation, or as a typed one.</w:t>
+        <w:t>Runs the interview — spoken out loud, or typed.</w:t>
       </w:r>
     </w:p>
     <w:p>
@@ -374,7 +390,7 @@
           <w:color w:val="1F2933"/>
           <w:sz w:val="22"/>
         </w:rPr>
-        <w:t>Measures attention, posture and vocal delivery in the browser, without any video or audio leaving the candidate's device.</w:t>
+        <w:t>Watches attention, posture and tone of voice, all inside the browser.</w:t>
       </w:r>
     </w:p>
     <w:p>
@@ -391,7 +407,7 @@
           <w:color w:val="1F2933"/>
           <w:sz w:val="22"/>
         </w:rPr>
-        <w:t>Scores every answer against a generated reference under a four-criterion rubric, and measures how stable each score is.</w:t>
+        <w:t>Marks every answer and says how confident it is in each mark.</w:t>
       </w:r>
     </w:p>
     <w:p>
@@ -408,7 +424,7 @@
           <w:color w:val="1F2933"/>
           <w:sz w:val="22"/>
         </w:rPr>
-        <w:t>Assesses whether the session was conducted normally.</w:t>
+        <w:t>Checks whether the session looked normal.</w:t>
       </w:r>
     </w:p>
     <w:p>
@@ -425,7 +441,7 @@
           <w:color w:val="1F2933"/>
           <w:sz w:val="22"/>
         </w:rPr>
-        <w:t>Produces a report in which every number can be traced to its inputs.</w:t>
+        <w:t>Produces a report where every number can be traced back.</w:t>
       </w:r>
     </w:p>
     <w:p>
@@ -457,7 +473,7 @@
           <w:color w:val="1F2933"/>
           <w:sz w:val="22"/>
         </w:rPr>
-        <w:t xml:space="preserve">No hiring decision. </w:t>
+        <w:t xml:space="preserve">It does not hire anyone. </w:t>
       </w:r>
       <w:r>
         <w:rPr>
@@ -467,7 +483,7 @@
           <w:color w:val="1F2933"/>
           <w:sz w:val="22"/>
         </w:rPr>
-        <w:t>The system produces evidence and a recommendation. A person decides. Answers the judge scored inconsistently are escalated rather than reported as confident.</w:t>
+        <w:t>It gives evidence and a recommendation. A person decides. Answers it was unsure about get passed to a human instead of being scored confidently.</w:t>
       </w:r>
     </w:p>
     <w:p>
@@ -484,7 +500,7 @@
           <w:color w:val="1F2933"/>
           <w:sz w:val="22"/>
         </w:rPr>
-        <w:t xml:space="preserve">No demographic input. </w:t>
+        <w:t xml:space="preserve">It knows nothing about the person. </w:t>
       </w:r>
       <w:r>
         <w:rPr>
@@ -494,7 +510,7 @@
           <w:color w:val="1F2933"/>
           <w:sz w:val="22"/>
         </w:rPr>
-        <w:t>Scoring uses only what the candidate said, judged against a reference answer for the same question. There is no demographic feature and no proxy for one.</w:t>
+        <w:t>Only what they said is marked. No age, gender, name or background is used.</w:t>
       </w:r>
     </w:p>
     <w:p>
@@ -511,7 +527,7 @@
           <w:color w:val="1F2933"/>
           <w:sz w:val="22"/>
         </w:rPr>
-        <w:t xml:space="preserve">No claim of predicting job performance. </w:t>
+        <w:t xml:space="preserve">It does not predict job performance. </w:t>
       </w:r>
       <w:r>
         <w:rPr>
@@ -521,7 +537,7 @@
           <w:color w:val="1F2933"/>
           <w:sz w:val="22"/>
         </w:rPr>
-        <w:t>The system is evaluated as a measurement instrument, not as a predictor of employment outcomes. That would need a longitudinal study.</w:t>
+        <w:t>It measures how well someone answered, not how well they would do the job. Proving that would take years of follow-up data.</w:t>
       </w:r>
     </w:p>
     <w:p>
@@ -538,7 +554,7 @@
           <w:color w:val="1F2933"/>
           <w:sz w:val="22"/>
         </w:rPr>
-        <w:t xml:space="preserve">Not a production system. </w:t>
+        <w:t xml:space="preserve">It is not a finished product. </w:t>
       </w:r>
       <w:r>
         <w:rPr>
@@ -548,7 +564,7 @@
           <w:color w:val="1F2933"/>
           <w:sz w:val="22"/>
         </w:rPr>
-        <w:t>It runs one interview at a time, holds state in memory, and has no authentication. It is a research demonstrator.</w:t>
+        <w:t>One interview at a time, no login, no database. It is a research prototype.</w:t>
       </w:r>
     </w:p>
     <w:p>
@@ -568,7 +584,22 @@
           <w:color w:val="1A365D"/>
           <w:sz w:val="34"/>
         </w:rPr>
-        <w:t>3.  The approach, and why</w:t>
+        <w:t>3.  How it solves the problem</w:t>
+      </w:r>
+    </w:p>
+    <w:p>
+      <w:pPr>
+        <w:pStyle w:val="Heading2"/>
+        <w:spacing w:before="280" w:after="120" w:line="288" w:lineRule="auto"/>
+      </w:pPr>
+      <w:r>
+        <w:rPr>
+          <w:rFonts w:ascii="Calibri" w:hAnsi="Calibri"/>
+          <w:b/>
+          <w:color w:val="2C5282"/>
+          <w:sz w:val="26"/>
+        </w:rPr>
+        <w:t>3.1  Ask about real skills, from a real list</w:t>
       </w:r>
     </w:p>
     <w:p>
@@ -584,7 +615,7 @@
           <w:color w:val="1F2933"/>
           <w:sz w:val="22"/>
         </w:rPr>
-        <w:t>Three design commitments follow from the problem, and each answers a specific failing documented in the literature.</w:t>
+        <w:t>The questions are not made up freely. They come from ESCO, the official EU list of job skills. So when the system says a candidate is missing a skill, that skill is a recognised thing with an official name — not something the AI invented.</w:t>
       </w:r>
     </w:p>
     <w:p>
@@ -599,7 +630,7 @@
           <w:color w:val="2C5282"/>
           <w:sz w:val="26"/>
         </w:rPr>
-        <w:t>3.1  Ground the interview in a published taxonomy</w:t>
+        <w:t>3.2  Mark everything twice, and admit when the two disagree</w:t>
       </w:r>
     </w:p>
     <w:p>
@@ -615,22 +646,7 @@
           <w:color w:val="1F2933"/>
           <w:sz w:val="22"/>
         </w:rPr>
-        <w:t>Questions derive from a skill graph built on ESCO, the EU occupational standard, rather than being invented freely. A reported skill gap therefore names a concept with a stable public identifier, which makes the assessment auditable at the level of content and not merely of scoring.</w:t>
-      </w:r>
-    </w:p>
-    <w:p>
-      <w:pPr>
-        <w:pStyle w:val="Heading2"/>
-        <w:spacing w:before="280" w:after="120" w:line="288" w:lineRule="auto"/>
-      </w:pPr>
-      <w:r>
-        <w:rPr>
-          <w:rFonts w:ascii="Calibri" w:hAnsi="Calibri"/>
-          <w:b/>
-          <w:color w:val="2C5282"/>
-          <w:sz w:val="26"/>
-        </w:rPr>
-        <w:t>3.2  Make the scorer measure its own reliability</w:t>
+        <w:t>This is the important bit. Every answer is marked twice, with the four marking criteria shown in a different order each time. The average is the score.</w:t>
       </w:r>
     </w:p>
     <w:p>
@@ -646,7 +662,7 @@
           <w:color w:val="1F2933"/>
           <w:sz w:val="22"/>
         </w:rPr>
-        <w:t>The core of the project. Every answer is scored twice against the same rubric with the criteria in two different orders. The mean is reported; the disagreement between the passes is the more useful output. A judge returning 82 and 81 is stable, one returning 71 and 45 is not, and the mean of 58 hides that entirely. The spread is banded into high, moderate and low consistency, and low-band answers go to a human rather than being reported as confident scores.</w:t>
+        <w:t>The gap between the two marks is what matters. If it marks 82 and then 81, it is sure. If it marks 71 and then 45, it is not — and the average of 58 hides that completely. So the gap is kept, and answers where the two marks disagree badly are sent to a human instead of being reported as a confident score.</w:t>
       </w:r>
     </w:p>
     <w:p>
@@ -662,7 +678,7 @@
           <w:color w:val="1F2933"/>
           <w:sz w:val="22"/>
         </w:rPr>
-        <w:t>This is not a claim that the judge is unbiased. It is a claim that when the judge is unstable, the system says so.</w:t>
+        <w:t>This does not claim the AI is unbiased. It claims that when the AI is unsure, the system says so.</w:t>
       </w:r>
     </w:p>
     <w:p>
@@ -677,7 +693,7 @@
           <w:color w:val="2C5282"/>
           <w:sz w:val="26"/>
         </w:rPr>
-        <w:t>3.3  Keep the candidate data on their own machine</w:t>
+        <w:t>3.3  Never send the video anywhere</w:t>
       </w:r>
     </w:p>
     <w:p>
@@ -693,7 +709,7 @@
           <w:color w:val="1F2933"/>
           <w:sz w:val="22"/>
         </w:rPr>
-        <w:t>Attention, posture and vocal delivery are computed in the browser. Only derived numbers cross the network; no video or audio is transmitted or stored. That is data minimisation in the sense the GDPR intends, and it costs nothing to run.</w:t>
+        <w:t>Attention, posture and tone of voice are all worked out inside the candidate's own browser. Only numbers are sent to the server — never video or audio. Nothing is recorded or stored.</w:t>
       </w:r>
     </w:p>
     <w:p>
@@ -713,7 +729,7 @@
           <w:color w:val="1A365D"/>
           <w:sz w:val="34"/>
         </w:rPr>
-        <w:t>4.  Architecture</w:t>
+        <w:t>4.  How it is put together</w:t>
       </w:r>
     </w:p>
     <w:p>
@@ -729,7 +745,7 @@
           <w:color w:val="1F2933"/>
           <w:sz w:val="22"/>
         </w:rPr>
-        <w:t>Fourteen modules across four sequential phases. Each declares its input and output and communicates only through them, so any one can be replaced without disturbing its neighbours — which is how an entire evaluation track was removed late on without touching anything else.</w:t>
+        <w:t>Thirteen parts, in four stages. Each part has one job and passes its result to the next, so any one of them can be swapped out without breaking the others.</w:t>
       </w:r>
     </w:p>
     <w:p>
@@ -785,7 +801,7 @@
           <w:color w:val="5B6B7A"/>
           <w:sz w:val="18"/>
         </w:rPr>
-        <w:t>The four phases and the data that flows between them.</w:t>
+        <w:t>The four stages and what passes between them.</w:t>
       </w:r>
     </w:p>
     <w:p>
@@ -802,7 +818,7 @@
           <w:color w:val="1F2933"/>
           <w:sz w:val="22"/>
         </w:rPr>
-        <w:t xml:space="preserve">Phase 1 — pre-interview. </w:t>
+        <w:t xml:space="preserve">Stage 1 — before the interview. </w:t>
       </w:r>
       <w:r>
         <w:rPr>
@@ -812,7 +828,7 @@
           <w:color w:val="1F2933"/>
           <w:sz w:val="22"/>
         </w:rPr>
-        <w:t>Turns two documents into a targeted interview plan.</w:t>
+        <w:t>Turn two documents into a plan.</w:t>
       </w:r>
     </w:p>
     <w:p>
@@ -829,7 +845,7 @@
           <w:color w:val="1F2933"/>
           <w:sz w:val="22"/>
         </w:rPr>
-        <w:t xml:space="preserve">Phase 2 — live interview. </w:t>
+        <w:t xml:space="preserve">Stage 2 — the interview. </w:t>
       </w:r>
       <w:r>
         <w:rPr>
@@ -839,7 +855,7 @@
           <w:color w:val="1F2933"/>
           <w:sz w:val="22"/>
         </w:rPr>
-        <w:t>Conducts the session and observes it.</w:t>
+        <w:t>Ask the questions and watch how it goes.</w:t>
       </w:r>
     </w:p>
     <w:p>
@@ -856,7 +872,7 @@
           <w:color w:val="1F2933"/>
           <w:sz w:val="22"/>
         </w:rPr>
-        <w:t xml:space="preserve">Phase 3 — assessment. </w:t>
+        <w:t xml:space="preserve">Stage 3 — marking. </w:t>
       </w:r>
       <w:r>
         <w:rPr>
@@ -866,7 +882,7 @@
           <w:color w:val="1F2933"/>
           <w:sz w:val="22"/>
         </w:rPr>
-        <w:t>Scores what was said and checks how the session ran.</w:t>
+        <w:t>Score the answers and check the session was normal.</w:t>
       </w:r>
     </w:p>
     <w:p>
@@ -883,7 +899,7 @@
           <w:color w:val="1F2933"/>
           <w:sz w:val="22"/>
         </w:rPr>
-        <w:t xml:space="preserve">Phase 4 — reporting. </w:t>
+        <w:t xml:space="preserve">Stage 4 — the report. </w:t>
       </w:r>
       <w:r>
         <w:rPr>
@@ -893,43 +909,22 @@
           <w:color w:val="1F2933"/>
           <w:sz w:val="22"/>
         </w:rPr>
-        <w:t>Combines everything into a traceable recommendation.</w:t>
-      </w:r>
-    </w:p>
-    <w:p>
-      <w:r>
-        <w:br w:type="page"/>
+        <w:t>Add it all up into something a recruiter can act on.</w:t>
       </w:r>
     </w:p>
     <w:p>
       <w:pPr>
-        <w:pStyle w:val="Heading1"/>
-        <w:spacing w:before="0" w:after="240" w:line="288" w:lineRule="auto"/>
+        <w:pStyle w:val="Heading2"/>
+        <w:spacing w:before="280" w:after="120" w:line="288" w:lineRule="auto"/>
       </w:pPr>
       <w:r>
         <w:rPr>
           <w:rFonts w:ascii="Calibri" w:hAnsi="Calibri"/>
           <w:b/>
-          <w:color w:val="1A365D"/>
-          <w:sz w:val="34"/>
+          <w:color w:val="2C5282"/>
+          <w:sz w:val="26"/>
         </w:rPr>
-        <w:t>5.  The modules</w:t>
-      </w:r>
-    </w:p>
-    <w:p>
-      <w:pPr>
-        <w:spacing w:line="360" w:lineRule="auto" w:after="160"/>
-        <w:jc w:val="both"/>
-      </w:pPr>
-      <w:r>
-        <w:rPr>
-          <w:rFonts w:ascii="Calibri" w:hAnsi="Calibri"/>
-          <w:b w:val="0"/>
-          <w:i w:val="0"/>
-          <w:color w:val="1F2933"/>
-          <w:sz w:val="22"/>
-        </w:rPr>
-        <w:t>What each module does, how it works, and where to find it.</w:t>
+        <w:t>4.1  The thirteen parts</w:t>
       </w:r>
     </w:p>
     <w:tbl>
@@ -941,16 +936,15 @@
         <w:tblLook w:firstColumn="1" w:firstRow="1" w:lastColumn="0" w:lastRow="0" w:noHBand="0" w:noVBand="1" w:val="04A0"/>
       </w:tblPr>
       <w:tblGrid>
-        <w:gridCol w:w="1858"/>
-        <w:gridCol w:w="1858"/>
-        <w:gridCol w:w="1858"/>
-        <w:gridCol w:w="1858"/>
-        <w:gridCol w:w="1858"/>
+        <w:gridCol w:w="2323"/>
+        <w:gridCol w:w="2323"/>
+        <w:gridCol w:w="2323"/>
+        <w:gridCol w:w="2323"/>
       </w:tblGrid>
       <w:tr>
         <w:tc>
           <w:tcPr>
-            <w:tcW w:type="dxa" w:w="510"/>
+            <w:tcW w:type="dxa" w:w="567"/>
             <w:shd w:val="clear" w:fill="2C5282"/>
           </w:tcPr>
           <w:p>
@@ -970,28 +964,7 @@
         </w:tc>
         <w:tc>
           <w:tcPr>
-            <w:tcW w:type="dxa" w:w="1474"/>
-            <w:shd w:val="clear" w:fill="2C5282"/>
-          </w:tcPr>
-          <w:p>
-            <w:pPr>
-              <w:spacing w:after="40" w:before="40" w:line="264" w:lineRule="auto"/>
-            </w:pPr>
-            <w:r/>
-            <w:r>
-              <w:rPr>
-                <w:rFonts w:ascii="Calibri" w:hAnsi="Calibri"/>
-                <w:b/>
-                <w:color w:val="FFFFFF"/>
-                <w:sz w:val="16"/>
-              </w:rPr>
-              <w:t>Module</w:t>
-            </w:r>
-          </w:p>
-        </w:tc>
-        <w:tc>
-          <w:tcPr>
-            <w:tcW w:type="dxa" w:w="3742"/>
+            <w:tcW w:type="dxa" w:w="1928"/>
             <w:shd w:val="clear" w:fill="2C5282"/>
           </w:tcPr>
           <w:p>
@@ -1012,7 +985,7 @@
         </w:tc>
         <w:tc>
           <w:tcPr>
-            <w:tcW w:type="dxa" w:w="1474"/>
+            <w:tcW w:type="dxa" w:w="4195"/>
             <w:shd w:val="clear" w:fill="2C5282"/>
           </w:tcPr>
           <w:p>
@@ -1027,13 +1000,13 @@
                 <w:color w:val="FFFFFF"/>
                 <w:sz w:val="16"/>
               </w:rPr>
-              <w:t>Built with</w:t>
+              <w:t>In plain English</w:t>
             </w:r>
           </w:p>
         </w:tc>
         <w:tc>
           <w:tcPr>
-            <w:tcW w:type="dxa" w:w="1871"/>
+            <w:tcW w:type="dxa" w:w="2098"/>
             <w:shd w:val="clear" w:fill="2C5282"/>
           </w:tcPr>
           <w:p>
@@ -1056,7 +1029,7 @@
       <w:tr>
         <w:tc>
           <w:tcPr>
-            <w:tcW w:type="dxa" w:w="510"/>
+            <w:tcW w:type="dxa" w:w="567"/>
           </w:tcPr>
           <w:p>
             <w:pPr>
@@ -1076,7 +1049,7 @@
         </w:tc>
         <w:tc>
           <w:tcPr>
-            <w:tcW w:type="dxa" w:w="1474"/>
+            <w:tcW w:type="dxa" w:w="1928"/>
           </w:tcPr>
           <w:p>
             <w:pPr>
@@ -1090,13 +1063,13 @@
                 <w:color w:val="1F2933"/>
                 <w:sz w:val="16"/>
               </w:rPr>
-              <w:t>CV parsing</w:t>
+              <w:t>Read the CV</w:t>
             </w:r>
           </w:p>
         </w:tc>
         <w:tc>
           <w:tcPr>
-            <w:tcW w:type="dxa" w:w="3742"/>
+            <w:tcW w:type="dxa" w:w="4195"/>
           </w:tcPr>
           <w:p>
             <w:pPr>
@@ -1110,13 +1083,13 @@
                 <w:color w:val="1F2933"/>
                 <w:sz w:val="16"/>
               </w:rPr>
-              <w:t>Extracts text from the uploaded PDF, then asks the model for a structured profile: skills, experience, education, projects.</w:t>
+              <w:t>Pulls the skills, jobs and education out of an uploaded CV.</w:t>
             </w:r>
           </w:p>
         </w:tc>
         <w:tc>
           <w:tcPr>
-            <w:tcW w:type="dxa" w:w="1474"/>
+            <w:tcW w:type="dxa" w:w="2098"/>
           </w:tcPr>
           <w:p>
             <w:pPr>
@@ -1130,27 +1103,7 @@
                 <w:color w:val="1F2933"/>
                 <w:sz w:val="16"/>
               </w:rPr>
-              <w:t>Gemini, PyMuPDF</w:t>
-            </w:r>
-          </w:p>
-        </w:tc>
-        <w:tc>
-          <w:tcPr>
-            <w:tcW w:type="dxa" w:w="1871"/>
-          </w:tcPr>
-          <w:p>
-            <w:pPr>
-              <w:spacing w:after="40" w:before="40" w:line="264" w:lineRule="auto"/>
-            </w:pPr>
-            <w:r/>
-            <w:r>
-              <w:rPr>
-                <w:rFonts w:ascii="Calibri" w:hAnsi="Calibri"/>
-                <w:b w:val="0"/>
-                <w:color w:val="1F2933"/>
-                <w:sz w:val="16"/>
-              </w:rPr>
-              <w:t>core/agents/cv_parser.py</w:t>
+              <w:t>cv_parser.py</w:t>
             </w:r>
           </w:p>
         </w:tc>
@@ -1158,7 +1111,7 @@
       <w:tr>
         <w:tc>
           <w:tcPr>
-            <w:tcW w:type="dxa" w:w="510"/>
+            <w:tcW w:type="dxa" w:w="567"/>
             <w:shd w:val="clear" w:fill="F4F6F9"/>
           </w:tcPr>
           <w:p>
@@ -1179,7 +1132,7 @@
         </w:tc>
         <w:tc>
           <w:tcPr>
-            <w:tcW w:type="dxa" w:w="1474"/>
+            <w:tcW w:type="dxa" w:w="1928"/>
             <w:shd w:val="clear" w:fill="F4F6F9"/>
           </w:tcPr>
           <w:p>
@@ -1194,13 +1147,13 @@
                 <w:color w:val="1F2933"/>
                 <w:sz w:val="16"/>
               </w:rPr>
-              <w:t>Job description analysis</w:t>
+              <w:t>Read the job advert</w:t>
             </w:r>
           </w:p>
         </w:tc>
         <w:tc>
           <w:tcPr>
-            <w:tcW w:type="dxa" w:w="3742"/>
+            <w:tcW w:type="dxa" w:w="4195"/>
             <w:shd w:val="clear" w:fill="F4F6F9"/>
           </w:tcPr>
           <w:p>
@@ -1215,13 +1168,13 @@
                 <w:color w:val="1F2933"/>
                 <w:sz w:val="16"/>
               </w:rPr>
-              <w:t>Extracts required and nice-to-have skills, seniority, domain and expected experience from pasted text.</w:t>
+              <w:t>Pulls out which skills the job needs, and which are just nice to have.</w:t>
             </w:r>
           </w:p>
         </w:tc>
         <w:tc>
           <w:tcPr>
-            <w:tcW w:type="dxa" w:w="1474"/>
+            <w:tcW w:type="dxa" w:w="2098"/>
             <w:shd w:val="clear" w:fill="F4F6F9"/>
           </w:tcPr>
           <w:p>
@@ -1236,28 +1189,7 @@
                 <w:color w:val="1F2933"/>
                 <w:sz w:val="16"/>
               </w:rPr>
-              <w:t>Gemini</w:t>
-            </w:r>
-          </w:p>
-        </w:tc>
-        <w:tc>
-          <w:tcPr>
-            <w:tcW w:type="dxa" w:w="1871"/>
-            <w:shd w:val="clear" w:fill="F4F6F9"/>
-          </w:tcPr>
-          <w:p>
-            <w:pPr>
-              <w:spacing w:after="40" w:before="40" w:line="264" w:lineRule="auto"/>
-            </w:pPr>
-            <w:r/>
-            <w:r>
-              <w:rPr>
-                <w:rFonts w:ascii="Calibri" w:hAnsi="Calibri"/>
-                <w:b w:val="0"/>
-                <w:color w:val="1F2933"/>
-                <w:sz w:val="16"/>
-              </w:rPr>
-              <w:t>core/agents/jd_parser.py</w:t>
+              <w:t>jd_parser.py</w:t>
             </w:r>
           </w:p>
         </w:tc>
@@ -1265,7 +1197,7 @@
       <w:tr>
         <w:tc>
           <w:tcPr>
-            <w:tcW w:type="dxa" w:w="510"/>
+            <w:tcW w:type="dxa" w:w="567"/>
           </w:tcPr>
           <w:p>
             <w:pPr>
@@ -1285,7 +1217,7 @@
         </w:tc>
         <w:tc>
           <w:tcPr>
-            <w:tcW w:type="dxa" w:w="1474"/>
+            <w:tcW w:type="dxa" w:w="1928"/>
           </w:tcPr>
           <w:p>
             <w:pPr>
@@ -1299,13 +1231,13 @@
                 <w:color w:val="1F2933"/>
                 <w:sz w:val="16"/>
               </w:rPr>
-              <w:t>Skill graph and gap analysis</w:t>
+              <w:t>Match skills, find gaps</w:t>
             </w:r>
           </w:p>
         </w:tc>
         <w:tc>
           <w:tcPr>
-            <w:tcW w:type="dxa" w:w="3742"/>
+            <w:tcW w:type="dxa" w:w="4195"/>
           </w:tcPr>
           <w:p>
             <w:pPr>
@@ -1319,13 +1251,13 @@
                 <w:color w:val="1F2933"/>
                 <w:sz w:val="16"/>
               </w:rPr>
-              <w:t>Builds a graph from 1,201 ESCO skills plus technology and soft-skill extensions, resolves both sides onto it through a four-stage matching cascade, and compares them to find gaps.</w:t>
+              <w:t>Lines both lists up against the official EU skills list and works out what the candidate is missing.</w:t>
             </w:r>
           </w:p>
         </w:tc>
         <w:tc>
           <w:tcPr>
-            <w:tcW w:type="dxa" w:w="1474"/>
+            <w:tcW w:type="dxa" w:w="2098"/>
           </w:tcPr>
           <w:p>
             <w:pPr>
@@ -1339,27 +1271,7 @@
                 <w:color w:val="1F2933"/>
                 <w:sz w:val="16"/>
               </w:rPr>
-              <w:t>NetworkX, ESCO v1.1.1</w:t>
-            </w:r>
-          </w:p>
-        </w:tc>
-        <w:tc>
-          <w:tcPr>
-            <w:tcW w:type="dxa" w:w="1871"/>
-          </w:tcPr>
-          <w:p>
-            <w:pPr>
-              <w:spacing w:after="40" w:before="40" w:line="264" w:lineRule="auto"/>
-            </w:pPr>
-            <w:r/>
-            <w:r>
-              <w:rPr>
-                <w:rFonts w:ascii="Calibri" w:hAnsi="Calibri"/>
-                <w:b w:val="0"/>
-                <w:color w:val="1F2933"/>
-                <w:sz w:val="16"/>
-              </w:rPr>
-              <w:t>core/graph/skill_graph.py</w:t>
+              <w:t>skill_graph.py</w:t>
             </w:r>
           </w:p>
         </w:tc>
@@ -1367,7 +1279,7 @@
       <w:tr>
         <w:tc>
           <w:tcPr>
-            <w:tcW w:type="dxa" w:w="510"/>
+            <w:tcW w:type="dxa" w:w="567"/>
             <w:shd w:val="clear" w:fill="F4F6F9"/>
           </w:tcPr>
           <w:p>
@@ -1388,7 +1300,7 @@
         </w:tc>
         <w:tc>
           <w:tcPr>
-            <w:tcW w:type="dxa" w:w="1474"/>
+            <w:tcW w:type="dxa" w:w="1928"/>
             <w:shd w:val="clear" w:fill="F4F6F9"/>
           </w:tcPr>
           <w:p>
@@ -1403,13 +1315,13 @@
                 <w:color w:val="1F2933"/>
                 <w:sz w:val="16"/>
               </w:rPr>
-              <w:t>Question generation</w:t>
+              <w:t>Write the questions</w:t>
             </w:r>
           </w:p>
         </w:tc>
         <w:tc>
           <w:tcPr>
-            <w:tcW w:type="dxa" w:w="3742"/>
+            <w:tcW w:type="dxa" w:w="4195"/>
             <w:shd w:val="clear" w:fill="F4F6F9"/>
           </w:tcPr>
           <w:p>
@@ -1424,13 +1336,13 @@
                 <w:color w:val="1F2933"/>
                 <w:sz w:val="16"/>
               </w:rPr>
-              <w:t>Generates opening, technical, behavioural and closing questions, then re-sorts the technical ones so the highest-priority gaps are asked first.</w:t>
+              <w:t>Writes the interview, then reorders it so the missing skills get asked first, before time runs out.</w:t>
             </w:r>
           </w:p>
         </w:tc>
         <w:tc>
           <w:tcPr>
-            <w:tcW w:type="dxa" w:w="1474"/>
+            <w:tcW w:type="dxa" w:w="2098"/>
             <w:shd w:val="clear" w:fill="F4F6F9"/>
           </w:tcPr>
           <w:p>
@@ -1445,28 +1357,7 @@
                 <w:color w:val="1F2933"/>
                 <w:sz w:val="16"/>
               </w:rPr>
-              <w:t>Gemini + graph traversal</w:t>
-            </w:r>
-          </w:p>
-        </w:tc>
-        <w:tc>
-          <w:tcPr>
-            <w:tcW w:type="dxa" w:w="1871"/>
-            <w:shd w:val="clear" w:fill="F4F6F9"/>
-          </w:tcPr>
-          <w:p>
-            <w:pPr>
-              <w:spacing w:after="40" w:before="40" w:line="264" w:lineRule="auto"/>
-            </w:pPr>
-            <w:r/>
-            <w:r>
-              <w:rPr>
-                <w:rFonts w:ascii="Calibri" w:hAnsi="Calibri"/>
-                <w:b w:val="0"/>
-                <w:color w:val="1F2933"/>
-                <w:sz w:val="16"/>
-              </w:rPr>
-              <w:t>core/agents/question_generator.py</w:t>
+              <w:t>question_generator.py</w:t>
             </w:r>
           </w:p>
         </w:tc>
@@ -1474,7 +1365,7 @@
       <w:tr>
         <w:tc>
           <w:tcPr>
-            <w:tcW w:type="dxa" w:w="510"/>
+            <w:tcW w:type="dxa" w:w="567"/>
           </w:tcPr>
           <w:p>
             <w:pPr>
@@ -1494,7 +1385,7 @@
         </w:tc>
         <w:tc>
           <w:tcPr>
-            <w:tcW w:type="dxa" w:w="1474"/>
+            <w:tcW w:type="dxa" w:w="1928"/>
           </w:tcPr>
           <w:p>
             <w:pPr>
@@ -1508,13 +1399,13 @@
                 <w:color w:val="1F2933"/>
                 <w:sz w:val="16"/>
               </w:rPr>
-              <w:t>Voice interview</w:t>
+              <w:t>Run the interview (voice)</w:t>
             </w:r>
           </w:p>
         </w:tc>
         <w:tc>
           <w:tcPr>
-            <w:tcW w:type="dxa" w:w="3742"/>
+            <w:tcW w:type="dxa" w:w="4195"/>
           </w:tcPr>
           <w:p>
             <w:pPr>
@@ -1528,13 +1419,13 @@
                 <w:color w:val="1F2933"/>
                 <w:sz w:val="16"/>
               </w:rPr>
-              <w:t>Conducts a spoken interview over WebRTC. Buffers each utterance before synthesis, publishes the question to the screen before speaking it, and falls back between voice providers if one returns no audio.</w:t>
+              <w:t>Speaks the questions, listens to the answers, adapts as it goes.</w:t>
             </w:r>
           </w:p>
         </w:tc>
         <w:tc>
           <w:tcPr>
-            <w:tcW w:type="dxa" w:w="1474"/>
+            <w:tcW w:type="dxa" w:w="2098"/>
           </w:tcPr>
           <w:p>
             <w:pPr>
@@ -1548,27 +1439,7 @@
                 <w:color w:val="1F2933"/>
                 <w:sz w:val="16"/>
               </w:rPr>
-              <w:t>LiveKit, Deepgram, ElevenLabs</w:t>
-            </w:r>
-          </w:p>
-        </w:tc>
-        <w:tc>
-          <w:tcPr>
-            <w:tcW w:type="dxa" w:w="1871"/>
-          </w:tcPr>
-          <w:p>
-            <w:pPr>
-              <w:spacing w:after="40" w:before="40" w:line="264" w:lineRule="auto"/>
-            </w:pPr>
-            <w:r/>
-            <w:r>
-              <w:rPr>
-                <w:rFonts w:ascii="Calibri" w:hAnsi="Calibri"/>
-                <w:b w:val="0"/>
-                <w:color w:val="1F2933"/>
-                <w:sz w:val="16"/>
-              </w:rPr>
-              <w:t>core/livekit/voice_agent.py</w:t>
+              <w:t>voice_agent.py</w:t>
             </w:r>
           </w:p>
         </w:tc>
@@ -1576,7 +1447,7 @@
       <w:tr>
         <w:tc>
           <w:tcPr>
-            <w:tcW w:type="dxa" w:w="510"/>
+            <w:tcW w:type="dxa" w:w="567"/>
             <w:shd w:val="clear" w:fill="F4F6F9"/>
           </w:tcPr>
           <w:p>
@@ -1591,13 +1462,13 @@
                 <w:color w:val="1F2933"/>
                 <w:sz w:val="16"/>
               </w:rPr>
-              <w:t>M5t</w:t>
+              <w:t>M5</w:t>
             </w:r>
           </w:p>
         </w:tc>
         <w:tc>
           <w:tcPr>
-            <w:tcW w:type="dxa" w:w="1474"/>
+            <w:tcW w:type="dxa" w:w="1928"/>
             <w:shd w:val="clear" w:fill="F4F6F9"/>
           </w:tcPr>
           <w:p>
@@ -1612,13 +1483,13 @@
                 <w:color w:val="1F2933"/>
                 <w:sz w:val="16"/>
               </w:rPr>
-              <w:t>Text interview</w:t>
+              <w:t>Run the interview (typed)</w:t>
             </w:r>
           </w:p>
         </w:tc>
         <w:tc>
           <w:tcPr>
-            <w:tcW w:type="dxa" w:w="3742"/>
+            <w:tcW w:type="dxa" w:w="4195"/>
             <w:shd w:val="clear" w:fill="F4F6F9"/>
           </w:tcPr>
           <w:p>
@@ -1633,13 +1504,13 @@
                 <w:color w:val="1F2933"/>
                 <w:sz w:val="16"/>
               </w:rPr>
-              <w:t>The typed equivalent, sharing the interviewer prompt, question bank and budgets. Produces a transcript of identical shape.</w:t>
+              <w:t>The same interview, typed instead of spoken. Same questions, same marking — only the way the answer arrives is different.</w:t>
             </w:r>
           </w:p>
         </w:tc>
         <w:tc>
           <w:tcPr>
-            <w:tcW w:type="dxa" w:w="1474"/>
+            <w:tcW w:type="dxa" w:w="2098"/>
             <w:shd w:val="clear" w:fill="F4F6F9"/>
           </w:tcPr>
           <w:p>
@@ -1654,28 +1525,7 @@
                 <w:color w:val="1F2933"/>
                 <w:sz w:val="16"/>
               </w:rPr>
-              <w:t>FastAPI, Gemini</w:t>
-            </w:r>
-          </w:p>
-        </w:tc>
-        <w:tc>
-          <w:tcPr>
-            <w:tcW w:type="dxa" w:w="1871"/>
-            <w:shd w:val="clear" w:fill="F4F6F9"/>
-          </w:tcPr>
-          <w:p>
-            <w:pPr>
-              <w:spacing w:after="40" w:before="40" w:line="264" w:lineRule="auto"/>
-            </w:pPr>
-            <w:r/>
-            <w:r>
-              <w:rPr>
-                <w:rFonts w:ascii="Calibri" w:hAnsi="Calibri"/>
-                <w:b w:val="0"/>
-                <w:color w:val="1F2933"/>
-                <w:sz w:val="16"/>
-              </w:rPr>
-              <w:t>core/pipeline/text_interview.py</w:t>
+              <w:t>text_interview.py</w:t>
             </w:r>
           </w:p>
         </w:tc>
@@ -1683,7 +1533,7 @@
       <w:tr>
         <w:tc>
           <w:tcPr>
-            <w:tcW w:type="dxa" w:w="510"/>
+            <w:tcW w:type="dxa" w:w="567"/>
           </w:tcPr>
           <w:p>
             <w:pPr>
@@ -1703,7 +1553,7 @@
         </w:tc>
         <w:tc>
           <w:tcPr>
-            <w:tcW w:type="dxa" w:w="1474"/>
+            <w:tcW w:type="dxa" w:w="1928"/>
           </w:tcPr>
           <w:p>
             <w:pPr>
@@ -1717,13 +1567,13 @@
                 <w:color w:val="1F2933"/>
                 <w:sz w:val="16"/>
               </w:rPr>
-              <w:t>Answer evaluation</w:t>
+              <w:t>Mark the answers</w:t>
             </w:r>
           </w:p>
         </w:tc>
         <w:tc>
           <w:tcPr>
-            <w:tcW w:type="dxa" w:w="3742"/>
+            <w:tcW w:type="dxa" w:w="4195"/>
           </w:tcPr>
           <w:p>
             <w:pPr>
@@ -1737,13 +1587,13 @@
                 <w:color w:val="1F2933"/>
                 <w:sz w:val="16"/>
               </w:rPr>
-              <w:t>Scores each answer twice against a generated reference under a four-criterion rubric, with the criteria in two different orders. Reports the mean and keeps the disagreement as a reliability signal.</w:t>
+              <w:t>Marks every answer out of 100 against four criteria — twice, in a different order each time, to check it agrees with itself.</w:t>
             </w:r>
           </w:p>
         </w:tc>
         <w:tc>
           <w:tcPr>
-            <w:tcW w:type="dxa" w:w="1474"/>
+            <w:tcW w:type="dxa" w:w="2098"/>
           </w:tcPr>
           <w:p>
             <w:pPr>
@@ -1757,27 +1607,7 @@
                 <w:color w:val="1F2933"/>
                 <w:sz w:val="16"/>
               </w:rPr>
-              <w:t>Gemini as judge</w:t>
-            </w:r>
-          </w:p>
-        </w:tc>
-        <w:tc>
-          <w:tcPr>
-            <w:tcW w:type="dxa" w:w="1871"/>
-          </w:tcPr>
-          <w:p>
-            <w:pPr>
-              <w:spacing w:after="40" w:before="40" w:line="264" w:lineRule="auto"/>
-            </w:pPr>
-            <w:r/>
-            <w:r>
-              <w:rPr>
-                <w:rFonts w:ascii="Calibri" w:hAnsi="Calibri"/>
-                <w:b w:val="0"/>
-                <w:color w:val="1F2933"/>
-                <w:sz w:val="16"/>
-              </w:rPr>
-              <w:t>core/evaluator/answer_judge.py</w:t>
+              <w:t>answer_judge.py</w:t>
             </w:r>
           </w:p>
         </w:tc>
@@ -1785,7 +1615,7 @@
       <w:tr>
         <w:tc>
           <w:tcPr>
-            <w:tcW w:type="dxa" w:w="510"/>
+            <w:tcW w:type="dxa" w:w="567"/>
             <w:shd w:val="clear" w:fill="F4F6F9"/>
           </w:tcPr>
           <w:p>
@@ -1806,7 +1636,7 @@
         </w:tc>
         <w:tc>
           <w:tcPr>
-            <w:tcW w:type="dxa" w:w="1474"/>
+            <w:tcW w:type="dxa" w:w="1928"/>
             <w:shd w:val="clear" w:fill="F4F6F9"/>
           </w:tcPr>
           <w:p>
@@ -1821,13 +1651,13 @@
                 <w:color w:val="1F2933"/>
                 <w:sz w:val="16"/>
               </w:rPr>
-              <w:t>Skill state tracking</w:t>
+              <w:t>Track each skill</w:t>
             </w:r>
           </w:p>
         </w:tc>
         <w:tc>
           <w:tcPr>
-            <w:tcW w:type="dxa" w:w="3742"/>
+            <w:tcW w:type="dxa" w:w="4195"/>
             <w:shd w:val="clear" w:fill="F4F6F9"/>
           </w:tcPr>
           <w:p>
@@ -1842,13 +1672,13 @@
                 <w:color w:val="1F2933"/>
                 <w:sz w:val="16"/>
               </w:rPr>
-              <w:t>Moves each skill from pending to verified-strong, verified-weak or confirmed-gap as answers arrive.</w:t>
+              <w:t>Keeps a running verdict on each skill: proven, weak, or a real gap.</w:t>
             </w:r>
           </w:p>
         </w:tc>
         <w:tc>
           <w:tcPr>
-            <w:tcW w:type="dxa" w:w="1474"/>
+            <w:tcW w:type="dxa" w:w="2098"/>
             <w:shd w:val="clear" w:fill="F4F6F9"/>
           </w:tcPr>
           <w:p>
@@ -1863,28 +1693,7 @@
                 <w:color w:val="1F2933"/>
                 <w:sz w:val="16"/>
               </w:rPr>
-              <w:t>Finite state model</w:t>
-            </w:r>
-          </w:p>
-        </w:tc>
-        <w:tc>
-          <w:tcPr>
-            <w:tcW w:type="dxa" w:w="1871"/>
-            <w:shd w:val="clear" w:fill="F4F6F9"/>
-          </w:tcPr>
-          <w:p>
-            <w:pPr>
-              <w:spacing w:after="40" w:before="40" w:line="264" w:lineRule="auto"/>
-            </w:pPr>
-            <w:r/>
-            <w:r>
-              <w:rPr>
-                <w:rFonts w:ascii="Calibri" w:hAnsi="Calibri"/>
-                <w:b w:val="0"/>
-                <w:color w:val="1F2933"/>
-                <w:sz w:val="16"/>
-              </w:rPr>
-              <w:t>core/graph/skill_state.py</w:t>
+              <w:t>skill_state.py</w:t>
             </w:r>
           </w:p>
         </w:tc>
@@ -1892,7 +1701,7 @@
       <w:tr>
         <w:tc>
           <w:tcPr>
-            <w:tcW w:type="dxa" w:w="510"/>
+            <w:tcW w:type="dxa" w:w="567"/>
           </w:tcPr>
           <w:p>
             <w:pPr>
@@ -1912,7 +1721,7 @@
         </w:tc>
         <w:tc>
           <w:tcPr>
-            <w:tcW w:type="dxa" w:w="1474"/>
+            <w:tcW w:type="dxa" w:w="1928"/>
           </w:tcPr>
           <w:p>
             <w:pPr>
@@ -1926,13 +1735,13 @@
                 <w:color w:val="1F2933"/>
                 <w:sz w:val="16"/>
               </w:rPr>
-              <w:t>Visual attention</w:t>
+              <w:t>Watch attention</w:t>
             </w:r>
           </w:p>
         </w:tc>
         <w:tc>
           <w:tcPr>
-            <w:tcW w:type="dxa" w:w="3742"/>
+            <w:tcW w:type="dxa" w:w="4195"/>
           </w:tcPr>
           <w:p>
             <w:pPr>
@@ -1946,13 +1755,13 @@
                 <w:color w:val="1F2933"/>
                 <w:sz w:val="16"/>
               </w:rPr>
-              <w:t>Derives gaze direction from face landmark geometry, calibrated against the candidate's own neutral pose rather than an assumed ideal.</w:t>
+              <w:t>Works out if the candidate is looking at the screen, using the camera.</w:t>
             </w:r>
           </w:p>
         </w:tc>
         <w:tc>
           <w:tcPr>
-            <w:tcW w:type="dxa" w:w="1474"/>
+            <w:tcW w:type="dxa" w:w="2098"/>
           </w:tcPr>
           <w:p>
             <w:pPr>
@@ -1966,27 +1775,7 @@
                 <w:color w:val="1F2933"/>
                 <w:sz w:val="16"/>
               </w:rPr>
-              <w:t>MediaPipe FaceLandmarker</w:t>
-            </w:r>
-          </w:p>
-        </w:tc>
-        <w:tc>
-          <w:tcPr>
-            <w:tcW w:type="dxa" w:w="1871"/>
-          </w:tcPr>
-          <w:p>
-            <w:pPr>
-              <w:spacing w:after="40" w:before="40" w:line="264" w:lineRule="auto"/>
-            </w:pPr>
-            <w:r/>
-            <w:r>
-              <w:rPr>
-                <w:rFonts w:ascii="Calibri" w:hAnsi="Calibri"/>
-                <w:b w:val="0"/>
-                <w:color w:val="1F2933"/>
-                <w:sz w:val="16"/>
-              </w:rPr>
-              <w:t>frontend/src/lib/vision.js</w:t>
+              <w:t>vision.js</w:t>
             </w:r>
           </w:p>
         </w:tc>
@@ -1994,7 +1783,7 @@
       <w:tr>
         <w:tc>
           <w:tcPr>
-            <w:tcW w:type="dxa" w:w="510"/>
+            <w:tcW w:type="dxa" w:w="567"/>
             <w:shd w:val="clear" w:fill="F4F6F9"/>
           </w:tcPr>
           <w:p>
@@ -2015,7 +1804,7 @@
         </w:tc>
         <w:tc>
           <w:tcPr>
-            <w:tcW w:type="dxa" w:w="1474"/>
+            <w:tcW w:type="dxa" w:w="1928"/>
             <w:shd w:val="clear" w:fill="F4F6F9"/>
           </w:tcPr>
           <w:p>
@@ -2030,13 +1819,13 @@
                 <w:color w:val="1F2933"/>
                 <w:sz w:val="16"/>
               </w:rPr>
-              <w:t>Posture analysis</w:t>
+              <w:t>Watch posture</w:t>
             </w:r>
           </w:p>
         </w:tc>
         <w:tc>
           <w:tcPr>
-            <w:tcW w:type="dxa" w:w="3742"/>
+            <w:tcW w:type="dxa" w:w="4195"/>
             <w:shd w:val="clear" w:fill="F4F6F9"/>
           </w:tcPr>
           <w:p>
@@ -2051,13 +1840,13 @@
                 <w:color w:val="1F2933"/>
                 <w:sz w:val="16"/>
               </w:rPr>
-              <w:t>Shoulder tilt, slouch and lean from pose landmarks.</w:t>
+              <w:t>Looks at how they are sitting: slouching, leaning, shoulders uneven.</w:t>
             </w:r>
           </w:p>
         </w:tc>
         <w:tc>
           <w:tcPr>
-            <w:tcW w:type="dxa" w:w="1474"/>
+            <w:tcW w:type="dxa" w:w="2098"/>
             <w:shd w:val="clear" w:fill="F4F6F9"/>
           </w:tcPr>
           <w:p>
@@ -2072,28 +1861,7 @@
                 <w:color w:val="1F2933"/>
                 <w:sz w:val="16"/>
               </w:rPr>
-              <w:t>MediaPipe PoseLandmarker</w:t>
-            </w:r>
-          </w:p>
-        </w:tc>
-        <w:tc>
-          <w:tcPr>
-            <w:tcW w:type="dxa" w:w="1871"/>
-            <w:shd w:val="clear" w:fill="F4F6F9"/>
-          </w:tcPr>
-          <w:p>
-            <w:pPr>
-              <w:spacing w:after="40" w:before="40" w:line="264" w:lineRule="auto"/>
-            </w:pPr>
-            <w:r/>
-            <w:r>
-              <w:rPr>
-                <w:rFonts w:ascii="Calibri" w:hAnsi="Calibri"/>
-                <w:b w:val="0"/>
-                <w:color w:val="1F2933"/>
-                <w:sz w:val="16"/>
-              </w:rPr>
-              <w:t>frontend/src/lib/vision.js</w:t>
+              <w:t>vision.js</w:t>
             </w:r>
           </w:p>
         </w:tc>
@@ -2101,7 +1869,7 @@
       <w:tr>
         <w:tc>
           <w:tcPr>
-            <w:tcW w:type="dxa" w:w="510"/>
+            <w:tcW w:type="dxa" w:w="567"/>
           </w:tcPr>
           <w:p>
             <w:pPr>
@@ -2121,7 +1889,7 @@
         </w:tc>
         <w:tc>
           <w:tcPr>
-            <w:tcW w:type="dxa" w:w="1474"/>
+            <w:tcW w:type="dxa" w:w="1928"/>
           </w:tcPr>
           <w:p>
             <w:pPr>
@@ -2135,13 +1903,13 @@
                 <w:color w:val="1F2933"/>
                 <w:sz w:val="16"/>
               </w:rPr>
-              <w:t>Behavioural integrity</w:t>
+              <w:t>Check for cheating</w:t>
             </w:r>
           </w:p>
         </w:tc>
         <w:tc>
           <w:tcPr>
-            <w:tcW w:type="dxa" w:w="3742"/>
+            <w:tcW w:type="dxa" w:w="4195"/>
           </w:tcPr>
           <w:p>
             <w:pPr>
@@ -2155,13 +1923,13 @@
                 <w:color w:val="1F2933"/>
                 <w:sz w:val="16"/>
               </w:rPr>
-              <w:t>Fits a baseline of normal interview behaviour and flags sessions that depart from it, always naming the specific behaviours responsible.</w:t>
+              <w:t>Flags odd behaviour — tab switching, answers that arrive too fast, long silences — and always says which behaviour caused the flag.</w:t>
             </w:r>
           </w:p>
         </w:tc>
         <w:tc>
           <w:tcPr>
-            <w:tcW w:type="dxa" w:w="1474"/>
+            <w:tcW w:type="dxa" w:w="2098"/>
           </w:tcPr>
           <w:p>
             <w:pPr>
@@ -2175,27 +1943,7 @@
                 <w:color w:val="1F2933"/>
                 <w:sz w:val="16"/>
               </w:rPr>
-              <w:t>Isolation Forest (scikit-learn)</w:t>
-            </w:r>
-          </w:p>
-        </w:tc>
-        <w:tc>
-          <w:tcPr>
-            <w:tcW w:type="dxa" w:w="1871"/>
-          </w:tcPr>
-          <w:p>
-            <w:pPr>
-              <w:spacing w:after="40" w:before="40" w:line="264" w:lineRule="auto"/>
-            </w:pPr>
-            <w:r/>
-            <w:r>
-              <w:rPr>
-                <w:rFonts w:ascii="Calibri" w:hAnsi="Calibri"/>
-                <w:b w:val="0"/>
-                <w:color w:val="1F2933"/>
-                <w:sz w:val="16"/>
-              </w:rPr>
-              <w:t>core/evaluator/behavioural_integrity.py</w:t>
+              <w:t>behavioural_integrity.py</w:t>
             </w:r>
           </w:p>
         </w:tc>
@@ -2203,7 +1951,7 @@
       <w:tr>
         <w:tc>
           <w:tcPr>
-            <w:tcW w:type="dxa" w:w="510"/>
+            <w:tcW w:type="dxa" w:w="567"/>
             <w:shd w:val="clear" w:fill="F4F6F9"/>
           </w:tcPr>
           <w:p>
@@ -2224,7 +1972,7 @@
         </w:tc>
         <w:tc>
           <w:tcPr>
-            <w:tcW w:type="dxa" w:w="1474"/>
+            <w:tcW w:type="dxa" w:w="1928"/>
             <w:shd w:val="clear" w:fill="F4F6F9"/>
           </w:tcPr>
           <w:p>
@@ -2239,13 +1987,13 @@
                 <w:color w:val="1F2933"/>
                 <w:sz w:val="16"/>
               </w:rPr>
-              <w:t>Vocal delivery</w:t>
+              <w:t>Listen to the voice</w:t>
             </w:r>
           </w:p>
         </w:tc>
         <w:tc>
           <w:tcPr>
-            <w:tcW w:type="dxa" w:w="3742"/>
+            <w:tcW w:type="dxa" w:w="4195"/>
             <w:shd w:val="clear" w:fill="F4F6F9"/>
           </w:tcPr>
           <w:p>
@@ -2260,13 +2008,13 @@
                 <w:color w:val="1F2933"/>
                 <w:sz w:val="16"/>
               </w:rPr>
-              <w:t>Pitch, energy, voiced ratio and pause length, combined into projection, fluency, expression and composure.</w:t>
+              <w:t>Measures volume, pitch and pauses to judge how confidently they spoke.</w:t>
             </w:r>
           </w:p>
         </w:tc>
         <w:tc>
           <w:tcPr>
-            <w:tcW w:type="dxa" w:w="1474"/>
+            <w:tcW w:type="dxa" w:w="2098"/>
             <w:shd w:val="clear" w:fill="F4F6F9"/>
           </w:tcPr>
           <w:p>
@@ -2281,28 +2029,7 @@
                 <w:color w:val="1F2933"/>
                 <w:sz w:val="16"/>
               </w:rPr>
-              <w:t>Web Audio API</w:t>
-            </w:r>
-          </w:p>
-        </w:tc>
-        <w:tc>
-          <w:tcPr>
-            <w:tcW w:type="dxa" w:w="1871"/>
-            <w:shd w:val="clear" w:fill="F4F6F9"/>
-          </w:tcPr>
-          <w:p>
-            <w:pPr>
-              <w:spacing w:after="40" w:before="40" w:line="264" w:lineRule="auto"/>
-            </w:pPr>
-            <w:r/>
-            <w:r>
-              <w:rPr>
-                <w:rFonts w:ascii="Calibri" w:hAnsi="Calibri"/>
-                <w:b w:val="0"/>
-                <w:color w:val="1F2933"/>
-                <w:sz w:val="16"/>
-              </w:rPr>
-              <w:t>frontend/src/lib/voice.js</w:t>
+              <w:t>voice.js</w:t>
             </w:r>
           </w:p>
         </w:tc>
@@ -2310,7 +2037,7 @@
       <w:tr>
         <w:tc>
           <w:tcPr>
-            <w:tcW w:type="dxa" w:w="510"/>
+            <w:tcW w:type="dxa" w:w="567"/>
           </w:tcPr>
           <w:p>
             <w:pPr>
@@ -2330,7 +2057,7 @@
         </w:tc>
         <w:tc>
           <w:tcPr>
-            <w:tcW w:type="dxa" w:w="1474"/>
+            <w:tcW w:type="dxa" w:w="1928"/>
           </w:tcPr>
           <w:p>
             <w:pPr>
@@ -2344,13 +2071,13 @@
                 <w:color w:val="1F2933"/>
                 <w:sz w:val="16"/>
               </w:rPr>
-              <w:t>Weighted fusion</w:t>
+              <w:t>Add it all up</w:t>
             </w:r>
           </w:p>
         </w:tc>
         <w:tc>
           <w:tcPr>
-            <w:tcW w:type="dxa" w:w="3742"/>
+            <w:tcW w:type="dxa" w:w="4195"/>
           </w:tcPr>
           <w:p>
             <w:pPr>
@@ -2364,13 +2091,13 @@
                 <w:color w:val="1F2933"/>
                 <w:sz w:val="16"/>
               </w:rPr>
-              <w:t>Combines answer quality (50%), skill coverage (20%), integrity (15%) and engagement (15%) into one recommendation, exposing every contribution.</w:t>
+              <w:t>Combines everything into one score and a hire recommendation.</w:t>
             </w:r>
           </w:p>
         </w:tc>
         <w:tc>
           <w:tcPr>
-            <w:tcW w:type="dxa" w:w="1474"/>
+            <w:tcW w:type="dxa" w:w="2098"/>
           </w:tcPr>
           <w:p>
             <w:pPr>
@@ -2384,27 +2111,7 @@
                 <w:color w:val="1F2933"/>
                 <w:sz w:val="16"/>
               </w:rPr>
-              <w:t>Deterministic weighting</w:t>
-            </w:r>
-          </w:p>
-        </w:tc>
-        <w:tc>
-          <w:tcPr>
-            <w:tcW w:type="dxa" w:w="1871"/>
-          </w:tcPr>
-          <w:p>
-            <w:pPr>
-              <w:spacing w:after="40" w:before="40" w:line="264" w:lineRule="auto"/>
-            </w:pPr>
-            <w:r/>
-            <w:r>
-              <w:rPr>
-                <w:rFonts w:ascii="Calibri" w:hAnsi="Calibri"/>
-                <w:b w:val="0"/>
-                <w:color w:val="1F2933"/>
-                <w:sz w:val="16"/>
-              </w:rPr>
-              <w:t>core/evaluator/score_fusion.py</w:t>
+              <w:t>score_fusion.py</w:t>
             </w:r>
           </w:p>
         </w:tc>
@@ -2412,7 +2119,7 @@
       <w:tr>
         <w:tc>
           <w:tcPr>
-            <w:tcW w:type="dxa" w:w="510"/>
+            <w:tcW w:type="dxa" w:w="567"/>
             <w:shd w:val="clear" w:fill="F4F6F9"/>
           </w:tcPr>
           <w:p>
@@ -2433,7 +2140,7 @@
         </w:tc>
         <w:tc>
           <w:tcPr>
-            <w:tcW w:type="dxa" w:w="1474"/>
+            <w:tcW w:type="dxa" w:w="1928"/>
             <w:shd w:val="clear" w:fill="F4F6F9"/>
           </w:tcPr>
           <w:p>
@@ -2448,13 +2155,13 @@
                 <w:color w:val="1F2933"/>
                 <w:sz w:val="16"/>
               </w:rPr>
-              <w:t>Report assembly</w:t>
+              <w:t>Write the report</w:t>
             </w:r>
           </w:p>
         </w:tc>
         <w:tc>
           <w:tcPr>
-            <w:tcW w:type="dxa" w:w="3742"/>
+            <w:tcW w:type="dxa" w:w="4195"/>
             <w:shd w:val="clear" w:fill="F4F6F9"/>
           </w:tcPr>
           <w:p>
@@ -2469,13 +2176,13 @@
                 <w:color w:val="1F2933"/>
                 <w:sz w:val="16"/>
               </w:rPr>
-              <w:t>Assembles the overall score, per-skill breakdown, per-answer rubric detail, integrity findings and the judge's reliability statistics.</w:t>
+              <w:t>Puts it all together into the report the recruiter reads.</w:t>
             </w:r>
           </w:p>
         </w:tc>
         <w:tc>
           <w:tcPr>
-            <w:tcW w:type="dxa" w:w="1474"/>
+            <w:tcW w:type="dxa" w:w="2098"/>
             <w:shd w:val="clear" w:fill="F4F6F9"/>
           </w:tcPr>
           <w:p>
@@ -2490,28 +2197,7 @@
                 <w:color w:val="1F2933"/>
                 <w:sz w:val="16"/>
               </w:rPr>
-              <w:t>Structured templates</w:t>
-            </w:r>
-          </w:p>
-        </w:tc>
-        <w:tc>
-          <w:tcPr>
-            <w:tcW w:type="dxa" w:w="1871"/>
-            <w:shd w:val="clear" w:fill="F4F6F9"/>
-          </w:tcPr>
-          <w:p>
-            <w:pPr>
-              <w:spacing w:after="40" w:before="40" w:line="264" w:lineRule="auto"/>
-            </w:pPr>
-            <w:r/>
-            <w:r>
-              <w:rPr>
-                <w:rFonts w:ascii="Calibri" w:hAnsi="Calibri"/>
-                <w:b w:val="0"/>
-                <w:color w:val="1F2933"/>
-                <w:sz w:val="16"/>
-              </w:rPr>
-              <w:t>core/report/report_builder.py</w:t>
+              <w:t>report_builder.py</w:t>
             </w:r>
           </w:p>
         </w:tc>
@@ -2540,7 +2226,7 @@
           <w:color w:val="1A365D"/>
           <w:sz w:val="34"/>
         </w:rPr>
-        <w:t>6.  Technology choices</w:t>
+        <w:t>5.  What it is built with</w:t>
       </w:r>
     </w:p>
     <w:p>
@@ -2556,7 +2242,7 @@
           <w:color w:val="1F2933"/>
           <w:sz w:val="22"/>
         </w:rPr>
-        <w:t>Every significant choice carries a cost as well as a benefit. Both are recorded here rather than presenting the stack as a series of obviously correct decisions.</w:t>
+        <w:t>Every choice has a downside as well as an upside. Both are listed, because pretending otherwise helps nobody.</w:t>
       </w:r>
     </w:p>
     <w:tbl>
@@ -2576,7 +2262,7 @@
       <w:tr>
         <w:tc>
           <w:tcPr>
-            <w:tcW w:type="dxa" w:w="1701"/>
+            <w:tcW w:type="dxa" w:w="1587"/>
             <w:shd w:val="clear" w:fill="2C5282"/>
           </w:tcPr>
           <w:p>
@@ -2589,9 +2275,9 @@
                 <w:rFonts w:ascii="Calibri" w:hAnsi="Calibri"/>
                 <w:b/>
                 <w:color w:val="FFFFFF"/>
-                <w:sz w:val="17"/>
+                <w:sz w:val="16"/>
               </w:rPr>
-              <w:t>Technology</w:t>
+              <w:t>Tool</w:t>
             </w:r>
           </w:p>
         </w:tc>
@@ -2610,7 +2296,7 @@
                 <w:rFonts w:ascii="Calibri" w:hAnsi="Calibri"/>
                 <w:b/>
                 <w:color w:val="FFFFFF"/>
-                <w:sz w:val="17"/>
+                <w:sz w:val="16"/>
               </w:rPr>
               <w:t>Used for</w:t>
             </w:r>
@@ -2618,7 +2304,7 @@
         </w:tc>
         <w:tc>
           <w:tcPr>
-            <w:tcW w:type="dxa" w:w="2608"/>
+            <w:tcW w:type="dxa" w:w="2721"/>
             <w:shd w:val="clear" w:fill="2C5282"/>
           </w:tcPr>
           <w:p>
@@ -2631,9 +2317,9 @@
                 <w:rFonts w:ascii="Calibri" w:hAnsi="Calibri"/>
                 <w:b/>
                 <w:color w:val="FFFFFF"/>
-                <w:sz w:val="17"/>
+                <w:sz w:val="16"/>
               </w:rPr>
-              <w:t>Why chosen</w:t>
+              <w:t>Why</w:t>
             </w:r>
           </w:p>
         </w:tc>
@@ -2652,9 +2338,9 @@
                 <w:rFonts w:ascii="Calibri" w:hAnsi="Calibri"/>
                 <w:b/>
                 <w:color w:val="FFFFFF"/>
-                <w:sz w:val="17"/>
+                <w:sz w:val="16"/>
               </w:rPr>
-              <w:t>What it costs</w:t>
+              <w:t>Downside</w:t>
             </w:r>
           </w:p>
         </w:tc>
@@ -2662,7 +2348,7 @@
       <w:tr>
         <w:tc>
           <w:tcPr>
-            <w:tcW w:type="dxa" w:w="1701"/>
+            <w:tcW w:type="dxa" w:w="1587"/>
           </w:tcPr>
           <w:p>
             <w:pPr>
@@ -2674,9 +2360,9 @@
                 <w:rFonts w:ascii="Calibri" w:hAnsi="Calibri"/>
                 <w:b w:val="0"/>
                 <w:color w:val="1F2933"/>
-                <w:sz w:val="17"/>
+                <w:sz w:val="16"/>
               </w:rPr>
-              <w:t>Gemini 2.5 Flash</w:t>
+              <w:t>Google Gemini</w:t>
             </w:r>
           </w:p>
         </w:tc>
@@ -2694,15 +2380,15 @@
                 <w:rFonts w:ascii="Calibri" w:hAnsi="Calibri"/>
                 <w:b w:val="0"/>
                 <w:color w:val="1F2933"/>
-                <w:sz w:val="17"/>
+                <w:sz w:val="16"/>
               </w:rPr>
-              <w:t>Language model for parsing, question generation and scoring</w:t>
+              <w:t>Reading CVs, writing questions, marking answers</w:t>
             </w:r>
           </w:p>
         </w:tc>
         <w:tc>
           <w:tcPr>
-            <w:tcW w:type="dxa" w:w="2608"/>
+            <w:tcW w:type="dxa" w:w="2721"/>
           </w:tcPr>
           <w:p>
             <w:pPr>
@@ -2714,9 +2400,9 @@
                 <w:rFonts w:ascii="Calibri" w:hAnsi="Calibri"/>
                 <w:b w:val="0"/>
                 <w:color w:val="1F2933"/>
-                <w:sz w:val="17"/>
+                <w:sz w:val="16"/>
               </w:rPr>
-              <w:t>Strong instruction-following; JSON-constrained output; generous free tier</w:t>
+              <w:t>Understands language well and can explain its own marking</w:t>
             </w:r>
           </w:p>
         </w:tc>
@@ -2734,9 +2420,9 @@
                 <w:rFonts w:ascii="Calibri" w:hAnsi="Calibri"/>
                 <w:b w:val="0"/>
                 <w:color w:val="1F2933"/>
-                <w:sz w:val="17"/>
+                <w:sz w:val="16"/>
               </w:rPr>
-              <w:t>Non-deterministic; a reasoning model, so each call is slow and costs thinking tokens; an external dependency that can be retired without notice</w:t>
+              <w:t>Costs money, can be slow, and Google can retire the model</w:t>
             </w:r>
           </w:p>
         </w:tc>
@@ -2744,7 +2430,7 @@
       <w:tr>
         <w:tc>
           <w:tcPr>
-            <w:tcW w:type="dxa" w:w="1701"/>
+            <w:tcW w:type="dxa" w:w="1587"/>
             <w:shd w:val="clear" w:fill="F4F6F9"/>
           </w:tcPr>
           <w:p>
@@ -2757,9 +2443,9 @@
                 <w:rFonts w:ascii="Calibri" w:hAnsi="Calibri"/>
                 <w:b w:val="0"/>
                 <w:color w:val="1F2933"/>
-                <w:sz w:val="17"/>
+                <w:sz w:val="16"/>
               </w:rPr>
-              <w:t>ESCO v1.1.1</w:t>
+              <w:t>ESCO (EU skills list)</w:t>
             </w:r>
           </w:p>
         </w:tc>
@@ -2778,15 +2464,15 @@
                 <w:rFonts w:ascii="Calibri" w:hAnsi="Calibri"/>
                 <w:b w:val="0"/>
                 <w:color w:val="1F2933"/>
-                <w:sz w:val="17"/>
+                <w:sz w:val="16"/>
               </w:rPr>
-              <w:t>The skill taxonomy the graph is built from</w:t>
+              <w:t>The official list of skills to match against</w:t>
             </w:r>
           </w:p>
         </w:tc>
         <w:tc>
           <w:tcPr>
-            <w:tcW w:type="dxa" w:w="2608"/>
+            <w:tcW w:type="dxa" w:w="2721"/>
             <w:shd w:val="clear" w:fill="F4F6F9"/>
           </w:tcPr>
           <w:p>
@@ -2799,9 +2485,9 @@
                 <w:rFonts w:ascii="Calibri" w:hAnsi="Calibri"/>
                 <w:b w:val="0"/>
                 <w:color w:val="1F2933"/>
-                <w:sz w:val="17"/>
+                <w:sz w:val="16"/>
               </w:rPr>
-              <w:t>A published EU standard, so a reported skill gap names a concept with a stable public identifier rather than a string the system invented</w:t>
+              <w:t>A real published standard, so a 'missing skill' means something</w:t>
             </w:r>
           </w:p>
         </w:tc>
@@ -2820,9 +2506,9 @@
                 <w:rFonts w:ascii="Calibri" w:hAnsi="Calibri"/>
                 <w:b w:val="0"/>
                 <w:color w:val="1F2933"/>
-                <w:sz w:val="17"/>
+                <w:sz w:val="16"/>
               </w:rPr>
-              <w:t>Predates much of the modern technology stack and covers soft skills sparsely, so it needed extending</w:t>
+              <w:t>Old — it does not know newer technology, so we added our own list</w:t>
             </w:r>
           </w:p>
         </w:tc>
@@ -2830,7 +2516,7 @@
       <w:tr>
         <w:tc>
           <w:tcPr>
-            <w:tcW w:type="dxa" w:w="1701"/>
+            <w:tcW w:type="dxa" w:w="1587"/>
           </w:tcPr>
           <w:p>
             <w:pPr>
@@ -2842,7 +2528,7 @@
                 <w:rFonts w:ascii="Calibri" w:hAnsi="Calibri"/>
                 <w:b w:val="0"/>
                 <w:color w:val="1F2933"/>
-                <w:sz w:val="17"/>
+                <w:sz w:val="16"/>
               </w:rPr>
               <w:t>NetworkX</w:t>
             </w:r>
@@ -2862,15 +2548,15 @@
                 <w:rFonts w:ascii="Calibri" w:hAnsi="Calibri"/>
                 <w:b w:val="0"/>
                 <w:color w:val="1F2933"/>
-                <w:sz w:val="17"/>
+                <w:sz w:val="16"/>
               </w:rPr>
-              <w:t>Holds the skill graph</w:t>
+              <w:t>Holding the skill map</w:t>
             </w:r>
           </w:p>
         </w:tc>
         <w:tc>
           <w:tcPr>
-            <w:tcW w:type="dxa" w:w="2608"/>
+            <w:tcW w:type="dxa" w:w="2721"/>
           </w:tcPr>
           <w:p>
             <w:pPr>
@@ -2882,9 +2568,9 @@
                 <w:rFonts w:ascii="Calibri" w:hAnsi="Calibri"/>
                 <w:b w:val="0"/>
                 <w:color w:val="1F2933"/>
-                <w:sz w:val="17"/>
+                <w:sz w:val="16"/>
               </w:rPr>
-              <w:t>Simple, well documented, more than adequate at this size</w:t>
+              <w:t>Simple and fast enough</w:t>
             </w:r>
           </w:p>
         </w:tc>
@@ -2902,9 +2588,9 @@
                 <w:rFonts w:ascii="Calibri" w:hAnsi="Calibri"/>
                 <w:b w:val="0"/>
                 <w:color w:val="1F2933"/>
-                <w:sz w:val="17"/>
+                <w:sz w:val="16"/>
               </w:rPr>
-              <w:t>In-memory only; would not scale to a multi-tenant deployment</w:t>
+              <w:t>Kept in memory only, so it would not work for many users at once</w:t>
             </w:r>
           </w:p>
         </w:tc>
@@ -2912,7 +2598,7 @@
       <w:tr>
         <w:tc>
           <w:tcPr>
-            <w:tcW w:type="dxa" w:w="1701"/>
+            <w:tcW w:type="dxa" w:w="1587"/>
             <w:shd w:val="clear" w:fill="F4F6F9"/>
           </w:tcPr>
           <w:p>
@@ -2925,7 +2611,7 @@
                 <w:rFonts w:ascii="Calibri" w:hAnsi="Calibri"/>
                 <w:b w:val="0"/>
                 <w:color w:val="1F2933"/>
-                <w:sz w:val="17"/>
+                <w:sz w:val="16"/>
               </w:rPr>
               <w:t>LiveKit</w:t>
             </w:r>
@@ -2946,15 +2632,15 @@
                 <w:rFonts w:ascii="Calibri" w:hAnsi="Calibri"/>
                 <w:b w:val="0"/>
                 <w:color w:val="1F2933"/>
-                <w:sz w:val="17"/>
+                <w:sz w:val="16"/>
               </w:rPr>
-              <w:t>Real-time audio transport and the agent framework</w:t>
+              <w:t>Carrying the audio for the spoken interview</w:t>
             </w:r>
           </w:p>
         </w:tc>
         <w:tc>
           <w:tcPr>
-            <w:tcW w:type="dxa" w:w="2608"/>
+            <w:tcW w:type="dxa" w:w="2721"/>
             <w:shd w:val="clear" w:fill="F4F6F9"/>
           </w:tcPr>
           <w:p>
@@ -2967,9 +2653,9 @@
                 <w:rFonts w:ascii="Calibri" w:hAnsi="Calibri"/>
                 <w:b w:val="0"/>
                 <w:color w:val="1F2933"/>
-                <w:sz w:val="17"/>
+                <w:sz w:val="16"/>
               </w:rPr>
-              <w:t>Production-grade WebRTC; handles turn-taking and interruption</w:t>
+              <w:t>Professional-grade; handles people talking over each other</w:t>
             </w:r>
           </w:p>
         </w:tc>
@@ -2988,9 +2674,9 @@
                 <w:rFonts w:ascii="Calibri" w:hAnsi="Calibri"/>
                 <w:b w:val="0"/>
                 <w:color w:val="1F2933"/>
-                <w:sz w:val="17"/>
+                <w:sz w:val="16"/>
               </w:rPr>
-              <w:t>Heavy dependency, about twelve seconds of process start-up, and adds a server to the deployment</w:t>
+              <w:t>Big install, and takes about 12 seconds to start up</w:t>
             </w:r>
           </w:p>
         </w:tc>
@@ -2998,7 +2684,7 @@
       <w:tr>
         <w:tc>
           <w:tcPr>
-            <w:tcW w:type="dxa" w:w="1701"/>
+            <w:tcW w:type="dxa" w:w="1587"/>
           </w:tcPr>
           <w:p>
             <w:pPr>
@@ -3010,9 +2696,9 @@
                 <w:rFonts w:ascii="Calibri" w:hAnsi="Calibri"/>
                 <w:b w:val="0"/>
                 <w:color w:val="1F2933"/>
-                <w:sz w:val="17"/>
+                <w:sz w:val="16"/>
               </w:rPr>
-              <w:t>MediaPipe Tasks Vision</w:t>
+              <w:t>MediaPipe</w:t>
             </w:r>
           </w:p>
         </w:tc>
@@ -3030,15 +2716,15 @@
                 <w:rFonts w:ascii="Calibri" w:hAnsi="Calibri"/>
                 <w:b w:val="0"/>
                 <w:color w:val="1F2933"/>
-                <w:sz w:val="17"/>
+                <w:sz w:val="16"/>
               </w:rPr>
-              <w:t>Face and pose landmark detection</w:t>
+              <w:t>Face and body tracking</w:t>
             </w:r>
           </w:p>
         </w:tc>
         <w:tc>
           <w:tcPr>
-            <w:tcW w:type="dxa" w:w="2608"/>
+            <w:tcW w:type="dxa" w:w="2721"/>
           </w:tcPr>
           <w:p>
             <w:pPr>
@@ -3050,9 +2736,9 @@
                 <w:rFonts w:ascii="Calibri" w:hAnsi="Calibri"/>
                 <w:b w:val="0"/>
                 <w:color w:val="1F2933"/>
-                <w:sz w:val="17"/>
+                <w:sz w:val="16"/>
               </w:rPr>
-              <w:t>Runs in the browser, so no video leaves the candidate's device and there is no inference cost</w:t>
+              <w:t>Runs inside the browser, so no video is ever uploaded</w:t>
             </w:r>
           </w:p>
         </w:tc>
@@ -3070,9 +2756,9 @@
                 <w:rFonts w:ascii="Calibri" w:hAnsi="Calibri"/>
                 <w:b w:val="0"/>
                 <w:color w:val="1F2933"/>
-                <w:sz w:val="17"/>
+                <w:sz w:val="16"/>
               </w:rPr>
-              <w:t>Needs WebAssembly and ideally a GPU; degrades on older browsers</w:t>
+              <w:t>Needs a reasonably modern browser</w:t>
             </w:r>
           </w:p>
         </w:tc>
@@ -3080,7 +2766,7 @@
       <w:tr>
         <w:tc>
           <w:tcPr>
-            <w:tcW w:type="dxa" w:w="1701"/>
+            <w:tcW w:type="dxa" w:w="1587"/>
             <w:shd w:val="clear" w:fill="F4F6F9"/>
           </w:tcPr>
           <w:p>
@@ -3093,9 +2779,9 @@
                 <w:rFonts w:ascii="Calibri" w:hAnsi="Calibri"/>
                 <w:b w:val="0"/>
                 <w:color w:val="1F2933"/>
-                <w:sz w:val="17"/>
+                <w:sz w:val="16"/>
               </w:rPr>
-              <w:t>Web Audio API</w:t>
+              <w:t>Web Audio</w:t>
             </w:r>
           </w:p>
         </w:tc>
@@ -3114,15 +2800,15 @@
                 <w:rFonts w:ascii="Calibri" w:hAnsi="Calibri"/>
                 <w:b w:val="0"/>
                 <w:color w:val="1F2933"/>
-                <w:sz w:val="17"/>
+                <w:sz w:val="16"/>
               </w:rPr>
-              <w:t>Vocal delivery analysis</w:t>
+              <w:t>Measuring the voice</w:t>
             </w:r>
           </w:p>
         </w:tc>
         <w:tc>
           <w:tcPr>
-            <w:tcW w:type="dxa" w:w="2608"/>
+            <w:tcW w:type="dxa" w:w="2721"/>
             <w:shd w:val="clear" w:fill="F4F6F9"/>
           </w:tcPr>
           <w:p>
@@ -3135,9 +2821,9 @@
                 <w:rFonts w:ascii="Calibri" w:hAnsi="Calibri"/>
                 <w:b w:val="0"/>
                 <w:color w:val="1F2933"/>
-                <w:sz w:val="17"/>
+                <w:sz w:val="16"/>
               </w:rPr>
-              <w:t>Every component of the score is inspectable; no model download; works offline</w:t>
+              <w:t>Free, offline, and you can see exactly how the score was made</w:t>
             </w:r>
           </w:p>
         </w:tc>
@@ -3156,9 +2842,9 @@
                 <w:rFonts w:ascii="Calibri" w:hAnsi="Calibri"/>
                 <w:b w:val="0"/>
                 <w:color w:val="1F2933"/>
-                <w:sz w:val="17"/>
+                <w:sz w:val="16"/>
               </w:rPr>
-              <w:t>A prosodic proxy for emotion, not a trained classifier, and weaker at that task</w:t>
+              <w:t>It measures how they sound, not how they feel</w:t>
             </w:r>
           </w:p>
         </w:tc>
@@ -3166,7 +2852,7 @@
       <w:tr>
         <w:tc>
           <w:tcPr>
-            <w:tcW w:type="dxa" w:w="1701"/>
+            <w:tcW w:type="dxa" w:w="1587"/>
           </w:tcPr>
           <w:p>
             <w:pPr>
@@ -3178,7 +2864,7 @@
                 <w:rFonts w:ascii="Calibri" w:hAnsi="Calibri"/>
                 <w:b w:val="0"/>
                 <w:color w:val="1F2933"/>
-                <w:sz w:val="17"/>
+                <w:sz w:val="16"/>
               </w:rPr>
               <w:t>Isolation Forest</w:t>
             </w:r>
@@ -3198,15 +2884,15 @@
                 <w:rFonts w:ascii="Calibri" w:hAnsi="Calibri"/>
                 <w:b w:val="0"/>
                 <w:color w:val="1F2933"/>
-                <w:sz w:val="17"/>
+                <w:sz w:val="16"/>
               </w:rPr>
-              <w:t>Behavioural anomaly detection</w:t>
+              <w:t>Spotting unusual behaviour</w:t>
             </w:r>
           </w:p>
         </w:tc>
         <w:tc>
           <w:tcPr>
-            <w:tcW w:type="dxa" w:w="2608"/>
+            <w:tcW w:type="dxa" w:w="2721"/>
           </w:tcPr>
           <w:p>
             <w:pPr>
@@ -3218,9 +2904,9 @@
                 <w:rFonts w:ascii="Calibri" w:hAnsi="Calibri"/>
                 <w:b w:val="0"/>
                 <w:color w:val="1F2933"/>
-                <w:sz w:val="17"/>
+                <w:sz w:val="16"/>
               </w:rPr>
-              <w:t>Needs no labelled examples of cheating, which no institution could ethically produce; fast and deterministic under a fixed seed</w:t>
+              <w:t>Does not need examples of cheating, which nobody could collect fairly</w:t>
             </w:r>
           </w:p>
         </w:tc>
@@ -3238,9 +2924,9 @@
                 <w:rFonts w:ascii="Calibri" w:hAnsi="Calibri"/>
                 <w:b w:val="0"/>
                 <w:color w:val="1F2933"/>
-                <w:sz w:val="17"/>
+                <w:sz w:val="16"/>
               </w:rPr>
-              <w:t>The baseline here is synthetic, so no false-positive rate can be quoted</w:t>
+              <w:t>Trained on made-up 'normal' data, so we cannot say how often it is wrong</w:t>
             </w:r>
           </w:p>
         </w:tc>
@@ -3248,7 +2934,7 @@
       <w:tr>
         <w:tc>
           <w:tcPr>
-            <w:tcW w:type="dxa" w:w="1701"/>
+            <w:tcW w:type="dxa" w:w="1587"/>
             <w:shd w:val="clear" w:fill="F4F6F9"/>
           </w:tcPr>
           <w:p>
@@ -3261,7 +2947,7 @@
                 <w:rFonts w:ascii="Calibri" w:hAnsi="Calibri"/>
                 <w:b w:val="0"/>
                 <w:color w:val="1F2933"/>
-                <w:sz w:val="17"/>
+                <w:sz w:val="16"/>
               </w:rPr>
               <w:t>FastAPI + React</w:t>
             </w:r>
@@ -3282,15 +2968,15 @@
                 <w:rFonts w:ascii="Calibri" w:hAnsi="Calibri"/>
                 <w:b w:val="0"/>
                 <w:color w:val="1F2933"/>
-                <w:sz w:val="17"/>
+                <w:sz w:val="16"/>
               </w:rPr>
-              <w:t>Backend API and the interface</w:t>
+              <w:t>The web server and the web page</w:t>
             </w:r>
           </w:p>
         </w:tc>
         <w:tc>
           <w:tcPr>
-            <w:tcW w:type="dxa" w:w="2608"/>
+            <w:tcW w:type="dxa" w:w="2721"/>
             <w:shd w:val="clear" w:fill="F4F6F9"/>
           </w:tcPr>
           <w:p>
@@ -3303,9 +2989,9 @@
                 <w:rFonts w:ascii="Calibri" w:hAnsi="Calibri"/>
                 <w:b w:val="0"/>
                 <w:color w:val="1F2933"/>
-                <w:sz w:val="17"/>
+                <w:sz w:val="16"/>
               </w:rPr>
-              <w:t>Fast to build, good defaults, and the frontend is served by the same process</w:t>
+              <w:t>Quick to build, and one program serves both</w:t>
             </w:r>
           </w:p>
         </w:tc>
@@ -3324,9 +3010,9 @@
                 <w:rFonts w:ascii="Calibri" w:hAnsi="Calibri"/>
                 <w:b w:val="0"/>
                 <w:color w:val="1F2933"/>
-                <w:sz w:val="17"/>
+                <w:sz w:val="16"/>
               </w:rPr>
-              <w:t>Session state is held in memory, so one interview at a time</w:t>
+              <w:t>Handles one interview at a time</w:t>
             </w:r>
           </w:p>
         </w:tc>
@@ -3355,7 +3041,7 @@
           <w:color w:val="1A365D"/>
           <w:sz w:val="34"/>
         </w:rPr>
-        <w:t>7.  How a session runs, end to end</w:t>
+        <w:t>6.  What happens, start to finish</w:t>
       </w:r>
     </w:p>
     <w:tbl>
@@ -3493,7 +3179,7 @@
                 <w:color w:val="1F2933"/>
                 <w:sz w:val="17"/>
               </w:rPr>
-              <w:t>The candidate uploads a CV and the recruiter pastes a job description. M1 and M2 turn both into structured data.</w:t>
+              <w:t>The CV and the job advert go in. The AI reads both.</w:t>
             </w:r>
           </w:p>
         </w:tc>
@@ -3537,7 +3223,7 @@
                 <w:color w:val="1F2933"/>
                 <w:sz w:val="17"/>
               </w:rPr>
-              <w:t>Skill graph</w:t>
+              <w:t>Match</w:t>
             </w:r>
           </w:p>
         </w:tc>
@@ -3558,7 +3244,7 @@
                 <w:color w:val="1F2933"/>
                 <w:sz w:val="17"/>
               </w:rPr>
-              <w:t>M3 resolves both sets of skills onto the ESCO graph and compares them, producing a match percentage and a prioritised topic list.</w:t>
+              <w:t>It compares the two skill lists and finds what is missing.</w:t>
             </w:r>
           </w:p>
         </w:tc>
@@ -3620,7 +3306,7 @@
                 <w:color w:val="1F2933"/>
                 <w:sz w:val="17"/>
               </w:rPr>
-              <w:t>M4 generates the interview and re-sorts the technical questions so the highest-priority gaps are asked while time remains.</w:t>
+              <w:t>It writes the interview, missing skills first.</w:t>
             </w:r>
           </w:p>
         </w:tc>
@@ -3664,7 +3350,7 @@
                 <w:color w:val="1F2933"/>
                 <w:sz w:val="17"/>
               </w:rPr>
-              <w:t>Device check</w:t>
+              <w:t>Check</w:t>
             </w:r>
           </w:p>
         </w:tc>
@@ -3685,7 +3371,7 @@
                 <w:color w:val="1F2933"/>
                 <w:sz w:val="17"/>
               </w:rPr>
-              <w:t>The candidate checks camera and microphone and chooses voice or text. Meanwhile the media server and agent start in the background, hiding about twelve seconds of start-up.</w:t>
+              <w:t>Camera and mic test. Voice or typing. The audio server warms up quietly in the background so there is no wait.</w:t>
             </w:r>
           </w:p>
         </w:tc>
@@ -3747,7 +3433,7 @@
                 <w:color w:val="1F2933"/>
                 <w:sz w:val="17"/>
               </w:rPr>
-              <w:t>M5 conducts the session. M7, M8 and M10 measure presence in the browser. Tab switches and pasted answers are recorded.</w:t>
+              <w:t>It asks, listens and follows up. The browser watches attention and tone. Tab switches are noted.</w:t>
             </w:r>
           </w:p>
         </w:tc>
@@ -3791,7 +3477,7 @@
                 <w:color w:val="1F2933"/>
                 <w:sz w:val="17"/>
               </w:rPr>
-              <w:t>Scoring</w:t>
+              <w:t>Marking</w:t>
             </w:r>
           </w:p>
         </w:tc>
@@ -3812,7 +3498,7 @@
                 <w:color w:val="1F2933"/>
                 <w:sz w:val="17"/>
               </w:rPr>
-              <w:t>The transcript is paired into exchanges, greetings and sign-offs are excluded, and every substantive answer is scored twice by M6.</w:t>
+              <w:t>Greetings are skipped. Every real answer is marked twice.</w:t>
             </w:r>
           </w:p>
         </w:tc>
@@ -3854,7 +3540,7 @@
                 <w:color w:val="1F2933"/>
                 <w:sz w:val="17"/>
               </w:rPr>
-              <w:t>Integrity</w:t>
+              <w:t>Behaviour</w:t>
             </w:r>
           </w:p>
         </w:tc>
@@ -3874,7 +3560,7 @@
                 <w:color w:val="1F2933"/>
                 <w:sz w:val="17"/>
               </w:rPr>
-              <w:t>M9 derives behavioural features from timing and telemetry and compares them against its baseline.</w:t>
+              <w:t>Timing and tab switches are checked against normal.</w:t>
             </w:r>
           </w:p>
         </w:tc>
@@ -3939,7 +3625,7 @@
                 <w:color w:val="1F2933"/>
                 <w:sz w:val="17"/>
               </w:rPr>
-              <w:t>M11 fuses the components and M12 assembles the report: overall score, per-skill verdicts, per-answer rubric detail, integrity findings, and how consistent the judge was with itself.</w:t>
+              <w:t>Everything is combined: a score, a recommendation, and the working behind both.</w:t>
             </w:r>
           </w:p>
         </w:tc>
@@ -3950,702 +3636,6 @@
         <w:spacing w:line="360" w:lineRule="auto" w:after="120"/>
         <w:jc w:val="both"/>
       </w:pPr>
-    </w:p>
-    <w:p>
-      <w:pPr>
-        <w:pStyle w:val="Heading2"/>
-        <w:spacing w:before="280" w:after="120" w:line="288" w:lineRule="auto"/>
-      </w:pPr>
-      <w:r>
-        <w:rPr>
-          <w:rFonts w:ascii="Calibri" w:hAnsi="Calibri"/>
-          <w:b/>
-          <w:color w:val="2C5282"/>
-          <w:sz w:val="26"/>
-        </w:rPr>
-        <w:t>7.1  A real session</w:t>
-      </w:r>
-    </w:p>
-    <w:p>
-      <w:pPr>
-        <w:spacing w:line="360" w:lineRule="auto" w:after="160"/>
-        <w:jc w:val="both"/>
-      </w:pPr>
-      <w:r>
-        <w:rPr>
-          <w:rFonts w:ascii="Calibri" w:hAnsi="Calibri"/>
-          <w:b w:val="0"/>
-          <w:i w:val="0"/>
-          <w:color w:val="1F2933"/>
-          <w:sz w:val="22"/>
-        </w:rPr>
-        <w:t>Taken from the end-to-end verification run: a synthetic backend engineer against a senior backend role, scoring 50% on the skill graph with Kubernetes and AWS correctly identified as missing.</w:t>
-      </w:r>
-    </w:p>
-    <w:tbl>
-      <w:tblPr>
-        <w:tblStyle w:val="TableGrid"/>
-        <w:tblW w:type="auto" w:w="0"/>
-        <w:jc w:val="center"/>
-        <w:tblLayout w:type="fixed"/>
-        <w:tblLook w:firstColumn="1" w:firstRow="1" w:lastColumn="0" w:lastRow="0" w:noHBand="0" w:noVBand="1" w:val="04A0"/>
-      </w:tblPr>
-      <w:tblGrid>
-        <w:gridCol w:w="1858"/>
-        <w:gridCol w:w="1858"/>
-        <w:gridCol w:w="1858"/>
-        <w:gridCol w:w="1858"/>
-        <w:gridCol w:w="1858"/>
-      </w:tblGrid>
-      <w:tr>
-        <w:tc>
-          <w:tcPr>
-            <w:tcW w:type="dxa" w:w="2948"/>
-            <w:shd w:val="clear" w:fill="2C5282"/>
-          </w:tcPr>
-          <w:p>
-            <w:pPr>
-              <w:spacing w:after="40" w:before="40" w:line="264" w:lineRule="auto"/>
-            </w:pPr>
-            <w:r/>
-            <w:r>
-              <w:rPr>
-                <w:rFonts w:ascii="Calibri" w:hAnsi="Calibri"/>
-                <w:b/>
-                <w:color w:val="FFFFFF"/>
-                <w:sz w:val="18"/>
-              </w:rPr>
-              <w:t>Exchange</w:t>
-            </w:r>
-          </w:p>
-        </w:tc>
-        <w:tc>
-          <w:tcPr>
-            <w:tcW w:type="dxa" w:w="1701"/>
-            <w:shd w:val="clear" w:fill="2C5282"/>
-          </w:tcPr>
-          <w:p>
-            <w:pPr>
-              <w:spacing w:after="40" w:before="40" w:line="264" w:lineRule="auto"/>
-            </w:pPr>
-            <w:r/>
-            <w:r>
-              <w:rPr>
-                <w:rFonts w:ascii="Calibri" w:hAnsi="Calibri"/>
-                <w:b/>
-                <w:color w:val="FFFFFF"/>
-                <w:sz w:val="18"/>
-              </w:rPr>
-              <w:t>Skill</w:t>
-            </w:r>
-          </w:p>
-        </w:tc>
-        <w:tc>
-          <w:tcPr>
-            <w:tcW w:type="dxa" w:w="1247"/>
-            <w:shd w:val="clear" w:fill="2C5282"/>
-          </w:tcPr>
-          <w:p>
-            <w:pPr>
-              <w:spacing w:after="40" w:before="40" w:line="264" w:lineRule="auto"/>
-            </w:pPr>
-            <w:r/>
-            <w:r>
-              <w:rPr>
-                <w:rFonts w:ascii="Calibri" w:hAnsi="Calibri"/>
-                <w:b/>
-                <w:color w:val="FFFFFF"/>
-                <w:sz w:val="18"/>
-              </w:rPr>
-              <w:t>Score</w:t>
-            </w:r>
-          </w:p>
-        </w:tc>
-        <w:tc>
-          <w:tcPr>
-            <w:tcW w:type="dxa" w:w="1474"/>
-            <w:shd w:val="clear" w:fill="2C5282"/>
-          </w:tcPr>
-          <w:p>
-            <w:pPr>
-              <w:spacing w:after="40" w:before="40" w:line="264" w:lineRule="auto"/>
-            </w:pPr>
-            <w:r/>
-            <w:r>
-              <w:rPr>
-                <w:rFonts w:ascii="Calibri" w:hAnsi="Calibri"/>
-                <w:b/>
-                <w:color w:val="FFFFFF"/>
-                <w:sz w:val="18"/>
-              </w:rPr>
-              <w:t>Judge spread</w:t>
-            </w:r>
-          </w:p>
-        </w:tc>
-        <w:tc>
-          <w:tcPr>
-            <w:tcW w:type="dxa" w:w="1417"/>
-            <w:shd w:val="clear" w:fill="2C5282"/>
-          </w:tcPr>
-          <w:p>
-            <w:pPr>
-              <w:spacing w:after="40" w:before="40" w:line="264" w:lineRule="auto"/>
-            </w:pPr>
-            <w:r/>
-            <w:r>
-              <w:rPr>
-                <w:rFonts w:ascii="Calibri" w:hAnsi="Calibri"/>
-                <w:b/>
-                <w:color w:val="FFFFFF"/>
-                <w:sz w:val="18"/>
-              </w:rPr>
-              <w:t>Consistency</w:t>
-            </w:r>
-          </w:p>
-        </w:tc>
-      </w:tr>
-      <w:tr>
-        <w:tc>
-          <w:tcPr>
-            <w:tcW w:type="dxa" w:w="2948"/>
-          </w:tcPr>
-          <w:p>
-            <w:pPr>
-              <w:spacing w:after="40" w:before="40" w:line="264" w:lineRule="auto"/>
-            </w:pPr>
-            <w:r/>
-            <w:r>
-              <w:rPr>
-                <w:rFonts w:ascii="Calibri" w:hAnsi="Calibri"/>
-                <w:b w:val="0"/>
-                <w:color w:val="1F2933"/>
-                <w:sz w:val="18"/>
-              </w:rPr>
-              <w:t>Greeting / readiness</w:t>
-            </w:r>
-          </w:p>
-        </w:tc>
-        <w:tc>
-          <w:tcPr>
-            <w:tcW w:type="dxa" w:w="1701"/>
-          </w:tcPr>
-          <w:p>
-            <w:pPr>
-              <w:spacing w:after="40" w:before="40" w:line="264" w:lineRule="auto"/>
-            </w:pPr>
-            <w:r/>
-            <w:r>
-              <w:rPr>
-                <w:rFonts w:ascii="Calibri" w:hAnsi="Calibri"/>
-                <w:b w:val="0"/>
-                <w:color w:val="1F2933"/>
-                <w:sz w:val="18"/>
-              </w:rPr>
-              <w:t>—</w:t>
-            </w:r>
-          </w:p>
-        </w:tc>
-        <w:tc>
-          <w:tcPr>
-            <w:tcW w:type="dxa" w:w="1247"/>
-          </w:tcPr>
-          <w:p>
-            <w:pPr>
-              <w:spacing w:after="40" w:before="40" w:line="264" w:lineRule="auto"/>
-            </w:pPr>
-            <w:r/>
-            <w:r>
-              <w:rPr>
-                <w:rFonts w:ascii="Calibri" w:hAnsi="Calibri"/>
-                <w:b w:val="0"/>
-                <w:color w:val="1F2933"/>
-                <w:sz w:val="18"/>
-              </w:rPr>
-              <w:t>not scored</w:t>
-            </w:r>
-          </w:p>
-        </w:tc>
-        <w:tc>
-          <w:tcPr>
-            <w:tcW w:type="dxa" w:w="1474"/>
-          </w:tcPr>
-          <w:p>
-            <w:pPr>
-              <w:spacing w:after="40" w:before="40" w:line="264" w:lineRule="auto"/>
-            </w:pPr>
-            <w:r/>
-            <w:r>
-              <w:rPr>
-                <w:rFonts w:ascii="Calibri" w:hAnsi="Calibri"/>
-                <w:b w:val="0"/>
-                <w:color w:val="1F2933"/>
-                <w:sz w:val="18"/>
-              </w:rPr>
-              <w:t>—</w:t>
-            </w:r>
-          </w:p>
-        </w:tc>
-        <w:tc>
-          <w:tcPr>
-            <w:tcW w:type="dxa" w:w="1417"/>
-          </w:tcPr>
-          <w:p>
-            <w:pPr>
-              <w:spacing w:after="40" w:before="40" w:line="264" w:lineRule="auto"/>
-            </w:pPr>
-            <w:r/>
-            <w:r>
-              <w:rPr>
-                <w:rFonts w:ascii="Calibri" w:hAnsi="Calibri"/>
-                <w:b w:val="0"/>
-                <w:color w:val="1F2933"/>
-                <w:sz w:val="18"/>
-              </w:rPr>
-              <w:t>—</w:t>
-            </w:r>
-          </w:p>
-        </w:tc>
-      </w:tr>
-      <w:tr>
-        <w:tc>
-          <w:tcPr>
-            <w:tcW w:type="dxa" w:w="2948"/>
-            <w:shd w:val="clear" w:fill="F4F6F9"/>
-          </w:tcPr>
-          <w:p>
-            <w:pPr>
-              <w:spacing w:after="40" w:before="40" w:line="264" w:lineRule="auto"/>
-            </w:pPr>
-            <w:r/>
-            <w:r>
-              <w:rPr>
-                <w:rFonts w:ascii="Calibri" w:hAnsi="Calibri"/>
-                <w:b w:val="0"/>
-                <w:color w:val="1F2933"/>
-                <w:sz w:val="18"/>
-              </w:rPr>
-              <w:t>API design and idempotency</w:t>
-            </w:r>
-          </w:p>
-        </w:tc>
-        <w:tc>
-          <w:tcPr>
-            <w:tcW w:type="dxa" w:w="1701"/>
-            <w:shd w:val="clear" w:fill="F4F6F9"/>
-          </w:tcPr>
-          <w:p>
-            <w:pPr>
-              <w:spacing w:after="40" w:before="40" w:line="264" w:lineRule="auto"/>
-            </w:pPr>
-            <w:r/>
-            <w:r>
-              <w:rPr>
-                <w:rFonts w:ascii="Calibri" w:hAnsi="Calibri"/>
-                <w:b w:val="0"/>
-                <w:color w:val="1F2933"/>
-                <w:sz w:val="18"/>
-              </w:rPr>
-              <w:t>REST API</w:t>
-            </w:r>
-          </w:p>
-        </w:tc>
-        <w:tc>
-          <w:tcPr>
-            <w:tcW w:type="dxa" w:w="1247"/>
-            <w:shd w:val="clear" w:fill="F4F6F9"/>
-          </w:tcPr>
-          <w:p>
-            <w:pPr>
-              <w:spacing w:after="40" w:before="40" w:line="264" w:lineRule="auto"/>
-            </w:pPr>
-            <w:r/>
-            <w:r>
-              <w:rPr>
-                <w:rFonts w:ascii="Calibri" w:hAnsi="Calibri"/>
-                <w:b w:val="0"/>
-                <w:color w:val="1F2933"/>
-                <w:sz w:val="18"/>
-              </w:rPr>
-              <w:t>91.5</w:t>
-            </w:r>
-          </w:p>
-        </w:tc>
-        <w:tc>
-          <w:tcPr>
-            <w:tcW w:type="dxa" w:w="1474"/>
-            <w:shd w:val="clear" w:fill="F4F6F9"/>
-          </w:tcPr>
-          <w:p>
-            <w:pPr>
-              <w:spacing w:after="40" w:before="40" w:line="264" w:lineRule="auto"/>
-            </w:pPr>
-            <w:r/>
-            <w:r>
-              <w:rPr>
-                <w:rFonts w:ascii="Calibri" w:hAnsi="Calibri"/>
-                <w:b w:val="0"/>
-                <w:color w:val="1F2933"/>
-                <w:sz w:val="18"/>
-              </w:rPr>
-              <w:t>1.0</w:t>
-            </w:r>
-          </w:p>
-        </w:tc>
-        <w:tc>
-          <w:tcPr>
-            <w:tcW w:type="dxa" w:w="1417"/>
-            <w:shd w:val="clear" w:fill="F4F6F9"/>
-          </w:tcPr>
-          <w:p>
-            <w:pPr>
-              <w:spacing w:after="40" w:before="40" w:line="264" w:lineRule="auto"/>
-            </w:pPr>
-            <w:r/>
-            <w:r>
-              <w:rPr>
-                <w:rFonts w:ascii="Calibri" w:hAnsi="Calibri"/>
-                <w:b w:val="0"/>
-                <w:color w:val="1F2933"/>
-                <w:sz w:val="18"/>
-              </w:rPr>
-              <w:t>high</w:t>
-            </w:r>
-          </w:p>
-        </w:tc>
-      </w:tr>
-      <w:tr>
-        <w:tc>
-          <w:tcPr>
-            <w:tcW w:type="dxa" w:w="2948"/>
-          </w:tcPr>
-          <w:p>
-            <w:pPr>
-              <w:spacing w:after="40" w:before="40" w:line="264" w:lineRule="auto"/>
-            </w:pPr>
-            <w:r/>
-            <w:r>
-              <w:rPr>
-                <w:rFonts w:ascii="Calibri" w:hAnsi="Calibri"/>
-                <w:b w:val="0"/>
-                <w:color w:val="1F2933"/>
-                <w:sz w:val="18"/>
-              </w:rPr>
-              <w:t>Kubernetes troubleshooting</w:t>
-            </w:r>
-          </w:p>
-        </w:tc>
-        <w:tc>
-          <w:tcPr>
-            <w:tcW w:type="dxa" w:w="1701"/>
-          </w:tcPr>
-          <w:p>
-            <w:pPr>
-              <w:spacing w:after="40" w:before="40" w:line="264" w:lineRule="auto"/>
-            </w:pPr>
-            <w:r/>
-            <w:r>
-              <w:rPr>
-                <w:rFonts w:ascii="Calibri" w:hAnsi="Calibri"/>
-                <w:b w:val="0"/>
-                <w:color w:val="1F2933"/>
-                <w:sz w:val="18"/>
-              </w:rPr>
-              <w:t>Kubernetes</w:t>
-            </w:r>
-          </w:p>
-        </w:tc>
-        <w:tc>
-          <w:tcPr>
-            <w:tcW w:type="dxa" w:w="1247"/>
-          </w:tcPr>
-          <w:p>
-            <w:pPr>
-              <w:spacing w:after="40" w:before="40" w:line="264" w:lineRule="auto"/>
-            </w:pPr>
-            <w:r/>
-            <w:r>
-              <w:rPr>
-                <w:rFonts w:ascii="Calibri" w:hAnsi="Calibri"/>
-                <w:b w:val="0"/>
-                <w:color w:val="1F2933"/>
-                <w:sz w:val="18"/>
-              </w:rPr>
-              <w:t>50.0</w:t>
-            </w:r>
-          </w:p>
-        </w:tc>
-        <w:tc>
-          <w:tcPr>
-            <w:tcW w:type="dxa" w:w="1474"/>
-          </w:tcPr>
-          <w:p>
-            <w:pPr>
-              <w:spacing w:after="40" w:before="40" w:line="264" w:lineRule="auto"/>
-            </w:pPr>
-            <w:r/>
-            <w:r>
-              <w:rPr>
-                <w:rFonts w:ascii="Calibri" w:hAnsi="Calibri"/>
-                <w:b w:val="0"/>
-                <w:color w:val="1F2933"/>
-                <w:sz w:val="18"/>
-              </w:rPr>
-              <w:t>10.0</w:t>
-            </w:r>
-          </w:p>
-        </w:tc>
-        <w:tc>
-          <w:tcPr>
-            <w:tcW w:type="dxa" w:w="1417"/>
-          </w:tcPr>
-          <w:p>
-            <w:pPr>
-              <w:spacing w:after="40" w:before="40" w:line="264" w:lineRule="auto"/>
-            </w:pPr>
-            <w:r/>
-            <w:r>
-              <w:rPr>
-                <w:rFonts w:ascii="Calibri" w:hAnsi="Calibri"/>
-                <w:b w:val="0"/>
-                <w:color w:val="1F2933"/>
-                <w:sz w:val="18"/>
-              </w:rPr>
-              <w:t>moderate</w:t>
-            </w:r>
-          </w:p>
-        </w:tc>
-      </w:tr>
-      <w:tr>
-        <w:tc>
-          <w:tcPr>
-            <w:tcW w:type="dxa" w:w="2948"/>
-            <w:shd w:val="clear" w:fill="F4F6F9"/>
-          </w:tcPr>
-          <w:p>
-            <w:pPr>
-              <w:spacing w:after="40" w:before="40" w:line="264" w:lineRule="auto"/>
-            </w:pPr>
-            <w:r/>
-            <w:r>
-              <w:rPr>
-                <w:rFonts w:ascii="Calibri" w:hAnsi="Calibri"/>
-                <w:b w:val="0"/>
-                <w:color w:val="1F2933"/>
-                <w:sz w:val="18"/>
-              </w:rPr>
-              <w:t>Mentoring a junior engineer</w:t>
-            </w:r>
-          </w:p>
-        </w:tc>
-        <w:tc>
-          <w:tcPr>
-            <w:tcW w:type="dxa" w:w="1701"/>
-            <w:shd w:val="clear" w:fill="F4F6F9"/>
-          </w:tcPr>
-          <w:p>
-            <w:pPr>
-              <w:spacing w:after="40" w:before="40" w:line="264" w:lineRule="auto"/>
-            </w:pPr>
-            <w:r/>
-            <w:r>
-              <w:rPr>
-                <w:rFonts w:ascii="Calibri" w:hAnsi="Calibri"/>
-                <w:b w:val="0"/>
-                <w:color w:val="1F2933"/>
-                <w:sz w:val="18"/>
-              </w:rPr>
-              <w:t>Mentoring</w:t>
-            </w:r>
-          </w:p>
-        </w:tc>
-        <w:tc>
-          <w:tcPr>
-            <w:tcW w:type="dxa" w:w="1247"/>
-            <w:shd w:val="clear" w:fill="F4F6F9"/>
-          </w:tcPr>
-          <w:p>
-            <w:pPr>
-              <w:spacing w:after="40" w:before="40" w:line="264" w:lineRule="auto"/>
-            </w:pPr>
-            <w:r/>
-            <w:r>
-              <w:rPr>
-                <w:rFonts w:ascii="Calibri" w:hAnsi="Calibri"/>
-                <w:b w:val="0"/>
-                <w:color w:val="1F2933"/>
-                <w:sz w:val="18"/>
-              </w:rPr>
-              <w:t>85.0</w:t>
-            </w:r>
-          </w:p>
-        </w:tc>
-        <w:tc>
-          <w:tcPr>
-            <w:tcW w:type="dxa" w:w="1474"/>
-            <w:shd w:val="clear" w:fill="F4F6F9"/>
-          </w:tcPr>
-          <w:p>
-            <w:pPr>
-              <w:spacing w:after="40" w:before="40" w:line="264" w:lineRule="auto"/>
-            </w:pPr>
-            <w:r/>
-            <w:r>
-              <w:rPr>
-                <w:rFonts w:ascii="Calibri" w:hAnsi="Calibri"/>
-                <w:b w:val="0"/>
-                <w:color w:val="1F2933"/>
-                <w:sz w:val="18"/>
-              </w:rPr>
-              <w:t>0.0</w:t>
-            </w:r>
-          </w:p>
-        </w:tc>
-        <w:tc>
-          <w:tcPr>
-            <w:tcW w:type="dxa" w:w="1417"/>
-            <w:shd w:val="clear" w:fill="F4F6F9"/>
-          </w:tcPr>
-          <w:p>
-            <w:pPr>
-              <w:spacing w:after="40" w:before="40" w:line="264" w:lineRule="auto"/>
-            </w:pPr>
-            <w:r/>
-            <w:r>
-              <w:rPr>
-                <w:rFonts w:ascii="Calibri" w:hAnsi="Calibri"/>
-                <w:b w:val="0"/>
-                <w:color w:val="1F2933"/>
-                <w:sz w:val="18"/>
-              </w:rPr>
-              <w:t>high</w:t>
-            </w:r>
-          </w:p>
-        </w:tc>
-      </w:tr>
-      <w:tr>
-        <w:tc>
-          <w:tcPr>
-            <w:tcW w:type="dxa" w:w="2948"/>
-          </w:tcPr>
-          <w:p>
-            <w:pPr>
-              <w:spacing w:after="40" w:before="40" w:line="264" w:lineRule="auto"/>
-            </w:pPr>
-            <w:r/>
-            <w:r>
-              <w:rPr>
-                <w:rFonts w:ascii="Calibri" w:hAnsi="Calibri"/>
-                <w:b w:val="0"/>
-                <w:color w:val="1F2933"/>
-                <w:sz w:val="18"/>
-              </w:rPr>
-              <w:t>Sign-off</w:t>
-            </w:r>
-          </w:p>
-        </w:tc>
-        <w:tc>
-          <w:tcPr>
-            <w:tcW w:type="dxa" w:w="1701"/>
-          </w:tcPr>
-          <w:p>
-            <w:pPr>
-              <w:spacing w:after="40" w:before="40" w:line="264" w:lineRule="auto"/>
-            </w:pPr>
-            <w:r/>
-            <w:r>
-              <w:rPr>
-                <w:rFonts w:ascii="Calibri" w:hAnsi="Calibri"/>
-                <w:b w:val="0"/>
-                <w:color w:val="1F2933"/>
-                <w:sz w:val="18"/>
-              </w:rPr>
-              <w:t>—</w:t>
-            </w:r>
-          </w:p>
-        </w:tc>
-        <w:tc>
-          <w:tcPr>
-            <w:tcW w:type="dxa" w:w="1247"/>
-          </w:tcPr>
-          <w:p>
-            <w:pPr>
-              <w:spacing w:after="40" w:before="40" w:line="264" w:lineRule="auto"/>
-            </w:pPr>
-            <w:r/>
-            <w:r>
-              <w:rPr>
-                <w:rFonts w:ascii="Calibri" w:hAnsi="Calibri"/>
-                <w:b w:val="0"/>
-                <w:color w:val="1F2933"/>
-                <w:sz w:val="18"/>
-              </w:rPr>
-              <w:t>not scored</w:t>
-            </w:r>
-          </w:p>
-        </w:tc>
-        <w:tc>
-          <w:tcPr>
-            <w:tcW w:type="dxa" w:w="1474"/>
-          </w:tcPr>
-          <w:p>
-            <w:pPr>
-              <w:spacing w:after="40" w:before="40" w:line="264" w:lineRule="auto"/>
-            </w:pPr>
-            <w:r/>
-            <w:r>
-              <w:rPr>
-                <w:rFonts w:ascii="Calibri" w:hAnsi="Calibri"/>
-                <w:b w:val="0"/>
-                <w:color w:val="1F2933"/>
-                <w:sz w:val="18"/>
-              </w:rPr>
-              <w:t>—</w:t>
-            </w:r>
-          </w:p>
-        </w:tc>
-        <w:tc>
-          <w:tcPr>
-            <w:tcW w:type="dxa" w:w="1417"/>
-          </w:tcPr>
-          <w:p>
-            <w:pPr>
-              <w:spacing w:after="40" w:before="40" w:line="264" w:lineRule="auto"/>
-            </w:pPr>
-            <w:r/>
-            <w:r>
-              <w:rPr>
-                <w:rFonts w:ascii="Calibri" w:hAnsi="Calibri"/>
-                <w:b w:val="0"/>
-                <w:color w:val="1F2933"/>
-                <w:sz w:val="18"/>
-              </w:rPr>
-              <w:t>—</w:t>
-            </w:r>
-          </w:p>
-        </w:tc>
-      </w:tr>
-    </w:tbl>
-    <w:p>
-      <w:pPr>
-        <w:spacing w:line="360" w:lineRule="auto" w:after="120"/>
-        <w:jc w:val="both"/>
-      </w:pPr>
-    </w:p>
-    <w:p>
-      <w:pPr>
-        <w:spacing w:line="360" w:lineRule="auto" w:after="160"/>
-        <w:jc w:val="both"/>
-      </w:pPr>
-      <w:r>
-        <w:rPr>
-          <w:rFonts w:ascii="Calibri" w:hAnsi="Calibri"/>
-          <w:b w:val="0"/>
-          <w:i w:val="0"/>
-          <w:color w:val="1F2933"/>
-          <w:sz w:val="22"/>
-        </w:rPr>
-        <w:t>The candidate's admission that they had not used Kubernetes scored 50 rather than zero, because the rubric credits accuracy separately from completeness and an honest acknowledgement contains nothing incorrect. That same answer drew the widest judge disagreement of the session — which is the pattern one would expect, since a partial answer is genuinely harder to score.</w:t>
-      </w:r>
     </w:p>
     <w:p>
       <w:r>
@@ -4664,7 +3654,7 @@
           <w:color w:val="1A365D"/>
           <w:sz w:val="34"/>
         </w:rPr>
-        <w:t>8.  What the evaluation found</w:t>
+        <w:t>7.  Does the marking actually work?</w:t>
       </w:r>
     </w:p>
     <w:p>
@@ -4680,7 +3670,7 @@
           <w:color w:val="1F2933"/>
           <w:sz w:val="22"/>
         </w:rPr>
-        <w:t>Five controlled experiments over 18 answers written at three known quality levels. The full analysis is in Chapter 6 of the dissertation; the headline is that the evaluation found two real defects in the system it was measuring.</w:t>
+        <w:t>Five experiments were run on 18 answers written to be deliberately good, average or bad. The full analysis is in Chapter 6 of the dissertation. Two real problems were found — in this project's own system.</w:t>
       </w:r>
     </w:p>
     <w:p>
@@ -4695,7 +3685,7 @@
           <w:color w:val="2C5282"/>
           <w:sz w:val="26"/>
         </w:rPr>
-        <w:t>8.1  It ranks well</w:t>
+        <w:t>7.1  Good news: it ranks answers correctly</w:t>
       </w:r>
     </w:p>
     <w:p>
@@ -4711,7 +3701,7 @@
           <w:color w:val="1F2933"/>
           <w:sz w:val="22"/>
         </w:rPr>
-        <w:t>Spearman's rho between intended quality and awarded score is 0.920, and Cohen's d separating strong from weak answers is 2.98 — a very large effect. The relative ordering can be trusted.</w:t>
+        <w:t>It almost never puts a worse answer above a better one. The statistical measure of agreement is 0.92 out of 1.</w:t>
       </w:r>
     </w:p>
     <w:p>
@@ -4726,7 +3716,7 @@
           <w:color w:val="2C5282"/>
           <w:sz w:val="26"/>
         </w:rPr>
-        <w:t>8.2  It calibrates badly</w:t>
+        <w:t>7.2  Problem one: it is too generous</w:t>
       </w:r>
     </w:p>
     <w:tbl>
@@ -4759,7 +3749,7 @@
                 <w:color w:val="FFFFFF"/>
                 <w:sz w:val="19"/>
               </w:rPr>
-              <w:t>Intended quality</w:t>
+              <w:t>Answers written to be…</w:t>
             </w:r>
           </w:p>
         </w:tc>
@@ -4780,7 +3770,7 @@
                 <w:color w:val="FFFFFF"/>
                 <w:sz w:val="19"/>
               </w:rPr>
-              <w:t>Mean score awarded</w:t>
+              <w:t>Average mark given</w:t>
             </w:r>
           </w:p>
         </w:tc>
@@ -4822,7 +3812,7 @@
                 <w:color w:val="1F2933"/>
                 <w:sz w:val="19"/>
               </w:rPr>
-              <w:t>53.0</w:t>
+              <w:t>53 out of 100</w:t>
             </w:r>
           </w:p>
         </w:tc>
@@ -4866,7 +3856,7 @@
                 <w:color w:val="1F2933"/>
                 <w:sz w:val="19"/>
               </w:rPr>
-              <w:t>92.8</w:t>
+              <w:t>93 out of 100</w:t>
             </w:r>
           </w:p>
         </w:tc>
@@ -4908,7 +3898,7 @@
                 <w:color w:val="1F2933"/>
                 <w:sz w:val="19"/>
               </w:rPr>
-              <w:t>98.2</w:t>
+              <w:t>98 out of 100</w:t>
             </w:r>
           </w:p>
         </w:tc>
@@ -4933,23 +3923,7 @@
           <w:color w:val="1F2933"/>
           <w:sz w:val="22"/>
         </w:rPr>
-        <w:t>The system reports any answer at or above 70 as strong. Deliberately partial answers averaged 92.8 — comfortably above it — so medium and strong answers receive the same verdict. Exact band agreement is only 38.9%.</w:t>
-      </w:r>
-    </w:p>
-    <w:p>
-      <w:pPr>
-        <w:spacing w:line="360" w:lineRule="auto" w:after="160"/>
-        <w:jc w:val="both"/>
-      </w:pPr>
-      <w:r>
-        <w:rPr>
-          <w:rFonts w:ascii="Calibri" w:hAnsi="Calibri"/>
-          <w:b/>
-          <w:i w:val="0"/>
-          <w:color w:val="1F2933"/>
-          <w:sz w:val="22"/>
-        </w:rPr>
-        <w:t>The instrument is comparative, not absolute. It supports the claim that one candidate answered better than another; it does not support the claim that a candidate scored 92 and therefore meets a standard.</w:t>
+        <w:t>The system calls anything 70 or above a strong answer. But deliberately average answers scored 93 — so average and excellent answers get the same verdict. The marks are useful for comparing two candidates, but not for saying whether one is good enough on their own.</w:t>
       </w:r>
     </w:p>
     <w:p>
@@ -4964,7 +3938,7 @@
           <w:color w:val="2C5282"/>
           <w:sz w:val="26"/>
         </w:rPr>
-        <w:t>8.3  The rubric does not decompose as designed</w:t>
+        <w:t>7.3  Problem two: the four criteria move together</w:t>
       </w:r>
     </w:p>
     <w:p>
@@ -4980,7 +3954,7 @@
           <w:color w:val="1F2933"/>
           <w:sz w:val="22"/>
         </w:rPr>
-        <w:t>The four criteria correlate at a mean of 0.846 despite an explicit instruction to score them independently. The judge appears to form one overall impression and distribute it — the classic halo effect, which instructing a model against did not remove.</w:t>
+        <w:t>The AI is told to mark accuracy, completeness, clarity and relevance separately. In practice they correlate at 0.85 out of 1 — it forms one overall impression and spreads it across all four. So the breakdown explains less than it appears to.</w:t>
       </w:r>
     </w:p>
     <w:p>
@@ -4995,7 +3969,7 @@
           <w:color w:val="2C5282"/>
           <w:sz w:val="26"/>
         </w:rPr>
-        <w:t>8.4  Positional instability was small</w:t>
+        <w:t>7.4  And an honest non-result</w:t>
       </w:r>
     </w:p>
     <w:p>
@@ -5011,7 +3985,7 @@
           <w:color w:val="1F2933"/>
           <w:sz w:val="22"/>
         </w:rPr>
-        <w:t>Mean spread between the two rubric orderings was 2.22 points, and no answer required escalation. That is a null result for the escalation mechanism on this corpus, and it is reported as one rather than dressed up.</w:t>
+        <w:t>The double-marking safety net never triggered. The two marks were only 2.2 points apart on average, so no answer needed a human. The mechanism works, but this test did not prove it was needed.</w:t>
       </w:r>
     </w:p>
     <w:p>
@@ -5031,39 +4005,22 @@
           <w:color w:val="1A365D"/>
           <w:sz w:val="34"/>
         </w:rPr>
-        <w:t>9.  Directory guide</w:t>
+        <w:t>8.  Every file, and what it does</w:t>
       </w:r>
     </w:p>
     <w:p>
       <w:pPr>
-        <w:spacing w:line="360" w:lineRule="auto" w:after="160"/>
-        <w:jc w:val="both"/>
-      </w:pPr>
-      <w:r>
-        <w:rPr>
-          <w:rFonts w:ascii="Calibri" w:hAnsi="Calibri"/>
-          <w:b w:val="0"/>
-          <w:i w:val="0"/>
-          <w:color w:val="1F2933"/>
-          <w:sz w:val="22"/>
-        </w:rPr>
-        <w:t>Every significant file, and what it is for.</w:t>
-      </w:r>
-    </w:p>
-    <w:p>
-      <w:pPr>
-        <w:pStyle w:val="Heading3"/>
-        <w:spacing w:before="220" w:after="80" w:line="288" w:lineRule="auto"/>
+        <w:pStyle w:val="Heading2"/>
+        <w:spacing w:before="280" w:after="120" w:line="288" w:lineRule="auto"/>
       </w:pPr>
       <w:r>
         <w:rPr>
           <w:rFonts w:ascii="Calibri" w:hAnsi="Calibri"/>
           <w:b/>
-          <w:i w:val="0"/>
-          <w:color w:val="3D4F63"/>
-          <w:sz w:val="23"/>
+          <w:color w:val="2C5282"/>
+          <w:sz w:val="26"/>
         </w:rPr>
-        <w:t>(root)</w:t>
+        <w:t>In the main folder</w:t>
       </w:r>
     </w:p>
     <w:tbl>
@@ -5081,7 +4038,7 @@
       <w:tr>
         <w:tc>
           <w:tcPr>
-            <w:tcW w:type="dxa" w:w="3515"/>
+            <w:tcW w:type="dxa" w:w="3628"/>
             <w:shd w:val="clear" w:fill="2C5282"/>
           </w:tcPr>
           <w:p>
@@ -5102,7 +4059,7 @@
         </w:tc>
         <w:tc>
           <w:tcPr>
-            <w:tcW w:type="dxa" w:w="5272"/>
+            <w:tcW w:type="dxa" w:w="5159"/>
             <w:shd w:val="clear" w:fill="2C5282"/>
           </w:tcPr>
           <w:p>
@@ -5117,7 +4074,7 @@
                 <w:color w:val="FFFFFF"/>
                 <w:sz w:val="17"/>
               </w:rPr>
-              <w:t>Purpose</w:t>
+              <w:t>What it does</w:t>
             </w:r>
           </w:p>
         </w:tc>
@@ -5125,7 +4082,7 @@
       <w:tr>
         <w:tc>
           <w:tcPr>
-            <w:tcW w:type="dxa" w:w="3515"/>
+            <w:tcW w:type="dxa" w:w="3628"/>
           </w:tcPr>
           <w:p>
             <w:pPr>
@@ -5145,7 +4102,7 @@
         </w:tc>
         <w:tc>
           <w:tcPr>
-            <w:tcW w:type="dxa" w:w="5272"/>
+            <w:tcW w:type="dxa" w:w="5159"/>
           </w:tcPr>
           <w:p>
             <w:pPr>
@@ -5159,7 +4116,7 @@
                 <w:color w:val="1F2933"/>
                 <w:sz w:val="17"/>
               </w:rPr>
-              <w:t>One-click setup and launch for Windows: installs Python and Node.js if missing, builds the environment, and starts the server.</w:t>
+              <w:t>Double-click this. Installs everything and starts the app.</w:t>
             </w:r>
           </w:p>
         </w:tc>
@@ -5167,7 +4124,7 @@
       <w:tr>
         <w:tc>
           <w:tcPr>
-            <w:tcW w:type="dxa" w:w="3515"/>
+            <w:tcW w:type="dxa" w:w="3628"/>
             <w:shd w:val="clear" w:fill="F4F6F9"/>
           </w:tcPr>
           <w:p>
@@ -5188,7 +4145,7 @@
         </w:tc>
         <w:tc>
           <w:tcPr>
-            <w:tcW w:type="dxa" w:w="5272"/>
+            <w:tcW w:type="dxa" w:w="5159"/>
             <w:shd w:val="clear" w:fill="F4F6F9"/>
           </w:tcPr>
           <w:p>
@@ -5203,7 +4160,7 @@
                 <w:color w:val="1F2933"/>
                 <w:sz w:val="17"/>
               </w:rPr>
-              <w:t>Repository overview — what the project is, how to run it, how to verify it, and the headline findings.</w:t>
+              <w:t>Short overview: what it is, how to run it, how to check it.</w:t>
             </w:r>
           </w:p>
         </w:tc>
@@ -5211,7 +4168,7 @@
       <w:tr>
         <w:tc>
           <w:tcPr>
-            <w:tcW w:type="dxa" w:w="3515"/>
+            <w:tcW w:type="dxa" w:w="3628"/>
           </w:tcPr>
           <w:p>
             <w:pPr>
@@ -5231,7 +4188,7 @@
         </w:tc>
         <w:tc>
           <w:tcPr>
-            <w:tcW w:type="dxa" w:w="5272"/>
+            <w:tcW w:type="dxa" w:w="5159"/>
           </w:tcPr>
           <w:p>
             <w:pPr>
@@ -5250,6 +4207,92 @@
           </w:p>
         </w:tc>
       </w:tr>
+      <w:tr>
+        <w:tc>
+          <w:tcPr>
+            <w:tcW w:type="dxa" w:w="3628"/>
+            <w:shd w:val="clear" w:fill="F4F6F9"/>
+          </w:tcPr>
+          <w:p>
+            <w:pPr>
+              <w:spacing w:after="40" w:before="40" w:line="264" w:lineRule="auto"/>
+            </w:pPr>
+            <w:r/>
+            <w:r>
+              <w:rPr>
+                <w:rFonts w:ascii="Calibri" w:hAnsi="Calibri"/>
+                <w:b w:val="0"/>
+                <w:color w:val="1F2933"/>
+                <w:sz w:val="17"/>
+              </w:rPr>
+              <w:t>.gitignore</w:t>
+            </w:r>
+          </w:p>
+        </w:tc>
+        <w:tc>
+          <w:tcPr>
+            <w:tcW w:type="dxa" w:w="5159"/>
+            <w:shd w:val="clear" w:fill="F4F6F9"/>
+          </w:tcPr>
+          <w:p>
+            <w:pPr>
+              <w:spacing w:after="40" w:before="40" w:line="264" w:lineRule="auto"/>
+            </w:pPr>
+            <w:r/>
+            <w:r>
+              <w:rPr>
+                <w:rFonts w:ascii="Calibri" w:hAnsi="Calibri"/>
+                <w:b w:val="0"/>
+                <w:color w:val="1F2933"/>
+                <w:sz w:val="17"/>
+              </w:rPr>
+              <w:t>Keeps secrets and build output out of Git.</w:t>
+            </w:r>
+          </w:p>
+        </w:tc>
+      </w:tr>
+      <w:tr>
+        <w:tc>
+          <w:tcPr>
+            <w:tcW w:type="dxa" w:w="3628"/>
+          </w:tcPr>
+          <w:p>
+            <w:pPr>
+              <w:spacing w:after="40" w:before="40" w:line="264" w:lineRule="auto"/>
+            </w:pPr>
+            <w:r/>
+            <w:r>
+              <w:rPr>
+                <w:rFonts w:ascii="Calibri" w:hAnsi="Calibri"/>
+                <w:b w:val="0"/>
+                <w:color w:val="1F2933"/>
+                <w:sz w:val="17"/>
+              </w:rPr>
+              <w:t>.gitattributes</w:t>
+            </w:r>
+          </w:p>
+        </w:tc>
+        <w:tc>
+          <w:tcPr>
+            <w:tcW w:type="dxa" w:w="5159"/>
+          </w:tcPr>
+          <w:p>
+            <w:pPr>
+              <w:spacing w:after="40" w:before="40" w:line="264" w:lineRule="auto"/>
+            </w:pPr>
+            <w:r/>
+            <w:r>
+              <w:rPr>
+                <w:rFonts w:ascii="Calibri" w:hAnsi="Calibri"/>
+                <w:b w:val="0"/>
+                <w:color w:val="1F2933"/>
+                <w:sz w:val="17"/>
+              </w:rPr>
+              <w:t>Stops Windows line endings breaking run.bat on a clone.</w:t>
+            </w:r>
+          </w:p>
+        </w:tc>
+      </w:tr>
     </w:tbl>
     <w:p>
       <w:pPr>
@@ -5259,18 +4302,17 @@
     </w:p>
     <w:p>
       <w:pPr>
-        <w:pStyle w:val="Heading3"/>
-        <w:spacing w:before="220" w:after="80" w:line="288" w:lineRule="auto"/>
+        <w:pStyle w:val="Heading2"/>
+        <w:spacing w:before="280" w:after="120" w:line="288" w:lineRule="auto"/>
       </w:pPr>
       <w:r>
         <w:rPr>
           <w:rFonts w:ascii="Calibri" w:hAnsi="Calibri"/>
           <w:b/>
-          <w:i w:val="0"/>
-          <w:color w:val="3D4F63"/>
-          <w:sz w:val="23"/>
+          <w:color w:val="2C5282"/>
+          <w:sz w:val="26"/>
         </w:rPr>
-        <w:t>report</w:t>
+        <w:t>InterviewAI</w:t>
       </w:r>
     </w:p>
     <w:tbl>
@@ -5288,7 +4330,7 @@
       <w:tr>
         <w:tc>
           <w:tcPr>
-            <w:tcW w:type="dxa" w:w="3515"/>
+            <w:tcW w:type="dxa" w:w="3628"/>
             <w:shd w:val="clear" w:fill="2C5282"/>
           </w:tcPr>
           <w:p>
@@ -5309,7 +4351,7 @@
         </w:tc>
         <w:tc>
           <w:tcPr>
-            <w:tcW w:type="dxa" w:w="5272"/>
+            <w:tcW w:type="dxa" w:w="5159"/>
             <w:shd w:val="clear" w:fill="2C5282"/>
           </w:tcPr>
           <w:p>
@@ -5324,7 +4366,7 @@
                 <w:color w:val="FFFFFF"/>
                 <w:sz w:val="17"/>
               </w:rPr>
-              <w:t>Purpose</w:t>
+              <w:t>What it does</w:t>
             </w:r>
           </w:p>
         </w:tc>
@@ -5332,7 +4374,7 @@
       <w:tr>
         <w:tc>
           <w:tcPr>
-            <w:tcW w:type="dxa" w:w="3515"/>
+            <w:tcW w:type="dxa" w:w="3628"/>
           </w:tcPr>
           <w:p>
             <w:pPr>
@@ -5346,13 +4388,13 @@
                 <w:color w:val="1F2933"/>
                 <w:sz w:val="17"/>
               </w:rPr>
-              <w:t>report/build_guide.py</w:t>
+              <w:t>InterviewAI/server.py</w:t>
             </w:r>
           </w:p>
         </w:tc>
         <w:tc>
           <w:tcPr>
-            <w:tcW w:type="dxa" w:w="5272"/>
+            <w:tcW w:type="dxa" w:w="5159"/>
           </w:tcPr>
           <w:p>
             <w:pPr>
@@ -5366,7 +4408,1857 @@
                 <w:color w:val="1F2933"/>
                 <w:sz w:val="17"/>
               </w:rPr>
-              <w:t>Generates this document from the live project.</w:t>
+              <w:t>The web server. Every API the browser calls lives here.</w:t>
+            </w:r>
+          </w:p>
+        </w:tc>
+      </w:tr>
+      <w:tr>
+        <w:tc>
+          <w:tcPr>
+            <w:tcW w:type="dxa" w:w="3628"/>
+            <w:shd w:val="clear" w:fill="F4F6F9"/>
+          </w:tcPr>
+          <w:p>
+            <w:pPr>
+              <w:spacing w:after="40" w:before="40" w:line="264" w:lineRule="auto"/>
+            </w:pPr>
+            <w:r/>
+            <w:r>
+              <w:rPr>
+                <w:rFonts w:ascii="Calibri" w:hAnsi="Calibri"/>
+                <w:b w:val="0"/>
+                <w:color w:val="1F2933"/>
+                <w:sz w:val="17"/>
+              </w:rPr>
+              <w:t>InterviewAI/requirements.txt</w:t>
+            </w:r>
+          </w:p>
+        </w:tc>
+        <w:tc>
+          <w:tcPr>
+            <w:tcW w:type="dxa" w:w="5159"/>
+            <w:shd w:val="clear" w:fill="F4F6F9"/>
+          </w:tcPr>
+          <w:p>
+            <w:pPr>
+              <w:spacing w:after="40" w:before="40" w:line="264" w:lineRule="auto"/>
+            </w:pPr>
+            <w:r/>
+            <w:r>
+              <w:rPr>
+                <w:rFonts w:ascii="Calibri" w:hAnsi="Calibri"/>
+                <w:b w:val="0"/>
+                <w:color w:val="1F2933"/>
+                <w:sz w:val="17"/>
+              </w:rPr>
+              <w:t>Every Python package, locked to a tested version.</w:t>
+            </w:r>
+          </w:p>
+        </w:tc>
+      </w:tr>
+      <w:tr>
+        <w:tc>
+          <w:tcPr>
+            <w:tcW w:type="dxa" w:w="3628"/>
+          </w:tcPr>
+          <w:p>
+            <w:pPr>
+              <w:spacing w:after="40" w:before="40" w:line="264" w:lineRule="auto"/>
+            </w:pPr>
+            <w:r/>
+            <w:r>
+              <w:rPr>
+                <w:rFonts w:ascii="Calibri" w:hAnsi="Calibri"/>
+                <w:b w:val="0"/>
+                <w:color w:val="1F2933"/>
+                <w:sz w:val="17"/>
+              </w:rPr>
+              <w:t>InterviewAI/SETUP.md</w:t>
+            </w:r>
+          </w:p>
+        </w:tc>
+        <w:tc>
+          <w:tcPr>
+            <w:tcW w:type="dxa" w:w="5159"/>
+          </w:tcPr>
+          <w:p>
+            <w:pPr>
+              <w:spacing w:after="40" w:before="40" w:line="264" w:lineRule="auto"/>
+            </w:pPr>
+            <w:r/>
+            <w:r>
+              <w:rPr>
+                <w:rFonts w:ascii="Calibri" w:hAnsi="Calibri"/>
+                <w:b w:val="0"/>
+                <w:color w:val="1F2933"/>
+                <w:sz w:val="17"/>
+              </w:rPr>
+              <w:t>Setup help and a troubleshooting table.</w:t>
+            </w:r>
+          </w:p>
+        </w:tc>
+      </w:tr>
+      <w:tr>
+        <w:tc>
+          <w:tcPr>
+            <w:tcW w:type="dxa" w:w="3628"/>
+            <w:shd w:val="clear" w:fill="F4F6F9"/>
+          </w:tcPr>
+          <w:p>
+            <w:pPr>
+              <w:spacing w:after="40" w:before="40" w:line="264" w:lineRule="auto"/>
+            </w:pPr>
+            <w:r/>
+            <w:r>
+              <w:rPr>
+                <w:rFonts w:ascii="Calibri" w:hAnsi="Calibri"/>
+                <w:b w:val="0"/>
+                <w:color w:val="1F2933"/>
+                <w:sz w:val="17"/>
+              </w:rPr>
+              <w:t>InterviewAI/.env.example</w:t>
+            </w:r>
+          </w:p>
+        </w:tc>
+        <w:tc>
+          <w:tcPr>
+            <w:tcW w:type="dxa" w:w="5159"/>
+            <w:shd w:val="clear" w:fill="F4F6F9"/>
+          </w:tcPr>
+          <w:p>
+            <w:pPr>
+              <w:spacing w:after="40" w:before="40" w:line="264" w:lineRule="auto"/>
+            </w:pPr>
+            <w:r/>
+            <w:r>
+              <w:rPr>
+                <w:rFonts w:ascii="Calibri" w:hAnsi="Calibri"/>
+                <w:b w:val="0"/>
+                <w:color w:val="1F2933"/>
+                <w:sz w:val="17"/>
+              </w:rPr>
+              <w:t>Template for the API keys. Copied to .env on first run.</w:t>
+            </w:r>
+          </w:p>
+        </w:tc>
+      </w:tr>
+      <w:tr>
+        <w:tc>
+          <w:tcPr>
+            <w:tcW w:type="dxa" w:w="3628"/>
+          </w:tcPr>
+          <w:p>
+            <w:pPr>
+              <w:spacing w:after="40" w:before="40" w:line="264" w:lineRule="auto"/>
+            </w:pPr>
+            <w:r/>
+            <w:r>
+              <w:rPr>
+                <w:rFonts w:ascii="Calibri" w:hAnsi="Calibri"/>
+                <w:b w:val="0"/>
+                <w:color w:val="1F2933"/>
+                <w:sz w:val="17"/>
+              </w:rPr>
+              <w:t>InterviewAI/core/config.py</w:t>
+            </w:r>
+          </w:p>
+        </w:tc>
+        <w:tc>
+          <w:tcPr>
+            <w:tcW w:type="dxa" w:w="5159"/>
+          </w:tcPr>
+          <w:p>
+            <w:pPr>
+              <w:spacing w:after="40" w:before="40" w:line="264" w:lineRule="auto"/>
+            </w:pPr>
+            <w:r/>
+            <w:r>
+              <w:rPr>
+                <w:rFonts w:ascii="Calibri" w:hAnsi="Calibri"/>
+                <w:b w:val="0"/>
+                <w:color w:val="1F2933"/>
+                <w:sz w:val="17"/>
+              </w:rPr>
+              <w:t>All the numbers in one place: score thresholds, question limits.</w:t>
+            </w:r>
+          </w:p>
+        </w:tc>
+      </w:tr>
+      <w:tr>
+        <w:tc>
+          <w:tcPr>
+            <w:tcW w:type="dxa" w:w="3628"/>
+            <w:shd w:val="clear" w:fill="F4F6F9"/>
+          </w:tcPr>
+          <w:p>
+            <w:pPr>
+              <w:spacing w:after="40" w:before="40" w:line="264" w:lineRule="auto"/>
+            </w:pPr>
+            <w:r/>
+            <w:r>
+              <w:rPr>
+                <w:rFonts w:ascii="Calibri" w:hAnsi="Calibri"/>
+                <w:b w:val="0"/>
+                <w:color w:val="1F2933"/>
+                <w:sz w:val="17"/>
+              </w:rPr>
+              <w:t>InterviewAI/core/gemini_client.py</w:t>
+            </w:r>
+          </w:p>
+        </w:tc>
+        <w:tc>
+          <w:tcPr>
+            <w:tcW w:type="dxa" w:w="5159"/>
+            <w:shd w:val="clear" w:fill="F4F6F9"/>
+          </w:tcPr>
+          <w:p>
+            <w:pPr>
+              <w:spacing w:after="40" w:before="40" w:line="264" w:lineRule="auto"/>
+            </w:pPr>
+            <w:r/>
+            <w:r>
+              <w:rPr>
+                <w:rFonts w:ascii="Calibri" w:hAnsi="Calibri"/>
+                <w:b w:val="0"/>
+                <w:color w:val="1F2933"/>
+                <w:sz w:val="17"/>
+              </w:rPr>
+              <w:t>Talks to Google Gemini. Fixes broken JSON replies and counts usage.</w:t>
+            </w:r>
+          </w:p>
+        </w:tc>
+      </w:tr>
+      <w:tr>
+        <w:tc>
+          <w:tcPr>
+            <w:tcW w:type="dxa" w:w="3628"/>
+          </w:tcPr>
+          <w:p>
+            <w:pPr>
+              <w:spacing w:after="40" w:before="40" w:line="264" w:lineRule="auto"/>
+            </w:pPr>
+            <w:r/>
+            <w:r>
+              <w:rPr>
+                <w:rFonts w:ascii="Calibri" w:hAnsi="Calibri"/>
+                <w:b w:val="0"/>
+                <w:color w:val="1F2933"/>
+                <w:sz w:val="17"/>
+              </w:rPr>
+              <w:t>InterviewAI/core/agents/cv_parser.py</w:t>
+            </w:r>
+          </w:p>
+        </w:tc>
+        <w:tc>
+          <w:tcPr>
+            <w:tcW w:type="dxa" w:w="5159"/>
+          </w:tcPr>
+          <w:p>
+            <w:pPr>
+              <w:spacing w:after="40" w:before="40" w:line="264" w:lineRule="auto"/>
+            </w:pPr>
+            <w:r/>
+            <w:r>
+              <w:rPr>
+                <w:rFonts w:ascii="Calibri" w:hAnsi="Calibri"/>
+                <w:b w:val="0"/>
+                <w:color w:val="1F2933"/>
+                <w:sz w:val="17"/>
+              </w:rPr>
+              <w:t>Reads a CV and pulls out skills, jobs, education.</w:t>
+            </w:r>
+          </w:p>
+        </w:tc>
+      </w:tr>
+      <w:tr>
+        <w:tc>
+          <w:tcPr>
+            <w:tcW w:type="dxa" w:w="3628"/>
+            <w:shd w:val="clear" w:fill="F4F6F9"/>
+          </w:tcPr>
+          <w:p>
+            <w:pPr>
+              <w:spacing w:after="40" w:before="40" w:line="264" w:lineRule="auto"/>
+            </w:pPr>
+            <w:r/>
+            <w:r>
+              <w:rPr>
+                <w:rFonts w:ascii="Calibri" w:hAnsi="Calibri"/>
+                <w:b w:val="0"/>
+                <w:color w:val="1F2933"/>
+                <w:sz w:val="17"/>
+              </w:rPr>
+              <w:t>InterviewAI/core/agents/jd_parser.py</w:t>
+            </w:r>
+          </w:p>
+        </w:tc>
+        <w:tc>
+          <w:tcPr>
+            <w:tcW w:type="dxa" w:w="5159"/>
+            <w:shd w:val="clear" w:fill="F4F6F9"/>
+          </w:tcPr>
+          <w:p>
+            <w:pPr>
+              <w:spacing w:after="40" w:before="40" w:line="264" w:lineRule="auto"/>
+            </w:pPr>
+            <w:r/>
+            <w:r>
+              <w:rPr>
+                <w:rFonts w:ascii="Calibri" w:hAnsi="Calibri"/>
+                <w:b w:val="0"/>
+                <w:color w:val="1F2933"/>
+                <w:sz w:val="17"/>
+              </w:rPr>
+              <w:t>Reads a job advert and pulls out the required skills.</w:t>
+            </w:r>
+          </w:p>
+        </w:tc>
+      </w:tr>
+      <w:tr>
+        <w:tc>
+          <w:tcPr>
+            <w:tcW w:type="dxa" w:w="3628"/>
+          </w:tcPr>
+          <w:p>
+            <w:pPr>
+              <w:spacing w:after="40" w:before="40" w:line="264" w:lineRule="auto"/>
+            </w:pPr>
+            <w:r/>
+            <w:r>
+              <w:rPr>
+                <w:rFonts w:ascii="Calibri" w:hAnsi="Calibri"/>
+                <w:b w:val="0"/>
+                <w:color w:val="1F2933"/>
+                <w:sz w:val="17"/>
+              </w:rPr>
+              <w:t>InterviewAI/core/agents/question_generator.py</w:t>
+            </w:r>
+          </w:p>
+        </w:tc>
+        <w:tc>
+          <w:tcPr>
+            <w:tcW w:type="dxa" w:w="5159"/>
+          </w:tcPr>
+          <w:p>
+            <w:pPr>
+              <w:spacing w:after="40" w:before="40" w:line="264" w:lineRule="auto"/>
+            </w:pPr>
+            <w:r/>
+            <w:r>
+              <w:rPr>
+                <w:rFonts w:ascii="Calibri" w:hAnsi="Calibri"/>
+                <w:b w:val="0"/>
+                <w:color w:val="1F2933"/>
+                <w:sz w:val="17"/>
+              </w:rPr>
+              <w:t>Writes the interview questions and puts the important ones first.</w:t>
+            </w:r>
+          </w:p>
+        </w:tc>
+      </w:tr>
+      <w:tr>
+        <w:tc>
+          <w:tcPr>
+            <w:tcW w:type="dxa" w:w="3628"/>
+            <w:shd w:val="clear" w:fill="F4F6F9"/>
+          </w:tcPr>
+          <w:p>
+            <w:pPr>
+              <w:spacing w:after="40" w:before="40" w:line="264" w:lineRule="auto"/>
+            </w:pPr>
+            <w:r/>
+            <w:r>
+              <w:rPr>
+                <w:rFonts w:ascii="Calibri" w:hAnsi="Calibri"/>
+                <w:b w:val="0"/>
+                <w:color w:val="1F2933"/>
+                <w:sz w:val="17"/>
+              </w:rPr>
+              <w:t>InterviewAI/core/agents/interviewer_prompt.py</w:t>
+            </w:r>
+          </w:p>
+        </w:tc>
+        <w:tc>
+          <w:tcPr>
+            <w:tcW w:type="dxa" w:w="5159"/>
+            <w:shd w:val="clear" w:fill="F4F6F9"/>
+          </w:tcPr>
+          <w:p>
+            <w:pPr>
+              <w:spacing w:after="40" w:before="40" w:line="264" w:lineRule="auto"/>
+            </w:pPr>
+            <w:r/>
+            <w:r>
+              <w:rPr>
+                <w:rFonts w:ascii="Calibri" w:hAnsi="Calibri"/>
+                <w:b w:val="0"/>
+                <w:color w:val="1F2933"/>
+                <w:sz w:val="17"/>
+              </w:rPr>
+              <w:t>The interviewer's personality and rules. Shared by voice and text.</w:t>
+            </w:r>
+          </w:p>
+        </w:tc>
+      </w:tr>
+      <w:tr>
+        <w:tc>
+          <w:tcPr>
+            <w:tcW w:type="dxa" w:w="3628"/>
+          </w:tcPr>
+          <w:p>
+            <w:pPr>
+              <w:spacing w:after="40" w:before="40" w:line="264" w:lineRule="auto"/>
+            </w:pPr>
+            <w:r/>
+            <w:r>
+              <w:rPr>
+                <w:rFonts w:ascii="Calibri" w:hAnsi="Calibri"/>
+                <w:b w:val="0"/>
+                <w:color w:val="1F2933"/>
+                <w:sz w:val="17"/>
+              </w:rPr>
+              <w:t>InterviewAI/core/graph/skill_graph.py</w:t>
+            </w:r>
+          </w:p>
+        </w:tc>
+        <w:tc>
+          <w:tcPr>
+            <w:tcW w:type="dxa" w:w="5159"/>
+          </w:tcPr>
+          <w:p>
+            <w:pPr>
+              <w:spacing w:after="40" w:before="40" w:line="264" w:lineRule="auto"/>
+            </w:pPr>
+            <w:r/>
+            <w:r>
+              <w:rPr>
+                <w:rFonts w:ascii="Calibri" w:hAnsi="Calibri"/>
+                <w:b w:val="0"/>
+                <w:color w:val="1F2933"/>
+                <w:sz w:val="17"/>
+              </w:rPr>
+              <w:t>Matches CV skills to job skills using the ESCO standard, and finds the gaps.</w:t>
+            </w:r>
+          </w:p>
+        </w:tc>
+      </w:tr>
+      <w:tr>
+        <w:tc>
+          <w:tcPr>
+            <w:tcW w:type="dxa" w:w="3628"/>
+            <w:shd w:val="clear" w:fill="F4F6F9"/>
+          </w:tcPr>
+          <w:p>
+            <w:pPr>
+              <w:spacing w:after="40" w:before="40" w:line="264" w:lineRule="auto"/>
+            </w:pPr>
+            <w:r/>
+            <w:r>
+              <w:rPr>
+                <w:rFonts w:ascii="Calibri" w:hAnsi="Calibri"/>
+                <w:b w:val="0"/>
+                <w:color w:val="1F2933"/>
+                <w:sz w:val="17"/>
+              </w:rPr>
+              <w:t>InterviewAI/core/graph/skill_state.py</w:t>
+            </w:r>
+          </w:p>
+        </w:tc>
+        <w:tc>
+          <w:tcPr>
+            <w:tcW w:type="dxa" w:w="5159"/>
+            <w:shd w:val="clear" w:fill="F4F6F9"/>
+          </w:tcPr>
+          <w:p>
+            <w:pPr>
+              <w:spacing w:after="40" w:before="40" w:line="264" w:lineRule="auto"/>
+            </w:pPr>
+            <w:r/>
+            <w:r>
+              <w:rPr>
+                <w:rFonts w:ascii="Calibri" w:hAnsi="Calibri"/>
+                <w:b w:val="0"/>
+                <w:color w:val="1F2933"/>
+                <w:sz w:val="17"/>
+              </w:rPr>
+              <w:t>Remembers how the candidate is doing on each skill during the interview.</w:t>
+            </w:r>
+          </w:p>
+        </w:tc>
+      </w:tr>
+      <w:tr>
+        <w:tc>
+          <w:tcPr>
+            <w:tcW w:type="dxa" w:w="3628"/>
+          </w:tcPr>
+          <w:p>
+            <w:pPr>
+              <w:spacing w:after="40" w:before="40" w:line="264" w:lineRule="auto"/>
+            </w:pPr>
+            <w:r/>
+            <w:r>
+              <w:rPr>
+                <w:rFonts w:ascii="Calibri" w:hAnsi="Calibri"/>
+                <w:b w:val="0"/>
+                <w:color w:val="1F2933"/>
+                <w:sz w:val="17"/>
+              </w:rPr>
+              <w:t>InterviewAI/core/graph/follow_up_rules.py</w:t>
+            </w:r>
+          </w:p>
+        </w:tc>
+        <w:tc>
+          <w:tcPr>
+            <w:tcW w:type="dxa" w:w="5159"/>
+          </w:tcPr>
+          <w:p>
+            <w:pPr>
+              <w:spacing w:after="40" w:before="40" w:line="264" w:lineRule="auto"/>
+            </w:pPr>
+            <w:r/>
+            <w:r>
+              <w:rPr>
+                <w:rFonts w:ascii="Calibri" w:hAnsi="Calibri"/>
+                <w:b w:val="0"/>
+                <w:color w:val="1F2933"/>
+                <w:sz w:val="17"/>
+              </w:rPr>
+              <w:t>Decides when a skill needs another question.</w:t>
+            </w:r>
+          </w:p>
+        </w:tc>
+      </w:tr>
+      <w:tr>
+        <w:tc>
+          <w:tcPr>
+            <w:tcW w:type="dxa" w:w="3628"/>
+            <w:shd w:val="clear" w:fill="F4F6F9"/>
+          </w:tcPr>
+          <w:p>
+            <w:pPr>
+              <w:spacing w:after="40" w:before="40" w:line="264" w:lineRule="auto"/>
+            </w:pPr>
+            <w:r/>
+            <w:r>
+              <w:rPr>
+                <w:rFonts w:ascii="Calibri" w:hAnsi="Calibri"/>
+                <w:b w:val="0"/>
+                <w:color w:val="1F2933"/>
+                <w:sz w:val="17"/>
+              </w:rPr>
+              <w:t>InterviewAI/core/livekit/voice_agent.py</w:t>
+            </w:r>
+          </w:p>
+        </w:tc>
+        <w:tc>
+          <w:tcPr>
+            <w:tcW w:type="dxa" w:w="5159"/>
+            <w:shd w:val="clear" w:fill="F4F6F9"/>
+          </w:tcPr>
+          <w:p>
+            <w:pPr>
+              <w:spacing w:after="40" w:before="40" w:line="264" w:lineRule="auto"/>
+            </w:pPr>
+            <w:r/>
+            <w:r>
+              <w:rPr>
+                <w:rFonts w:ascii="Calibri" w:hAnsi="Calibri"/>
+                <w:b w:val="0"/>
+                <w:color w:val="1F2933"/>
+                <w:sz w:val="17"/>
+              </w:rPr>
+              <w:t>The talking interviewer: listens, thinks, speaks.</w:t>
+            </w:r>
+          </w:p>
+        </w:tc>
+      </w:tr>
+      <w:tr>
+        <w:tc>
+          <w:tcPr>
+            <w:tcW w:type="dxa" w:w="3628"/>
+          </w:tcPr>
+          <w:p>
+            <w:pPr>
+              <w:spacing w:after="40" w:before="40" w:line="264" w:lineRule="auto"/>
+            </w:pPr>
+            <w:r/>
+            <w:r>
+              <w:rPr>
+                <w:rFonts w:ascii="Calibri" w:hAnsi="Calibri"/>
+                <w:b w:val="0"/>
+                <w:color w:val="1F2933"/>
+                <w:sz w:val="17"/>
+              </w:rPr>
+              <w:t>InterviewAI/core/livekit/media_server.py</w:t>
+            </w:r>
+          </w:p>
+        </w:tc>
+        <w:tc>
+          <w:tcPr>
+            <w:tcW w:type="dxa" w:w="5159"/>
+          </w:tcPr>
+          <w:p>
+            <w:pPr>
+              <w:spacing w:after="40" w:before="40" w:line="264" w:lineRule="auto"/>
+            </w:pPr>
+            <w:r/>
+            <w:r>
+              <w:rPr>
+                <w:rFonts w:ascii="Calibri" w:hAnsi="Calibri"/>
+                <w:b w:val="0"/>
+                <w:color w:val="1F2933"/>
+                <w:sz w:val="17"/>
+              </w:rPr>
+              <w:t>Starts the audio server. Downloads it the first time.</w:t>
+            </w:r>
+          </w:p>
+        </w:tc>
+      </w:tr>
+      <w:tr>
+        <w:tc>
+          <w:tcPr>
+            <w:tcW w:type="dxa" w:w="3628"/>
+            <w:shd w:val="clear" w:fill="F4F6F9"/>
+          </w:tcPr>
+          <w:p>
+            <w:pPr>
+              <w:spacing w:after="40" w:before="40" w:line="264" w:lineRule="auto"/>
+            </w:pPr>
+            <w:r/>
+            <w:r>
+              <w:rPr>
+                <w:rFonts w:ascii="Calibri" w:hAnsi="Calibri"/>
+                <w:b w:val="0"/>
+                <w:color w:val="1F2933"/>
+                <w:sz w:val="17"/>
+              </w:rPr>
+              <w:t>InterviewAI/core/livekit/livekit.yaml</w:t>
+            </w:r>
+          </w:p>
+        </w:tc>
+        <w:tc>
+          <w:tcPr>
+            <w:tcW w:type="dxa" w:w="5159"/>
+            <w:shd w:val="clear" w:fill="F4F6F9"/>
+          </w:tcPr>
+          <w:p>
+            <w:pPr>
+              <w:spacing w:after="40" w:before="40" w:line="264" w:lineRule="auto"/>
+            </w:pPr>
+            <w:r/>
+            <w:r>
+              <w:rPr>
+                <w:rFonts w:ascii="Calibri" w:hAnsi="Calibri"/>
+                <w:b w:val="0"/>
+                <w:color w:val="1F2933"/>
+                <w:sz w:val="17"/>
+              </w:rPr>
+              <w:t>Audio server settings.</w:t>
+            </w:r>
+          </w:p>
+        </w:tc>
+      </w:tr>
+      <w:tr>
+        <w:tc>
+          <w:tcPr>
+            <w:tcW w:type="dxa" w:w="3628"/>
+          </w:tcPr>
+          <w:p>
+            <w:pPr>
+              <w:spacing w:after="40" w:before="40" w:line="264" w:lineRule="auto"/>
+            </w:pPr>
+            <w:r/>
+            <w:r>
+              <w:rPr>
+                <w:rFonts w:ascii="Calibri" w:hAnsi="Calibri"/>
+                <w:b w:val="0"/>
+                <w:color w:val="1F2933"/>
+                <w:sz w:val="17"/>
+              </w:rPr>
+              <w:t>InterviewAI/core/pipeline/text_interview.py</w:t>
+            </w:r>
+          </w:p>
+        </w:tc>
+        <w:tc>
+          <w:tcPr>
+            <w:tcW w:type="dxa" w:w="5159"/>
+          </w:tcPr>
+          <w:p>
+            <w:pPr>
+              <w:spacing w:after="40" w:before="40" w:line="264" w:lineRule="auto"/>
+            </w:pPr>
+            <w:r/>
+            <w:r>
+              <w:rPr>
+                <w:rFonts w:ascii="Calibri" w:hAnsi="Calibri"/>
+                <w:b w:val="0"/>
+                <w:color w:val="1F2933"/>
+                <w:sz w:val="17"/>
+              </w:rPr>
+              <w:t>The typed version of the interview.</w:t>
+            </w:r>
+          </w:p>
+        </w:tc>
+      </w:tr>
+      <w:tr>
+        <w:tc>
+          <w:tcPr>
+            <w:tcW w:type="dxa" w:w="3628"/>
+            <w:shd w:val="clear" w:fill="F4F6F9"/>
+          </w:tcPr>
+          <w:p>
+            <w:pPr>
+              <w:spacing w:after="40" w:before="40" w:line="264" w:lineRule="auto"/>
+            </w:pPr>
+            <w:r/>
+            <w:r>
+              <w:rPr>
+                <w:rFonts w:ascii="Calibri" w:hAnsi="Calibri"/>
+                <w:b w:val="0"/>
+                <w:color w:val="1F2933"/>
+                <w:sz w:val="17"/>
+              </w:rPr>
+              <w:t>InterviewAI/core/pipeline/post_interview.py</w:t>
+            </w:r>
+          </w:p>
+        </w:tc>
+        <w:tc>
+          <w:tcPr>
+            <w:tcW w:type="dxa" w:w="5159"/>
+            <w:shd w:val="clear" w:fill="F4F6F9"/>
+          </w:tcPr>
+          <w:p>
+            <w:pPr>
+              <w:spacing w:after="40" w:before="40" w:line="264" w:lineRule="auto"/>
+            </w:pPr>
+            <w:r/>
+            <w:r>
+              <w:rPr>
+                <w:rFonts w:ascii="Calibri" w:hAnsi="Calibri"/>
+                <w:b w:val="0"/>
+                <w:color w:val="1F2933"/>
+                <w:sz w:val="17"/>
+              </w:rPr>
+              <w:t>After the interview: pairs up questions and answers, then scores them.</w:t>
+            </w:r>
+          </w:p>
+        </w:tc>
+      </w:tr>
+      <w:tr>
+        <w:tc>
+          <w:tcPr>
+            <w:tcW w:type="dxa" w:w="3628"/>
+          </w:tcPr>
+          <w:p>
+            <w:pPr>
+              <w:spacing w:after="40" w:before="40" w:line="264" w:lineRule="auto"/>
+            </w:pPr>
+            <w:r/>
+            <w:r>
+              <w:rPr>
+                <w:rFonts w:ascii="Calibri" w:hAnsi="Calibri"/>
+                <w:b w:val="0"/>
+                <w:color w:val="1F2933"/>
+                <w:sz w:val="17"/>
+              </w:rPr>
+              <w:t>InterviewAI/core/evaluator/answer_judge.py</w:t>
+            </w:r>
+          </w:p>
+        </w:tc>
+        <w:tc>
+          <w:tcPr>
+            <w:tcW w:type="dxa" w:w="5159"/>
+          </w:tcPr>
+          <w:p>
+            <w:pPr>
+              <w:spacing w:after="40" w:before="40" w:line="264" w:lineRule="auto"/>
+            </w:pPr>
+            <w:r/>
+            <w:r>
+              <w:rPr>
+                <w:rFonts w:ascii="Calibri" w:hAnsi="Calibri"/>
+                <w:b w:val="0"/>
+                <w:color w:val="1F2933"/>
+                <w:sz w:val="17"/>
+              </w:rPr>
+              <w:t>Marks each answer out of 100, twice, and checks it agrees with itself.</w:t>
+            </w:r>
+          </w:p>
+        </w:tc>
+      </w:tr>
+      <w:tr>
+        <w:tc>
+          <w:tcPr>
+            <w:tcW w:type="dxa" w:w="3628"/>
+            <w:shd w:val="clear" w:fill="F4F6F9"/>
+          </w:tcPr>
+          <w:p>
+            <w:pPr>
+              <w:spacing w:after="40" w:before="40" w:line="264" w:lineRule="auto"/>
+            </w:pPr>
+            <w:r/>
+            <w:r>
+              <w:rPr>
+                <w:rFonts w:ascii="Calibri" w:hAnsi="Calibri"/>
+                <w:b w:val="0"/>
+                <w:color w:val="1F2933"/>
+                <w:sz w:val="17"/>
+              </w:rPr>
+              <w:t>InterviewAI/core/evaluator/behavioural_integrity.py</w:t>
+            </w:r>
+          </w:p>
+        </w:tc>
+        <w:tc>
+          <w:tcPr>
+            <w:tcW w:type="dxa" w:w="5159"/>
+            <w:shd w:val="clear" w:fill="F4F6F9"/>
+          </w:tcPr>
+          <w:p>
+            <w:pPr>
+              <w:spacing w:after="40" w:before="40" w:line="264" w:lineRule="auto"/>
+            </w:pPr>
+            <w:r/>
+            <w:r>
+              <w:rPr>
+                <w:rFonts w:ascii="Calibri" w:hAnsi="Calibri"/>
+                <w:b w:val="0"/>
+                <w:color w:val="1F2933"/>
+                <w:sz w:val="17"/>
+              </w:rPr>
+              <w:t>Spots unusual behaviour, like tab-switching or suspiciously fast answers.</w:t>
+            </w:r>
+          </w:p>
+        </w:tc>
+      </w:tr>
+      <w:tr>
+        <w:tc>
+          <w:tcPr>
+            <w:tcW w:type="dxa" w:w="3628"/>
+          </w:tcPr>
+          <w:p>
+            <w:pPr>
+              <w:spacing w:after="40" w:before="40" w:line="264" w:lineRule="auto"/>
+            </w:pPr>
+            <w:r/>
+            <w:r>
+              <w:rPr>
+                <w:rFonts w:ascii="Calibri" w:hAnsi="Calibri"/>
+                <w:b w:val="0"/>
+                <w:color w:val="1F2933"/>
+                <w:sz w:val="17"/>
+              </w:rPr>
+              <w:t>InterviewAI/core/evaluator/score_fusion.py</w:t>
+            </w:r>
+          </w:p>
+        </w:tc>
+        <w:tc>
+          <w:tcPr>
+            <w:tcW w:type="dxa" w:w="5159"/>
+          </w:tcPr>
+          <w:p>
+            <w:pPr>
+              <w:spacing w:after="40" w:before="40" w:line="264" w:lineRule="auto"/>
+            </w:pPr>
+            <w:r/>
+            <w:r>
+              <w:rPr>
+                <w:rFonts w:ascii="Calibri" w:hAnsi="Calibri"/>
+                <w:b w:val="0"/>
+                <w:color w:val="1F2933"/>
+                <w:sz w:val="17"/>
+              </w:rPr>
+              <w:t>Combines all the scores into one recommendation.</w:t>
+            </w:r>
+          </w:p>
+        </w:tc>
+      </w:tr>
+      <w:tr>
+        <w:tc>
+          <w:tcPr>
+            <w:tcW w:type="dxa" w:w="3628"/>
+            <w:shd w:val="clear" w:fill="F4F6F9"/>
+          </w:tcPr>
+          <w:p>
+            <w:pPr>
+              <w:spacing w:after="40" w:before="40" w:line="264" w:lineRule="auto"/>
+            </w:pPr>
+            <w:r/>
+            <w:r>
+              <w:rPr>
+                <w:rFonts w:ascii="Calibri" w:hAnsi="Calibri"/>
+                <w:b w:val="0"/>
+                <w:color w:val="1F2933"/>
+                <w:sz w:val="17"/>
+              </w:rPr>
+              <w:t>InterviewAI/core/report/report_builder.py</w:t>
+            </w:r>
+          </w:p>
+        </w:tc>
+        <w:tc>
+          <w:tcPr>
+            <w:tcW w:type="dxa" w:w="5159"/>
+            <w:shd w:val="clear" w:fill="F4F6F9"/>
+          </w:tcPr>
+          <w:p>
+            <w:pPr>
+              <w:spacing w:after="40" w:before="40" w:line="264" w:lineRule="auto"/>
+            </w:pPr>
+            <w:r/>
+            <w:r>
+              <w:rPr>
+                <w:rFonts w:ascii="Calibri" w:hAnsi="Calibri"/>
+                <w:b w:val="0"/>
+                <w:color w:val="1F2933"/>
+                <w:sz w:val="17"/>
+              </w:rPr>
+              <w:t>Builds the final candidate report.</w:t>
+            </w:r>
+          </w:p>
+        </w:tc>
+      </w:tr>
+      <w:tr>
+        <w:tc>
+          <w:tcPr>
+            <w:tcW w:type="dxa" w:w="3628"/>
+          </w:tcPr>
+          <w:p>
+            <w:pPr>
+              <w:spacing w:after="40" w:before="40" w:line="264" w:lineRule="auto"/>
+            </w:pPr>
+            <w:r/>
+            <w:r>
+              <w:rPr>
+                <w:rFonts w:ascii="Calibri" w:hAnsi="Calibri"/>
+                <w:b w:val="0"/>
+                <w:color w:val="1F2933"/>
+                <w:sz w:val="17"/>
+              </w:rPr>
+              <w:t>InterviewAI/frontend/src/main.jsx</w:t>
+            </w:r>
+          </w:p>
+        </w:tc>
+        <w:tc>
+          <w:tcPr>
+            <w:tcW w:type="dxa" w:w="5159"/>
+          </w:tcPr>
+          <w:p>
+            <w:pPr>
+              <w:spacing w:after="40" w:before="40" w:line="264" w:lineRule="auto"/>
+            </w:pPr>
+            <w:r/>
+            <w:r>
+              <w:rPr>
+                <w:rFonts w:ascii="Calibri" w:hAnsi="Calibri"/>
+                <w:b w:val="0"/>
+                <w:color w:val="1F2933"/>
+                <w:sz w:val="17"/>
+              </w:rPr>
+              <w:t>Starts the web page.</w:t>
+            </w:r>
+          </w:p>
+        </w:tc>
+      </w:tr>
+      <w:tr>
+        <w:tc>
+          <w:tcPr>
+            <w:tcW w:type="dxa" w:w="3628"/>
+            <w:shd w:val="clear" w:fill="F4F6F9"/>
+          </w:tcPr>
+          <w:p>
+            <w:pPr>
+              <w:spacing w:after="40" w:before="40" w:line="264" w:lineRule="auto"/>
+            </w:pPr>
+            <w:r/>
+            <w:r>
+              <w:rPr>
+                <w:rFonts w:ascii="Calibri" w:hAnsi="Calibri"/>
+                <w:b w:val="0"/>
+                <w:color w:val="1F2933"/>
+                <w:sz w:val="17"/>
+              </w:rPr>
+              <w:t>InterviewAI/frontend/src/App.jsx</w:t>
+            </w:r>
+          </w:p>
+        </w:tc>
+        <w:tc>
+          <w:tcPr>
+            <w:tcW w:type="dxa" w:w="5159"/>
+            <w:shd w:val="clear" w:fill="F4F6F9"/>
+          </w:tcPr>
+          <w:p>
+            <w:pPr>
+              <w:spacing w:after="40" w:before="40" w:line="264" w:lineRule="auto"/>
+            </w:pPr>
+            <w:r/>
+            <w:r>
+              <w:rPr>
+                <w:rFonts w:ascii="Calibri" w:hAnsi="Calibri"/>
+                <w:b w:val="0"/>
+                <w:color w:val="1F2933"/>
+                <w:sz w:val="17"/>
+              </w:rPr>
+              <w:t>The six steps and how you move between them.</w:t>
+            </w:r>
+          </w:p>
+        </w:tc>
+      </w:tr>
+      <w:tr>
+        <w:tc>
+          <w:tcPr>
+            <w:tcW w:type="dxa" w:w="3628"/>
+          </w:tcPr>
+          <w:p>
+            <w:pPr>
+              <w:spacing w:after="40" w:before="40" w:line="264" w:lineRule="auto"/>
+            </w:pPr>
+            <w:r/>
+            <w:r>
+              <w:rPr>
+                <w:rFonts w:ascii="Calibri" w:hAnsi="Calibri"/>
+                <w:b w:val="0"/>
+                <w:color w:val="1F2933"/>
+                <w:sz w:val="17"/>
+              </w:rPr>
+              <w:t>InterviewAI/frontend/src/lib/vision.js</w:t>
+            </w:r>
+          </w:p>
+        </w:tc>
+        <w:tc>
+          <w:tcPr>
+            <w:tcW w:type="dxa" w:w="5159"/>
+          </w:tcPr>
+          <w:p>
+            <w:pPr>
+              <w:spacing w:after="40" w:before="40" w:line="264" w:lineRule="auto"/>
+            </w:pPr>
+            <w:r/>
+            <w:r>
+              <w:rPr>
+                <w:rFonts w:ascii="Calibri" w:hAnsi="Calibri"/>
+                <w:b w:val="0"/>
+                <w:color w:val="1F2933"/>
+                <w:sz w:val="17"/>
+              </w:rPr>
+              <w:t>Watches attention and posture through the camera, in the browser.</w:t>
+            </w:r>
+          </w:p>
+        </w:tc>
+      </w:tr>
+      <w:tr>
+        <w:tc>
+          <w:tcPr>
+            <w:tcW w:type="dxa" w:w="3628"/>
+            <w:shd w:val="clear" w:fill="F4F6F9"/>
+          </w:tcPr>
+          <w:p>
+            <w:pPr>
+              <w:spacing w:after="40" w:before="40" w:line="264" w:lineRule="auto"/>
+            </w:pPr>
+            <w:r/>
+            <w:r>
+              <w:rPr>
+                <w:rFonts w:ascii="Calibri" w:hAnsi="Calibri"/>
+                <w:b w:val="0"/>
+                <w:color w:val="1F2933"/>
+                <w:sz w:val="17"/>
+              </w:rPr>
+              <w:t>InterviewAI/frontend/src/lib/voice.js</w:t>
+            </w:r>
+          </w:p>
+        </w:tc>
+        <w:tc>
+          <w:tcPr>
+            <w:tcW w:type="dxa" w:w="5159"/>
+            <w:shd w:val="clear" w:fill="F4F6F9"/>
+          </w:tcPr>
+          <w:p>
+            <w:pPr>
+              <w:spacing w:after="40" w:before="40" w:line="264" w:lineRule="auto"/>
+            </w:pPr>
+            <w:r/>
+            <w:r>
+              <w:rPr>
+                <w:rFonts w:ascii="Calibri" w:hAnsi="Calibri"/>
+                <w:b w:val="0"/>
+                <w:color w:val="1F2933"/>
+                <w:sz w:val="17"/>
+              </w:rPr>
+              <w:t>Measures tone of voice through the microphone, in the browser.</w:t>
+            </w:r>
+          </w:p>
+        </w:tc>
+      </w:tr>
+      <w:tr>
+        <w:tc>
+          <w:tcPr>
+            <w:tcW w:type="dxa" w:w="3628"/>
+          </w:tcPr>
+          <w:p>
+            <w:pPr>
+              <w:spacing w:after="40" w:before="40" w:line="264" w:lineRule="auto"/>
+            </w:pPr>
+            <w:r/>
+            <w:r>
+              <w:rPr>
+                <w:rFonts w:ascii="Calibri" w:hAnsi="Calibri"/>
+                <w:b w:val="0"/>
+                <w:color w:val="1F2933"/>
+                <w:sz w:val="17"/>
+              </w:rPr>
+              <w:t>InterviewAI/frontend/src/components/LandmarkOverlay.jsx</w:t>
+            </w:r>
+          </w:p>
+        </w:tc>
+        <w:tc>
+          <w:tcPr>
+            <w:tcW w:type="dxa" w:w="5159"/>
+          </w:tcPr>
+          <w:p>
+            <w:pPr>
+              <w:spacing w:after="40" w:before="40" w:line="264" w:lineRule="auto"/>
+            </w:pPr>
+            <w:r/>
+            <w:r>
+              <w:rPr>
+                <w:rFonts w:ascii="Calibri" w:hAnsi="Calibri"/>
+                <w:b w:val="0"/>
+                <w:color w:val="1F2933"/>
+                <w:sz w:val="17"/>
+              </w:rPr>
+              <w:t>Draws the face and body tracking on screen so you can see it.</w:t>
+            </w:r>
+          </w:p>
+        </w:tc>
+      </w:tr>
+      <w:tr>
+        <w:tc>
+          <w:tcPr>
+            <w:tcW w:type="dxa" w:w="3628"/>
+            <w:shd w:val="clear" w:fill="F4F6F9"/>
+          </w:tcPr>
+          <w:p>
+            <w:pPr>
+              <w:spacing w:after="40" w:before="40" w:line="264" w:lineRule="auto"/>
+            </w:pPr>
+            <w:r/>
+            <w:r>
+              <w:rPr>
+                <w:rFonts w:ascii="Calibri" w:hAnsi="Calibri"/>
+                <w:b w:val="0"/>
+                <w:color w:val="1F2933"/>
+                <w:sz w:val="17"/>
+              </w:rPr>
+              <w:t>InterviewAI/frontend/src/components/Sidebar.jsx</w:t>
+            </w:r>
+          </w:p>
+        </w:tc>
+        <w:tc>
+          <w:tcPr>
+            <w:tcW w:type="dxa" w:w="5159"/>
+            <w:shd w:val="clear" w:fill="F4F6F9"/>
+          </w:tcPr>
+          <w:p>
+            <w:pPr>
+              <w:spacing w:after="40" w:before="40" w:line="264" w:lineRule="auto"/>
+            </w:pPr>
+            <w:r/>
+            <w:r>
+              <w:rPr>
+                <w:rFonts w:ascii="Calibri" w:hAnsi="Calibri"/>
+                <w:b w:val="0"/>
+                <w:color w:val="1F2933"/>
+                <w:sz w:val="17"/>
+              </w:rPr>
+              <w:t>The step menu down the side.</w:t>
+            </w:r>
+          </w:p>
+        </w:tc>
+      </w:tr>
+      <w:tr>
+        <w:tc>
+          <w:tcPr>
+            <w:tcW w:type="dxa" w:w="3628"/>
+          </w:tcPr>
+          <w:p>
+            <w:pPr>
+              <w:spacing w:after="40" w:before="40" w:line="264" w:lineRule="auto"/>
+            </w:pPr>
+            <w:r/>
+            <w:r>
+              <w:rPr>
+                <w:rFonts w:ascii="Calibri" w:hAnsi="Calibri"/>
+                <w:b w:val="0"/>
+                <w:color w:val="1F2933"/>
+                <w:sz w:val="17"/>
+              </w:rPr>
+              <w:t>InterviewAI/frontend/src/screens/UploadStep.jsx</w:t>
+            </w:r>
+          </w:p>
+        </w:tc>
+        <w:tc>
+          <w:tcPr>
+            <w:tcW w:type="dxa" w:w="5159"/>
+          </w:tcPr>
+          <w:p>
+            <w:pPr>
+              <w:spacing w:after="40" w:before="40" w:line="264" w:lineRule="auto"/>
+            </w:pPr>
+            <w:r/>
+            <w:r>
+              <w:rPr>
+                <w:rFonts w:ascii="Calibri" w:hAnsi="Calibri"/>
+                <w:b w:val="0"/>
+                <w:color w:val="1F2933"/>
+                <w:sz w:val="17"/>
+              </w:rPr>
+              <w:t>Step 1: upload the CV, paste the job advert.</w:t>
+            </w:r>
+          </w:p>
+        </w:tc>
+      </w:tr>
+      <w:tr>
+        <w:tc>
+          <w:tcPr>
+            <w:tcW w:type="dxa" w:w="3628"/>
+            <w:shd w:val="clear" w:fill="F4F6F9"/>
+          </w:tcPr>
+          <w:p>
+            <w:pPr>
+              <w:spacing w:after="40" w:before="40" w:line="264" w:lineRule="auto"/>
+            </w:pPr>
+            <w:r/>
+            <w:r>
+              <w:rPr>
+                <w:rFonts w:ascii="Calibri" w:hAnsi="Calibri"/>
+                <w:b w:val="0"/>
+                <w:color w:val="1F2933"/>
+                <w:sz w:val="17"/>
+              </w:rPr>
+              <w:t>InterviewAI/frontend/src/screens/GraphStep.jsx</w:t>
+            </w:r>
+          </w:p>
+        </w:tc>
+        <w:tc>
+          <w:tcPr>
+            <w:tcW w:type="dxa" w:w="5159"/>
+            <w:shd w:val="clear" w:fill="F4F6F9"/>
+          </w:tcPr>
+          <w:p>
+            <w:pPr>
+              <w:spacing w:after="40" w:before="40" w:line="264" w:lineRule="auto"/>
+            </w:pPr>
+            <w:r/>
+            <w:r>
+              <w:rPr>
+                <w:rFonts w:ascii="Calibri" w:hAnsi="Calibri"/>
+                <w:b w:val="0"/>
+                <w:color w:val="1F2933"/>
+                <w:sz w:val="17"/>
+              </w:rPr>
+              <w:t>Step 2: shows the skill match and the gaps.</w:t>
+            </w:r>
+          </w:p>
+        </w:tc>
+      </w:tr>
+      <w:tr>
+        <w:tc>
+          <w:tcPr>
+            <w:tcW w:type="dxa" w:w="3628"/>
+          </w:tcPr>
+          <w:p>
+            <w:pPr>
+              <w:spacing w:after="40" w:before="40" w:line="264" w:lineRule="auto"/>
+            </w:pPr>
+            <w:r/>
+            <w:r>
+              <w:rPr>
+                <w:rFonts w:ascii="Calibri" w:hAnsi="Calibri"/>
+                <w:b w:val="0"/>
+                <w:color w:val="1F2933"/>
+                <w:sz w:val="17"/>
+              </w:rPr>
+              <w:t>InterviewAI/frontend/src/screens/QuestionsStep.jsx</w:t>
+            </w:r>
+          </w:p>
+        </w:tc>
+        <w:tc>
+          <w:tcPr>
+            <w:tcW w:type="dxa" w:w="5159"/>
+          </w:tcPr>
+          <w:p>
+            <w:pPr>
+              <w:spacing w:after="40" w:before="40" w:line="264" w:lineRule="auto"/>
+            </w:pPr>
+            <w:r/>
+            <w:r>
+              <w:rPr>
+                <w:rFonts w:ascii="Calibri" w:hAnsi="Calibri"/>
+                <w:b w:val="0"/>
+                <w:color w:val="1F2933"/>
+                <w:sz w:val="17"/>
+              </w:rPr>
+              <w:t>Step 3: shows the questions it will ask.</w:t>
+            </w:r>
+          </w:p>
+        </w:tc>
+      </w:tr>
+      <w:tr>
+        <w:tc>
+          <w:tcPr>
+            <w:tcW w:type="dxa" w:w="3628"/>
+            <w:shd w:val="clear" w:fill="F4F6F9"/>
+          </w:tcPr>
+          <w:p>
+            <w:pPr>
+              <w:spacing w:after="40" w:before="40" w:line="264" w:lineRule="auto"/>
+            </w:pPr>
+            <w:r/>
+            <w:r>
+              <w:rPr>
+                <w:rFonts w:ascii="Calibri" w:hAnsi="Calibri"/>
+                <w:b w:val="0"/>
+                <w:color w:val="1F2933"/>
+                <w:sz w:val="17"/>
+              </w:rPr>
+              <w:t>InterviewAI/frontend/src/screens/SetupScreen.jsx</w:t>
+            </w:r>
+          </w:p>
+        </w:tc>
+        <w:tc>
+          <w:tcPr>
+            <w:tcW w:type="dxa" w:w="5159"/>
+            <w:shd w:val="clear" w:fill="F4F6F9"/>
+          </w:tcPr>
+          <w:p>
+            <w:pPr>
+              <w:spacing w:after="40" w:before="40" w:line="264" w:lineRule="auto"/>
+            </w:pPr>
+            <w:r/>
+            <w:r>
+              <w:rPr>
+                <w:rFonts w:ascii="Calibri" w:hAnsi="Calibri"/>
+                <w:b w:val="0"/>
+                <w:color w:val="1F2933"/>
+                <w:sz w:val="17"/>
+              </w:rPr>
+              <w:t>Step 4: camera and mic check, pick voice or typing.</w:t>
+            </w:r>
+          </w:p>
+        </w:tc>
+      </w:tr>
+      <w:tr>
+        <w:tc>
+          <w:tcPr>
+            <w:tcW w:type="dxa" w:w="3628"/>
+          </w:tcPr>
+          <w:p>
+            <w:pPr>
+              <w:spacing w:after="40" w:before="40" w:line="264" w:lineRule="auto"/>
+            </w:pPr>
+            <w:r/>
+            <w:r>
+              <w:rPr>
+                <w:rFonts w:ascii="Calibri" w:hAnsi="Calibri"/>
+                <w:b w:val="0"/>
+                <w:color w:val="1F2933"/>
+                <w:sz w:val="17"/>
+              </w:rPr>
+              <w:t>InterviewAI/frontend/src/screens/InterviewScreen.jsx</w:t>
+            </w:r>
+          </w:p>
+        </w:tc>
+        <w:tc>
+          <w:tcPr>
+            <w:tcW w:type="dxa" w:w="5159"/>
+          </w:tcPr>
+          <w:p>
+            <w:pPr>
+              <w:spacing w:after="40" w:before="40" w:line="264" w:lineRule="auto"/>
+            </w:pPr>
+            <w:r/>
+            <w:r>
+              <w:rPr>
+                <w:rFonts w:ascii="Calibri" w:hAnsi="Calibri"/>
+                <w:b w:val="0"/>
+                <w:color w:val="1F2933"/>
+                <w:sz w:val="17"/>
+              </w:rPr>
+              <w:t>Step 5: the spoken interview.</w:t>
+            </w:r>
+          </w:p>
+        </w:tc>
+      </w:tr>
+      <w:tr>
+        <w:tc>
+          <w:tcPr>
+            <w:tcW w:type="dxa" w:w="3628"/>
+            <w:shd w:val="clear" w:fill="F4F6F9"/>
+          </w:tcPr>
+          <w:p>
+            <w:pPr>
+              <w:spacing w:after="40" w:before="40" w:line="264" w:lineRule="auto"/>
+            </w:pPr>
+            <w:r/>
+            <w:r>
+              <w:rPr>
+                <w:rFonts w:ascii="Calibri" w:hAnsi="Calibri"/>
+                <w:b w:val="0"/>
+                <w:color w:val="1F2933"/>
+                <w:sz w:val="17"/>
+              </w:rPr>
+              <w:t>InterviewAI/frontend/src/screens/TextInterviewScreen.jsx</w:t>
+            </w:r>
+          </w:p>
+        </w:tc>
+        <w:tc>
+          <w:tcPr>
+            <w:tcW w:type="dxa" w:w="5159"/>
+            <w:shd w:val="clear" w:fill="F4F6F9"/>
+          </w:tcPr>
+          <w:p>
+            <w:pPr>
+              <w:spacing w:after="40" w:before="40" w:line="264" w:lineRule="auto"/>
+            </w:pPr>
+            <w:r/>
+            <w:r>
+              <w:rPr>
+                <w:rFonts w:ascii="Calibri" w:hAnsi="Calibri"/>
+                <w:b w:val="0"/>
+                <w:color w:val="1F2933"/>
+                <w:sz w:val="17"/>
+              </w:rPr>
+              <w:t>Step 5: the typed interview.</w:t>
+            </w:r>
+          </w:p>
+        </w:tc>
+      </w:tr>
+      <w:tr>
+        <w:tc>
+          <w:tcPr>
+            <w:tcW w:type="dxa" w:w="3628"/>
+          </w:tcPr>
+          <w:p>
+            <w:pPr>
+              <w:spacing w:after="40" w:before="40" w:line="264" w:lineRule="auto"/>
+            </w:pPr>
+            <w:r/>
+            <w:r>
+              <w:rPr>
+                <w:rFonts w:ascii="Calibri" w:hAnsi="Calibri"/>
+                <w:b w:val="0"/>
+                <w:color w:val="1F2933"/>
+                <w:sz w:val="17"/>
+              </w:rPr>
+              <w:t>InterviewAI/frontend/src/screens/DashboardScreen.jsx</w:t>
+            </w:r>
+          </w:p>
+        </w:tc>
+        <w:tc>
+          <w:tcPr>
+            <w:tcW w:type="dxa" w:w="5159"/>
+          </w:tcPr>
+          <w:p>
+            <w:pPr>
+              <w:spacing w:after="40" w:before="40" w:line="264" w:lineRule="auto"/>
+            </w:pPr>
+            <w:r/>
+            <w:r>
+              <w:rPr>
+                <w:rFonts w:ascii="Calibri" w:hAnsi="Calibri"/>
+                <w:b w:val="0"/>
+                <w:color w:val="1F2933"/>
+                <w:sz w:val="17"/>
+              </w:rPr>
+              <w:t>Step 6: the final report.</w:t>
+            </w:r>
+          </w:p>
+        </w:tc>
+      </w:tr>
+      <w:tr>
+        <w:tc>
+          <w:tcPr>
+            <w:tcW w:type="dxa" w:w="3628"/>
+            <w:shd w:val="clear" w:fill="F4F6F9"/>
+          </w:tcPr>
+          <w:p>
+            <w:pPr>
+              <w:spacing w:after="40" w:before="40" w:line="264" w:lineRule="auto"/>
+            </w:pPr>
+            <w:r/>
+            <w:r>
+              <w:rPr>
+                <w:rFonts w:ascii="Calibri" w:hAnsi="Calibri"/>
+                <w:b w:val="0"/>
+                <w:color w:val="1F2933"/>
+                <w:sz w:val="17"/>
+              </w:rPr>
+              <w:t>InterviewAI/experiments/run_evaluation.py</w:t>
+            </w:r>
+          </w:p>
+        </w:tc>
+        <w:tc>
+          <w:tcPr>
+            <w:tcW w:type="dxa" w:w="5159"/>
+            <w:shd w:val="clear" w:fill="F4F6F9"/>
+          </w:tcPr>
+          <w:p>
+            <w:pPr>
+              <w:spacing w:after="40" w:before="40" w:line="264" w:lineRule="auto"/>
+            </w:pPr>
+            <w:r/>
+            <w:r>
+              <w:rPr>
+                <w:rFonts w:ascii="Calibri" w:hAnsi="Calibri"/>
+                <w:b w:val="0"/>
+                <w:color w:val="1F2933"/>
+                <w:sz w:val="17"/>
+              </w:rPr>
+              <w:t>Runs the five experiments that test how good the marking is.</w:t>
+            </w:r>
+          </w:p>
+        </w:tc>
+      </w:tr>
+      <w:tr>
+        <w:tc>
+          <w:tcPr>
+            <w:tcW w:type="dxa" w:w="3628"/>
+          </w:tcPr>
+          <w:p>
+            <w:pPr>
+              <w:spacing w:after="40" w:before="40" w:line="264" w:lineRule="auto"/>
+            </w:pPr>
+            <w:r/>
+            <w:r>
+              <w:rPr>
+                <w:rFonts w:ascii="Calibri" w:hAnsi="Calibri"/>
+                <w:b w:val="0"/>
+                <w:color w:val="1F2933"/>
+                <w:sz w:val="17"/>
+              </w:rPr>
+              <w:t>InterviewAI/experiments/results/statistics.json</w:t>
+            </w:r>
+          </w:p>
+        </w:tc>
+        <w:tc>
+          <w:tcPr>
+            <w:tcW w:type="dxa" w:w="5159"/>
+          </w:tcPr>
+          <w:p>
+            <w:pPr>
+              <w:spacing w:after="40" w:before="40" w:line="264" w:lineRule="auto"/>
+            </w:pPr>
+            <w:r/>
+            <w:r>
+              <w:rPr>
+                <w:rFonts w:ascii="Calibri" w:hAnsi="Calibri"/>
+                <w:b w:val="0"/>
+                <w:color w:val="1F2933"/>
+                <w:sz w:val="17"/>
+              </w:rPr>
+              <w:t>The results. The report reads its numbers from here.</w:t>
+            </w:r>
+          </w:p>
+        </w:tc>
+      </w:tr>
+      <w:tr>
+        <w:tc>
+          <w:tcPr>
+            <w:tcW w:type="dxa" w:w="3628"/>
+            <w:shd w:val="clear" w:fill="F4F6F9"/>
+          </w:tcPr>
+          <w:p>
+            <w:pPr>
+              <w:spacing w:after="40" w:before="40" w:line="264" w:lineRule="auto"/>
+            </w:pPr>
+            <w:r/>
+            <w:r>
+              <w:rPr>
+                <w:rFonts w:ascii="Calibri" w:hAnsi="Calibri"/>
+                <w:b w:val="0"/>
+                <w:color w:val="1F2933"/>
+                <w:sz w:val="17"/>
+              </w:rPr>
+              <w:t>InterviewAI/experiments/results/raw_scores.json</w:t>
+            </w:r>
+          </w:p>
+        </w:tc>
+        <w:tc>
+          <w:tcPr>
+            <w:tcW w:type="dxa" w:w="5159"/>
+            <w:shd w:val="clear" w:fill="F4F6F9"/>
+          </w:tcPr>
+          <w:p>
+            <w:pPr>
+              <w:spacing w:after="40" w:before="40" w:line="264" w:lineRule="auto"/>
+            </w:pPr>
+            <w:r/>
+            <w:r>
+              <w:rPr>
+                <w:rFonts w:ascii="Calibri" w:hAnsi="Calibri"/>
+                <w:b w:val="0"/>
+                <w:color w:val="1F2933"/>
+                <w:sz w:val="17"/>
+              </w:rPr>
+              <w:t>Every individual score, saved so charts can be redrawn for free.</w:t>
+            </w:r>
+          </w:p>
+        </w:tc>
+      </w:tr>
+      <w:tr>
+        <w:tc>
+          <w:tcPr>
+            <w:tcW w:type="dxa" w:w="3628"/>
+          </w:tcPr>
+          <w:p>
+            <w:pPr>
+              <w:spacing w:after="40" w:before="40" w:line="264" w:lineRule="auto"/>
+            </w:pPr>
+            <w:r/>
+            <w:r>
+              <w:rPr>
+                <w:rFonts w:ascii="Calibri" w:hAnsi="Calibri"/>
+                <w:b w:val="0"/>
+                <w:color w:val="1F2933"/>
+                <w:sz w:val="17"/>
+              </w:rPr>
+              <w:t>InterviewAI/experiments/results/track_b_evidence.json</w:t>
+            </w:r>
+          </w:p>
+        </w:tc>
+        <w:tc>
+          <w:tcPr>
+            <w:tcW w:type="dxa" w:w="5159"/>
+          </w:tcPr>
+          <w:p>
+            <w:pPr>
+              <w:spacing w:after="40" w:before="40" w:line="264" w:lineRule="auto"/>
+            </w:pPr>
+            <w:r/>
+            <w:r>
+              <w:rPr>
+                <w:rFonts w:ascii="Calibri" w:hAnsi="Calibri"/>
+                <w:b w:val="0"/>
+                <w:color w:val="1F2933"/>
+                <w:sz w:val="17"/>
+              </w:rPr>
+              <w:t>Proof of why the second marking method was thrown away.</w:t>
+            </w:r>
+          </w:p>
+        </w:tc>
+      </w:tr>
+      <w:tr>
+        <w:tc>
+          <w:tcPr>
+            <w:tcW w:type="dxa" w:w="3628"/>
+            <w:shd w:val="clear" w:fill="F4F6F9"/>
+          </w:tcPr>
+          <w:p>
+            <w:pPr>
+              <w:spacing w:after="40" w:before="40" w:line="264" w:lineRule="auto"/>
+            </w:pPr>
+            <w:r/>
+            <w:r>
+              <w:rPr>
+                <w:rFonts w:ascii="Calibri" w:hAnsi="Calibri"/>
+                <w:b w:val="0"/>
+                <w:color w:val="1F2933"/>
+                <w:sz w:val="17"/>
+              </w:rPr>
+              <w:t>InterviewAI/experiments/results/worked_example.json</w:t>
+            </w:r>
+          </w:p>
+        </w:tc>
+        <w:tc>
+          <w:tcPr>
+            <w:tcW w:type="dxa" w:w="5159"/>
+            <w:shd w:val="clear" w:fill="F4F6F9"/>
+          </w:tcPr>
+          <w:p>
+            <w:pPr>
+              <w:spacing w:after="40" w:before="40" w:line="264" w:lineRule="auto"/>
+            </w:pPr>
+            <w:r/>
+            <w:r>
+              <w:rPr>
+                <w:rFonts w:ascii="Calibri" w:hAnsi="Calibri"/>
+                <w:b w:val="0"/>
+                <w:color w:val="1F2933"/>
+                <w:sz w:val="17"/>
+              </w:rPr>
+              <w:t>One complete test interview, used as an example in the report.</w:t>
+            </w:r>
+          </w:p>
+        </w:tc>
+      </w:tr>
+      <w:tr>
+        <w:tc>
+          <w:tcPr>
+            <w:tcW w:type="dxa" w:w="3628"/>
+          </w:tcPr>
+          <w:p>
+            <w:pPr>
+              <w:spacing w:after="40" w:before="40" w:line="264" w:lineRule="auto"/>
+            </w:pPr>
+            <w:r/>
+            <w:r>
+              <w:rPr>
+                <w:rFonts w:ascii="Calibri" w:hAnsi="Calibri"/>
+                <w:b w:val="0"/>
+                <w:color w:val="1F2933"/>
+                <w:sz w:val="17"/>
+              </w:rPr>
+              <w:t>InterviewAI/tests/test_core.py</w:t>
+            </w:r>
+          </w:p>
+        </w:tc>
+        <w:tc>
+          <w:tcPr>
+            <w:tcW w:type="dxa" w:w="5159"/>
+          </w:tcPr>
+          <w:p>
+            <w:pPr>
+              <w:spacing w:after="40" w:before="40" w:line="264" w:lineRule="auto"/>
+            </w:pPr>
+            <w:r/>
+            <w:r>
+              <w:rPr>
+                <w:rFonts w:ascii="Calibri" w:hAnsi="Calibri"/>
+                <w:b w:val="0"/>
+                <w:color w:val="1F2933"/>
+                <w:sz w:val="17"/>
+              </w:rPr>
+              <w:t>72 automatic tests. Run these to check nothing is broken.</w:t>
+            </w:r>
+          </w:p>
+        </w:tc>
+      </w:tr>
+      <w:tr>
+        <w:tc>
+          <w:tcPr>
+            <w:tcW w:type="dxa" w:w="3628"/>
+            <w:shd w:val="clear" w:fill="F4F6F9"/>
+          </w:tcPr>
+          <w:p>
+            <w:pPr>
+              <w:spacing w:after="40" w:before="40" w:line="264" w:lineRule="auto"/>
+            </w:pPr>
+            <w:r/>
+            <w:r>
+              <w:rPr>
+                <w:rFonts w:ascii="Calibri" w:hAnsi="Calibri"/>
+                <w:b w:val="0"/>
+                <w:color w:val="1F2933"/>
+                <w:sz w:val="17"/>
+              </w:rPr>
+              <w:t>InterviewAI/docs/track-b-rejection.md</w:t>
+            </w:r>
+          </w:p>
+        </w:tc>
+        <w:tc>
+          <w:tcPr>
+            <w:tcW w:type="dxa" w:w="5159"/>
+            <w:shd w:val="clear" w:fill="F4F6F9"/>
+          </w:tcPr>
+          <w:p>
+            <w:pPr>
+              <w:spacing w:after="40" w:before="40" w:line="264" w:lineRule="auto"/>
+            </w:pPr>
+            <w:r/>
+            <w:r>
+              <w:rPr>
+                <w:rFonts w:ascii="Calibri" w:hAnsi="Calibri"/>
+                <w:b w:val="0"/>
+                <w:color w:val="1F2933"/>
+                <w:sz w:val="17"/>
+              </w:rPr>
+              <w:t>The full story of the marking method that was removed.</w:t>
+            </w:r>
+          </w:p>
+        </w:tc>
+      </w:tr>
+      <w:tr>
+        <w:tc>
+          <w:tcPr>
+            <w:tcW w:type="dxa" w:w="3628"/>
+          </w:tcPr>
+          <w:p>
+            <w:pPr>
+              <w:spacing w:after="40" w:before="40" w:line="264" w:lineRule="auto"/>
+            </w:pPr>
+            <w:r/>
+            <w:r>
+              <w:rPr>
+                <w:rFonts w:ascii="Calibri" w:hAnsi="Calibri"/>
+                <w:b w:val="0"/>
+                <w:color w:val="1F2933"/>
+                <w:sz w:val="17"/>
+              </w:rPr>
+              <w:t>InterviewAI/data/esco/digitalSkillsCollection_en.csv</w:t>
+            </w:r>
+          </w:p>
+        </w:tc>
+        <w:tc>
+          <w:tcPr>
+            <w:tcW w:type="dxa" w:w="5159"/>
+          </w:tcPr>
+          <w:p>
+            <w:pPr>
+              <w:spacing w:after="40" w:before="40" w:line="264" w:lineRule="auto"/>
+            </w:pPr>
+            <w:r/>
+            <w:r>
+              <w:rPr>
+                <w:rFonts w:ascii="Calibri" w:hAnsi="Calibri"/>
+                <w:b w:val="0"/>
+                <w:color w:val="1F2933"/>
+                <w:sz w:val="17"/>
+              </w:rPr>
+              <w:t>The official EU list of 1,201 digital skills.</w:t>
+            </w:r>
+          </w:p>
+        </w:tc>
+      </w:tr>
+      <w:tr>
+        <w:tc>
+          <w:tcPr>
+            <w:tcW w:type="dxa" w:w="3628"/>
+            <w:shd w:val="clear" w:fill="F4F6F9"/>
+          </w:tcPr>
+          <w:p>
+            <w:pPr>
+              <w:spacing w:after="40" w:before="40" w:line="264" w:lineRule="auto"/>
+            </w:pPr>
+            <w:r/>
+            <w:r>
+              <w:rPr>
+                <w:rFonts w:ascii="Calibri" w:hAnsi="Calibri"/>
+                <w:b w:val="0"/>
+                <w:color w:val="1F2933"/>
+                <w:sz w:val="17"/>
+              </w:rPr>
+              <w:t>InterviewAI/data/esco/broaderRelationsSkillPillar.csv</w:t>
+            </w:r>
+          </w:p>
+        </w:tc>
+        <w:tc>
+          <w:tcPr>
+            <w:tcW w:type="dxa" w:w="5159"/>
+            <w:shd w:val="clear" w:fill="F4F6F9"/>
+          </w:tcPr>
+          <w:p>
+            <w:pPr>
+              <w:spacing w:after="40" w:before="40" w:line="264" w:lineRule="auto"/>
+            </w:pPr>
+            <w:r/>
+            <w:r>
+              <w:rPr>
+                <w:rFonts w:ascii="Calibri" w:hAnsi="Calibri"/>
+                <w:b w:val="0"/>
+                <w:color w:val="1F2933"/>
+                <w:sz w:val="17"/>
+              </w:rPr>
+              <w:t>How those skills relate to each other.</w:t>
             </w:r>
           </w:p>
         </w:tc>
@@ -5380,18 +6272,17 @@
     </w:p>
     <w:p>
       <w:pPr>
-        <w:pStyle w:val="Heading3"/>
-        <w:spacing w:before="220" w:after="80" w:line="288" w:lineRule="auto"/>
+        <w:pStyle w:val="Heading2"/>
+        <w:spacing w:before="280" w:after="120" w:line="288" w:lineRule="auto"/>
       </w:pPr>
       <w:r>
         <w:rPr>
           <w:rFonts w:ascii="Calibri" w:hAnsi="Calibri"/>
           <w:b/>
-          <w:i w:val="0"/>
-          <w:color w:val="3D4F63"/>
-          <w:sz w:val="23"/>
+          <w:color w:val="2C5282"/>
+          <w:sz w:val="26"/>
         </w:rPr>
-        <w:t>(root)</w:t>
+        <w:t>report</w:t>
       </w:r>
     </w:p>
     <w:tbl>
@@ -5409,7 +6300,7 @@
       <w:tr>
         <w:tc>
           <w:tcPr>
-            <w:tcW w:type="dxa" w:w="3515"/>
+            <w:tcW w:type="dxa" w:w="3628"/>
             <w:shd w:val="clear" w:fill="2C5282"/>
           </w:tcPr>
           <w:p>
@@ -5430,7 +6321,7 @@
         </w:tc>
         <w:tc>
           <w:tcPr>
-            <w:tcW w:type="dxa" w:w="5272"/>
+            <w:tcW w:type="dxa" w:w="5159"/>
             <w:shd w:val="clear" w:fill="2C5282"/>
           </w:tcPr>
           <w:p>
@@ -5445,7 +6336,7 @@
                 <w:color w:val="FFFFFF"/>
                 <w:sz w:val="17"/>
               </w:rPr>
-              <w:t>Purpose</w:t>
+              <w:t>What it does</w:t>
             </w:r>
           </w:p>
         </w:tc>
@@ -5453,2143 +6344,7 @@
       <w:tr>
         <w:tc>
           <w:tcPr>
-            <w:tcW w:type="dxa" w:w="3515"/>
-          </w:tcPr>
-          <w:p>
-            <w:pPr>
-              <w:spacing w:after="40" w:before="40" w:line="264" w:lineRule="auto"/>
-            </w:pPr>
-            <w:r/>
-            <w:r>
-              <w:rPr>
-                <w:rFonts w:ascii="Calibri" w:hAnsi="Calibri"/>
-                <w:b w:val="0"/>
-                <w:color w:val="1F2933"/>
-                <w:sz w:val="17"/>
-              </w:rPr>
-              <w:t>.gitignore</w:t>
-            </w:r>
-          </w:p>
-        </w:tc>
-        <w:tc>
-          <w:tcPr>
-            <w:tcW w:type="dxa" w:w="5272"/>
-          </w:tcPr>
-          <w:p>
-            <w:pPr>
-              <w:spacing w:after="40" w:before="40" w:line="264" w:lineRule="auto"/>
-            </w:pPr>
-            <w:r/>
-            <w:r>
-              <w:rPr>
-                <w:rFonts w:ascii="Calibri" w:hAnsi="Calibri"/>
-                <w:b w:val="0"/>
-                <w:color w:val="1F2933"/>
-                <w:sz w:val="17"/>
-              </w:rPr>
-              <w:t>Excludes build output and secrets; the measured results are deliberately tracked.</w:t>
-            </w:r>
-          </w:p>
-        </w:tc>
-      </w:tr>
-      <w:tr>
-        <w:tc>
-          <w:tcPr>
-            <w:tcW w:type="dxa" w:w="3515"/>
-            <w:shd w:val="clear" w:fill="F4F6F9"/>
-          </w:tcPr>
-          <w:p>
-            <w:pPr>
-              <w:spacing w:after="40" w:before="40" w:line="264" w:lineRule="auto"/>
-            </w:pPr>
-            <w:r/>
-            <w:r>
-              <w:rPr>
-                <w:rFonts w:ascii="Calibri" w:hAnsi="Calibri"/>
-                <w:b w:val="0"/>
-                <w:color w:val="1F2933"/>
-                <w:sz w:val="17"/>
-              </w:rPr>
-              <w:t>.gitattributes</w:t>
-            </w:r>
-          </w:p>
-        </w:tc>
-        <w:tc>
-          <w:tcPr>
-            <w:tcW w:type="dxa" w:w="5272"/>
-            <w:shd w:val="clear" w:fill="F4F6F9"/>
-          </w:tcPr>
-          <w:p>
-            <w:pPr>
-              <w:spacing w:after="40" w:before="40" w:line="264" w:lineRule="auto"/>
-            </w:pPr>
-            <w:r/>
-            <w:r>
-              <w:rPr>
-                <w:rFonts w:ascii="Calibri" w:hAnsi="Calibri"/>
-                <w:b w:val="0"/>
-                <w:color w:val="1F2933"/>
-                <w:sz w:val="17"/>
-              </w:rPr>
-              <w:t>Forces CRLF on batch files so run.bat survives cloning.</w:t>
-            </w:r>
-          </w:p>
-        </w:tc>
-      </w:tr>
-    </w:tbl>
-    <w:p>
-      <w:pPr>
-        <w:spacing w:line="360" w:lineRule="auto" w:after="120"/>
-        <w:jc w:val="both"/>
-      </w:pPr>
-    </w:p>
-    <w:p>
-      <w:pPr>
-        <w:pStyle w:val="Heading3"/>
-        <w:spacing w:before="220" w:after="80" w:line="288" w:lineRule="auto"/>
-      </w:pPr>
-      <w:r>
-        <w:rPr>
-          <w:rFonts w:ascii="Calibri" w:hAnsi="Calibri"/>
-          <w:b/>
-          <w:i w:val="0"/>
-          <w:color w:val="3D4F63"/>
-          <w:sz w:val="23"/>
-        </w:rPr>
-        <w:t>InterviewAI</w:t>
-      </w:r>
-    </w:p>
-    <w:tbl>
-      <w:tblPr>
-        <w:tblStyle w:val="TableGrid"/>
-        <w:tblW w:type="auto" w:w="0"/>
-        <w:jc w:val="center"/>
-        <w:tblLayout w:type="fixed"/>
-        <w:tblLook w:firstColumn="1" w:firstRow="1" w:lastColumn="0" w:lastRow="0" w:noHBand="0" w:noVBand="1" w:val="04A0"/>
-      </w:tblPr>
-      <w:tblGrid>
-        <w:gridCol w:w="4646"/>
-        <w:gridCol w:w="4646"/>
-      </w:tblGrid>
-      <w:tr>
-        <w:tc>
-          <w:tcPr>
-            <w:tcW w:type="dxa" w:w="3515"/>
-            <w:shd w:val="clear" w:fill="2C5282"/>
-          </w:tcPr>
-          <w:p>
-            <w:pPr>
-              <w:spacing w:after="40" w:before="40" w:line="264" w:lineRule="auto"/>
-            </w:pPr>
-            <w:r/>
-            <w:r>
-              <w:rPr>
-                <w:rFonts w:ascii="Calibri" w:hAnsi="Calibri"/>
-                <w:b/>
-                <w:color w:val="FFFFFF"/>
-                <w:sz w:val="17"/>
-              </w:rPr>
-              <w:t>File</w:t>
-            </w:r>
-          </w:p>
-        </w:tc>
-        <w:tc>
-          <w:tcPr>
-            <w:tcW w:type="dxa" w:w="5272"/>
-            <w:shd w:val="clear" w:fill="2C5282"/>
-          </w:tcPr>
-          <w:p>
-            <w:pPr>
-              <w:spacing w:after="40" w:before="40" w:line="264" w:lineRule="auto"/>
-            </w:pPr>
-            <w:r/>
-            <w:r>
-              <w:rPr>
-                <w:rFonts w:ascii="Calibri" w:hAnsi="Calibri"/>
-                <w:b/>
-                <w:color w:val="FFFFFF"/>
-                <w:sz w:val="17"/>
-              </w:rPr>
-              <w:t>Purpose</w:t>
-            </w:r>
-          </w:p>
-        </w:tc>
-      </w:tr>
-      <w:tr>
-        <w:tc>
-          <w:tcPr>
-            <w:tcW w:type="dxa" w:w="3515"/>
-          </w:tcPr>
-          <w:p>
-            <w:pPr>
-              <w:spacing w:after="40" w:before="40" w:line="264" w:lineRule="auto"/>
-            </w:pPr>
-            <w:r/>
-            <w:r>
-              <w:rPr>
-                <w:rFonts w:ascii="Calibri" w:hAnsi="Calibri"/>
-                <w:b w:val="0"/>
-                <w:color w:val="1F2933"/>
-                <w:sz w:val="17"/>
-              </w:rPr>
-              <w:t>InterviewAI/server.py</w:t>
-            </w:r>
-          </w:p>
-        </w:tc>
-        <w:tc>
-          <w:tcPr>
-            <w:tcW w:type="dxa" w:w="5272"/>
-          </w:tcPr>
-          <w:p>
-            <w:pPr>
-              <w:spacing w:after="40" w:before="40" w:line="264" w:lineRule="auto"/>
-            </w:pPr>
-            <w:r/>
-            <w:r>
-              <w:rPr>
-                <w:rFonts w:ascii="Calibri" w:hAnsi="Calibri"/>
-                <w:b w:val="0"/>
-                <w:color w:val="1F2933"/>
-                <w:sz w:val="17"/>
-              </w:rPr>
-              <w:t>FastAPI application. Defines every API endpoint, holds the session state, and spawns the voice agent subprocess.</w:t>
-            </w:r>
-          </w:p>
-        </w:tc>
-      </w:tr>
-      <w:tr>
-        <w:tc>
-          <w:tcPr>
-            <w:tcW w:type="dxa" w:w="3515"/>
-            <w:shd w:val="clear" w:fill="F4F6F9"/>
-          </w:tcPr>
-          <w:p>
-            <w:pPr>
-              <w:spacing w:after="40" w:before="40" w:line="264" w:lineRule="auto"/>
-            </w:pPr>
-            <w:r/>
-            <w:r>
-              <w:rPr>
-                <w:rFonts w:ascii="Calibri" w:hAnsi="Calibri"/>
-                <w:b w:val="0"/>
-                <w:color w:val="1F2933"/>
-                <w:sz w:val="17"/>
-              </w:rPr>
-              <w:t>InterviewAI/requirements.txt</w:t>
-            </w:r>
-          </w:p>
-        </w:tc>
-        <w:tc>
-          <w:tcPr>
-            <w:tcW w:type="dxa" w:w="5272"/>
-            <w:shd w:val="clear" w:fill="F4F6F9"/>
-          </w:tcPr>
-          <w:p>
-            <w:pPr>
-              <w:spacing w:after="40" w:before="40" w:line="264" w:lineRule="auto"/>
-            </w:pPr>
-            <w:r/>
-            <w:r>
-              <w:rPr>
-                <w:rFonts w:ascii="Calibri" w:hAnsi="Calibri"/>
-                <w:b w:val="0"/>
-                <w:color w:val="1F2933"/>
-                <w:sz w:val="17"/>
-              </w:rPr>
-              <w:t>Every Python dependency, pinned to the versions this project was verified against.</w:t>
-            </w:r>
-          </w:p>
-        </w:tc>
-      </w:tr>
-      <w:tr>
-        <w:tc>
-          <w:tcPr>
-            <w:tcW w:type="dxa" w:w="3515"/>
-          </w:tcPr>
-          <w:p>
-            <w:pPr>
-              <w:spacing w:after="40" w:before="40" w:line="264" w:lineRule="auto"/>
-            </w:pPr>
-            <w:r/>
-            <w:r>
-              <w:rPr>
-                <w:rFonts w:ascii="Calibri" w:hAnsi="Calibri"/>
-                <w:b w:val="0"/>
-                <w:color w:val="1F2933"/>
-                <w:sz w:val="17"/>
-              </w:rPr>
-              <w:t>InterviewAI/SETUP.md</w:t>
-            </w:r>
-          </w:p>
-        </w:tc>
-        <w:tc>
-          <w:tcPr>
-            <w:tcW w:type="dxa" w:w="5272"/>
-          </w:tcPr>
-          <w:p>
-            <w:pPr>
-              <w:spacing w:after="40" w:before="40" w:line="264" w:lineRule="auto"/>
-            </w:pPr>
-            <w:r/>
-            <w:r>
-              <w:rPr>
-                <w:rFonts w:ascii="Calibri" w:hAnsi="Calibri"/>
-                <w:b w:val="0"/>
-                <w:color w:val="1F2933"/>
-                <w:sz w:val="17"/>
-              </w:rPr>
-              <w:t>Setup guide and troubleshooting table.</w:t>
-            </w:r>
-          </w:p>
-        </w:tc>
-      </w:tr>
-      <w:tr>
-        <w:tc>
-          <w:tcPr>
-            <w:tcW w:type="dxa" w:w="3515"/>
-            <w:shd w:val="clear" w:fill="F4F6F9"/>
-          </w:tcPr>
-          <w:p>
-            <w:pPr>
-              <w:spacing w:after="40" w:before="40" w:line="264" w:lineRule="auto"/>
-            </w:pPr>
-            <w:r/>
-            <w:r>
-              <w:rPr>
-                <w:rFonts w:ascii="Calibri" w:hAnsi="Calibri"/>
-                <w:b w:val="0"/>
-                <w:color w:val="1F2933"/>
-                <w:sz w:val="17"/>
-              </w:rPr>
-              <w:t>InterviewAI/.env.example</w:t>
-            </w:r>
-          </w:p>
-        </w:tc>
-        <w:tc>
-          <w:tcPr>
-            <w:tcW w:type="dxa" w:w="5272"/>
-            <w:shd w:val="clear" w:fill="F4F6F9"/>
-          </w:tcPr>
-          <w:p>
-            <w:pPr>
-              <w:spacing w:after="40" w:before="40" w:line="264" w:lineRule="auto"/>
-            </w:pPr>
-            <w:r/>
-            <w:r>
-              <w:rPr>
-                <w:rFonts w:ascii="Calibri" w:hAnsi="Calibri"/>
-                <w:b w:val="0"/>
-                <w:color w:val="1F2933"/>
-                <w:sz w:val="17"/>
-              </w:rPr>
-              <w:t>Template for the three API keys.</w:t>
-            </w:r>
-          </w:p>
-        </w:tc>
-      </w:tr>
-      <w:tr>
-        <w:tc>
-          <w:tcPr>
-            <w:tcW w:type="dxa" w:w="3515"/>
-          </w:tcPr>
-          <w:p>
-            <w:pPr>
-              <w:spacing w:after="40" w:before="40" w:line="264" w:lineRule="auto"/>
-            </w:pPr>
-            <w:r/>
-            <w:r>
-              <w:rPr>
-                <w:rFonts w:ascii="Calibri" w:hAnsi="Calibri"/>
-                <w:b w:val="0"/>
-                <w:color w:val="1F2933"/>
-                <w:sz w:val="17"/>
-              </w:rPr>
-              <w:t>InterviewAI/core/config.py</w:t>
-            </w:r>
-          </w:p>
-        </w:tc>
-        <w:tc>
-          <w:tcPr>
-            <w:tcW w:type="dxa" w:w="5272"/>
-          </w:tcPr>
-          <w:p>
-            <w:pPr>
-              <w:spacing w:after="40" w:before="40" w:line="264" w:lineRule="auto"/>
-            </w:pPr>
-            <w:r/>
-            <w:r>
-              <w:rPr>
-                <w:rFonts w:ascii="Calibri" w:hAnsi="Calibri"/>
-                <w:b w:val="0"/>
-                <w:color w:val="1F2933"/>
-                <w:sz w:val="17"/>
-              </w:rPr>
-              <w:t>Thresholds and environment configuration in one place: score bands, question limits, the minimum answer length.</w:t>
-            </w:r>
-          </w:p>
-        </w:tc>
-      </w:tr>
-      <w:tr>
-        <w:tc>
-          <w:tcPr>
-            <w:tcW w:type="dxa" w:w="3515"/>
-            <w:shd w:val="clear" w:fill="F4F6F9"/>
-          </w:tcPr>
-          <w:p>
-            <w:pPr>
-              <w:spacing w:after="40" w:before="40" w:line="264" w:lineRule="auto"/>
-            </w:pPr>
-            <w:r/>
-            <w:r>
-              <w:rPr>
-                <w:rFonts w:ascii="Calibri" w:hAnsi="Calibri"/>
-                <w:b w:val="0"/>
-                <w:color w:val="1F2933"/>
-                <w:sz w:val="17"/>
-              </w:rPr>
-              <w:t>InterviewAI/core/gemini_client.py</w:t>
-            </w:r>
-          </w:p>
-        </w:tc>
-        <w:tc>
-          <w:tcPr>
-            <w:tcW w:type="dxa" w:w="5272"/>
-            <w:shd w:val="clear" w:fill="F4F6F9"/>
-          </w:tcPr>
-          <w:p>
-            <w:pPr>
-              <w:spacing w:after="40" w:before="40" w:line="264" w:lineRule="auto"/>
-            </w:pPr>
-            <w:r/>
-            <w:r>
-              <w:rPr>
-                <w:rFonts w:ascii="Calibri" w:hAnsi="Calibri"/>
-                <w:b w:val="0"/>
-                <w:color w:val="1F2933"/>
-                <w:sz w:val="17"/>
-              </w:rPr>
-              <w:t>Gemini client. Handles JSON repair when the model returns malformed output, and counts API usage.</w:t>
-            </w:r>
-          </w:p>
-        </w:tc>
-      </w:tr>
-      <w:tr>
-        <w:tc>
-          <w:tcPr>
-            <w:tcW w:type="dxa" w:w="3515"/>
-          </w:tcPr>
-          <w:p>
-            <w:pPr>
-              <w:spacing w:after="40" w:before="40" w:line="264" w:lineRule="auto"/>
-            </w:pPr>
-            <w:r/>
-            <w:r>
-              <w:rPr>
-                <w:rFonts w:ascii="Calibri" w:hAnsi="Calibri"/>
-                <w:b w:val="0"/>
-                <w:color w:val="1F2933"/>
-                <w:sz w:val="17"/>
-              </w:rPr>
-              <w:t>InterviewAI/core/agents/cv_parser.py</w:t>
-            </w:r>
-          </w:p>
-        </w:tc>
-        <w:tc>
-          <w:tcPr>
-            <w:tcW w:type="dxa" w:w="5272"/>
-          </w:tcPr>
-          <w:p>
-            <w:pPr>
-              <w:spacing w:after="40" w:before="40" w:line="264" w:lineRule="auto"/>
-            </w:pPr>
-            <w:r/>
-            <w:r>
-              <w:rPr>
-                <w:rFonts w:ascii="Calibri" w:hAnsi="Calibri"/>
-                <w:b w:val="0"/>
-                <w:color w:val="1F2933"/>
-                <w:sz w:val="17"/>
-              </w:rPr>
-              <w:t>M1 — extracts a structured profile from a CV.</w:t>
-            </w:r>
-          </w:p>
-        </w:tc>
-      </w:tr>
-      <w:tr>
-        <w:tc>
-          <w:tcPr>
-            <w:tcW w:type="dxa" w:w="3515"/>
-            <w:shd w:val="clear" w:fill="F4F6F9"/>
-          </w:tcPr>
-          <w:p>
-            <w:pPr>
-              <w:spacing w:after="40" w:before="40" w:line="264" w:lineRule="auto"/>
-            </w:pPr>
-            <w:r/>
-            <w:r>
-              <w:rPr>
-                <w:rFonts w:ascii="Calibri" w:hAnsi="Calibri"/>
-                <w:b w:val="0"/>
-                <w:color w:val="1F2933"/>
-                <w:sz w:val="17"/>
-              </w:rPr>
-              <w:t>InterviewAI/core/agents/jd_parser.py</w:t>
-            </w:r>
-          </w:p>
-        </w:tc>
-        <w:tc>
-          <w:tcPr>
-            <w:tcW w:type="dxa" w:w="5272"/>
-            <w:shd w:val="clear" w:fill="F4F6F9"/>
-          </w:tcPr>
-          <w:p>
-            <w:pPr>
-              <w:spacing w:after="40" w:before="40" w:line="264" w:lineRule="auto"/>
-            </w:pPr>
-            <w:r/>
-            <w:r>
-              <w:rPr>
-                <w:rFonts w:ascii="Calibri" w:hAnsi="Calibri"/>
-                <w:b w:val="0"/>
-                <w:color w:val="1F2933"/>
-                <w:sz w:val="17"/>
-              </w:rPr>
-              <w:t>M2 — extracts requirements from a job description.</w:t>
-            </w:r>
-          </w:p>
-        </w:tc>
-      </w:tr>
-      <w:tr>
-        <w:tc>
-          <w:tcPr>
-            <w:tcW w:type="dxa" w:w="3515"/>
-          </w:tcPr>
-          <w:p>
-            <w:pPr>
-              <w:spacing w:after="40" w:before="40" w:line="264" w:lineRule="auto"/>
-            </w:pPr>
-            <w:r/>
-            <w:r>
-              <w:rPr>
-                <w:rFonts w:ascii="Calibri" w:hAnsi="Calibri"/>
-                <w:b w:val="0"/>
-                <w:color w:val="1F2933"/>
-                <w:sz w:val="17"/>
-              </w:rPr>
-              <w:t>InterviewAI/core/agents/question_generator.py</w:t>
-            </w:r>
-          </w:p>
-        </w:tc>
-        <w:tc>
-          <w:tcPr>
-            <w:tcW w:type="dxa" w:w="5272"/>
-          </w:tcPr>
-          <w:p>
-            <w:pPr>
-              <w:spacing w:after="40" w:before="40" w:line="264" w:lineRule="auto"/>
-            </w:pPr>
-            <w:r/>
-            <w:r>
-              <w:rPr>
-                <w:rFonts w:ascii="Calibri" w:hAnsi="Calibri"/>
-                <w:b w:val="0"/>
-                <w:color w:val="1F2933"/>
-                <w:sz w:val="17"/>
-              </w:rPr>
-              <w:t>M4 — generates the question set and orders it by the priority the graph assigned.</w:t>
-            </w:r>
-          </w:p>
-        </w:tc>
-      </w:tr>
-      <w:tr>
-        <w:tc>
-          <w:tcPr>
-            <w:tcW w:type="dxa" w:w="3515"/>
-            <w:shd w:val="clear" w:fill="F4F6F9"/>
-          </w:tcPr>
-          <w:p>
-            <w:pPr>
-              <w:spacing w:after="40" w:before="40" w:line="264" w:lineRule="auto"/>
-            </w:pPr>
-            <w:r/>
-            <w:r>
-              <w:rPr>
-                <w:rFonts w:ascii="Calibri" w:hAnsi="Calibri"/>
-                <w:b w:val="0"/>
-                <w:color w:val="1F2933"/>
-                <w:sz w:val="17"/>
-              </w:rPr>
-              <w:t>InterviewAI/core/agents/interviewer_prompt.py</w:t>
-            </w:r>
-          </w:p>
-        </w:tc>
-        <w:tc>
-          <w:tcPr>
-            <w:tcW w:type="dxa" w:w="5272"/>
-            <w:shd w:val="clear" w:fill="F4F6F9"/>
-          </w:tcPr>
-          <w:p>
-            <w:pPr>
-              <w:spacing w:after="40" w:before="40" w:line="264" w:lineRule="auto"/>
-            </w:pPr>
-            <w:r/>
-            <w:r>
-              <w:rPr>
-                <w:rFonts w:ascii="Calibri" w:hAnsi="Calibri"/>
-                <w:b w:val="0"/>
-                <w:color w:val="1F2933"/>
-                <w:sz w:val="17"/>
-              </w:rPr>
-              <w:t>The interviewer's instructions, shared by both voice and text modes.</w:t>
-            </w:r>
-          </w:p>
-        </w:tc>
-      </w:tr>
-      <w:tr>
-        <w:tc>
-          <w:tcPr>
-            <w:tcW w:type="dxa" w:w="3515"/>
-          </w:tcPr>
-          <w:p>
-            <w:pPr>
-              <w:spacing w:after="40" w:before="40" w:line="264" w:lineRule="auto"/>
-            </w:pPr>
-            <w:r/>
-            <w:r>
-              <w:rPr>
-                <w:rFonts w:ascii="Calibri" w:hAnsi="Calibri"/>
-                <w:b w:val="0"/>
-                <w:color w:val="1F2933"/>
-                <w:sz w:val="17"/>
-              </w:rPr>
-              <w:t>InterviewAI/core/graph/skill_graph.py</w:t>
-            </w:r>
-          </w:p>
-        </w:tc>
-        <w:tc>
-          <w:tcPr>
-            <w:tcW w:type="dxa" w:w="5272"/>
-          </w:tcPr>
-          <w:p>
-            <w:pPr>
-              <w:spacing w:after="40" w:before="40" w:line="264" w:lineRule="auto"/>
-            </w:pPr>
-            <w:r/>
-            <w:r>
-              <w:rPr>
-                <w:rFonts w:ascii="Calibri" w:hAnsi="Calibri"/>
-                <w:b w:val="0"/>
-                <w:color w:val="1F2933"/>
-                <w:sz w:val="17"/>
-              </w:rPr>
-              <w:t>M3 — builds the ESCO skill graph and runs the four-stage matching cascade and gap analysis.</w:t>
-            </w:r>
-          </w:p>
-        </w:tc>
-      </w:tr>
-      <w:tr>
-        <w:tc>
-          <w:tcPr>
-            <w:tcW w:type="dxa" w:w="3515"/>
-            <w:shd w:val="clear" w:fill="F4F6F9"/>
-          </w:tcPr>
-          <w:p>
-            <w:pPr>
-              <w:spacing w:after="40" w:before="40" w:line="264" w:lineRule="auto"/>
-            </w:pPr>
-            <w:r/>
-            <w:r>
-              <w:rPr>
-                <w:rFonts w:ascii="Calibri" w:hAnsi="Calibri"/>
-                <w:b w:val="0"/>
-                <w:color w:val="1F2933"/>
-                <w:sz w:val="17"/>
-              </w:rPr>
-              <w:t>InterviewAI/core/graph/skill_state.py</w:t>
-            </w:r>
-          </w:p>
-        </w:tc>
-        <w:tc>
-          <w:tcPr>
-            <w:tcW w:type="dxa" w:w="5272"/>
-            <w:shd w:val="clear" w:fill="F4F6F9"/>
-          </w:tcPr>
-          <w:p>
-            <w:pPr>
-              <w:spacing w:after="40" w:before="40" w:line="264" w:lineRule="auto"/>
-            </w:pPr>
-            <w:r/>
-            <w:r>
-              <w:rPr>
-                <w:rFonts w:ascii="Calibri" w:hAnsi="Calibri"/>
-                <w:b w:val="0"/>
-                <w:color w:val="1F2933"/>
-                <w:sz w:val="17"/>
-              </w:rPr>
-              <w:t>M6a — tracks each skill's verdict across the session.</w:t>
-            </w:r>
-          </w:p>
-        </w:tc>
-      </w:tr>
-      <w:tr>
-        <w:tc>
-          <w:tcPr>
-            <w:tcW w:type="dxa" w:w="3515"/>
-          </w:tcPr>
-          <w:p>
-            <w:pPr>
-              <w:spacing w:after="40" w:before="40" w:line="264" w:lineRule="auto"/>
-            </w:pPr>
-            <w:r/>
-            <w:r>
-              <w:rPr>
-                <w:rFonts w:ascii="Calibri" w:hAnsi="Calibri"/>
-                <w:b w:val="0"/>
-                <w:color w:val="1F2933"/>
-                <w:sz w:val="17"/>
-              </w:rPr>
-              <w:t>InterviewAI/core/graph/follow_up_rules.py</w:t>
-            </w:r>
-          </w:p>
-        </w:tc>
-        <w:tc>
-          <w:tcPr>
-            <w:tcW w:type="dxa" w:w="5272"/>
-          </w:tcPr>
-          <w:p>
-            <w:pPr>
-              <w:spacing w:after="40" w:before="40" w:line="264" w:lineRule="auto"/>
-            </w:pPr>
-            <w:r/>
-            <w:r>
-              <w:rPr>
-                <w:rFonts w:ascii="Calibri" w:hAnsi="Calibri"/>
-                <w:b w:val="0"/>
-                <w:color w:val="1F2933"/>
-                <w:sz w:val="17"/>
-              </w:rPr>
-              <w:t>Decides which skills needed further probing.</w:t>
-            </w:r>
-          </w:p>
-        </w:tc>
-      </w:tr>
-      <w:tr>
-        <w:tc>
-          <w:tcPr>
-            <w:tcW w:type="dxa" w:w="3515"/>
-            <w:shd w:val="clear" w:fill="F4F6F9"/>
-          </w:tcPr>
-          <w:p>
-            <w:pPr>
-              <w:spacing w:after="40" w:before="40" w:line="264" w:lineRule="auto"/>
-            </w:pPr>
-            <w:r/>
-            <w:r>
-              <w:rPr>
-                <w:rFonts w:ascii="Calibri" w:hAnsi="Calibri"/>
-                <w:b w:val="0"/>
-                <w:color w:val="1F2933"/>
-                <w:sz w:val="17"/>
-              </w:rPr>
-              <w:t>InterviewAI/core/livekit/voice_agent.py</w:t>
-            </w:r>
-          </w:p>
-        </w:tc>
-        <w:tc>
-          <w:tcPr>
-            <w:tcW w:type="dxa" w:w="5272"/>
-            <w:shd w:val="clear" w:fill="F4F6F9"/>
-          </w:tcPr>
-          <w:p>
-            <w:pPr>
-              <w:spacing w:after="40" w:before="40" w:line="264" w:lineRule="auto"/>
-            </w:pPr>
-            <w:r/>
-            <w:r>
-              <w:rPr>
-                <w:rFonts w:ascii="Calibri" w:hAnsi="Calibri"/>
-                <w:b w:val="0"/>
-                <w:color w:val="1F2933"/>
-                <w:sz w:val="17"/>
-              </w:rPr>
-              <w:t>M5 — the voice interviewer: speech recognition, model inference and synthesis over WebRTC.</w:t>
-            </w:r>
-          </w:p>
-        </w:tc>
-      </w:tr>
-      <w:tr>
-        <w:tc>
-          <w:tcPr>
-            <w:tcW w:type="dxa" w:w="3515"/>
-          </w:tcPr>
-          <w:p>
-            <w:pPr>
-              <w:spacing w:after="40" w:before="40" w:line="264" w:lineRule="auto"/>
-            </w:pPr>
-            <w:r/>
-            <w:r>
-              <w:rPr>
-                <w:rFonts w:ascii="Calibri" w:hAnsi="Calibri"/>
-                <w:b w:val="0"/>
-                <w:color w:val="1F2933"/>
-                <w:sz w:val="17"/>
-              </w:rPr>
-              <w:t>InterviewAI/core/livekit/media_server.py</w:t>
-            </w:r>
-          </w:p>
-        </w:tc>
-        <w:tc>
-          <w:tcPr>
-            <w:tcW w:type="dxa" w:w="5272"/>
-          </w:tcPr>
-          <w:p>
-            <w:pPr>
-              <w:spacing w:after="40" w:before="40" w:line="264" w:lineRule="auto"/>
-            </w:pPr>
-            <w:r/>
-            <w:r>
-              <w:rPr>
-                <w:rFonts w:ascii="Calibri" w:hAnsi="Calibri"/>
-                <w:b w:val="0"/>
-                <w:color w:val="1F2933"/>
-                <w:sz w:val="17"/>
-              </w:rPr>
-              <w:t>Downloads and manages the LiveKit server process.</w:t>
-            </w:r>
-          </w:p>
-        </w:tc>
-      </w:tr>
-      <w:tr>
-        <w:tc>
-          <w:tcPr>
-            <w:tcW w:type="dxa" w:w="3515"/>
-            <w:shd w:val="clear" w:fill="F4F6F9"/>
-          </w:tcPr>
-          <w:p>
-            <w:pPr>
-              <w:spacing w:after="40" w:before="40" w:line="264" w:lineRule="auto"/>
-            </w:pPr>
-            <w:r/>
-            <w:r>
-              <w:rPr>
-                <w:rFonts w:ascii="Calibri" w:hAnsi="Calibri"/>
-                <w:b w:val="0"/>
-                <w:color w:val="1F2933"/>
-                <w:sz w:val="17"/>
-              </w:rPr>
-              <w:t>InterviewAI/core/livekit/livekit.yaml</w:t>
-            </w:r>
-          </w:p>
-        </w:tc>
-        <w:tc>
-          <w:tcPr>
-            <w:tcW w:type="dxa" w:w="5272"/>
-            <w:shd w:val="clear" w:fill="F4F6F9"/>
-          </w:tcPr>
-          <w:p>
-            <w:pPr>
-              <w:spacing w:after="40" w:before="40" w:line="264" w:lineRule="auto"/>
-            </w:pPr>
-            <w:r/>
-            <w:r>
-              <w:rPr>
-                <w:rFonts w:ascii="Calibri" w:hAnsi="Calibri"/>
-                <w:b w:val="0"/>
-                <w:color w:val="1F2933"/>
-                <w:sz w:val="17"/>
-              </w:rPr>
-              <w:t>LiveKit server configuration.</w:t>
-            </w:r>
-          </w:p>
-        </w:tc>
-      </w:tr>
-      <w:tr>
-        <w:tc>
-          <w:tcPr>
-            <w:tcW w:type="dxa" w:w="3515"/>
-          </w:tcPr>
-          <w:p>
-            <w:pPr>
-              <w:spacing w:after="40" w:before="40" w:line="264" w:lineRule="auto"/>
-            </w:pPr>
-            <w:r/>
-            <w:r>
-              <w:rPr>
-                <w:rFonts w:ascii="Calibri" w:hAnsi="Calibri"/>
-                <w:b w:val="0"/>
-                <w:color w:val="1F2933"/>
-                <w:sz w:val="17"/>
-              </w:rPr>
-              <w:t>InterviewAI/core/pipeline/text_interview.py</w:t>
-            </w:r>
-          </w:p>
-        </w:tc>
-        <w:tc>
-          <w:tcPr>
-            <w:tcW w:type="dxa" w:w="5272"/>
-          </w:tcPr>
-          <w:p>
-            <w:pPr>
-              <w:spacing w:after="40" w:before="40" w:line="264" w:lineRule="auto"/>
-            </w:pPr>
-            <w:r/>
-            <w:r>
-              <w:rPr>
-                <w:rFonts w:ascii="Calibri" w:hAnsi="Calibri"/>
-                <w:b w:val="0"/>
-                <w:color w:val="1F2933"/>
-                <w:sz w:val="17"/>
-              </w:rPr>
-              <w:t>The typed interview engine, producing an identical transcript to the voice agent.</w:t>
-            </w:r>
-          </w:p>
-        </w:tc>
-      </w:tr>
-      <w:tr>
-        <w:tc>
-          <w:tcPr>
-            <w:tcW w:type="dxa" w:w="3515"/>
-            <w:shd w:val="clear" w:fill="F4F6F9"/>
-          </w:tcPr>
-          <w:p>
-            <w:pPr>
-              <w:spacing w:after="40" w:before="40" w:line="264" w:lineRule="auto"/>
-            </w:pPr>
-            <w:r/>
-            <w:r>
-              <w:rPr>
-                <w:rFonts w:ascii="Calibri" w:hAnsi="Calibri"/>
-                <w:b w:val="0"/>
-                <w:color w:val="1F2933"/>
-                <w:sz w:val="17"/>
-              </w:rPr>
-              <w:t>InterviewAI/core/pipeline/post_interview.py</w:t>
-            </w:r>
-          </w:p>
-        </w:tc>
-        <w:tc>
-          <w:tcPr>
-            <w:tcW w:type="dxa" w:w="5272"/>
-            <w:shd w:val="clear" w:fill="F4F6F9"/>
-          </w:tcPr>
-          <w:p>
-            <w:pPr>
-              <w:spacing w:after="40" w:before="40" w:line="264" w:lineRule="auto"/>
-            </w:pPr>
-            <w:r/>
-            <w:r>
-              <w:rPr>
-                <w:rFonts w:ascii="Calibri" w:hAnsi="Calibri"/>
-                <w:b w:val="0"/>
-                <w:color w:val="1F2933"/>
-                <w:sz w:val="17"/>
-              </w:rPr>
-              <w:t>Post-interview pipeline: pairs the transcript, classifies, scores, fuses.</w:t>
-            </w:r>
-          </w:p>
-        </w:tc>
-      </w:tr>
-      <w:tr>
-        <w:tc>
-          <w:tcPr>
-            <w:tcW w:type="dxa" w:w="3515"/>
-          </w:tcPr>
-          <w:p>
-            <w:pPr>
-              <w:spacing w:after="40" w:before="40" w:line="264" w:lineRule="auto"/>
-            </w:pPr>
-            <w:r/>
-            <w:r>
-              <w:rPr>
-                <w:rFonts w:ascii="Calibri" w:hAnsi="Calibri"/>
-                <w:b w:val="0"/>
-                <w:color w:val="1F2933"/>
-                <w:sz w:val="17"/>
-              </w:rPr>
-              <w:t>InterviewAI/core/evaluator/answer_judge.py</w:t>
-            </w:r>
-          </w:p>
-        </w:tc>
-        <w:tc>
-          <w:tcPr>
-            <w:tcW w:type="dxa" w:w="5272"/>
-          </w:tcPr>
-          <w:p>
-            <w:pPr>
-              <w:spacing w:after="40" w:before="40" w:line="264" w:lineRule="auto"/>
-            </w:pPr>
-            <w:r/>
-            <w:r>
-              <w:rPr>
-                <w:rFonts w:ascii="Calibri" w:hAnsi="Calibri"/>
-                <w:b w:val="0"/>
-                <w:color w:val="1F2933"/>
-                <w:sz w:val="17"/>
-              </w:rPr>
-              <w:t>M6 — the LLM-as-Judge scorer with permuted rubric orderings and self-consistency.</w:t>
-            </w:r>
-          </w:p>
-        </w:tc>
-      </w:tr>
-      <w:tr>
-        <w:tc>
-          <w:tcPr>
-            <w:tcW w:type="dxa" w:w="3515"/>
-            <w:shd w:val="clear" w:fill="F4F6F9"/>
-          </w:tcPr>
-          <w:p>
-            <w:pPr>
-              <w:spacing w:after="40" w:before="40" w:line="264" w:lineRule="auto"/>
-            </w:pPr>
-            <w:r/>
-            <w:r>
-              <w:rPr>
-                <w:rFonts w:ascii="Calibri" w:hAnsi="Calibri"/>
-                <w:b w:val="0"/>
-                <w:color w:val="1F2933"/>
-                <w:sz w:val="17"/>
-              </w:rPr>
-              <w:t>InterviewAI/core/evaluator/behavioural_integrity.py</w:t>
-            </w:r>
-          </w:p>
-        </w:tc>
-        <w:tc>
-          <w:tcPr>
-            <w:tcW w:type="dxa" w:w="5272"/>
-            <w:shd w:val="clear" w:fill="F4F6F9"/>
-          </w:tcPr>
-          <w:p>
-            <w:pPr>
-              <w:spacing w:after="40" w:before="40" w:line="264" w:lineRule="auto"/>
-            </w:pPr>
-            <w:r/>
-            <w:r>
-              <w:rPr>
-                <w:rFonts w:ascii="Calibri" w:hAnsi="Calibri"/>
-                <w:b w:val="0"/>
-                <w:color w:val="1F2933"/>
-                <w:sz w:val="17"/>
-              </w:rPr>
-              <w:t>M9 — Isolation Forest behavioural integrity.</w:t>
-            </w:r>
-          </w:p>
-        </w:tc>
-      </w:tr>
-      <w:tr>
-        <w:tc>
-          <w:tcPr>
-            <w:tcW w:type="dxa" w:w="3515"/>
-          </w:tcPr>
-          <w:p>
-            <w:pPr>
-              <w:spacing w:after="40" w:before="40" w:line="264" w:lineRule="auto"/>
-            </w:pPr>
-            <w:r/>
-            <w:r>
-              <w:rPr>
-                <w:rFonts w:ascii="Calibri" w:hAnsi="Calibri"/>
-                <w:b w:val="0"/>
-                <w:color w:val="1F2933"/>
-                <w:sz w:val="17"/>
-              </w:rPr>
-              <w:t>InterviewAI/core/evaluator/score_fusion.py</w:t>
-            </w:r>
-          </w:p>
-        </w:tc>
-        <w:tc>
-          <w:tcPr>
-            <w:tcW w:type="dxa" w:w="5272"/>
-          </w:tcPr>
-          <w:p>
-            <w:pPr>
-              <w:spacing w:after="40" w:before="40" w:line="264" w:lineRule="auto"/>
-            </w:pPr>
-            <w:r/>
-            <w:r>
-              <w:rPr>
-                <w:rFonts w:ascii="Calibri" w:hAnsi="Calibri"/>
-                <w:b w:val="0"/>
-                <w:color w:val="1F2933"/>
-                <w:sz w:val="17"/>
-              </w:rPr>
-              <w:t>M11 — weighted fusion into a recommendation.</w:t>
-            </w:r>
-          </w:p>
-        </w:tc>
-      </w:tr>
-      <w:tr>
-        <w:tc>
-          <w:tcPr>
-            <w:tcW w:type="dxa" w:w="3515"/>
-            <w:shd w:val="clear" w:fill="F4F6F9"/>
-          </w:tcPr>
-          <w:p>
-            <w:pPr>
-              <w:spacing w:after="40" w:before="40" w:line="264" w:lineRule="auto"/>
-            </w:pPr>
-            <w:r/>
-            <w:r>
-              <w:rPr>
-                <w:rFonts w:ascii="Calibri" w:hAnsi="Calibri"/>
-                <w:b w:val="0"/>
-                <w:color w:val="1F2933"/>
-                <w:sz w:val="17"/>
-              </w:rPr>
-              <w:t>InterviewAI/core/report/report_builder.py</w:t>
-            </w:r>
-          </w:p>
-        </w:tc>
-        <w:tc>
-          <w:tcPr>
-            <w:tcW w:type="dxa" w:w="5272"/>
-            <w:shd w:val="clear" w:fill="F4F6F9"/>
-          </w:tcPr>
-          <w:p>
-            <w:pPr>
-              <w:spacing w:after="40" w:before="40" w:line="264" w:lineRule="auto"/>
-            </w:pPr>
-            <w:r/>
-            <w:r>
-              <w:rPr>
-                <w:rFonts w:ascii="Calibri" w:hAnsi="Calibri"/>
-                <w:b w:val="0"/>
-                <w:color w:val="1F2933"/>
-                <w:sz w:val="17"/>
-              </w:rPr>
-              <w:t>M12 — assembles the candidate report.</w:t>
-            </w:r>
-          </w:p>
-        </w:tc>
-      </w:tr>
-      <w:tr>
-        <w:tc>
-          <w:tcPr>
-            <w:tcW w:type="dxa" w:w="3515"/>
-          </w:tcPr>
-          <w:p>
-            <w:pPr>
-              <w:spacing w:after="40" w:before="40" w:line="264" w:lineRule="auto"/>
-            </w:pPr>
-            <w:r/>
-            <w:r>
-              <w:rPr>
-                <w:rFonts w:ascii="Calibri" w:hAnsi="Calibri"/>
-                <w:b w:val="0"/>
-                <w:color w:val="1F2933"/>
-                <w:sz w:val="17"/>
-              </w:rPr>
-              <w:t>InterviewAI/frontend/src/main.jsx</w:t>
-            </w:r>
-          </w:p>
-        </w:tc>
-        <w:tc>
-          <w:tcPr>
-            <w:tcW w:type="dxa" w:w="5272"/>
-          </w:tcPr>
-          <w:p>
-            <w:pPr>
-              <w:spacing w:after="40" w:before="40" w:line="264" w:lineRule="auto"/>
-            </w:pPr>
-            <w:r/>
-            <w:r>
-              <w:rPr>
-                <w:rFonts w:ascii="Calibri" w:hAnsi="Calibri"/>
-                <w:b w:val="0"/>
-                <w:color w:val="1F2933"/>
-                <w:sz w:val="17"/>
-              </w:rPr>
-              <w:t>React entry point; mounts the application.</w:t>
-            </w:r>
-          </w:p>
-        </w:tc>
-      </w:tr>
-      <w:tr>
-        <w:tc>
-          <w:tcPr>
-            <w:tcW w:type="dxa" w:w="3515"/>
-            <w:shd w:val="clear" w:fill="F4F6F9"/>
-          </w:tcPr>
-          <w:p>
-            <w:pPr>
-              <w:spacing w:after="40" w:before="40" w:line="264" w:lineRule="auto"/>
-            </w:pPr>
-            <w:r/>
-            <w:r>
-              <w:rPr>
-                <w:rFonts w:ascii="Calibri" w:hAnsi="Calibri"/>
-                <w:b w:val="0"/>
-                <w:color w:val="1F2933"/>
-                <w:sz w:val="17"/>
-              </w:rPr>
-              <w:t>InterviewAI/frontend/src/App.jsx</w:t>
-            </w:r>
-          </w:p>
-        </w:tc>
-        <w:tc>
-          <w:tcPr>
-            <w:tcW w:type="dxa" w:w="5272"/>
-            <w:shd w:val="clear" w:fill="F4F6F9"/>
-          </w:tcPr>
-          <w:p>
-            <w:pPr>
-              <w:spacing w:after="40" w:before="40" w:line="264" w:lineRule="auto"/>
-            </w:pPr>
-            <w:r/>
-            <w:r>
-              <w:rPr>
-                <w:rFonts w:ascii="Calibri" w:hAnsi="Calibri"/>
-                <w:b w:val="0"/>
-                <w:color w:val="1F2933"/>
-                <w:sz w:val="17"/>
-              </w:rPr>
-              <w:t>Six-step navigation; the interview and the report each take the whole viewport.</w:t>
-            </w:r>
-          </w:p>
-        </w:tc>
-      </w:tr>
-      <w:tr>
-        <w:tc>
-          <w:tcPr>
-            <w:tcW w:type="dxa" w:w="3515"/>
-          </w:tcPr>
-          <w:p>
-            <w:pPr>
-              <w:spacing w:after="40" w:before="40" w:line="264" w:lineRule="auto"/>
-            </w:pPr>
-            <w:r/>
-            <w:r>
-              <w:rPr>
-                <w:rFonts w:ascii="Calibri" w:hAnsi="Calibri"/>
-                <w:b w:val="0"/>
-                <w:color w:val="1F2933"/>
-                <w:sz w:val="17"/>
-              </w:rPr>
-              <w:t>InterviewAI/frontend/src/lib/vision.js</w:t>
-            </w:r>
-          </w:p>
-        </w:tc>
-        <w:tc>
-          <w:tcPr>
-            <w:tcW w:type="dxa" w:w="5272"/>
-          </w:tcPr>
-          <w:p>
-            <w:pPr>
-              <w:spacing w:after="40" w:before="40" w:line="264" w:lineRule="auto"/>
-            </w:pPr>
-            <w:r/>
-            <w:r>
-              <w:rPr>
-                <w:rFonts w:ascii="Calibri" w:hAnsi="Calibri"/>
-                <w:b w:val="0"/>
-                <w:color w:val="1F2933"/>
-                <w:sz w:val="17"/>
-              </w:rPr>
-              <w:t>M7 and M8 — attention and posture from MediaPipe landmarks, in the browser.</w:t>
-            </w:r>
-          </w:p>
-        </w:tc>
-      </w:tr>
-      <w:tr>
-        <w:tc>
-          <w:tcPr>
-            <w:tcW w:type="dxa" w:w="3515"/>
-            <w:shd w:val="clear" w:fill="F4F6F9"/>
-          </w:tcPr>
-          <w:p>
-            <w:pPr>
-              <w:spacing w:after="40" w:before="40" w:line="264" w:lineRule="auto"/>
-            </w:pPr>
-            <w:r/>
-            <w:r>
-              <w:rPr>
-                <w:rFonts w:ascii="Calibri" w:hAnsi="Calibri"/>
-                <w:b w:val="0"/>
-                <w:color w:val="1F2933"/>
-                <w:sz w:val="17"/>
-              </w:rPr>
-              <w:t>InterviewAI/frontend/src/lib/voice.js</w:t>
-            </w:r>
-          </w:p>
-        </w:tc>
-        <w:tc>
-          <w:tcPr>
-            <w:tcW w:type="dxa" w:w="5272"/>
-            <w:shd w:val="clear" w:fill="F4F6F9"/>
-          </w:tcPr>
-          <w:p>
-            <w:pPr>
-              <w:spacing w:after="40" w:before="40" w:line="264" w:lineRule="auto"/>
-            </w:pPr>
-            <w:r/>
-            <w:r>
-              <w:rPr>
-                <w:rFonts w:ascii="Calibri" w:hAnsi="Calibri"/>
-                <w:b w:val="0"/>
-                <w:color w:val="1F2933"/>
-                <w:sz w:val="17"/>
-              </w:rPr>
-              <w:t>M10 — vocal delivery from Web Audio prosody.</w:t>
-            </w:r>
-          </w:p>
-        </w:tc>
-      </w:tr>
-      <w:tr>
-        <w:tc>
-          <w:tcPr>
-            <w:tcW w:type="dxa" w:w="3515"/>
-          </w:tcPr>
-          <w:p>
-            <w:pPr>
-              <w:spacing w:after="40" w:before="40" w:line="264" w:lineRule="auto"/>
-            </w:pPr>
-            <w:r/>
-            <w:r>
-              <w:rPr>
-                <w:rFonts w:ascii="Calibri" w:hAnsi="Calibri"/>
-                <w:b w:val="0"/>
-                <w:color w:val="1F2933"/>
-                <w:sz w:val="17"/>
-              </w:rPr>
-              <w:t>InterviewAI/frontend/src/components/LandmarkOverlay.jsx</w:t>
-            </w:r>
-          </w:p>
-        </w:tc>
-        <w:tc>
-          <w:tcPr>
-            <w:tcW w:type="dxa" w:w="5272"/>
-          </w:tcPr>
-          <w:p>
-            <w:pPr>
-              <w:spacing w:after="40" w:before="40" w:line="264" w:lineRule="auto"/>
-            </w:pPr>
-            <w:r/>
-            <w:r>
-              <w:rPr>
-                <w:rFonts w:ascii="Calibri" w:hAnsi="Calibri"/>
-                <w:b w:val="0"/>
-                <w:color w:val="1F2933"/>
-                <w:sz w:val="17"/>
-              </w:rPr>
-              <w:t>Draws the face mesh and pose skeleton over the video.</w:t>
-            </w:r>
-          </w:p>
-        </w:tc>
-      </w:tr>
-      <w:tr>
-        <w:tc>
-          <w:tcPr>
-            <w:tcW w:type="dxa" w:w="3515"/>
-            <w:shd w:val="clear" w:fill="F4F6F9"/>
-          </w:tcPr>
-          <w:p>
-            <w:pPr>
-              <w:spacing w:after="40" w:before="40" w:line="264" w:lineRule="auto"/>
-            </w:pPr>
-            <w:r/>
-            <w:r>
-              <w:rPr>
-                <w:rFonts w:ascii="Calibri" w:hAnsi="Calibri"/>
-                <w:b w:val="0"/>
-                <w:color w:val="1F2933"/>
-                <w:sz w:val="17"/>
-              </w:rPr>
-              <w:t>InterviewAI/frontend/src/components/Sidebar.jsx</w:t>
-            </w:r>
-          </w:p>
-        </w:tc>
-        <w:tc>
-          <w:tcPr>
-            <w:tcW w:type="dxa" w:w="5272"/>
-            <w:shd w:val="clear" w:fill="F4F6F9"/>
-          </w:tcPr>
-          <w:p>
-            <w:pPr>
-              <w:spacing w:after="40" w:before="40" w:line="264" w:lineRule="auto"/>
-            </w:pPr>
-            <w:r/>
-            <w:r>
-              <w:rPr>
-                <w:rFonts w:ascii="Calibri" w:hAnsi="Calibri"/>
-                <w:b w:val="0"/>
-                <w:color w:val="1F2933"/>
-                <w:sz w:val="17"/>
-              </w:rPr>
-              <w:t>Step navigation, gated by progress.</w:t>
-            </w:r>
-          </w:p>
-        </w:tc>
-      </w:tr>
-      <w:tr>
-        <w:tc>
-          <w:tcPr>
-            <w:tcW w:type="dxa" w:w="3515"/>
-          </w:tcPr>
-          <w:p>
-            <w:pPr>
-              <w:spacing w:after="40" w:before="40" w:line="264" w:lineRule="auto"/>
-            </w:pPr>
-            <w:r/>
-            <w:r>
-              <w:rPr>
-                <w:rFonts w:ascii="Calibri" w:hAnsi="Calibri"/>
-                <w:b w:val="0"/>
-                <w:color w:val="1F2933"/>
-                <w:sz w:val="17"/>
-              </w:rPr>
-              <w:t>InterviewAI/frontend/src/screens/UploadStep.jsx</w:t>
-            </w:r>
-          </w:p>
-        </w:tc>
-        <w:tc>
-          <w:tcPr>
-            <w:tcW w:type="dxa" w:w="5272"/>
-          </w:tcPr>
-          <w:p>
-            <w:pPr>
-              <w:spacing w:after="40" w:before="40" w:line="264" w:lineRule="auto"/>
-            </w:pPr>
-            <w:r/>
-            <w:r>
-              <w:rPr>
-                <w:rFonts w:ascii="Calibri" w:hAnsi="Calibri"/>
-                <w:b w:val="0"/>
-                <w:color w:val="1F2933"/>
-                <w:sz w:val="17"/>
-              </w:rPr>
-              <w:t>Step 1 — CV upload and JD entry.</w:t>
-            </w:r>
-          </w:p>
-        </w:tc>
-      </w:tr>
-      <w:tr>
-        <w:tc>
-          <w:tcPr>
-            <w:tcW w:type="dxa" w:w="3515"/>
-            <w:shd w:val="clear" w:fill="F4F6F9"/>
-          </w:tcPr>
-          <w:p>
-            <w:pPr>
-              <w:spacing w:after="40" w:before="40" w:line="264" w:lineRule="auto"/>
-            </w:pPr>
-            <w:r/>
-            <w:r>
-              <w:rPr>
-                <w:rFonts w:ascii="Calibri" w:hAnsi="Calibri"/>
-                <w:b w:val="0"/>
-                <w:color w:val="1F2933"/>
-                <w:sz w:val="17"/>
-              </w:rPr>
-              <w:t>InterviewAI/frontend/src/screens/GraphStep.jsx</w:t>
-            </w:r>
-          </w:p>
-        </w:tc>
-        <w:tc>
-          <w:tcPr>
-            <w:tcW w:type="dxa" w:w="5272"/>
-            <w:shd w:val="clear" w:fill="F4F6F9"/>
-          </w:tcPr>
-          <w:p>
-            <w:pPr>
-              <w:spacing w:after="40" w:before="40" w:line="264" w:lineRule="auto"/>
-            </w:pPr>
-            <w:r/>
-            <w:r>
-              <w:rPr>
-                <w:rFonts w:ascii="Calibri" w:hAnsi="Calibri"/>
-                <w:b w:val="0"/>
-                <w:color w:val="1F2933"/>
-                <w:sz w:val="17"/>
-              </w:rPr>
-              <w:t>Step 2 — renders the skill graph.</w:t>
-            </w:r>
-          </w:p>
-        </w:tc>
-      </w:tr>
-      <w:tr>
-        <w:tc>
-          <w:tcPr>
-            <w:tcW w:type="dxa" w:w="3515"/>
-          </w:tcPr>
-          <w:p>
-            <w:pPr>
-              <w:spacing w:after="40" w:before="40" w:line="264" w:lineRule="auto"/>
-            </w:pPr>
-            <w:r/>
-            <w:r>
-              <w:rPr>
-                <w:rFonts w:ascii="Calibri" w:hAnsi="Calibri"/>
-                <w:b w:val="0"/>
-                <w:color w:val="1F2933"/>
-                <w:sz w:val="17"/>
-              </w:rPr>
-              <w:t>InterviewAI/frontend/src/screens/QuestionsStep.jsx</w:t>
-            </w:r>
-          </w:p>
-        </w:tc>
-        <w:tc>
-          <w:tcPr>
-            <w:tcW w:type="dxa" w:w="5272"/>
-          </w:tcPr>
-          <w:p>
-            <w:pPr>
-              <w:spacing w:after="40" w:before="40" w:line="264" w:lineRule="auto"/>
-            </w:pPr>
-            <w:r/>
-            <w:r>
-              <w:rPr>
-                <w:rFonts w:ascii="Calibri" w:hAnsi="Calibri"/>
-                <w:b w:val="0"/>
-                <w:color w:val="1F2933"/>
-                <w:sz w:val="17"/>
-              </w:rPr>
-              <w:t>Step 3 — the generated questions.</w:t>
-            </w:r>
-          </w:p>
-        </w:tc>
-      </w:tr>
-      <w:tr>
-        <w:tc>
-          <w:tcPr>
-            <w:tcW w:type="dxa" w:w="3515"/>
-            <w:shd w:val="clear" w:fill="F4F6F9"/>
-          </w:tcPr>
-          <w:p>
-            <w:pPr>
-              <w:spacing w:after="40" w:before="40" w:line="264" w:lineRule="auto"/>
-            </w:pPr>
-            <w:r/>
-            <w:r>
-              <w:rPr>
-                <w:rFonts w:ascii="Calibri" w:hAnsi="Calibri"/>
-                <w:b w:val="0"/>
-                <w:color w:val="1F2933"/>
-                <w:sz w:val="17"/>
-              </w:rPr>
-              <w:t>InterviewAI/frontend/src/screens/SetupScreen.jsx</w:t>
-            </w:r>
-          </w:p>
-        </w:tc>
-        <w:tc>
-          <w:tcPr>
-            <w:tcW w:type="dxa" w:w="5272"/>
-            <w:shd w:val="clear" w:fill="F4F6F9"/>
-          </w:tcPr>
-          <w:p>
-            <w:pPr>
-              <w:spacing w:after="40" w:before="40" w:line="264" w:lineRule="auto"/>
-            </w:pPr>
-            <w:r/>
-            <w:r>
-              <w:rPr>
-                <w:rFonts w:ascii="Calibri" w:hAnsi="Calibri"/>
-                <w:b w:val="0"/>
-                <w:color w:val="1F2933"/>
-                <w:sz w:val="17"/>
-              </w:rPr>
-              <w:t>Step 4 — device check and mode choice.</w:t>
-            </w:r>
-          </w:p>
-        </w:tc>
-      </w:tr>
-      <w:tr>
-        <w:tc>
-          <w:tcPr>
-            <w:tcW w:type="dxa" w:w="3515"/>
-          </w:tcPr>
-          <w:p>
-            <w:pPr>
-              <w:spacing w:after="40" w:before="40" w:line="264" w:lineRule="auto"/>
-            </w:pPr>
-            <w:r/>
-            <w:r>
-              <w:rPr>
-                <w:rFonts w:ascii="Calibri" w:hAnsi="Calibri"/>
-                <w:b w:val="0"/>
-                <w:color w:val="1F2933"/>
-                <w:sz w:val="17"/>
-              </w:rPr>
-              <w:t>InterviewAI/frontend/src/screens/InterviewScreen.jsx</w:t>
-            </w:r>
-          </w:p>
-        </w:tc>
-        <w:tc>
-          <w:tcPr>
-            <w:tcW w:type="dxa" w:w="5272"/>
-          </w:tcPr>
-          <w:p>
-            <w:pPr>
-              <w:spacing w:after="40" w:before="40" w:line="264" w:lineRule="auto"/>
-            </w:pPr>
-            <w:r/>
-            <w:r>
-              <w:rPr>
-                <w:rFonts w:ascii="Calibri" w:hAnsi="Calibri"/>
-                <w:b w:val="0"/>
-                <w:color w:val="1F2933"/>
-                <w:sz w:val="17"/>
-              </w:rPr>
-              <w:t>Step 5a — the voice interview.</w:t>
-            </w:r>
-          </w:p>
-        </w:tc>
-      </w:tr>
-      <w:tr>
-        <w:tc>
-          <w:tcPr>
-            <w:tcW w:type="dxa" w:w="3515"/>
-            <w:shd w:val="clear" w:fill="F4F6F9"/>
-          </w:tcPr>
-          <w:p>
-            <w:pPr>
-              <w:spacing w:after="40" w:before="40" w:line="264" w:lineRule="auto"/>
-            </w:pPr>
-            <w:r/>
-            <w:r>
-              <w:rPr>
-                <w:rFonts w:ascii="Calibri" w:hAnsi="Calibri"/>
-                <w:b w:val="0"/>
-                <w:color w:val="1F2933"/>
-                <w:sz w:val="17"/>
-              </w:rPr>
-              <w:t>InterviewAI/frontend/src/screens/TextInterviewScreen.jsx</w:t>
-            </w:r>
-          </w:p>
-        </w:tc>
-        <w:tc>
-          <w:tcPr>
-            <w:tcW w:type="dxa" w:w="5272"/>
-            <w:shd w:val="clear" w:fill="F4F6F9"/>
-          </w:tcPr>
-          <w:p>
-            <w:pPr>
-              <w:spacing w:after="40" w:before="40" w:line="264" w:lineRule="auto"/>
-            </w:pPr>
-            <w:r/>
-            <w:r>
-              <w:rPr>
-                <w:rFonts w:ascii="Calibri" w:hAnsi="Calibri"/>
-                <w:b w:val="0"/>
-                <w:color w:val="1F2933"/>
-                <w:sz w:val="17"/>
-              </w:rPr>
-              <w:t>Step 5b — the text interview.</w:t>
-            </w:r>
-          </w:p>
-        </w:tc>
-      </w:tr>
-      <w:tr>
-        <w:tc>
-          <w:tcPr>
-            <w:tcW w:type="dxa" w:w="3515"/>
-          </w:tcPr>
-          <w:p>
-            <w:pPr>
-              <w:spacing w:after="40" w:before="40" w:line="264" w:lineRule="auto"/>
-            </w:pPr>
-            <w:r/>
-            <w:r>
-              <w:rPr>
-                <w:rFonts w:ascii="Calibri" w:hAnsi="Calibri"/>
-                <w:b w:val="0"/>
-                <w:color w:val="1F2933"/>
-                <w:sz w:val="17"/>
-              </w:rPr>
-              <w:t>InterviewAI/frontend/src/screens/DashboardScreen.jsx</w:t>
-            </w:r>
-          </w:p>
-        </w:tc>
-        <w:tc>
-          <w:tcPr>
-            <w:tcW w:type="dxa" w:w="5272"/>
-          </w:tcPr>
-          <w:p>
-            <w:pPr>
-              <w:spacing w:after="40" w:before="40" w:line="264" w:lineRule="auto"/>
-            </w:pPr>
-            <w:r/>
-            <w:r>
-              <w:rPr>
-                <w:rFonts w:ascii="Calibri" w:hAnsi="Calibri"/>
-                <w:b w:val="0"/>
-                <w:color w:val="1F2933"/>
-                <w:sz w:val="17"/>
-              </w:rPr>
-              <w:t>Step 6 — the final report.</w:t>
-            </w:r>
-          </w:p>
-        </w:tc>
-      </w:tr>
-      <w:tr>
-        <w:tc>
-          <w:tcPr>
-            <w:tcW w:type="dxa" w:w="3515"/>
-            <w:shd w:val="clear" w:fill="F4F6F9"/>
-          </w:tcPr>
-          <w:p>
-            <w:pPr>
-              <w:spacing w:after="40" w:before="40" w:line="264" w:lineRule="auto"/>
-            </w:pPr>
-            <w:r/>
-            <w:r>
-              <w:rPr>
-                <w:rFonts w:ascii="Calibri" w:hAnsi="Calibri"/>
-                <w:b w:val="0"/>
-                <w:color w:val="1F2933"/>
-                <w:sz w:val="17"/>
-              </w:rPr>
-              <w:t>InterviewAI/experiments/run_evaluation.py</w:t>
-            </w:r>
-          </w:p>
-        </w:tc>
-        <w:tc>
-          <w:tcPr>
-            <w:tcW w:type="dxa" w:w="5272"/>
-            <w:shd w:val="clear" w:fill="F4F6F9"/>
-          </w:tcPr>
-          <w:p>
-            <w:pPr>
-              <w:spacing w:after="40" w:before="40" w:line="264" w:lineRule="auto"/>
-            </w:pPr>
-            <w:r/>
-            <w:r>
-              <w:rPr>
-                <w:rFonts w:ascii="Calibri" w:hAnsi="Calibri"/>
-                <w:b w:val="0"/>
-                <w:color w:val="1F2933"/>
-                <w:sz w:val="17"/>
-              </w:rPr>
-              <w:t>The evaluation harness: five controlled experiments over the judge.</w:t>
-            </w:r>
-          </w:p>
-        </w:tc>
-      </w:tr>
-      <w:tr>
-        <w:tc>
-          <w:tcPr>
-            <w:tcW w:type="dxa" w:w="3515"/>
-          </w:tcPr>
-          <w:p>
-            <w:pPr>
-              <w:spacing w:after="40" w:before="40" w:line="264" w:lineRule="auto"/>
-            </w:pPr>
-            <w:r/>
-            <w:r>
-              <w:rPr>
-                <w:rFonts w:ascii="Calibri" w:hAnsi="Calibri"/>
-                <w:b w:val="0"/>
-                <w:color w:val="1F2933"/>
-                <w:sz w:val="17"/>
-              </w:rPr>
-              <w:t>InterviewAI/experiments/results/statistics.json</w:t>
-            </w:r>
-          </w:p>
-        </w:tc>
-        <w:tc>
-          <w:tcPr>
-            <w:tcW w:type="dxa" w:w="5272"/>
-          </w:tcPr>
-          <w:p>
-            <w:pPr>
-              <w:spacing w:after="40" w:before="40" w:line="264" w:lineRule="auto"/>
-            </w:pPr>
-            <w:r/>
-            <w:r>
-              <w:rPr>
-                <w:rFonts w:ascii="Calibri" w:hAnsi="Calibri"/>
-                <w:b w:val="0"/>
-                <w:color w:val="1F2933"/>
-                <w:sz w:val="17"/>
-              </w:rPr>
-              <w:t>Computed statistics — what the dissertation's Chapter 6 reads.</w:t>
-            </w:r>
-          </w:p>
-        </w:tc>
-      </w:tr>
-      <w:tr>
-        <w:tc>
-          <w:tcPr>
-            <w:tcW w:type="dxa" w:w="3515"/>
-            <w:shd w:val="clear" w:fill="F4F6F9"/>
-          </w:tcPr>
-          <w:p>
-            <w:pPr>
-              <w:spacing w:after="40" w:before="40" w:line="264" w:lineRule="auto"/>
-            </w:pPr>
-            <w:r/>
-            <w:r>
-              <w:rPr>
-                <w:rFonts w:ascii="Calibri" w:hAnsi="Calibri"/>
-                <w:b w:val="0"/>
-                <w:color w:val="1F2933"/>
-                <w:sz w:val="17"/>
-              </w:rPr>
-              <w:t>InterviewAI/experiments/results/raw_scores.json</w:t>
-            </w:r>
-          </w:p>
-        </w:tc>
-        <w:tc>
-          <w:tcPr>
-            <w:tcW w:type="dxa" w:w="5272"/>
-            <w:shd w:val="clear" w:fill="F4F6F9"/>
-          </w:tcPr>
-          <w:p>
-            <w:pPr>
-              <w:spacing w:after="40" w:before="40" w:line="264" w:lineRule="auto"/>
-            </w:pPr>
-            <w:r/>
-            <w:r>
-              <w:rPr>
-                <w:rFonts w:ascii="Calibri" w:hAnsi="Calibri"/>
-                <w:b w:val="0"/>
-                <w:color w:val="1F2933"/>
-                <w:sz w:val="17"/>
-              </w:rPr>
-              <w:t>Every individual score, cached so figures regenerate without API calls.</w:t>
-            </w:r>
-          </w:p>
-        </w:tc>
-      </w:tr>
-      <w:tr>
-        <w:tc>
-          <w:tcPr>
-            <w:tcW w:type="dxa" w:w="3515"/>
-          </w:tcPr>
-          <w:p>
-            <w:pPr>
-              <w:spacing w:after="40" w:before="40" w:line="264" w:lineRule="auto"/>
-            </w:pPr>
-            <w:r/>
-            <w:r>
-              <w:rPr>
-                <w:rFonts w:ascii="Calibri" w:hAnsi="Calibri"/>
-                <w:b w:val="0"/>
-                <w:color w:val="1F2933"/>
-                <w:sz w:val="17"/>
-              </w:rPr>
-              <w:t>InterviewAI/experiments/results/track_b_evidence.json</w:t>
-            </w:r>
-          </w:p>
-        </w:tc>
-        <w:tc>
-          <w:tcPr>
-            <w:tcW w:type="dxa" w:w="5272"/>
-          </w:tcPr>
-          <w:p>
-            <w:pPr>
-              <w:spacing w:after="40" w:before="40" w:line="264" w:lineRule="auto"/>
-            </w:pPr>
-            <w:r/>
-            <w:r>
-              <w:rPr>
-                <w:rFonts w:ascii="Calibri" w:hAnsi="Calibri"/>
-                <w:b w:val="0"/>
-                <w:color w:val="1F2933"/>
-                <w:sz w:val="17"/>
-              </w:rPr>
-              <w:t>Measurements from the rejected classifier, before deletion.</w:t>
-            </w:r>
-          </w:p>
-        </w:tc>
-      </w:tr>
-      <w:tr>
-        <w:tc>
-          <w:tcPr>
-            <w:tcW w:type="dxa" w:w="3515"/>
-            <w:shd w:val="clear" w:fill="F4F6F9"/>
-          </w:tcPr>
-          <w:p>
-            <w:pPr>
-              <w:spacing w:after="40" w:before="40" w:line="264" w:lineRule="auto"/>
-            </w:pPr>
-            <w:r/>
-            <w:r>
-              <w:rPr>
-                <w:rFonts w:ascii="Calibri" w:hAnsi="Calibri"/>
-                <w:b w:val="0"/>
-                <w:color w:val="1F2933"/>
-                <w:sz w:val="17"/>
-              </w:rPr>
-              <w:t>InterviewAI/experiments/results/worked_example.json</w:t>
-            </w:r>
-          </w:p>
-        </w:tc>
-        <w:tc>
-          <w:tcPr>
-            <w:tcW w:type="dxa" w:w="5272"/>
-            <w:shd w:val="clear" w:fill="F4F6F9"/>
-          </w:tcPr>
-          <w:p>
-            <w:pPr>
-              <w:spacing w:after="40" w:before="40" w:line="264" w:lineRule="auto"/>
-            </w:pPr>
-            <w:r/>
-            <w:r>
-              <w:rPr>
-                <w:rFonts w:ascii="Calibri" w:hAnsi="Calibri"/>
-                <w:b w:val="0"/>
-                <w:color w:val="1F2933"/>
-                <w:sz w:val="17"/>
-              </w:rPr>
-              <w:t>The end-to-end verification session.</w:t>
-            </w:r>
-          </w:p>
-        </w:tc>
-      </w:tr>
-      <w:tr>
-        <w:tc>
-          <w:tcPr>
-            <w:tcW w:type="dxa" w:w="3515"/>
-          </w:tcPr>
-          <w:p>
-            <w:pPr>
-              <w:spacing w:after="40" w:before="40" w:line="264" w:lineRule="auto"/>
-            </w:pPr>
-            <w:r/>
-            <w:r>
-              <w:rPr>
-                <w:rFonts w:ascii="Calibri" w:hAnsi="Calibri"/>
-                <w:b w:val="0"/>
-                <w:color w:val="1F2933"/>
-                <w:sz w:val="17"/>
-              </w:rPr>
-              <w:t>InterviewAI/tests/test_core.py</w:t>
-            </w:r>
-          </w:p>
-        </w:tc>
-        <w:tc>
-          <w:tcPr>
-            <w:tcW w:type="dxa" w:w="5272"/>
-          </w:tcPr>
-          <w:p>
-            <w:pPr>
-              <w:spacing w:after="40" w:before="40" w:line="264" w:lineRule="auto"/>
-            </w:pPr>
-            <w:r/>
-            <w:r>
-              <w:rPr>
-                <w:rFonts w:ascii="Calibri" w:hAnsi="Calibri"/>
-                <w:b w:val="0"/>
-                <w:color w:val="1F2933"/>
-                <w:sz w:val="17"/>
-              </w:rPr>
-              <w:t>The unit test suite over the deterministic components.</w:t>
-            </w:r>
-          </w:p>
-        </w:tc>
-      </w:tr>
-      <w:tr>
-        <w:tc>
-          <w:tcPr>
-            <w:tcW w:type="dxa" w:w="3515"/>
-            <w:shd w:val="clear" w:fill="F4F6F9"/>
-          </w:tcPr>
-          <w:p>
-            <w:pPr>
-              <w:spacing w:after="40" w:before="40" w:line="264" w:lineRule="auto"/>
-            </w:pPr>
-            <w:r/>
-            <w:r>
-              <w:rPr>
-                <w:rFonts w:ascii="Calibri" w:hAnsi="Calibri"/>
-                <w:b w:val="0"/>
-                <w:color w:val="1F2933"/>
-                <w:sz w:val="17"/>
-              </w:rPr>
-              <w:t>InterviewAI/docs/track-b-rejection.md</w:t>
-            </w:r>
-          </w:p>
-        </w:tc>
-        <w:tc>
-          <w:tcPr>
-            <w:tcW w:type="dxa" w:w="5272"/>
-            <w:shd w:val="clear" w:fill="F4F6F9"/>
-          </w:tcPr>
-          <w:p>
-            <w:pPr>
-              <w:spacing w:after="40" w:before="40" w:line="264" w:lineRule="auto"/>
-            </w:pPr>
-            <w:r/>
-            <w:r>
-              <w:rPr>
-                <w:rFonts w:ascii="Calibri" w:hAnsi="Calibri"/>
-                <w:b w:val="0"/>
-                <w:color w:val="1F2933"/>
-                <w:sz w:val="17"/>
-              </w:rPr>
-              <w:t>Why the trained classifier was removed, with the evidence.</w:t>
-            </w:r>
-          </w:p>
-        </w:tc>
-      </w:tr>
-      <w:tr>
-        <w:tc>
-          <w:tcPr>
-            <w:tcW w:type="dxa" w:w="3515"/>
-          </w:tcPr>
-          <w:p>
-            <w:pPr>
-              <w:spacing w:after="40" w:before="40" w:line="264" w:lineRule="auto"/>
-            </w:pPr>
-            <w:r/>
-            <w:r>
-              <w:rPr>
-                <w:rFonts w:ascii="Calibri" w:hAnsi="Calibri"/>
-                <w:b w:val="0"/>
-                <w:color w:val="1F2933"/>
-                <w:sz w:val="17"/>
-              </w:rPr>
-              <w:t>InterviewAI/data/esco/digitalSkillsCollection_en.csv</w:t>
-            </w:r>
-          </w:p>
-        </w:tc>
-        <w:tc>
-          <w:tcPr>
-            <w:tcW w:type="dxa" w:w="5272"/>
-          </w:tcPr>
-          <w:p>
-            <w:pPr>
-              <w:spacing w:after="40" w:before="40" w:line="264" w:lineRule="auto"/>
-            </w:pPr>
-            <w:r/>
-            <w:r>
-              <w:rPr>
-                <w:rFonts w:ascii="Calibri" w:hAnsi="Calibri"/>
-                <w:b w:val="0"/>
-                <w:color w:val="1F2933"/>
-                <w:sz w:val="17"/>
-              </w:rPr>
-              <w:t>ESCO digital skills export.</w:t>
-            </w:r>
-          </w:p>
-        </w:tc>
-      </w:tr>
-      <w:tr>
-        <w:tc>
-          <w:tcPr>
-            <w:tcW w:type="dxa" w:w="3515"/>
-            <w:shd w:val="clear" w:fill="F4F6F9"/>
-          </w:tcPr>
-          <w:p>
-            <w:pPr>
-              <w:spacing w:after="40" w:before="40" w:line="264" w:lineRule="auto"/>
-            </w:pPr>
-            <w:r/>
-            <w:r>
-              <w:rPr>
-                <w:rFonts w:ascii="Calibri" w:hAnsi="Calibri"/>
-                <w:b w:val="0"/>
-                <w:color w:val="1F2933"/>
-                <w:sz w:val="17"/>
-              </w:rPr>
-              <w:t>InterviewAI/data/esco/broaderRelationsSkillPillar.csv</w:t>
-            </w:r>
-          </w:p>
-        </w:tc>
-        <w:tc>
-          <w:tcPr>
-            <w:tcW w:type="dxa" w:w="5272"/>
-            <w:shd w:val="clear" w:fill="F4F6F9"/>
-          </w:tcPr>
-          <w:p>
-            <w:pPr>
-              <w:spacing w:after="40" w:before="40" w:line="264" w:lineRule="auto"/>
-            </w:pPr>
-            <w:r/>
-            <w:r>
-              <w:rPr>
-                <w:rFonts w:ascii="Calibri" w:hAnsi="Calibri"/>
-                <w:b w:val="0"/>
-                <w:color w:val="1F2933"/>
-                <w:sz w:val="17"/>
-              </w:rPr>
-              <w:t>ESCO hierarchy relations.</w:t>
-            </w:r>
-          </w:p>
-        </w:tc>
-      </w:tr>
-    </w:tbl>
-    <w:p>
-      <w:pPr>
-        <w:spacing w:line="360" w:lineRule="auto" w:after="120"/>
-        <w:jc w:val="both"/>
-      </w:pPr>
-    </w:p>
-    <w:p>
-      <w:pPr>
-        <w:pStyle w:val="Heading3"/>
-        <w:spacing w:before="220" w:after="80" w:line="288" w:lineRule="auto"/>
-      </w:pPr>
-      <w:r>
-        <w:rPr>
-          <w:rFonts w:ascii="Calibri" w:hAnsi="Calibri"/>
-          <w:b/>
-          <w:i w:val="0"/>
-          <w:color w:val="3D4F63"/>
-          <w:sz w:val="23"/>
-        </w:rPr>
-        <w:t>report</w:t>
-      </w:r>
-    </w:p>
-    <w:tbl>
-      <w:tblPr>
-        <w:tblStyle w:val="TableGrid"/>
-        <w:tblW w:type="auto" w:w="0"/>
-        <w:jc w:val="center"/>
-        <w:tblLayout w:type="fixed"/>
-        <w:tblLook w:firstColumn="1" w:firstRow="1" w:lastColumn="0" w:lastRow="0" w:noHBand="0" w:noVBand="1" w:val="04A0"/>
-      </w:tblPr>
-      <w:tblGrid>
-        <w:gridCol w:w="4646"/>
-        <w:gridCol w:w="4646"/>
-      </w:tblGrid>
-      <w:tr>
-        <w:tc>
-          <w:tcPr>
-            <w:tcW w:type="dxa" w:w="3515"/>
-            <w:shd w:val="clear" w:fill="2C5282"/>
-          </w:tcPr>
-          <w:p>
-            <w:pPr>
-              <w:spacing w:after="40" w:before="40" w:line="264" w:lineRule="auto"/>
-            </w:pPr>
-            <w:r/>
-            <w:r>
-              <w:rPr>
-                <w:rFonts w:ascii="Calibri" w:hAnsi="Calibri"/>
-                <w:b/>
-                <w:color w:val="FFFFFF"/>
-                <w:sz w:val="17"/>
-              </w:rPr>
-              <w:t>File</w:t>
-            </w:r>
-          </w:p>
-        </w:tc>
-        <w:tc>
-          <w:tcPr>
-            <w:tcW w:type="dxa" w:w="5272"/>
-            <w:shd w:val="clear" w:fill="2C5282"/>
-          </w:tcPr>
-          <w:p>
-            <w:pPr>
-              <w:spacing w:after="40" w:before="40" w:line="264" w:lineRule="auto"/>
-            </w:pPr>
-            <w:r/>
-            <w:r>
-              <w:rPr>
-                <w:rFonts w:ascii="Calibri" w:hAnsi="Calibri"/>
-                <w:b/>
-                <w:color w:val="FFFFFF"/>
-                <w:sz w:val="17"/>
-              </w:rPr>
-              <w:t>Purpose</w:t>
-            </w:r>
-          </w:p>
-        </w:tc>
-      </w:tr>
-      <w:tr>
-        <w:tc>
-          <w:tcPr>
-            <w:tcW w:type="dxa" w:w="3515"/>
+            <w:tcW w:type="dxa" w:w="3628"/>
           </w:tcPr>
           <w:p>
             <w:pPr>
@@ -7609,7 +6364,7 @@
         </w:tc>
         <w:tc>
           <w:tcPr>
-            <w:tcW w:type="dxa" w:w="5272"/>
+            <w:tcW w:type="dxa" w:w="5159"/>
           </w:tcPr>
           <w:p>
             <w:pPr>
@@ -7623,7 +6378,7 @@
                 <w:color w:val="1F2933"/>
                 <w:sz w:val="17"/>
               </w:rPr>
-              <w:t>Builds the dissertation end to end.</w:t>
+              <w:t>Builds the dissertation.</w:t>
             </w:r>
           </w:p>
         </w:tc>
@@ -7631,8 +6386,51 @@
       <w:tr>
         <w:tc>
           <w:tcPr>
-            <w:tcW w:type="dxa" w:w="3515"/>
+            <w:tcW w:type="dxa" w:w="3628"/>
             <w:shd w:val="clear" w:fill="F4F6F9"/>
+          </w:tcPr>
+          <w:p>
+            <w:pPr>
+              <w:spacing w:after="40" w:before="40" w:line="264" w:lineRule="auto"/>
+            </w:pPr>
+            <w:r/>
+            <w:r>
+              <w:rPr>
+                <w:rFonts w:ascii="Calibri" w:hAnsi="Calibri"/>
+                <w:b w:val="0"/>
+                <w:color w:val="1F2933"/>
+                <w:sz w:val="17"/>
+              </w:rPr>
+              <w:t>report/build_guide.py</w:t>
+            </w:r>
+          </w:p>
+        </w:tc>
+        <w:tc>
+          <w:tcPr>
+            <w:tcW w:type="dxa" w:w="5159"/>
+            <w:shd w:val="clear" w:fill="F4F6F9"/>
+          </w:tcPr>
+          <w:p>
+            <w:pPr>
+              <w:spacing w:after="40" w:before="40" w:line="264" w:lineRule="auto"/>
+            </w:pPr>
+            <w:r/>
+            <w:r>
+              <w:rPr>
+                <w:rFonts w:ascii="Calibri" w:hAnsi="Calibri"/>
+                <w:b w:val="0"/>
+                <w:color w:val="1F2933"/>
+                <w:sz w:val="17"/>
+              </w:rPr>
+              <w:t>Builds this guide.</w:t>
+            </w:r>
+          </w:p>
+        </w:tc>
+      </w:tr>
+      <w:tr>
+        <w:tc>
+          <w:tcPr>
+            <w:tcW w:type="dxa" w:w="3628"/>
           </w:tcPr>
           <w:p>
             <w:pPr>
@@ -7652,8 +6450,7 @@
         </w:tc>
         <w:tc>
           <w:tcPr>
-            <w:tcW w:type="dxa" w:w="5272"/>
-            <w:shd w:val="clear" w:fill="F4F6F9"/>
+            <w:tcW w:type="dxa" w:w="5159"/>
           </w:tcPr>
           <w:p>
             <w:pPr>
@@ -7675,7 +6472,8 @@
       <w:tr>
         <w:tc>
           <w:tcPr>
-            <w:tcW w:type="dxa" w:w="3515"/>
+            <w:tcW w:type="dxa" w:w="3628"/>
+            <w:shd w:val="clear" w:fill="F4F6F9"/>
           </w:tcPr>
           <w:p>
             <w:pPr>
@@ -7695,7 +6493,8 @@
         </w:tc>
         <w:tc>
           <w:tcPr>
-            <w:tcW w:type="dxa" w:w="5272"/>
+            <w:tcW w:type="dxa" w:w="5159"/>
+            <w:shd w:val="clear" w:fill="F4F6F9"/>
           </w:tcPr>
           <w:p>
             <w:pPr>
@@ -7709,7 +6508,7 @@
                 <w:color w:val="1F2933"/>
                 <w:sz w:val="17"/>
               </w:rPr>
-              <w:t>Chapter 1 — the problem, aim and objectives.</w:t>
+              <w:t>Chapter 1.</w:t>
             </w:r>
           </w:p>
         </w:tc>
@@ -7717,8 +6516,7 @@
       <w:tr>
         <w:tc>
           <w:tcPr>
-            <w:tcW w:type="dxa" w:w="3515"/>
-            <w:shd w:val="clear" w:fill="F4F6F9"/>
+            <w:tcW w:type="dxa" w:w="3628"/>
           </w:tcPr>
           <w:p>
             <w:pPr>
@@ -7738,8 +6536,7 @@
         </w:tc>
         <w:tc>
           <w:tcPr>
-            <w:tcW w:type="dxa" w:w="5272"/>
-            <w:shd w:val="clear" w:fill="F4F6F9"/>
+            <w:tcW w:type="dxa" w:w="5159"/>
           </w:tcPr>
           <w:p>
             <w:pPr>
@@ -7753,7 +6550,7 @@
                 <w:color w:val="1F2933"/>
                 <w:sz w:val="17"/>
               </w:rPr>
-              <w:t>Chapter 2 — literature review and conceptual framework.</w:t>
+              <w:t>Chapter 2.</w:t>
             </w:r>
           </w:p>
         </w:tc>
@@ -7761,7 +6558,8 @@
       <w:tr>
         <w:tc>
           <w:tcPr>
-            <w:tcW w:type="dxa" w:w="3515"/>
+            <w:tcW w:type="dxa" w:w="3628"/>
+            <w:shd w:val="clear" w:fill="F4F6F9"/>
           </w:tcPr>
           <w:p>
             <w:pPr>
@@ -7781,7 +6579,8 @@
         </w:tc>
         <w:tc>
           <w:tcPr>
-            <w:tcW w:type="dxa" w:w="5272"/>
+            <w:tcW w:type="dxa" w:w="5159"/>
+            <w:shd w:val="clear" w:fill="F4F6F9"/>
           </w:tcPr>
           <w:p>
             <w:pPr>
@@ -7795,7 +6594,7 @@
                 <w:color w:val="1F2933"/>
                 <w:sz w:val="17"/>
               </w:rPr>
-              <w:t>Chapter 3 — Design Science Research methodology.</w:t>
+              <w:t>Chapter 3.</w:t>
             </w:r>
           </w:p>
         </w:tc>
@@ -7803,8 +6602,7 @@
       <w:tr>
         <w:tc>
           <w:tcPr>
-            <w:tcW w:type="dxa" w:w="3515"/>
-            <w:shd w:val="clear" w:fill="F4F6F9"/>
+            <w:tcW w:type="dxa" w:w="3628"/>
           </w:tcPr>
           <w:p>
             <w:pPr>
@@ -7824,8 +6622,7 @@
         </w:tc>
         <w:tc>
           <w:tcPr>
-            <w:tcW w:type="dxa" w:w="5272"/>
-            <w:shd w:val="clear" w:fill="F4F6F9"/>
+            <w:tcW w:type="dxa" w:w="5159"/>
           </w:tcPr>
           <w:p>
             <w:pPr>
@@ -7839,7 +6636,7 @@
                 <w:color w:val="1F2933"/>
                 <w:sz w:val="17"/>
               </w:rPr>
-              <w:t>Chapter 4 — system design and the tool trade-offs.</w:t>
+              <w:t>Chapter 4.</w:t>
             </w:r>
           </w:p>
         </w:tc>
@@ -7847,7 +6644,8 @@
       <w:tr>
         <w:tc>
           <w:tcPr>
-            <w:tcW w:type="dxa" w:w="3515"/>
+            <w:tcW w:type="dxa" w:w="3628"/>
+            <w:shd w:val="clear" w:fill="F4F6F9"/>
           </w:tcPr>
           <w:p>
             <w:pPr>
@@ -7867,7 +6665,8 @@
         </w:tc>
         <w:tc>
           <w:tcPr>
-            <w:tcW w:type="dxa" w:w="5272"/>
+            <w:tcW w:type="dxa" w:w="5159"/>
+            <w:shd w:val="clear" w:fill="F4F6F9"/>
           </w:tcPr>
           <w:p>
             <w:pPr>
@@ -7881,7 +6680,7 @@
                 <w:color w:val="1F2933"/>
                 <w:sz w:val="17"/>
               </w:rPr>
-              <w:t>Chapter 5 — implementation and the problems met.</w:t>
+              <w:t>Chapter 5.</w:t>
             </w:r>
           </w:p>
         </w:tc>
@@ -7889,8 +6688,7 @@
       <w:tr>
         <w:tc>
           <w:tcPr>
-            <w:tcW w:type="dxa" w:w="3515"/>
-            <w:shd w:val="clear" w:fill="F4F6F9"/>
+            <w:tcW w:type="dxa" w:w="3628"/>
           </w:tcPr>
           <w:p>
             <w:pPr>
@@ -7910,8 +6708,7 @@
         </w:tc>
         <w:tc>
           <w:tcPr>
-            <w:tcW w:type="dxa" w:w="5272"/>
-            <w:shd w:val="clear" w:fill="F4F6F9"/>
+            <w:tcW w:type="dxa" w:w="5159"/>
           </w:tcPr>
           <w:p>
             <w:pPr>
@@ -7925,7 +6722,7 @@
                 <w:color w:val="1F2933"/>
                 <w:sz w:val="17"/>
               </w:rPr>
-              <w:t>Chapter 6 — rendered from the measured statistics.</w:t>
+              <w:t>Chapter 6. Reads the real numbers from the results file.</w:t>
             </w:r>
           </w:p>
         </w:tc>
@@ -7933,7 +6730,8 @@
       <w:tr>
         <w:tc>
           <w:tcPr>
-            <w:tcW w:type="dxa" w:w="3515"/>
+            <w:tcW w:type="dxa" w:w="3628"/>
+            <w:shd w:val="clear" w:fill="F4F6F9"/>
           </w:tcPr>
           <w:p>
             <w:pPr>
@@ -7953,7 +6751,8 @@
         </w:tc>
         <w:tc>
           <w:tcPr>
-            <w:tcW w:type="dxa" w:w="5272"/>
+            <w:tcW w:type="dxa" w:w="5159"/>
+            <w:shd w:val="clear" w:fill="F4F6F9"/>
           </w:tcPr>
           <w:p>
             <w:pPr>
@@ -7967,7 +6766,7 @@
                 <w:color w:val="1F2933"/>
                 <w:sz w:val="17"/>
               </w:rPr>
-              <w:t>Chapter 7 — critical reflection and limitations.</w:t>
+              <w:t>Chapter 7.</w:t>
             </w:r>
           </w:p>
         </w:tc>
@@ -7975,8 +6774,7 @@
       <w:tr>
         <w:tc>
           <w:tcPr>
-            <w:tcW w:type="dxa" w:w="3515"/>
-            <w:shd w:val="clear" w:fill="F4F6F9"/>
+            <w:tcW w:type="dxa" w:w="3628"/>
           </w:tcPr>
           <w:p>
             <w:pPr>
@@ -7996,8 +6794,7 @@
         </w:tc>
         <w:tc>
           <w:tcPr>
-            <w:tcW w:type="dxa" w:w="5272"/>
-            <w:shd w:val="clear" w:fill="F4F6F9"/>
+            <w:tcW w:type="dxa" w:w="5159"/>
           </w:tcPr>
           <w:p>
             <w:pPr>
@@ -8011,7 +6808,7 @@
                 <w:color w:val="1F2933"/>
                 <w:sz w:val="17"/>
               </w:rPr>
-              <w:t>Chapter 8 — conclusions and future work.</w:t>
+              <w:t>Chapter 8.</w:t>
             </w:r>
           </w:p>
         </w:tc>
@@ -8019,7 +6816,8 @@
       <w:tr>
         <w:tc>
           <w:tcPr>
-            <w:tcW w:type="dxa" w:w="3515"/>
+            <w:tcW w:type="dxa" w:w="3628"/>
+            <w:shd w:val="clear" w:fill="F4F6F9"/>
           </w:tcPr>
           <w:p>
             <w:pPr>
@@ -8039,7 +6837,8 @@
         </w:tc>
         <w:tc>
           <w:tcPr>
-            <w:tcW w:type="dxa" w:w="5272"/>
+            <w:tcW w:type="dxa" w:w="5159"/>
+            <w:shd w:val="clear" w:fill="F4F6F9"/>
           </w:tcPr>
           <w:p>
             <w:pPr>
@@ -8061,8 +6860,7 @@
       <w:tr>
         <w:tc>
           <w:tcPr>
-            <w:tcW w:type="dxa" w:w="3515"/>
-            <w:shd w:val="clear" w:fill="F4F6F9"/>
+            <w:tcW w:type="dxa" w:w="3628"/>
           </w:tcPr>
           <w:p>
             <w:pPr>
@@ -8082,8 +6880,7 @@
         </w:tc>
         <w:tc>
           <w:tcPr>
-            <w:tcW w:type="dxa" w:w="5272"/>
-            <w:shd w:val="clear" w:fill="F4F6F9"/>
+            <w:tcW w:type="dxa" w:w="5159"/>
           </w:tcPr>
           <w:p>
             <w:pPr>
@@ -8097,7 +6894,7 @@
                 <w:color w:val="1F2933"/>
                 <w:sz w:val="17"/>
               </w:rPr>
-              <w:t>Generates the eleven architecture figures.</w:t>
+              <w:t>Draws the 11 diagrams used in the report.</w:t>
             </w:r>
           </w:p>
         </w:tc>
@@ -8105,7 +6902,8 @@
       <w:tr>
         <w:tc>
           <w:tcPr>
-            <w:tcW w:type="dxa" w:w="3515"/>
+            <w:tcW w:type="dxa" w:w="3628"/>
+            <w:shd w:val="clear" w:fill="F4F6F9"/>
           </w:tcPr>
           <w:p>
             <w:pPr>
@@ -8125,7 +6923,8 @@
         </w:tc>
         <w:tc>
           <w:tcPr>
-            <w:tcW w:type="dxa" w:w="5272"/>
+            <w:tcW w:type="dxa" w:w="5159"/>
+            <w:shd w:val="clear" w:fill="F4F6F9"/>
           </w:tcPr>
           <w:p>
             <w:pPr>
@@ -8139,7 +6938,7 @@
                 <w:color w:val="1F2933"/>
                 <w:sz w:val="17"/>
               </w:rPr>
-              <w:t>Figure layout engine: reserved header, measured text wrapping, collision checking.</w:t>
+              <w:t>Stops diagram text overlapping or running off the edge.</w:t>
             </w:r>
           </w:p>
         </w:tc>
@@ -8147,8 +6946,7 @@
       <w:tr>
         <w:tc>
           <w:tcPr>
-            <w:tcW w:type="dxa" w:w="3515"/>
-            <w:shd w:val="clear" w:fill="F4F6F9"/>
+            <w:tcW w:type="dxa" w:w="3628"/>
           </w:tcPr>
           <w:p>
             <w:pPr>
@@ -8168,8 +6966,7 @@
         </w:tc>
         <w:tc>
           <w:tcPr>
-            <w:tcW w:type="dxa" w:w="5272"/>
-            <w:shd w:val="clear" w:fill="F4F6F9"/>
+            <w:tcW w:type="dxa" w:w="5159"/>
           </w:tcPr>
           <w:p>
             <w:pPr>
@@ -8183,7 +6980,7 @@
                 <w:color w:val="1F2933"/>
                 <w:sz w:val="17"/>
               </w:rPr>
-              <w:t>Document primitives — headings, tables, figures.</w:t>
+              <w:t>Makes headings, tables and captions look right.</w:t>
             </w:r>
           </w:p>
         </w:tc>
@@ -8191,7 +6988,8 @@
       <w:tr>
         <w:tc>
           <w:tcPr>
-            <w:tcW w:type="dxa" w:w="3515"/>
+            <w:tcW w:type="dxa" w:w="3628"/>
+            <w:shd w:val="clear" w:fill="F4F6F9"/>
           </w:tcPr>
           <w:p>
             <w:pPr>
@@ -8211,7 +7009,8 @@
         </w:tc>
         <w:tc>
           <w:tcPr>
-            <w:tcW w:type="dxa" w:w="5272"/>
+            <w:tcW w:type="dxa" w:w="5159"/>
+            <w:shd w:val="clear" w:fill="F4F6F9"/>
           </w:tcPr>
           <w:p>
             <w:pPr>
@@ -8225,7 +7024,7 @@
                 <w:color w:val="1F2933"/>
                 <w:sz w:val="17"/>
               </w:rPr>
-              <w:t>Shared access to the measured results.</w:t>
+              <w:t>One place that reads the results, so every chapter agrees.</w:t>
             </w:r>
           </w:p>
         </w:tc>
@@ -8233,8 +7032,7 @@
       <w:tr>
         <w:tc>
           <w:tcPr>
-            <w:tcW w:type="dxa" w:w="3515"/>
-            <w:shd w:val="clear" w:fill="F4F6F9"/>
+            <w:tcW w:type="dxa" w:w="3628"/>
           </w:tcPr>
           <w:p>
             <w:pPr>
@@ -8254,8 +7052,7 @@
         </w:tc>
         <w:tc>
           <w:tcPr>
-            <w:tcW w:type="dxa" w:w="5272"/>
-            <w:shd w:val="clear" w:fill="F4F6F9"/>
+            <w:tcW w:type="dxa" w:w="5159"/>
           </w:tcPr>
           <w:p>
             <w:pPr>
@@ -8269,7 +7066,7 @@
                 <w:color w:val="1F2933"/>
                 <w:sz w:val="17"/>
               </w:rPr>
-              <w:t>The dissertation (Assessment 2).</w:t>
+              <w:t>The dissertation.</w:t>
             </w:r>
           </w:p>
         </w:tc>
@@ -8283,16 +7080,15 @@
     </w:p>
     <w:p>
       <w:pPr>
-        <w:pStyle w:val="Heading3"/>
-        <w:spacing w:before="220" w:after="80" w:line="288" w:lineRule="auto"/>
+        <w:pStyle w:val="Heading2"/>
+        <w:spacing w:before="280" w:after="120" w:line="288" w:lineRule="auto"/>
       </w:pPr>
       <w:r>
         <w:rPr>
           <w:rFonts w:ascii="Calibri" w:hAnsi="Calibri"/>
           <w:b/>
-          <w:i w:val="0"/>
-          <w:color w:val="3D4F63"/>
-          <w:sz w:val="23"/>
+          <w:color w:val="2C5282"/>
+          <w:sz w:val="26"/>
         </w:rPr>
         <w:t>viva</w:t>
       </w:r>
@@ -8312,7 +7108,7 @@
       <w:tr>
         <w:tc>
           <w:tcPr>
-            <w:tcW w:type="dxa" w:w="3515"/>
+            <w:tcW w:type="dxa" w:w="3628"/>
             <w:shd w:val="clear" w:fill="2C5282"/>
           </w:tcPr>
           <w:p>
@@ -8333,7 +7129,7 @@
         </w:tc>
         <w:tc>
           <w:tcPr>
-            <w:tcW w:type="dxa" w:w="5272"/>
+            <w:tcW w:type="dxa" w:w="5159"/>
             <w:shd w:val="clear" w:fill="2C5282"/>
           </w:tcPr>
           <w:p>
@@ -8348,7 +7144,7 @@
                 <w:color w:val="FFFFFF"/>
                 <w:sz w:val="17"/>
               </w:rPr>
-              <w:t>Purpose</w:t>
+              <w:t>What it does</w:t>
             </w:r>
           </w:p>
         </w:tc>
@@ -8356,7 +7152,7 @@
       <w:tr>
         <w:tc>
           <w:tcPr>
-            <w:tcW w:type="dxa" w:w="3515"/>
+            <w:tcW w:type="dxa" w:w="3628"/>
           </w:tcPr>
           <w:p>
             <w:pPr>
@@ -8376,7 +7172,7 @@
         </w:tc>
         <w:tc>
           <w:tcPr>
-            <w:tcW w:type="dxa" w:w="5272"/>
+            <w:tcW w:type="dxa" w:w="5159"/>
           </w:tcPr>
           <w:p>
             <w:pPr>
@@ -8390,7 +7186,7 @@
                 <w:color w:val="1F2933"/>
                 <w:sz w:val="17"/>
               </w:rPr>
-              <w:t>Builds the viva presentation.</w:t>
+              <w:t>Builds the presentation.</w:t>
             </w:r>
           </w:p>
         </w:tc>
@@ -8398,7 +7194,7 @@
       <w:tr>
         <w:tc>
           <w:tcPr>
-            <w:tcW w:type="dxa" w:w="3515"/>
+            <w:tcW w:type="dxa" w:w="3628"/>
             <w:shd w:val="clear" w:fill="F4F6F9"/>
           </w:tcPr>
           <w:p>
@@ -8419,7 +7215,7 @@
         </w:tc>
         <w:tc>
           <w:tcPr>
-            <w:tcW w:type="dxa" w:w="5272"/>
+            <w:tcW w:type="dxa" w:w="5159"/>
             <w:shd w:val="clear" w:fill="F4F6F9"/>
           </w:tcPr>
           <w:p>
@@ -8434,7 +7230,7 @@
                 <w:color w:val="1F2933"/>
                 <w:sz w:val="17"/>
               </w:rPr>
-              <w:t>The presentation (Assessment 3).</w:t>
+              <w:t>The presentation.</w:t>
             </w:r>
           </w:p>
         </w:tc>
@@ -8442,7 +7238,7 @@
       <w:tr>
         <w:tc>
           <w:tcPr>
-            <w:tcW w:type="dxa" w:w="3515"/>
+            <w:tcW w:type="dxa" w:w="3628"/>
           </w:tcPr>
           <w:p>
             <w:pPr>
@@ -8462,7 +7258,7 @@
         </w:tc>
         <w:tc>
           <w:tcPr>
-            <w:tcW w:type="dxa" w:w="5272"/>
+            <w:tcW w:type="dxa" w:w="5159"/>
           </w:tcPr>
           <w:p>
             <w:pPr>
@@ -8476,7 +7272,7 @@
                 <w:color w:val="1F2933"/>
                 <w:sz w:val="17"/>
               </w:rPr>
-              <w:t>Anticipated viva questions and prepared answers.</w:t>
+              <w:t>Likely viva questions with prepared answers.</w:t>
             </w:r>
           </w:p>
         </w:tc>
@@ -8490,16 +7286,15 @@
     </w:p>
     <w:p>
       <w:pPr>
-        <w:pStyle w:val="Heading3"/>
-        <w:spacing w:before="220" w:after="80" w:line="288" w:lineRule="auto"/>
+        <w:pStyle w:val="Heading2"/>
+        <w:spacing w:before="280" w:after="120" w:line="288" w:lineRule="auto"/>
       </w:pPr>
       <w:r>
         <w:rPr>
           <w:rFonts w:ascii="Calibri" w:hAnsi="Calibri"/>
           <w:b/>
-          <w:i w:val="0"/>
-          <w:color w:val="3D4F63"/>
-          <w:sz w:val="23"/>
+          <w:color w:val="2C5282"/>
+          <w:sz w:val="26"/>
         </w:rPr>
         <w:t>proposal</w:t>
       </w:r>
@@ -8519,7 +7314,7 @@
       <w:tr>
         <w:tc>
           <w:tcPr>
-            <w:tcW w:type="dxa" w:w="3515"/>
+            <w:tcW w:type="dxa" w:w="3628"/>
             <w:shd w:val="clear" w:fill="2C5282"/>
           </w:tcPr>
           <w:p>
@@ -8540,7 +7335,7 @@
         </w:tc>
         <w:tc>
           <w:tcPr>
-            <w:tcW w:type="dxa" w:w="5272"/>
+            <w:tcW w:type="dxa" w:w="5159"/>
             <w:shd w:val="clear" w:fill="2C5282"/>
           </w:tcPr>
           <w:p>
@@ -8555,7 +7350,7 @@
                 <w:color w:val="FFFFFF"/>
                 <w:sz w:val="17"/>
               </w:rPr>
-              <w:t>Purpose</w:t>
+              <w:t>What it does</w:t>
             </w:r>
           </w:p>
         </w:tc>
@@ -8563,7 +7358,7 @@
       <w:tr>
         <w:tc>
           <w:tcPr>
-            <w:tcW w:type="dxa" w:w="3515"/>
+            <w:tcW w:type="dxa" w:w="3628"/>
           </w:tcPr>
           <w:p>
             <w:pPr>
@@ -8583,7 +7378,7 @@
         </w:tc>
         <w:tc>
           <w:tcPr>
-            <w:tcW w:type="dxa" w:w="5272"/>
+            <w:tcW w:type="dxa" w:w="5159"/>
           </w:tcPr>
           <w:p>
             <w:pPr>
@@ -8597,7 +7392,7 @@
                 <w:color w:val="1F2933"/>
                 <w:sz w:val="17"/>
               </w:rPr>
-              <w:t>The project proposal (Assessment 1).</w:t>
+              <w:t>The original project proposal.</w:t>
             </w:r>
           </w:p>
         </w:tc>
@@ -8605,7 +7400,7 @@
       <w:tr>
         <w:tc>
           <w:tcPr>
-            <w:tcW w:type="dxa" w:w="3515"/>
+            <w:tcW w:type="dxa" w:w="3628"/>
             <w:shd w:val="clear" w:fill="F4F6F9"/>
           </w:tcPr>
           <w:p>
@@ -8626,7 +7421,7 @@
         </w:tc>
         <w:tc>
           <w:tcPr>
-            <w:tcW w:type="dxa" w:w="5272"/>
+            <w:tcW w:type="dxa" w:w="5159"/>
             <w:shd w:val="clear" w:fill="F4F6F9"/>
           </w:tcPr>
           <w:p>
@@ -8670,7 +7465,7 @@
           <w:color w:val="1A365D"/>
           <w:sz w:val="34"/>
         </w:rPr>
-        <w:t>10.  Running, verifying and rebuilding</w:t>
+        <w:t>9.  Running and checking it</w:t>
       </w:r>
     </w:p>
     <w:p>
@@ -8685,7 +7480,7 @@
           <w:color w:val="2C5282"/>
           <w:sz w:val="26"/>
         </w:rPr>
-        <w:t>10.1  Running it</w:t>
+        <w:t>9.1  To run it</w:t>
       </w:r>
     </w:p>
     <w:p>
@@ -8701,43 +7496,7 @@
           <w:color w:val="1F2933"/>
           <w:sz w:val="22"/>
         </w:rPr>
-        <w:t>Double-click run.bat. It installs Python and Node.js if they are missing, creates the environment, installs both dependency sets, builds the interface, and starts the server at http://localhost:8000. Three API keys go in InterviewAI\.env — Gemini and Deepgram are required, ElevenLabs is optional and falls back to Deepgram's voice.</w:t>
-      </w:r>
-    </w:p>
-    <w:p>
-      <w:pPr>
-        <w:pStyle w:val="Heading2"/>
-        <w:spacing w:before="280" w:after="120" w:line="288" w:lineRule="auto"/>
-      </w:pPr>
-      <w:r>
-        <w:rPr>
-          <w:rFonts w:ascii="Calibri" w:hAnsi="Calibri"/>
-          <w:b/>
-          <w:color w:val="2C5282"/>
-          <w:sz w:val="26"/>
-        </w:rPr>
-        <w:t>10.2  Verifying it</w:t>
-      </w:r>
-    </w:p>
-    <w:p>
-      <w:pPr>
-        <w:spacing w:before="80" w:after="160" w:line="264" w:lineRule="auto"/>
-        <w:ind w:left="340"/>
-        <w:shd w:val="clear" w:fill="F5F6F8"/>
-      </w:pPr>
-      <w:r>
-        <w:rPr>
-          <w:rFonts w:ascii="Consolas" w:hAnsi="Consolas"/>
-          <w:color w:val="1F2933"/>
-          <w:sz w:val="18"/>
-        </w:rPr>
-        <w:t>cd InterviewAI</w:t>
-        <w:br/>
-        <w:t>python -m pytest tests/ -q                           # unit tests, no API calls</w:t>
-        <w:br/>
-        <w:t>python -m experiments.run_evaluation --figures-only  # recompute from cache, free</w:t>
-        <w:br/>
-        <w:t>python -m experiments.run_evaluation --quick         # full re-run, ~69 API calls</w:t>
+        <w:t>Double-click run.bat. It installs Python and Node.js if they are missing, sets everything up, and opens the app at http://localhost:8000.</w:t>
       </w:r>
     </w:p>
     <w:p>
@@ -8753,7 +7512,7 @@
           <w:color w:val="1F2933"/>
           <w:sz w:val="22"/>
         </w:rPr>
-        <w:t>The suite currently holds 72 tests, all passing. Two are direct regressions on a skill-matching bug that once mapped “Team Leadership” onto the ESCO concept “R”.</w:t>
+        <w:t>It needs two API keys, in the file InterviewAI\.env — one for Google Gemini, one for Deepgram. The first run creates that file and tells you to paste them in. Paste them, run it again, and it starts straight away.</w:t>
       </w:r>
     </w:p>
     <w:p>
@@ -8768,26 +7527,7 @@
           <w:color w:val="2C5282"/>
           <w:sz w:val="26"/>
         </w:rPr>
-        <w:t>10.3  Rebuilding the documents</w:t>
-      </w:r>
-    </w:p>
-    <w:p>
-      <w:pPr>
-        <w:spacing w:before="80" w:after="160" w:line="264" w:lineRule="auto"/>
-        <w:ind w:left="340"/>
-        <w:shd w:val="clear" w:fill="F5F6F8"/>
-      </w:pPr>
-      <w:r>
-        <w:rPr>
-          <w:rFonts w:ascii="Consolas" w:hAnsi="Consolas"/>
-          <w:color w:val="1F2933"/>
-          <w:sz w:val="18"/>
-        </w:rPr>
-        <w:t>python build_guide.py          # this guide</w:t>
-        <w:br/>
-        <w:t>cd report &amp;&amp; python build_report.py   # the dissertation</w:t>
-        <w:br/>
-        <w:t>cd viva   &amp;&amp; python build_viva.py     # the presentation</w:t>
+        <w:t>9.2  To check nothing is broken</w:t>
       </w:r>
     </w:p>
     <w:p>
@@ -8803,7 +7543,54 @@
           <w:color w:val="1F2933"/>
           <w:sz w:val="22"/>
         </w:rPr>
-        <w:t>No result in any of these documents is typed in by hand. They read the measured statistics, so re-running the evaluation and rebuilding produces documents consistent with the new numbers.</w:t>
+        <w:t>Open a terminal in the InterviewAI folder and run: venv\Scripts\python.exe -m pytest tests/ -q</w:t>
+      </w:r>
+    </w:p>
+    <w:p>
+      <w:pPr>
+        <w:spacing w:line="360" w:lineRule="auto" w:after="160"/>
+        <w:jc w:val="both"/>
+      </w:pPr>
+      <w:r>
+        <w:rPr>
+          <w:rFonts w:ascii="Calibri" w:hAnsi="Calibri"/>
+          <w:b w:val="0"/>
+          <w:i w:val="0"/>
+          <w:color w:val="1F2933"/>
+          <w:sz w:val="22"/>
+        </w:rPr>
+        <w:t>It should say 72 passed. This uses no API credit, so it works even without keys.</w:t>
+      </w:r>
+    </w:p>
+    <w:p>
+      <w:pPr>
+        <w:pStyle w:val="Heading2"/>
+        <w:spacing w:before="280" w:after="120" w:line="288" w:lineRule="auto"/>
+      </w:pPr>
+      <w:r>
+        <w:rPr>
+          <w:rFonts w:ascii="Calibri" w:hAnsi="Calibri"/>
+          <w:b/>
+          <w:color w:val="2C5282"/>
+          <w:sz w:val="26"/>
+        </w:rPr>
+        <w:t>9.3  To rebuild the documents</w:t>
+      </w:r>
+    </w:p>
+    <w:p>
+      <w:pPr>
+        <w:spacing w:line="360" w:lineRule="auto" w:after="160"/>
+        <w:jc w:val="both"/>
+      </w:pPr>
+      <w:r>
+        <w:rPr>
+          <w:rFonts w:ascii="Calibri" w:hAnsi="Calibri"/>
+          <w:b w:val="0"/>
+          <w:i w:val="0"/>
+          <w:color w:val="1F2933"/>
+          <w:sz w:val="22"/>
+        </w:rPr>
+        <w:t>In the report folder: python build_report.py for the dissertation, python build_guide.py for this guide. In the viva folder: python build_viva.py for the presentation. None of them invents a number — they all read the same results file, so the documents can never disagree with each other.</w:t>
       </w:r>
     </w:p>
     <w:sectPr>

--- a/PROJECT_GUIDE.docx
+++ b/PROJECT_GUIDE.docx
@@ -67,6 +67,28 @@
     <w:p>
       <w:pPr>
         <w:spacing w:line="360" w:lineRule="auto" w:after="1400"/>
+        <w:jc w:val="both"/>
+      </w:pPr>
+    </w:p>
+    <w:p>
+      <w:pPr>
+        <w:spacing w:line="360" w:lineRule="auto" w:after="160"/>
+        <w:jc w:val="center"/>
+      </w:pPr>
+      <w:r>
+        <w:rPr>
+          <w:rFonts w:ascii="Calibri" w:hAnsi="Calibri"/>
+          <w:b/>
+          <w:i w:val="0"/>
+          <w:color w:val="1F2933"/>
+          <w:sz w:val="26"/>
+        </w:rPr>
+        <w:t>Abdul Wahab</w:t>
+      </w:r>
+    </w:p>
+    <w:p>
+      <w:pPr>
+        <w:spacing w:line="360" w:lineRule="auto" w:after="360"/>
         <w:jc w:val="both"/>
       </w:pPr>
     </w:p>
@@ -924,7 +946,7 @@
           <w:color w:val="2C5282"/>
           <w:sz w:val="26"/>
         </w:rPr>
-        <w:t>4.1  The thirteen parts</w:t>
+        <w:t>4.1  The thirteen parts, one by one</w:t>
       </w:r>
     </w:p>
     <w:tbl>
@@ -936,15 +958,16 @@
         <w:tblLook w:firstColumn="1" w:firstRow="1" w:lastColumn="0" w:lastRow="0" w:noHBand="0" w:noVBand="1" w:val="04A0"/>
       </w:tblPr>
       <w:tblGrid>
-        <w:gridCol w:w="2323"/>
-        <w:gridCol w:w="2323"/>
-        <w:gridCol w:w="2323"/>
-        <w:gridCol w:w="2323"/>
+        <w:gridCol w:w="1858"/>
+        <w:gridCol w:w="1858"/>
+        <w:gridCol w:w="1858"/>
+        <w:gridCol w:w="1858"/>
+        <w:gridCol w:w="1858"/>
       </w:tblGrid>
       <w:tr>
         <w:tc>
           <w:tcPr>
-            <w:tcW w:type="dxa" w:w="567"/>
+            <w:tcW w:type="dxa" w:w="397"/>
             <w:shd w:val="clear" w:fill="2C5282"/>
           </w:tcPr>
           <w:p>
@@ -964,7 +987,7 @@
         </w:tc>
         <w:tc>
           <w:tcPr>
-            <w:tcW w:type="dxa" w:w="1928"/>
+            <w:tcW w:type="dxa" w:w="1417"/>
             <w:shd w:val="clear" w:fill="2C5282"/>
           </w:tcPr>
           <w:p>
@@ -985,7 +1008,7 @@
         </w:tc>
         <w:tc>
           <w:tcPr>
-            <w:tcW w:type="dxa" w:w="4195"/>
+            <w:tcW w:type="dxa" w:w="3742"/>
             <w:shd w:val="clear" w:fill="2C5282"/>
           </w:tcPr>
           <w:p>
@@ -1000,13 +1023,13 @@
                 <w:color w:val="FFFFFF"/>
                 <w:sz w:val="16"/>
               </w:rPr>
-              <w:t>In plain English</w:t>
-            </w:r>
-          </w:p>
-        </w:tc>
-        <w:tc>
-          <w:tcPr>
-            <w:tcW w:type="dxa" w:w="2098"/>
+              <w:t>How it works</w:t>
+            </w:r>
+          </w:p>
+        </w:tc>
+        <w:tc>
+          <w:tcPr>
+            <w:tcW w:type="dxa" w:w="1474"/>
             <w:shd w:val="clear" w:fill="2C5282"/>
           </w:tcPr>
           <w:p>
@@ -1021,6 +1044,27 @@
                 <w:color w:val="FFFFFF"/>
                 <w:sz w:val="16"/>
               </w:rPr>
+              <w:t>Built with</w:t>
+            </w:r>
+          </w:p>
+        </w:tc>
+        <w:tc>
+          <w:tcPr>
+            <w:tcW w:type="dxa" w:w="1531"/>
+            <w:shd w:val="clear" w:fill="2C5282"/>
+          </w:tcPr>
+          <w:p>
+            <w:pPr>
+              <w:spacing w:after="40" w:before="40" w:line="264" w:lineRule="auto"/>
+            </w:pPr>
+            <w:r/>
+            <w:r>
+              <w:rPr>
+                <w:rFonts w:ascii="Calibri" w:hAnsi="Calibri"/>
+                <w:b/>
+                <w:color w:val="FFFFFF"/>
+                <w:sz w:val="16"/>
+              </w:rPr>
               <w:t>File</w:t>
             </w:r>
           </w:p>
@@ -1029,7 +1073,7 @@
       <w:tr>
         <w:tc>
           <w:tcPr>
-            <w:tcW w:type="dxa" w:w="567"/>
+            <w:tcW w:type="dxa" w:w="397"/>
           </w:tcPr>
           <w:p>
             <w:pPr>
@@ -1049,7 +1093,7 @@
         </w:tc>
         <w:tc>
           <w:tcPr>
-            <w:tcW w:type="dxa" w:w="1928"/>
+            <w:tcW w:type="dxa" w:w="1417"/>
           </w:tcPr>
           <w:p>
             <w:pPr>
@@ -1069,7 +1113,7 @@
         </w:tc>
         <w:tc>
           <w:tcPr>
-            <w:tcW w:type="dxa" w:w="4195"/>
+            <w:tcW w:type="dxa" w:w="3742"/>
           </w:tcPr>
           <w:p>
             <w:pPr>
@@ -1083,13 +1127,13 @@
                 <w:color w:val="1F2933"/>
                 <w:sz w:val="16"/>
               </w:rPr>
-              <w:t>Pulls the skills, jobs and education out of an uploaded CV.</w:t>
-            </w:r>
-          </w:p>
-        </w:tc>
-        <w:tc>
-          <w:tcPr>
-            <w:tcW w:type="dxa" w:w="2098"/>
+              <w:t>Opens the uploaded PDF, reads the text, and turns it into a tidy list: name, contact details, skills, past jobs, education and projects. If the AI replies with broken data it repairs it instead of giving up.</w:t>
+            </w:r>
+          </w:p>
+        </w:tc>
+        <w:tc>
+          <w:tcPr>
+            <w:tcW w:type="dxa" w:w="1474"/>
           </w:tcPr>
           <w:p>
             <w:pPr>
@@ -1103,16 +1147,13 @@
                 <w:color w:val="1F2933"/>
                 <w:sz w:val="16"/>
               </w:rPr>
-              <w:t>cv_parser.py</w:t>
-            </w:r>
-          </w:p>
-        </w:tc>
-      </w:tr>
-      <w:tr>
-        <w:tc>
-          <w:tcPr>
-            <w:tcW w:type="dxa" w:w="567"/>
-            <w:shd w:val="clear" w:fill="F4F6F9"/>
+              <w:t>Google Gemini + PyMuPDF</w:t>
+            </w:r>
+          </w:p>
+        </w:tc>
+        <w:tc>
+          <w:tcPr>
+            <w:tcW w:type="dxa" w:w="1531"/>
           </w:tcPr>
           <w:p>
             <w:pPr>
@@ -1126,13 +1167,15 @@
                 <w:color w:val="1F2933"/>
                 <w:sz w:val="16"/>
               </w:rPr>
-              <w:t>M2</w:t>
-            </w:r>
-          </w:p>
-        </w:tc>
-        <w:tc>
-          <w:tcPr>
-            <w:tcW w:type="dxa" w:w="1928"/>
+              <w:t>cv_parser.py</w:t>
+            </w:r>
+          </w:p>
+        </w:tc>
+      </w:tr>
+      <w:tr>
+        <w:tc>
+          <w:tcPr>
+            <w:tcW w:type="dxa" w:w="397"/>
             <w:shd w:val="clear" w:fill="F4F6F9"/>
           </w:tcPr>
           <w:p>
@@ -1147,13 +1190,13 @@
                 <w:color w:val="1F2933"/>
                 <w:sz w:val="16"/>
               </w:rPr>
-              <w:t>Read the job advert</w:t>
-            </w:r>
-          </w:p>
-        </w:tc>
-        <w:tc>
-          <w:tcPr>
-            <w:tcW w:type="dxa" w:w="4195"/>
+              <w:t>M2</w:t>
+            </w:r>
+          </w:p>
+        </w:tc>
+        <w:tc>
+          <w:tcPr>
+            <w:tcW w:type="dxa" w:w="1417"/>
             <w:shd w:val="clear" w:fill="F4F6F9"/>
           </w:tcPr>
           <w:p>
@@ -1168,13 +1211,13 @@
                 <w:color w:val="1F2933"/>
                 <w:sz w:val="16"/>
               </w:rPr>
-              <w:t>Pulls out which skills the job needs, and which are just nice to have.</w:t>
-            </w:r>
-          </w:p>
-        </w:tc>
-        <w:tc>
-          <w:tcPr>
-            <w:tcW w:type="dxa" w:w="2098"/>
+              <w:t>Read the job advert</w:t>
+            </w:r>
+          </w:p>
+        </w:tc>
+        <w:tc>
+          <w:tcPr>
+            <w:tcW w:type="dxa" w:w="3742"/>
             <w:shd w:val="clear" w:fill="F4F6F9"/>
           </w:tcPr>
           <w:p>
@@ -1189,15 +1232,14 @@
                 <w:color w:val="1F2933"/>
                 <w:sz w:val="16"/>
               </w:rPr>
-              <w:t>jd_parser.py</w:t>
-            </w:r>
-          </w:p>
-        </w:tc>
-      </w:tr>
-      <w:tr>
-        <w:tc>
-          <w:tcPr>
-            <w:tcW w:type="dxa" w:w="567"/>
+              <w:t>Does the same for the job advert: the job title, which skills are required, which are only nice to have, the seniority level and the industry.</w:t>
+            </w:r>
+          </w:p>
+        </w:tc>
+        <w:tc>
+          <w:tcPr>
+            <w:tcW w:type="dxa" w:w="1474"/>
+            <w:shd w:val="clear" w:fill="F4F6F9"/>
           </w:tcPr>
           <w:p>
             <w:pPr>
@@ -1211,13 +1253,14 @@
                 <w:color w:val="1F2933"/>
                 <w:sz w:val="16"/>
               </w:rPr>
-              <w:t>M3</w:t>
-            </w:r>
-          </w:p>
-        </w:tc>
-        <w:tc>
-          <w:tcPr>
-            <w:tcW w:type="dxa" w:w="1928"/>
+              <w:t>Google Gemini</w:t>
+            </w:r>
+          </w:p>
+        </w:tc>
+        <w:tc>
+          <w:tcPr>
+            <w:tcW w:type="dxa" w:w="1531"/>
+            <w:shd w:val="clear" w:fill="F4F6F9"/>
           </w:tcPr>
           <w:p>
             <w:pPr>
@@ -1231,13 +1274,15 @@
                 <w:color w:val="1F2933"/>
                 <w:sz w:val="16"/>
               </w:rPr>
-              <w:t>Match skills, find gaps</w:t>
-            </w:r>
-          </w:p>
-        </w:tc>
-        <w:tc>
-          <w:tcPr>
-            <w:tcW w:type="dxa" w:w="4195"/>
+              <w:t>jd_parser.py</w:t>
+            </w:r>
+          </w:p>
+        </w:tc>
+      </w:tr>
+      <w:tr>
+        <w:tc>
+          <w:tcPr>
+            <w:tcW w:type="dxa" w:w="397"/>
           </w:tcPr>
           <w:p>
             <w:pPr>
@@ -1251,13 +1296,13 @@
                 <w:color w:val="1F2933"/>
                 <w:sz w:val="16"/>
               </w:rPr>
-              <w:t>Lines both lists up against the official EU skills list and works out what the candidate is missing.</w:t>
-            </w:r>
-          </w:p>
-        </w:tc>
-        <w:tc>
-          <w:tcPr>
-            <w:tcW w:type="dxa" w:w="2098"/>
+              <w:t>M3</w:t>
+            </w:r>
+          </w:p>
+        </w:tc>
+        <w:tc>
+          <w:tcPr>
+            <w:tcW w:type="dxa" w:w="1417"/>
           </w:tcPr>
           <w:p>
             <w:pPr>
@@ -1271,16 +1316,13 @@
                 <w:color w:val="1F2933"/>
                 <w:sz w:val="16"/>
               </w:rPr>
-              <w:t>skill_graph.py</w:t>
-            </w:r>
-          </w:p>
-        </w:tc>
-      </w:tr>
-      <w:tr>
-        <w:tc>
-          <w:tcPr>
-            <w:tcW w:type="dxa" w:w="567"/>
-            <w:shd w:val="clear" w:fill="F4F6F9"/>
+              <w:t>Match skills, find gaps</w:t>
+            </w:r>
+          </w:p>
+        </w:tc>
+        <w:tc>
+          <w:tcPr>
+            <w:tcW w:type="dxa" w:w="3742"/>
           </w:tcPr>
           <w:p>
             <w:pPr>
@@ -1294,14 +1336,13 @@
                 <w:color w:val="1F2933"/>
                 <w:sz w:val="16"/>
               </w:rPr>
-              <w:t>M4</w:t>
-            </w:r>
-          </w:p>
-        </w:tc>
-        <w:tc>
-          <w:tcPr>
-            <w:tcW w:type="dxa" w:w="1928"/>
-            <w:shd w:val="clear" w:fill="F4F6F9"/>
+              <w:t>Lines both lists up against the official EU list of 1,201 skills, using four increasingly forgiving matching steps. Then works out which required skills the candidate has not shown — those are the gaps.</w:t>
+            </w:r>
+          </w:p>
+        </w:tc>
+        <w:tc>
+          <w:tcPr>
+            <w:tcW w:type="dxa" w:w="1474"/>
           </w:tcPr>
           <w:p>
             <w:pPr>
@@ -1315,14 +1356,13 @@
                 <w:color w:val="1F2933"/>
                 <w:sz w:val="16"/>
               </w:rPr>
-              <w:t>Write the questions</w:t>
-            </w:r>
-          </w:p>
-        </w:tc>
-        <w:tc>
-          <w:tcPr>
-            <w:tcW w:type="dxa" w:w="4195"/>
-            <w:shd w:val="clear" w:fill="F4F6F9"/>
+              <w:t>NetworkX + ESCO list</w:t>
+            </w:r>
+          </w:p>
+        </w:tc>
+        <w:tc>
+          <w:tcPr>
+            <w:tcW w:type="dxa" w:w="1531"/>
           </w:tcPr>
           <w:p>
             <w:pPr>
@@ -1336,13 +1376,15 @@
                 <w:color w:val="1F2933"/>
                 <w:sz w:val="16"/>
               </w:rPr>
-              <w:t>Writes the interview, then reorders it so the missing skills get asked first, before time runs out.</w:t>
-            </w:r>
-          </w:p>
-        </w:tc>
-        <w:tc>
-          <w:tcPr>
-            <w:tcW w:type="dxa" w:w="2098"/>
+              <w:t>skill_graph.py</w:t>
+            </w:r>
+          </w:p>
+        </w:tc>
+      </w:tr>
+      <w:tr>
+        <w:tc>
+          <w:tcPr>
+            <w:tcW w:type="dxa" w:w="397"/>
             <w:shd w:val="clear" w:fill="F4F6F9"/>
           </w:tcPr>
           <w:p>
@@ -1357,15 +1399,14 @@
                 <w:color w:val="1F2933"/>
                 <w:sz w:val="16"/>
               </w:rPr>
-              <w:t>question_generator.py</w:t>
-            </w:r>
-          </w:p>
-        </w:tc>
-      </w:tr>
-      <w:tr>
-        <w:tc>
-          <w:tcPr>
-            <w:tcW w:type="dxa" w:w="567"/>
+              <w:t>M4</w:t>
+            </w:r>
+          </w:p>
+        </w:tc>
+        <w:tc>
+          <w:tcPr>
+            <w:tcW w:type="dxa" w:w="1417"/>
+            <w:shd w:val="clear" w:fill="F4F6F9"/>
           </w:tcPr>
           <w:p>
             <w:pPr>
@@ -1379,13 +1420,14 @@
                 <w:color w:val="1F2933"/>
                 <w:sz w:val="16"/>
               </w:rPr>
-              <w:t>M5</w:t>
-            </w:r>
-          </w:p>
-        </w:tc>
-        <w:tc>
-          <w:tcPr>
-            <w:tcW w:type="dxa" w:w="1928"/>
+              <w:t>Write the questions</w:t>
+            </w:r>
+          </w:p>
+        </w:tc>
+        <w:tc>
+          <w:tcPr>
+            <w:tcW w:type="dxa" w:w="3742"/>
+            <w:shd w:val="clear" w:fill="F4F6F9"/>
           </w:tcPr>
           <w:p>
             <w:pPr>
@@ -1399,13 +1441,14 @@
                 <w:color w:val="1F2933"/>
                 <w:sz w:val="16"/>
               </w:rPr>
-              <w:t>Run the interview (voice)</w:t>
-            </w:r>
-          </w:p>
-        </w:tc>
-        <w:tc>
-          <w:tcPr>
-            <w:tcW w:type="dxa" w:w="4195"/>
+              <w:t>Writes the whole interview: opening questions, technical questions for each skill, behavioural questions, and closing questions. Then reorders it so the missing skills get asked first, before time runs out.</w:t>
+            </w:r>
+          </w:p>
+        </w:tc>
+        <w:tc>
+          <w:tcPr>
+            <w:tcW w:type="dxa" w:w="1474"/>
+            <w:shd w:val="clear" w:fill="F4F6F9"/>
           </w:tcPr>
           <w:p>
             <w:pPr>
@@ -1419,13 +1462,14 @@
                 <w:color w:val="1F2933"/>
                 <w:sz w:val="16"/>
               </w:rPr>
-              <w:t>Speaks the questions, listens to the answers, adapts as it goes.</w:t>
-            </w:r>
-          </w:p>
-        </w:tc>
-        <w:tc>
-          <w:tcPr>
-            <w:tcW w:type="dxa" w:w="2098"/>
+              <w:t>Google Gemini</w:t>
+            </w:r>
+          </w:p>
+        </w:tc>
+        <w:tc>
+          <w:tcPr>
+            <w:tcW w:type="dxa" w:w="1531"/>
+            <w:shd w:val="clear" w:fill="F4F6F9"/>
           </w:tcPr>
           <w:p>
             <w:pPr>
@@ -1439,7 +1483,7 @@
                 <w:color w:val="1F2933"/>
                 <w:sz w:val="16"/>
               </w:rPr>
-              <w:t>voice_agent.py</w:t>
+              <w:t>question_generator.py</w:t>
             </w:r>
           </w:p>
         </w:tc>
@@ -1447,8 +1491,7 @@
       <w:tr>
         <w:tc>
           <w:tcPr>
-            <w:tcW w:type="dxa" w:w="567"/>
-            <w:shd w:val="clear" w:fill="F4F6F9"/>
+            <w:tcW w:type="dxa" w:w="397"/>
           </w:tcPr>
           <w:p>
             <w:pPr>
@@ -1468,8 +1511,7 @@
         </w:tc>
         <w:tc>
           <w:tcPr>
-            <w:tcW w:type="dxa" w:w="1928"/>
-            <w:shd w:val="clear" w:fill="F4F6F9"/>
+            <w:tcW w:type="dxa" w:w="1417"/>
           </w:tcPr>
           <w:p>
             <w:pPr>
@@ -1483,14 +1525,13 @@
                 <w:color w:val="1F2933"/>
                 <w:sz w:val="16"/>
               </w:rPr>
-              <w:t>Run the interview (typed)</w:t>
-            </w:r>
-          </w:p>
-        </w:tc>
-        <w:tc>
-          <w:tcPr>
-            <w:tcW w:type="dxa" w:w="4195"/>
-            <w:shd w:val="clear" w:fill="F4F6F9"/>
+              <w:t>Run the interview (voice)</w:t>
+            </w:r>
+          </w:p>
+        </w:tc>
+        <w:tc>
+          <w:tcPr>
+            <w:tcW w:type="dxa" w:w="3742"/>
           </w:tcPr>
           <w:p>
             <w:pPr>
@@ -1504,14 +1545,13 @@
                 <w:color w:val="1F2933"/>
                 <w:sz w:val="16"/>
               </w:rPr>
-              <w:t>The same interview, typed instead of spoken. Same questions, same marking — only the way the answer arrives is different.</w:t>
-            </w:r>
-          </w:p>
-        </w:tc>
-        <w:tc>
-          <w:tcPr>
-            <w:tcW w:type="dxa" w:w="2098"/>
-            <w:shd w:val="clear" w:fill="F4F6F9"/>
+              <w:t>The talking interviewer. It shows each question on screen, then speaks it aloud. It listens to the answer, decides whether to dig deeper, and moves on. It knows when to stop, and saves the full transcript.</w:t>
+            </w:r>
+          </w:p>
+        </w:tc>
+        <w:tc>
+          <w:tcPr>
+            <w:tcW w:type="dxa" w:w="1474"/>
           </w:tcPr>
           <w:p>
             <w:pPr>
@@ -1525,15 +1565,13 @@
                 <w:color w:val="1F2933"/>
                 <w:sz w:val="16"/>
               </w:rPr>
-              <w:t>text_interview.py</w:t>
-            </w:r>
-          </w:p>
-        </w:tc>
-      </w:tr>
-      <w:tr>
-        <w:tc>
-          <w:tcPr>
-            <w:tcW w:type="dxa" w:w="567"/>
+              <w:t>LiveKit + Deepgram + ElevenLabs</w:t>
+            </w:r>
+          </w:p>
+        </w:tc>
+        <w:tc>
+          <w:tcPr>
+            <w:tcW w:type="dxa" w:w="1531"/>
           </w:tcPr>
           <w:p>
             <w:pPr>
@@ -1547,13 +1585,16 @@
                 <w:color w:val="1F2933"/>
                 <w:sz w:val="16"/>
               </w:rPr>
-              <w:t>M6</w:t>
-            </w:r>
-          </w:p>
-        </w:tc>
-        <w:tc>
-          <w:tcPr>
-            <w:tcW w:type="dxa" w:w="1928"/>
+              <w:t>voice_agent.py</w:t>
+            </w:r>
+          </w:p>
+        </w:tc>
+      </w:tr>
+      <w:tr>
+        <w:tc>
+          <w:tcPr>
+            <w:tcW w:type="dxa" w:w="397"/>
+            <w:shd w:val="clear" w:fill="F4F6F9"/>
           </w:tcPr>
           <w:p>
             <w:pPr>
@@ -1567,13 +1608,14 @@
                 <w:color w:val="1F2933"/>
                 <w:sz w:val="16"/>
               </w:rPr>
-              <w:t>Mark the answers</w:t>
-            </w:r>
-          </w:p>
-        </w:tc>
-        <w:tc>
-          <w:tcPr>
-            <w:tcW w:type="dxa" w:w="4195"/>
+              <w:t>M5</w:t>
+            </w:r>
+          </w:p>
+        </w:tc>
+        <w:tc>
+          <w:tcPr>
+            <w:tcW w:type="dxa" w:w="1417"/>
+            <w:shd w:val="clear" w:fill="F4F6F9"/>
           </w:tcPr>
           <w:p>
             <w:pPr>
@@ -1587,13 +1629,14 @@
                 <w:color w:val="1F2933"/>
                 <w:sz w:val="16"/>
               </w:rPr>
-              <w:t>Marks every answer out of 100 against four criteria — twice, in a different order each time, to check it agrees with itself.</w:t>
-            </w:r>
-          </w:p>
-        </w:tc>
-        <w:tc>
-          <w:tcPr>
-            <w:tcW w:type="dxa" w:w="2098"/>
+              <w:t>Run the interview (typed)</w:t>
+            </w:r>
+          </w:p>
+        </w:tc>
+        <w:tc>
+          <w:tcPr>
+            <w:tcW w:type="dxa" w:w="3742"/>
+            <w:shd w:val="clear" w:fill="F4F6F9"/>
           </w:tcPr>
           <w:p>
             <w:pPr>
@@ -1607,15 +1650,13 @@
                 <w:color w:val="1F2933"/>
                 <w:sz w:val="16"/>
               </w:rPr>
-              <w:t>answer_judge.py</w:t>
-            </w:r>
-          </w:p>
-        </w:tc>
-      </w:tr>
-      <w:tr>
-        <w:tc>
-          <w:tcPr>
-            <w:tcW w:type="dxa" w:w="567"/>
+              <w:t>The same interview, typed instead of spoken. Same questions, same marking. It produces a transcript in exactly the same shape, so nothing after the interview can tell which way it was done.</w:t>
+            </w:r>
+          </w:p>
+        </w:tc>
+        <w:tc>
+          <w:tcPr>
+            <w:tcW w:type="dxa" w:w="1474"/>
             <w:shd w:val="clear" w:fill="F4F6F9"/>
           </w:tcPr>
           <w:p>
@@ -1630,13 +1671,13 @@
                 <w:color w:val="1F2933"/>
                 <w:sz w:val="16"/>
               </w:rPr>
-              <w:t>M6a</w:t>
-            </w:r>
-          </w:p>
-        </w:tc>
-        <w:tc>
-          <w:tcPr>
-            <w:tcW w:type="dxa" w:w="1928"/>
+              <w:t>FastAPI</w:t>
+            </w:r>
+          </w:p>
+        </w:tc>
+        <w:tc>
+          <w:tcPr>
+            <w:tcW w:type="dxa" w:w="1531"/>
             <w:shd w:val="clear" w:fill="F4F6F9"/>
           </w:tcPr>
           <w:p>
@@ -1651,14 +1692,15 @@
                 <w:color w:val="1F2933"/>
                 <w:sz w:val="16"/>
               </w:rPr>
-              <w:t>Track each skill</w:t>
-            </w:r>
-          </w:p>
-        </w:tc>
-        <w:tc>
-          <w:tcPr>
-            <w:tcW w:type="dxa" w:w="4195"/>
-            <w:shd w:val="clear" w:fill="F4F6F9"/>
+              <w:t>text_interview.py</w:t>
+            </w:r>
+          </w:p>
+        </w:tc>
+      </w:tr>
+      <w:tr>
+        <w:tc>
+          <w:tcPr>
+            <w:tcW w:type="dxa" w:w="397"/>
           </w:tcPr>
           <w:p>
             <w:pPr>
@@ -1672,14 +1714,13 @@
                 <w:color w:val="1F2933"/>
                 <w:sz w:val="16"/>
               </w:rPr>
-              <w:t>Keeps a running verdict on each skill: proven, weak, or a real gap.</w:t>
-            </w:r>
-          </w:p>
-        </w:tc>
-        <w:tc>
-          <w:tcPr>
-            <w:tcW w:type="dxa" w:w="2098"/>
-            <w:shd w:val="clear" w:fill="F4F6F9"/>
+              <w:t>M6</w:t>
+            </w:r>
+          </w:p>
+        </w:tc>
+        <w:tc>
+          <w:tcPr>
+            <w:tcW w:type="dxa" w:w="1417"/>
           </w:tcPr>
           <w:p>
             <w:pPr>
@@ -1693,15 +1734,13 @@
                 <w:color w:val="1F2933"/>
                 <w:sz w:val="16"/>
               </w:rPr>
-              <w:t>skill_state.py</w:t>
-            </w:r>
-          </w:p>
-        </w:tc>
-      </w:tr>
-      <w:tr>
-        <w:tc>
-          <w:tcPr>
-            <w:tcW w:type="dxa" w:w="567"/>
+              <w:t>Mark the answers</w:t>
+            </w:r>
+          </w:p>
+        </w:tc>
+        <w:tc>
+          <w:tcPr>
+            <w:tcW w:type="dxa" w:w="3742"/>
           </w:tcPr>
           <w:p>
             <w:pPr>
@@ -1715,13 +1754,13 @@
                 <w:color w:val="1F2933"/>
                 <w:sz w:val="16"/>
               </w:rPr>
-              <w:t>M7</w:t>
-            </w:r>
-          </w:p>
-        </w:tc>
-        <w:tc>
-          <w:tcPr>
-            <w:tcW w:type="dxa" w:w="1928"/>
+              <w:t>Marks every answer out of 100 on four things: accuracy, completeness, clarity and relevance. It marks each answer TWICE, showing the four criteria in a different order each time, then checks whether the two marks agree. A big disagreement means the mark cannot be trusted.</w:t>
+            </w:r>
+          </w:p>
+        </w:tc>
+        <w:tc>
+          <w:tcPr>
+            <w:tcW w:type="dxa" w:w="1474"/>
           </w:tcPr>
           <w:p>
             <w:pPr>
@@ -1735,13 +1774,13 @@
                 <w:color w:val="1F2933"/>
                 <w:sz w:val="16"/>
               </w:rPr>
-              <w:t>Watch attention</w:t>
-            </w:r>
-          </w:p>
-        </w:tc>
-        <w:tc>
-          <w:tcPr>
-            <w:tcW w:type="dxa" w:w="4195"/>
+              <w:t>Google Gemini as judge</w:t>
+            </w:r>
+          </w:p>
+        </w:tc>
+        <w:tc>
+          <w:tcPr>
+            <w:tcW w:type="dxa" w:w="1531"/>
           </w:tcPr>
           <w:p>
             <w:pPr>
@@ -1755,13 +1794,16 @@
                 <w:color w:val="1F2933"/>
                 <w:sz w:val="16"/>
               </w:rPr>
-              <w:t>Works out if the candidate is looking at the screen, using the camera.</w:t>
-            </w:r>
-          </w:p>
-        </w:tc>
-        <w:tc>
-          <w:tcPr>
-            <w:tcW w:type="dxa" w:w="2098"/>
+              <w:t>answer_judge.py</w:t>
+            </w:r>
+          </w:p>
+        </w:tc>
+      </w:tr>
+      <w:tr>
+        <w:tc>
+          <w:tcPr>
+            <w:tcW w:type="dxa" w:w="397"/>
+            <w:shd w:val="clear" w:fill="F4F6F9"/>
           </w:tcPr>
           <w:p>
             <w:pPr>
@@ -1775,15 +1817,13 @@
                 <w:color w:val="1F2933"/>
                 <w:sz w:val="16"/>
               </w:rPr>
-              <w:t>vision.js</w:t>
-            </w:r>
-          </w:p>
-        </w:tc>
-      </w:tr>
-      <w:tr>
-        <w:tc>
-          <w:tcPr>
-            <w:tcW w:type="dxa" w:w="567"/>
+              <w:t>M6a</w:t>
+            </w:r>
+          </w:p>
+        </w:tc>
+        <w:tc>
+          <w:tcPr>
+            <w:tcW w:type="dxa" w:w="1417"/>
             <w:shd w:val="clear" w:fill="F4F6F9"/>
           </w:tcPr>
           <w:p>
@@ -1798,13 +1838,13 @@
                 <w:color w:val="1F2933"/>
                 <w:sz w:val="16"/>
               </w:rPr>
-              <w:t>M8</w:t>
-            </w:r>
-          </w:p>
-        </w:tc>
-        <w:tc>
-          <w:tcPr>
-            <w:tcW w:type="dxa" w:w="1928"/>
+              <w:t>Track each skill</w:t>
+            </w:r>
+          </w:p>
+        </w:tc>
+        <w:tc>
+          <w:tcPr>
+            <w:tcW w:type="dxa" w:w="3742"/>
             <w:shd w:val="clear" w:fill="F4F6F9"/>
           </w:tcPr>
           <w:p>
@@ -1819,13 +1859,13 @@
                 <w:color w:val="1F2933"/>
                 <w:sz w:val="16"/>
               </w:rPr>
-              <w:t>Watch posture</w:t>
-            </w:r>
-          </w:p>
-        </w:tc>
-        <w:tc>
-          <w:tcPr>
-            <w:tcW w:type="dxa" w:w="4195"/>
+              <w:t>Keeps a running note on every skill: not asked yet, asked, answered well, answered badly, or still unknown. This is what decides whether a follow-up question is needed.</w:t>
+            </w:r>
+          </w:p>
+        </w:tc>
+        <w:tc>
+          <w:tcPr>
+            <w:tcW w:type="dxa" w:w="1474"/>
             <w:shd w:val="clear" w:fill="F4F6F9"/>
           </w:tcPr>
           <w:p>
@@ -1840,13 +1880,13 @@
                 <w:color w:val="1F2933"/>
                 <w:sz w:val="16"/>
               </w:rPr>
-              <w:t>Looks at how they are sitting: slouching, leaning, shoulders uneven.</w:t>
-            </w:r>
-          </w:p>
-        </w:tc>
-        <w:tc>
-          <w:tcPr>
-            <w:tcW w:type="dxa" w:w="2098"/>
+              <w:t>Plain Python</w:t>
+            </w:r>
+          </w:p>
+        </w:tc>
+        <w:tc>
+          <w:tcPr>
+            <w:tcW w:type="dxa" w:w="1531"/>
             <w:shd w:val="clear" w:fill="F4F6F9"/>
           </w:tcPr>
           <w:p>
@@ -1861,7 +1901,7 @@
                 <w:color w:val="1F2933"/>
                 <w:sz w:val="16"/>
               </w:rPr>
-              <w:t>vision.js</w:t>
+              <w:t>skill_state.py</w:t>
             </w:r>
           </w:p>
         </w:tc>
@@ -1869,7 +1909,7 @@
       <w:tr>
         <w:tc>
           <w:tcPr>
-            <w:tcW w:type="dxa" w:w="567"/>
+            <w:tcW w:type="dxa" w:w="397"/>
           </w:tcPr>
           <w:p>
             <w:pPr>
@@ -1883,13 +1923,13 @@
                 <w:color w:val="1F2933"/>
                 <w:sz w:val="16"/>
               </w:rPr>
-              <w:t>M9</w:t>
-            </w:r>
-          </w:p>
-        </w:tc>
-        <w:tc>
-          <w:tcPr>
-            <w:tcW w:type="dxa" w:w="1928"/>
+              <w:t>M7</w:t>
+            </w:r>
+          </w:p>
+        </w:tc>
+        <w:tc>
+          <w:tcPr>
+            <w:tcW w:type="dxa" w:w="1417"/>
           </w:tcPr>
           <w:p>
             <w:pPr>
@@ -1903,13 +1943,13 @@
                 <w:color w:val="1F2933"/>
                 <w:sz w:val="16"/>
               </w:rPr>
-              <w:t>Check for cheating</w:t>
-            </w:r>
-          </w:p>
-        </w:tc>
-        <w:tc>
-          <w:tcPr>
-            <w:tcW w:type="dxa" w:w="4195"/>
+              <w:t>Watch attention (face)</w:t>
+            </w:r>
+          </w:p>
+        </w:tc>
+        <w:tc>
+          <w:tcPr>
+            <w:tcW w:type="dxa" w:w="3742"/>
           </w:tcPr>
           <w:p>
             <w:pPr>
@@ -1923,13 +1963,13 @@
                 <w:color w:val="1F2933"/>
                 <w:sz w:val="16"/>
               </w:rPr>
-              <w:t>Flags odd behaviour — tab switching, answers that arrive too fast, long silences — and always says which behaviour caused the flag.</w:t>
-            </w:r>
-          </w:p>
-        </w:tc>
-        <w:tc>
-          <w:tcPr>
-            <w:tcW w:type="dxa" w:w="2098"/>
+              <w:t>Uses the webcam to find 478 points on the face, then works out where the head is pointing and whether the eyes are on the screen. From that it produces an attention score and counts how long they looked away. This runs inside the browser — the video never leaves the computer.</w:t>
+            </w:r>
+          </w:p>
+        </w:tc>
+        <w:tc>
+          <w:tcPr>
+            <w:tcW w:type="dxa" w:w="1474"/>
           </w:tcPr>
           <w:p>
             <w:pPr>
@@ -1943,16 +1983,13 @@
                 <w:color w:val="1F2933"/>
                 <w:sz w:val="16"/>
               </w:rPr>
-              <w:t>behavioural_integrity.py</w:t>
-            </w:r>
-          </w:p>
-        </w:tc>
-      </w:tr>
-      <w:tr>
-        <w:tc>
-          <w:tcPr>
-            <w:tcW w:type="dxa" w:w="567"/>
-            <w:shd w:val="clear" w:fill="F4F6F9"/>
+              <w:t>MediaPipe Face Landmarker</w:t>
+            </w:r>
+          </w:p>
+        </w:tc>
+        <w:tc>
+          <w:tcPr>
+            <w:tcW w:type="dxa" w:w="1531"/>
           </w:tcPr>
           <w:p>
             <w:pPr>
@@ -1966,13 +2003,15 @@
                 <w:color w:val="1F2933"/>
                 <w:sz w:val="16"/>
               </w:rPr>
-              <w:t>M10</w:t>
-            </w:r>
-          </w:p>
-        </w:tc>
-        <w:tc>
-          <w:tcPr>
-            <w:tcW w:type="dxa" w:w="1928"/>
+              <w:t>vision.js</w:t>
+            </w:r>
+          </w:p>
+        </w:tc>
+      </w:tr>
+      <w:tr>
+        <w:tc>
+          <w:tcPr>
+            <w:tcW w:type="dxa" w:w="397"/>
             <w:shd w:val="clear" w:fill="F4F6F9"/>
           </w:tcPr>
           <w:p>
@@ -1987,13 +2026,13 @@
                 <w:color w:val="1F2933"/>
                 <w:sz w:val="16"/>
               </w:rPr>
-              <w:t>Listen to the voice</w:t>
-            </w:r>
-          </w:p>
-        </w:tc>
-        <w:tc>
-          <w:tcPr>
-            <w:tcW w:type="dxa" w:w="4195"/>
+              <w:t>M8</w:t>
+            </w:r>
+          </w:p>
+        </w:tc>
+        <w:tc>
+          <w:tcPr>
+            <w:tcW w:type="dxa" w:w="1417"/>
             <w:shd w:val="clear" w:fill="F4F6F9"/>
           </w:tcPr>
           <w:p>
@@ -2008,13 +2047,13 @@
                 <w:color w:val="1F2933"/>
                 <w:sz w:val="16"/>
               </w:rPr>
-              <w:t>Measures volume, pitch and pauses to judge how confidently they spoke.</w:t>
-            </w:r>
-          </w:p>
-        </w:tc>
-        <w:tc>
-          <w:tcPr>
-            <w:tcW w:type="dxa" w:w="2098"/>
+              <w:t>Watch posture (body)</w:t>
+            </w:r>
+          </w:p>
+        </w:tc>
+        <w:tc>
+          <w:tcPr>
+            <w:tcW w:type="dxa" w:w="3742"/>
             <w:shd w:val="clear" w:fill="F4F6F9"/>
           </w:tcPr>
           <w:p>
@@ -2029,15 +2068,14 @@
                 <w:color w:val="1F2933"/>
                 <w:sz w:val="16"/>
               </w:rPr>
-              <w:t>voice.js</w:t>
-            </w:r>
-          </w:p>
-        </w:tc>
-      </w:tr>
-      <w:tr>
-        <w:tc>
-          <w:tcPr>
-            <w:tcW w:type="dxa" w:w="567"/>
+              <w:t>Uses the same camera picture to find 33 points on the upper body, then checks whether the shoulders are level and the person is upright rather than slouched or leaning off-screen. Also entirely in the browser.</w:t>
+            </w:r>
+          </w:p>
+        </w:tc>
+        <w:tc>
+          <w:tcPr>
+            <w:tcW w:type="dxa" w:w="1474"/>
+            <w:shd w:val="clear" w:fill="F4F6F9"/>
           </w:tcPr>
           <w:p>
             <w:pPr>
@@ -2051,13 +2089,14 @@
                 <w:color w:val="1F2933"/>
                 <w:sz w:val="16"/>
               </w:rPr>
-              <w:t>M11</w:t>
-            </w:r>
-          </w:p>
-        </w:tc>
-        <w:tc>
-          <w:tcPr>
-            <w:tcW w:type="dxa" w:w="1928"/>
+              <w:t>MediaPipe Pose Landmarker</w:t>
+            </w:r>
+          </w:p>
+        </w:tc>
+        <w:tc>
+          <w:tcPr>
+            <w:tcW w:type="dxa" w:w="1531"/>
+            <w:shd w:val="clear" w:fill="F4F6F9"/>
           </w:tcPr>
           <w:p>
             <w:pPr>
@@ -2071,13 +2110,15 @@
                 <w:color w:val="1F2933"/>
                 <w:sz w:val="16"/>
               </w:rPr>
-              <w:t>Add it all up</w:t>
-            </w:r>
-          </w:p>
-        </w:tc>
-        <w:tc>
-          <w:tcPr>
-            <w:tcW w:type="dxa" w:w="4195"/>
+              <w:t>vision.js</w:t>
+            </w:r>
+          </w:p>
+        </w:tc>
+      </w:tr>
+      <w:tr>
+        <w:tc>
+          <w:tcPr>
+            <w:tcW w:type="dxa" w:w="397"/>
           </w:tcPr>
           <w:p>
             <w:pPr>
@@ -2091,13 +2132,13 @@
                 <w:color w:val="1F2933"/>
                 <w:sz w:val="16"/>
               </w:rPr>
-              <w:t>Combines everything into one score and a hire recommendation.</w:t>
-            </w:r>
-          </w:p>
-        </w:tc>
-        <w:tc>
-          <w:tcPr>
-            <w:tcW w:type="dxa" w:w="2098"/>
+              <w:t>M9</w:t>
+            </w:r>
+          </w:p>
+        </w:tc>
+        <w:tc>
+          <w:tcPr>
+            <w:tcW w:type="dxa" w:w="1417"/>
           </w:tcPr>
           <w:p>
             <w:pPr>
@@ -2111,16 +2152,13 @@
                 <w:color w:val="1F2933"/>
                 <w:sz w:val="16"/>
               </w:rPr>
-              <w:t>score_fusion.py</w:t>
-            </w:r>
-          </w:p>
-        </w:tc>
-      </w:tr>
-      <w:tr>
-        <w:tc>
-          <w:tcPr>
-            <w:tcW w:type="dxa" w:w="567"/>
-            <w:shd w:val="clear" w:fill="F4F6F9"/>
+              <w:t>Check for cheating</w:t>
+            </w:r>
+          </w:p>
+        </w:tc>
+        <w:tc>
+          <w:tcPr>
+            <w:tcW w:type="dxa" w:w="3742"/>
           </w:tcPr>
           <w:p>
             <w:pPr>
@@ -2134,14 +2172,13 @@
                 <w:color w:val="1F2933"/>
                 <w:sz w:val="16"/>
               </w:rPr>
-              <w:t>M12</w:t>
-            </w:r>
-          </w:p>
-        </w:tc>
-        <w:tc>
-          <w:tcPr>
-            <w:tcW w:type="dxa" w:w="1928"/>
-            <w:shd w:val="clear" w:fill="F4F6F9"/>
+              <w:t>Looks at how the session behaved rather than what was said: tab switches, answers arriving suspiciously fast or slow, answers that are all oddly the same length. It learns what normal looks like on first run, and always names the behaviour that caused a flag.</w:t>
+            </w:r>
+          </w:p>
+        </w:tc>
+        <w:tc>
+          <w:tcPr>
+            <w:tcW w:type="dxa" w:w="1474"/>
           </w:tcPr>
           <w:p>
             <w:pPr>
@@ -2155,14 +2192,13 @@
                 <w:color w:val="1F2933"/>
                 <w:sz w:val="16"/>
               </w:rPr>
-              <w:t>Write the report</w:t>
-            </w:r>
-          </w:p>
-        </w:tc>
-        <w:tc>
-          <w:tcPr>
-            <w:tcW w:type="dxa" w:w="4195"/>
-            <w:shd w:val="clear" w:fill="F4F6F9"/>
+              <w:t>Isolation Forest (scikit-learn)</w:t>
+            </w:r>
+          </w:p>
+        </w:tc>
+        <w:tc>
+          <w:tcPr>
+            <w:tcW w:type="dxa" w:w="1531"/>
           </w:tcPr>
           <w:p>
             <w:pPr>
@@ -2176,13 +2212,15 @@
                 <w:color w:val="1F2933"/>
                 <w:sz w:val="16"/>
               </w:rPr>
-              <w:t>Puts it all together into the report the recruiter reads.</w:t>
-            </w:r>
-          </w:p>
-        </w:tc>
-        <w:tc>
-          <w:tcPr>
-            <w:tcW w:type="dxa" w:w="2098"/>
+              <w:t>behavioural_integrity.py</w:t>
+            </w:r>
+          </w:p>
+        </w:tc>
+      </w:tr>
+      <w:tr>
+        <w:tc>
+          <w:tcPr>
+            <w:tcW w:type="dxa" w:w="397"/>
             <w:shd w:val="clear" w:fill="F4F6F9"/>
           </w:tcPr>
           <w:p>
@@ -2197,7 +2235,810 @@
                 <w:color w:val="1F2933"/>
                 <w:sz w:val="16"/>
               </w:rPr>
+              <w:t>M10</w:t>
+            </w:r>
+          </w:p>
+        </w:tc>
+        <w:tc>
+          <w:tcPr>
+            <w:tcW w:type="dxa" w:w="1417"/>
+            <w:shd w:val="clear" w:fill="F4F6F9"/>
+          </w:tcPr>
+          <w:p>
+            <w:pPr>
+              <w:spacing w:after="40" w:before="40" w:line="264" w:lineRule="auto"/>
+            </w:pPr>
+            <w:r/>
+            <w:r>
+              <w:rPr>
+                <w:rFonts w:ascii="Calibri" w:hAnsi="Calibri"/>
+                <w:b w:val="0"/>
+                <w:color w:val="1F2933"/>
+                <w:sz w:val="16"/>
+              </w:rPr>
+              <w:t>Listen to the voice</w:t>
+            </w:r>
+          </w:p>
+        </w:tc>
+        <w:tc>
+          <w:tcPr>
+            <w:tcW w:type="dxa" w:w="3742"/>
+            <w:shd w:val="clear" w:fill="F4F6F9"/>
+          </w:tcPr>
+          <w:p>
+            <w:pPr>
+              <w:spacing w:after="40" w:before="40" w:line="264" w:lineRule="auto"/>
+            </w:pPr>
+            <w:r/>
+            <w:r>
+              <w:rPr>
+                <w:rFonts w:ascii="Calibri" w:hAnsi="Calibri"/>
+                <w:b w:val="0"/>
+                <w:color w:val="1F2933"/>
+                <w:sz w:val="16"/>
+              </w:rPr>
+              <w:t>Measures the sound of the voice, not the words: how steady the pitch is, how loud, how much of the time is actual speech rather than pauses and 'um'. From that it estimates how confidently they spoke. Browser only — no audio is uploaded.</w:t>
+            </w:r>
+          </w:p>
+        </w:tc>
+        <w:tc>
+          <w:tcPr>
+            <w:tcW w:type="dxa" w:w="1474"/>
+            <w:shd w:val="clear" w:fill="F4F6F9"/>
+          </w:tcPr>
+          <w:p>
+            <w:pPr>
+              <w:spacing w:after="40" w:before="40" w:line="264" w:lineRule="auto"/>
+            </w:pPr>
+            <w:r/>
+            <w:r>
+              <w:rPr>
+                <w:rFonts w:ascii="Calibri" w:hAnsi="Calibri"/>
+                <w:b w:val="0"/>
+                <w:color w:val="1F2933"/>
+                <w:sz w:val="16"/>
+              </w:rPr>
+              <w:t>Web Audio API</w:t>
+            </w:r>
+          </w:p>
+        </w:tc>
+        <w:tc>
+          <w:tcPr>
+            <w:tcW w:type="dxa" w:w="1531"/>
+            <w:shd w:val="clear" w:fill="F4F6F9"/>
+          </w:tcPr>
+          <w:p>
+            <w:pPr>
+              <w:spacing w:after="40" w:before="40" w:line="264" w:lineRule="auto"/>
+            </w:pPr>
+            <w:r/>
+            <w:r>
+              <w:rPr>
+                <w:rFonts w:ascii="Calibri" w:hAnsi="Calibri"/>
+                <w:b w:val="0"/>
+                <w:color w:val="1F2933"/>
+                <w:sz w:val="16"/>
+              </w:rPr>
+              <w:t>voice.js</w:t>
+            </w:r>
+          </w:p>
+        </w:tc>
+      </w:tr>
+      <w:tr>
+        <w:tc>
+          <w:tcPr>
+            <w:tcW w:type="dxa" w:w="397"/>
+          </w:tcPr>
+          <w:p>
+            <w:pPr>
+              <w:spacing w:after="40" w:before="40" w:line="264" w:lineRule="auto"/>
+            </w:pPr>
+            <w:r/>
+            <w:r>
+              <w:rPr>
+                <w:rFonts w:ascii="Calibri" w:hAnsi="Calibri"/>
+                <w:b w:val="0"/>
+                <w:color w:val="1F2933"/>
+                <w:sz w:val="16"/>
+              </w:rPr>
+              <w:t>M11</w:t>
+            </w:r>
+          </w:p>
+        </w:tc>
+        <w:tc>
+          <w:tcPr>
+            <w:tcW w:type="dxa" w:w="1417"/>
+          </w:tcPr>
+          <w:p>
+            <w:pPr>
+              <w:spacing w:after="40" w:before="40" w:line="264" w:lineRule="auto"/>
+            </w:pPr>
+            <w:r/>
+            <w:r>
+              <w:rPr>
+                <w:rFonts w:ascii="Calibri" w:hAnsi="Calibri"/>
+                <w:b w:val="0"/>
+                <w:color w:val="1F2933"/>
+                <w:sz w:val="16"/>
+              </w:rPr>
+              <w:t>Add it all up</w:t>
+            </w:r>
+          </w:p>
+        </w:tc>
+        <w:tc>
+          <w:tcPr>
+            <w:tcW w:type="dxa" w:w="3742"/>
+          </w:tcPr>
+          <w:p>
+            <w:pPr>
+              <w:spacing w:after="40" w:before="40" w:line="264" w:lineRule="auto"/>
+            </w:pPr>
+            <w:r/>
+            <w:r>
+              <w:rPr>
+                <w:rFonts w:ascii="Calibri" w:hAnsi="Calibri"/>
+                <w:b w:val="0"/>
+                <w:color w:val="1F2933"/>
+                <w:sz w:val="16"/>
+              </w:rPr>
+              <w:t>Combines the answer marks, how many required skills were covered, the behaviour check and the voice score into one number and a hire recommendation — showing how much each part contributed.</w:t>
+            </w:r>
+          </w:p>
+        </w:tc>
+        <w:tc>
+          <w:tcPr>
+            <w:tcW w:type="dxa" w:w="1474"/>
+          </w:tcPr>
+          <w:p>
+            <w:pPr>
+              <w:spacing w:after="40" w:before="40" w:line="264" w:lineRule="auto"/>
+            </w:pPr>
+            <w:r/>
+            <w:r>
+              <w:rPr>
+                <w:rFonts w:ascii="Calibri" w:hAnsi="Calibri"/>
+                <w:b w:val="0"/>
+                <w:color w:val="1F2933"/>
+                <w:sz w:val="16"/>
+              </w:rPr>
+              <w:t>Plain Python</w:t>
+            </w:r>
+          </w:p>
+        </w:tc>
+        <w:tc>
+          <w:tcPr>
+            <w:tcW w:type="dxa" w:w="1531"/>
+          </w:tcPr>
+          <w:p>
+            <w:pPr>
+              <w:spacing w:after="40" w:before="40" w:line="264" w:lineRule="auto"/>
+            </w:pPr>
+            <w:r/>
+            <w:r>
+              <w:rPr>
+                <w:rFonts w:ascii="Calibri" w:hAnsi="Calibri"/>
+                <w:b w:val="0"/>
+                <w:color w:val="1F2933"/>
+                <w:sz w:val="16"/>
+              </w:rPr>
+              <w:t>score_fusion.py</w:t>
+            </w:r>
+          </w:p>
+        </w:tc>
+      </w:tr>
+      <w:tr>
+        <w:tc>
+          <w:tcPr>
+            <w:tcW w:type="dxa" w:w="397"/>
+            <w:shd w:val="clear" w:fill="F4F6F9"/>
+          </w:tcPr>
+          <w:p>
+            <w:pPr>
+              <w:spacing w:after="40" w:before="40" w:line="264" w:lineRule="auto"/>
+            </w:pPr>
+            <w:r/>
+            <w:r>
+              <w:rPr>
+                <w:rFonts w:ascii="Calibri" w:hAnsi="Calibri"/>
+                <w:b w:val="0"/>
+                <w:color w:val="1F2933"/>
+                <w:sz w:val="16"/>
+              </w:rPr>
+              <w:t>M12</w:t>
+            </w:r>
+          </w:p>
+        </w:tc>
+        <w:tc>
+          <w:tcPr>
+            <w:tcW w:type="dxa" w:w="1417"/>
+            <w:shd w:val="clear" w:fill="F4F6F9"/>
+          </w:tcPr>
+          <w:p>
+            <w:pPr>
+              <w:spacing w:after="40" w:before="40" w:line="264" w:lineRule="auto"/>
+            </w:pPr>
+            <w:r/>
+            <w:r>
+              <w:rPr>
+                <w:rFonts w:ascii="Calibri" w:hAnsi="Calibri"/>
+                <w:b w:val="0"/>
+                <w:color w:val="1F2933"/>
+                <w:sz w:val="16"/>
+              </w:rPr>
+              <w:t>Write the report</w:t>
+            </w:r>
+          </w:p>
+        </w:tc>
+        <w:tc>
+          <w:tcPr>
+            <w:tcW w:type="dxa" w:w="3742"/>
+            <w:shd w:val="clear" w:fill="F4F6F9"/>
+          </w:tcPr>
+          <w:p>
+            <w:pPr>
+              <w:spacing w:after="40" w:before="40" w:line="264" w:lineRule="auto"/>
+            </w:pPr>
+            <w:r/>
+            <w:r>
+              <w:rPr>
+                <w:rFonts w:ascii="Calibri" w:hAnsi="Calibri"/>
+                <w:b w:val="0"/>
+                <w:color w:val="1F2933"/>
+                <w:sz w:val="16"/>
+              </w:rPr>
+              <w:t>Builds the report the recruiter reads: each answer and its mark, how consistent the marking was, the behaviour verdict, the recommendation, and the reasoning behind all of it.</w:t>
+            </w:r>
+          </w:p>
+        </w:tc>
+        <w:tc>
+          <w:tcPr>
+            <w:tcW w:type="dxa" w:w="1474"/>
+            <w:shd w:val="clear" w:fill="F4F6F9"/>
+          </w:tcPr>
+          <w:p>
+            <w:pPr>
+              <w:spacing w:after="40" w:before="40" w:line="264" w:lineRule="auto"/>
+            </w:pPr>
+            <w:r/>
+            <w:r>
+              <w:rPr>
+                <w:rFonts w:ascii="Calibri" w:hAnsi="Calibri"/>
+                <w:b w:val="0"/>
+                <w:color w:val="1F2933"/>
+                <w:sz w:val="16"/>
+              </w:rPr>
+              <w:t>Plain Python</w:t>
+            </w:r>
+          </w:p>
+        </w:tc>
+        <w:tc>
+          <w:tcPr>
+            <w:tcW w:type="dxa" w:w="1531"/>
+            <w:shd w:val="clear" w:fill="F4F6F9"/>
+          </w:tcPr>
+          <w:p>
+            <w:pPr>
+              <w:spacing w:after="40" w:before="40" w:line="264" w:lineRule="auto"/>
+            </w:pPr>
+            <w:r/>
+            <w:r>
+              <w:rPr>
+                <w:rFonts w:ascii="Calibri" w:hAnsi="Calibri"/>
+                <w:b w:val="0"/>
+                <w:color w:val="1F2933"/>
+                <w:sz w:val="16"/>
+              </w:rPr>
               <w:t>report_builder.py</w:t>
+            </w:r>
+          </w:p>
+        </w:tc>
+      </w:tr>
+    </w:tbl>
+    <w:p>
+      <w:pPr>
+        <w:spacing w:line="360" w:lineRule="auto" w:after="120"/>
+        <w:jc w:val="both"/>
+      </w:pPr>
+    </w:p>
+    <w:p>
+      <w:pPr>
+        <w:pStyle w:val="Heading2"/>
+        <w:spacing w:before="280" w:after="120" w:line="288" w:lineRule="auto"/>
+      </w:pPr>
+      <w:r>
+        <w:rPr>
+          <w:rFonts w:ascii="Calibri" w:hAnsi="Calibri"/>
+          <w:b/>
+          <w:color w:val="2C5282"/>
+          <w:sz w:val="26"/>
+        </w:rPr>
+        <w:t>4.2  The camera and microphone parts, explained</w:t>
+      </w:r>
+    </w:p>
+    <w:p>
+      <w:pPr>
+        <w:spacing w:line="360" w:lineRule="auto" w:after="160"/>
+        <w:jc w:val="both"/>
+      </w:pPr>
+      <w:r>
+        <w:rPr>
+          <w:rFonts w:ascii="Calibri" w:hAnsi="Calibri"/>
+          <w:b w:val="0"/>
+          <w:i w:val="0"/>
+          <w:color w:val="1F2933"/>
+          <w:sz w:val="22"/>
+        </w:rPr>
+        <w:t>Four of the thirteen parts (M7, M8, M10 and part of M9) do not read words at all. They watch how the interview went. These are the parts people ask about most, so here is what each one actually measures.</w:t>
+      </w:r>
+    </w:p>
+    <w:p>
+      <w:pPr>
+        <w:pStyle w:val="ListBullet"/>
+        <w:spacing w:line="360" w:lineRule="auto" w:after="80"/>
+        <w:ind w:left="425"/>
+      </w:pPr>
+      <w:r>
+        <w:rPr>
+          <w:rFonts w:ascii="Calibri" w:hAnsi="Calibri"/>
+          <w:b/>
+          <w:i w:val="0"/>
+          <w:color w:val="1F2933"/>
+          <w:sz w:val="22"/>
+        </w:rPr>
+        <w:t xml:space="preserve">Face and attention (M7). </w:t>
+      </w:r>
+      <w:r>
+        <w:rPr>
+          <w:rFonts w:ascii="Calibri" w:hAnsi="Calibri"/>
+          <w:b w:val="0"/>
+          <w:i w:val="0"/>
+          <w:color w:val="1F2933"/>
+          <w:sz w:val="22"/>
+        </w:rPr>
+        <w:t>The camera picture is scanned for 478 points on the face — the corners of the eyes, the edge of the jaw, the tip of the nose. From how those points sit relative to each other, the system works out which way the head is turned and whether the eyes are pointed at the screen. It produces two things: an attention score, and how much of the interview was spent looking away.</w:t>
+      </w:r>
+    </w:p>
+    <w:p>
+      <w:pPr>
+        <w:pStyle w:val="ListBullet"/>
+        <w:spacing w:line="360" w:lineRule="auto" w:after="80"/>
+        <w:ind w:left="425"/>
+      </w:pPr>
+      <w:r>
+        <w:rPr>
+          <w:rFonts w:ascii="Calibri" w:hAnsi="Calibri"/>
+          <w:b/>
+          <w:i w:val="0"/>
+          <w:color w:val="1F2933"/>
+          <w:sz w:val="22"/>
+        </w:rPr>
+        <w:t xml:space="preserve">Posture (M8). </w:t>
+      </w:r>
+      <w:r>
+        <w:rPr>
+          <w:rFonts w:ascii="Calibri" w:hAnsi="Calibri"/>
+          <w:b w:val="0"/>
+          <w:i w:val="0"/>
+          <w:color w:val="1F2933"/>
+          <w:sz w:val="22"/>
+        </w:rPr>
+        <w:t>The same picture is scanned again for 33 points on the upper body — shoulders, elbows, hips. It checks whether the shoulders are level and whether the person is sitting upright, slouched, or leaning out of frame.</w:t>
+      </w:r>
+    </w:p>
+    <w:p>
+      <w:pPr>
+        <w:pStyle w:val="ListBullet"/>
+        <w:spacing w:line="360" w:lineRule="auto" w:after="80"/>
+        <w:ind w:left="425"/>
+      </w:pPr>
+      <w:r>
+        <w:rPr>
+          <w:rFonts w:ascii="Calibri" w:hAnsi="Calibri"/>
+          <w:b/>
+          <w:i w:val="0"/>
+          <w:color w:val="1F2933"/>
+          <w:sz w:val="22"/>
+        </w:rPr>
+        <w:t xml:space="preserve">Tone of voice (M10). </w:t>
+      </w:r>
+      <w:r>
+        <w:rPr>
+          <w:rFonts w:ascii="Calibri" w:hAnsi="Calibri"/>
+          <w:b w:val="0"/>
+          <w:i w:val="0"/>
+          <w:color w:val="1F2933"/>
+          <w:sz w:val="22"/>
+        </w:rPr>
+        <w:t>This listens to the sound, not the words. It measures how steady the pitch is (a wobbling pitch suggests nerves), how loud the speech is, and what fraction of the time is real speech rather than pauses. Those combine into a confidence estimate.</w:t>
+      </w:r>
+    </w:p>
+    <w:p>
+      <w:pPr>
+        <w:pStyle w:val="ListBullet"/>
+        <w:spacing w:line="360" w:lineRule="auto" w:after="80"/>
+        <w:ind w:left="425"/>
+      </w:pPr>
+      <w:r>
+        <w:rPr>
+          <w:rFonts w:ascii="Calibri" w:hAnsi="Calibri"/>
+          <w:b/>
+          <w:i w:val="0"/>
+          <w:color w:val="1F2933"/>
+          <w:sz w:val="22"/>
+        </w:rPr>
+        <w:t xml:space="preserve">Behaviour (M9). </w:t>
+      </w:r>
+      <w:r>
+        <w:rPr>
+          <w:rFonts w:ascii="Calibri" w:hAnsi="Calibri"/>
+          <w:b w:val="0"/>
+          <w:i w:val="0"/>
+          <w:color w:val="1F2933"/>
+          <w:sz w:val="22"/>
+        </w:rPr>
+        <w:t>This one is not a camera at all. It watches the shape of the session: how many times the candidate switched browser tab, whether answers arrived far faster or slower than normal, whether every answer is suspiciously the same length.</w:t>
+      </w:r>
+    </w:p>
+    <w:p>
+      <w:pPr>
+        <w:spacing w:line="360" w:lineRule="auto" w:after="160"/>
+        <w:jc w:val="both"/>
+      </w:pPr>
+      <w:r>
+        <w:rPr>
+          <w:rFonts w:ascii="Calibri" w:hAnsi="Calibri"/>
+          <w:b/>
+          <w:i w:val="0"/>
+          <w:color w:val="1F2933"/>
+          <w:sz w:val="22"/>
+        </w:rPr>
+        <w:t>Two things are worth being clear about. All of this happens inside the candidate's own browser — the video and audio are never uploaded, never recorded, and never stored; only the resulting numbers are sent. And none of it is used to judge the person: it does not read emotions, and it makes no claim about honesty or personality.</w:t>
+      </w:r>
+    </w:p>
+    <w:p>
+      <w:pPr>
+        <w:spacing w:line="360" w:lineRule="auto" w:after="160"/>
+        <w:jc w:val="both"/>
+      </w:pPr>
+      <w:r>
+        <w:rPr>
+          <w:rFonts w:ascii="Calibri" w:hAnsi="Calibri"/>
+          <w:b w:val="0"/>
+          <w:i w:val="0"/>
+          <w:color w:val="1F2933"/>
+          <w:sz w:val="22"/>
+        </w:rPr>
+        <w:t>It also counts for much less than the answers. This is the exact recipe for the final score — the camera and voice together are worth 15 out of 100:</w:t>
+      </w:r>
+    </w:p>
+    <w:tbl>
+      <w:tblPr>
+        <w:tblStyle w:val="TableGrid"/>
+        <w:tblW w:type="auto" w:w="0"/>
+        <w:jc w:val="center"/>
+        <w:tblLayout w:type="fixed"/>
+        <w:tblLook w:firstColumn="1" w:firstRow="1" w:lastColumn="0" w:lastRow="0" w:noHBand="0" w:noVBand="1" w:val="04A0"/>
+      </w:tblPr>
+      <w:tblGrid>
+        <w:gridCol w:w="3097"/>
+        <w:gridCol w:w="3097"/>
+        <w:gridCol w:w="3097"/>
+      </w:tblGrid>
+      <w:tr>
+        <w:tc>
+          <w:tcPr>
+            <w:tcW w:type="dxa" w:w="3742"/>
+            <w:shd w:val="clear" w:fill="2C5282"/>
+          </w:tcPr>
+          <w:p>
+            <w:pPr>
+              <w:spacing w:after="40" w:before="40" w:line="264" w:lineRule="auto"/>
+            </w:pPr>
+            <w:r/>
+            <w:r>
+              <w:rPr>
+                <w:rFonts w:ascii="Calibri" w:hAnsi="Calibri"/>
+                <w:b/>
+                <w:color w:val="FFFFFF"/>
+                <w:sz w:val="18"/>
+              </w:rPr>
+              <w:t>What is measured</w:t>
+            </w:r>
+          </w:p>
+        </w:tc>
+        <w:tc>
+          <w:tcPr>
+            <w:tcW w:type="dxa" w:w="1928"/>
+            <w:shd w:val="clear" w:fill="2C5282"/>
+          </w:tcPr>
+          <w:p>
+            <w:pPr>
+              <w:spacing w:after="40" w:before="40" w:line="264" w:lineRule="auto"/>
+            </w:pPr>
+            <w:r/>
+            <w:r>
+              <w:rPr>
+                <w:rFonts w:ascii="Calibri" w:hAnsi="Calibri"/>
+                <w:b/>
+                <w:color w:val="FFFFFF"/>
+                <w:sz w:val="18"/>
+              </w:rPr>
+              <w:t>Which part</w:t>
+            </w:r>
+          </w:p>
+        </w:tc>
+        <w:tc>
+          <w:tcPr>
+            <w:tcW w:type="dxa" w:w="3118"/>
+            <w:shd w:val="clear" w:fill="2C5282"/>
+          </w:tcPr>
+          <w:p>
+            <w:pPr>
+              <w:spacing w:after="40" w:before="40" w:line="264" w:lineRule="auto"/>
+            </w:pPr>
+            <w:r/>
+            <w:r>
+              <w:rPr>
+                <w:rFonts w:ascii="Calibri" w:hAnsi="Calibri"/>
+                <w:b/>
+                <w:color w:val="FFFFFF"/>
+                <w:sz w:val="18"/>
+              </w:rPr>
+              <w:t>Share of the final score</w:t>
+            </w:r>
+          </w:p>
+        </w:tc>
+      </w:tr>
+      <w:tr>
+        <w:tc>
+          <w:tcPr>
+            <w:tcW w:type="dxa" w:w="3742"/>
+          </w:tcPr>
+          <w:p>
+            <w:pPr>
+              <w:spacing w:after="40" w:before="40" w:line="264" w:lineRule="auto"/>
+            </w:pPr>
+            <w:r/>
+            <w:r>
+              <w:rPr>
+                <w:rFonts w:ascii="Calibri" w:hAnsi="Calibri"/>
+                <w:b w:val="0"/>
+                <w:color w:val="1F2933"/>
+                <w:sz w:val="18"/>
+              </w:rPr>
+              <w:t>What the candidate actually said</w:t>
+            </w:r>
+          </w:p>
+        </w:tc>
+        <w:tc>
+          <w:tcPr>
+            <w:tcW w:type="dxa" w:w="1928"/>
+          </w:tcPr>
+          <w:p>
+            <w:pPr>
+              <w:spacing w:after="40" w:before="40" w:line="264" w:lineRule="auto"/>
+            </w:pPr>
+            <w:r/>
+            <w:r>
+              <w:rPr>
+                <w:rFonts w:ascii="Calibri" w:hAnsi="Calibri"/>
+                <w:b w:val="0"/>
+                <w:color w:val="1F2933"/>
+                <w:sz w:val="18"/>
+              </w:rPr>
+              <w:t>M6</w:t>
+            </w:r>
+          </w:p>
+        </w:tc>
+        <w:tc>
+          <w:tcPr>
+            <w:tcW w:type="dxa" w:w="3118"/>
+          </w:tcPr>
+          <w:p>
+            <w:pPr>
+              <w:spacing w:after="40" w:before="40" w:line="264" w:lineRule="auto"/>
+            </w:pPr>
+            <w:r/>
+            <w:r>
+              <w:rPr>
+                <w:rFonts w:ascii="Calibri" w:hAnsi="Calibri"/>
+                <w:b w:val="0"/>
+                <w:color w:val="1F2933"/>
+                <w:sz w:val="18"/>
+              </w:rPr>
+              <w:t>50%</w:t>
+            </w:r>
+          </w:p>
+        </w:tc>
+      </w:tr>
+      <w:tr>
+        <w:tc>
+          <w:tcPr>
+            <w:tcW w:type="dxa" w:w="3742"/>
+            <w:shd w:val="clear" w:fill="F4F6F9"/>
+          </w:tcPr>
+          <w:p>
+            <w:pPr>
+              <w:spacing w:after="40" w:before="40" w:line="264" w:lineRule="auto"/>
+            </w:pPr>
+            <w:r/>
+            <w:r>
+              <w:rPr>
+                <w:rFonts w:ascii="Calibri" w:hAnsi="Calibri"/>
+                <w:b w:val="0"/>
+                <w:color w:val="1F2933"/>
+                <w:sz w:val="18"/>
+              </w:rPr>
+              <w:t>How many required skills were covered</w:t>
+            </w:r>
+          </w:p>
+        </w:tc>
+        <w:tc>
+          <w:tcPr>
+            <w:tcW w:type="dxa" w:w="1928"/>
+            <w:shd w:val="clear" w:fill="F4F6F9"/>
+          </w:tcPr>
+          <w:p>
+            <w:pPr>
+              <w:spacing w:after="40" w:before="40" w:line="264" w:lineRule="auto"/>
+            </w:pPr>
+            <w:r/>
+            <w:r>
+              <w:rPr>
+                <w:rFonts w:ascii="Calibri" w:hAnsi="Calibri"/>
+                <w:b w:val="0"/>
+                <w:color w:val="1F2933"/>
+                <w:sz w:val="18"/>
+              </w:rPr>
+              <w:t>M3</w:t>
+            </w:r>
+          </w:p>
+        </w:tc>
+        <w:tc>
+          <w:tcPr>
+            <w:tcW w:type="dxa" w:w="3118"/>
+            <w:shd w:val="clear" w:fill="F4F6F9"/>
+          </w:tcPr>
+          <w:p>
+            <w:pPr>
+              <w:spacing w:after="40" w:before="40" w:line="264" w:lineRule="auto"/>
+            </w:pPr>
+            <w:r/>
+            <w:r>
+              <w:rPr>
+                <w:rFonts w:ascii="Calibri" w:hAnsi="Calibri"/>
+                <w:b w:val="0"/>
+                <w:color w:val="1F2933"/>
+                <w:sz w:val="18"/>
+              </w:rPr>
+              <w:t>20%</w:t>
+            </w:r>
+          </w:p>
+        </w:tc>
+      </w:tr>
+      <w:tr>
+        <w:tc>
+          <w:tcPr>
+            <w:tcW w:type="dxa" w:w="3742"/>
+          </w:tcPr>
+          <w:p>
+            <w:pPr>
+              <w:spacing w:after="40" w:before="40" w:line="264" w:lineRule="auto"/>
+            </w:pPr>
+            <w:r/>
+            <w:r>
+              <w:rPr>
+                <w:rFonts w:ascii="Calibri" w:hAnsi="Calibri"/>
+                <w:b w:val="0"/>
+                <w:color w:val="1F2933"/>
+                <w:sz w:val="18"/>
+              </w:rPr>
+              <w:t>Whether the session looked normal</w:t>
+            </w:r>
+          </w:p>
+        </w:tc>
+        <w:tc>
+          <w:tcPr>
+            <w:tcW w:type="dxa" w:w="1928"/>
+          </w:tcPr>
+          <w:p>
+            <w:pPr>
+              <w:spacing w:after="40" w:before="40" w:line="264" w:lineRule="auto"/>
+            </w:pPr>
+            <w:r/>
+            <w:r>
+              <w:rPr>
+                <w:rFonts w:ascii="Calibri" w:hAnsi="Calibri"/>
+                <w:b w:val="0"/>
+                <w:color w:val="1F2933"/>
+                <w:sz w:val="18"/>
+              </w:rPr>
+              <w:t>M9</w:t>
+            </w:r>
+          </w:p>
+        </w:tc>
+        <w:tc>
+          <w:tcPr>
+            <w:tcW w:type="dxa" w:w="3118"/>
+          </w:tcPr>
+          <w:p>
+            <w:pPr>
+              <w:spacing w:after="40" w:before="40" w:line="264" w:lineRule="auto"/>
+            </w:pPr>
+            <w:r/>
+            <w:r>
+              <w:rPr>
+                <w:rFonts w:ascii="Calibri" w:hAnsi="Calibri"/>
+                <w:b w:val="0"/>
+                <w:color w:val="1F2933"/>
+                <w:sz w:val="18"/>
+              </w:rPr>
+              <w:t>15%</w:t>
+            </w:r>
+          </w:p>
+        </w:tc>
+      </w:tr>
+      <w:tr>
+        <w:tc>
+          <w:tcPr>
+            <w:tcW w:type="dxa" w:w="3742"/>
+            <w:shd w:val="clear" w:fill="F4F6F9"/>
+          </w:tcPr>
+          <w:p>
+            <w:pPr>
+              <w:spacing w:after="40" w:before="40" w:line="264" w:lineRule="auto"/>
+            </w:pPr>
+            <w:r/>
+            <w:r>
+              <w:rPr>
+                <w:rFonts w:ascii="Calibri" w:hAnsi="Calibri"/>
+                <w:b w:val="0"/>
+                <w:color w:val="1F2933"/>
+                <w:sz w:val="18"/>
+              </w:rPr>
+              <w:t>Attention, posture and tone of voice</w:t>
+            </w:r>
+          </w:p>
+        </w:tc>
+        <w:tc>
+          <w:tcPr>
+            <w:tcW w:type="dxa" w:w="1928"/>
+            <w:shd w:val="clear" w:fill="F4F6F9"/>
+          </w:tcPr>
+          <w:p>
+            <w:pPr>
+              <w:spacing w:after="40" w:before="40" w:line="264" w:lineRule="auto"/>
+            </w:pPr>
+            <w:r/>
+            <w:r>
+              <w:rPr>
+                <w:rFonts w:ascii="Calibri" w:hAnsi="Calibri"/>
+                <w:b w:val="0"/>
+                <w:color w:val="1F2933"/>
+                <w:sz w:val="18"/>
+              </w:rPr>
+              <w:t>M7, M8, M10</w:t>
+            </w:r>
+          </w:p>
+        </w:tc>
+        <w:tc>
+          <w:tcPr>
+            <w:tcW w:type="dxa" w:w="3118"/>
+            <w:shd w:val="clear" w:fill="F4F6F9"/>
+          </w:tcPr>
+          <w:p>
+            <w:pPr>
+              <w:spacing w:after="40" w:before="40" w:line="264" w:lineRule="auto"/>
+            </w:pPr>
+            <w:r/>
+            <w:r>
+              <w:rPr>
+                <w:rFonts w:ascii="Calibri" w:hAnsi="Calibri"/>
+                <w:b w:val="0"/>
+                <w:color w:val="1F2933"/>
+                <w:sz w:val="18"/>
+              </w:rPr>
+              <w:t>15%</w:t>
             </w:r>
           </w:p>
         </w:tc>
@@ -2227,6 +3068,679 @@
           <w:sz w:val="34"/>
         </w:rPr>
         <w:t>5.  What it is built with</w:t>
+      </w:r>
+    </w:p>
+    <w:p>
+      <w:pPr>
+        <w:pStyle w:val="Heading2"/>
+        <w:spacing w:before="280" w:after="120" w:line="288" w:lineRule="auto"/>
+      </w:pPr>
+      <w:r>
+        <w:rPr>
+          <w:rFonts w:ascii="Calibri" w:hAnsi="Calibri"/>
+          <w:b/>
+          <w:color w:val="2C5282"/>
+          <w:sz w:val="26"/>
+        </w:rPr>
+        <w:t>5.1  The AI models, named exactly</w:t>
+      </w:r>
+    </w:p>
+    <w:p>
+      <w:pPr>
+        <w:spacing w:line="360" w:lineRule="auto" w:after="160"/>
+        <w:jc w:val="both"/>
+      </w:pPr>
+      <w:r>
+        <w:rPr>
+          <w:rFonts w:ascii="Calibri" w:hAnsi="Calibri"/>
+          <w:b w:val="0"/>
+          <w:i w:val="0"/>
+          <w:color w:val="1F2933"/>
+          <w:sz w:val="22"/>
+        </w:rPr>
+        <w:t>Six trained models are involved. Three are language and speech models reached over the internet; two are vision models that run inside the browser; one is trained by the system itself. Nothing else in the project is a model — the rest is ordinary code.</w:t>
+      </w:r>
+    </w:p>
+    <w:tbl>
+      <w:tblPr>
+        <w:tblStyle w:val="TableGrid"/>
+        <w:tblW w:type="auto" w:w="0"/>
+        <w:jc w:val="center"/>
+        <w:tblLayout w:type="fixed"/>
+        <w:tblLook w:firstColumn="1" w:firstRow="1" w:lastColumn="0" w:lastRow="0" w:noHBand="0" w:noVBand="1" w:val="04A0"/>
+      </w:tblPr>
+      <w:tblGrid>
+        <w:gridCol w:w="2323"/>
+        <w:gridCol w:w="2323"/>
+        <w:gridCol w:w="2323"/>
+        <w:gridCol w:w="2323"/>
+      </w:tblGrid>
+      <w:tr>
+        <w:tc>
+          <w:tcPr>
+            <w:tcW w:type="dxa" w:w="1928"/>
+            <w:shd w:val="clear" w:fill="2C5282"/>
+          </w:tcPr>
+          <w:p>
+            <w:pPr>
+              <w:spacing w:after="40" w:before="40" w:line="264" w:lineRule="auto"/>
+            </w:pPr>
+            <w:r/>
+            <w:r>
+              <w:rPr>
+                <w:rFonts w:ascii="Calibri" w:hAnsi="Calibri"/>
+                <w:b/>
+                <w:color w:val="FFFFFF"/>
+                <w:sz w:val="16"/>
+              </w:rPr>
+              <w:t>Model</w:t>
+            </w:r>
+          </w:p>
+        </w:tc>
+        <w:tc>
+          <w:tcPr>
+            <w:tcW w:type="dxa" w:w="1928"/>
+            <w:shd w:val="clear" w:fill="2C5282"/>
+          </w:tcPr>
+          <w:p>
+            <w:pPr>
+              <w:spacing w:after="40" w:before="40" w:line="264" w:lineRule="auto"/>
+            </w:pPr>
+            <w:r/>
+            <w:r>
+              <w:rPr>
+                <w:rFonts w:ascii="Calibri" w:hAnsi="Calibri"/>
+                <w:b/>
+                <w:color w:val="FFFFFF"/>
+                <w:sz w:val="16"/>
+              </w:rPr>
+              <w:t>Which library calls it</w:t>
+            </w:r>
+          </w:p>
+        </w:tc>
+        <w:tc>
+          <w:tcPr>
+            <w:tcW w:type="dxa" w:w="3685"/>
+            <w:shd w:val="clear" w:fill="2C5282"/>
+          </w:tcPr>
+          <w:p>
+            <w:pPr>
+              <w:spacing w:after="40" w:before="40" w:line="264" w:lineRule="auto"/>
+            </w:pPr>
+            <w:r/>
+            <w:r>
+              <w:rPr>
+                <w:rFonts w:ascii="Calibri" w:hAnsi="Calibri"/>
+                <w:b/>
+                <w:color w:val="FFFFFF"/>
+                <w:sz w:val="16"/>
+              </w:rPr>
+              <w:t>What it is used for</w:t>
+            </w:r>
+          </w:p>
+        </w:tc>
+        <w:tc>
+          <w:tcPr>
+            <w:tcW w:type="dxa" w:w="1247"/>
+            <w:shd w:val="clear" w:fill="2C5282"/>
+          </w:tcPr>
+          <w:p>
+            <w:pPr>
+              <w:spacing w:after="40" w:before="40" w:line="264" w:lineRule="auto"/>
+            </w:pPr>
+            <w:r/>
+            <w:r>
+              <w:rPr>
+                <w:rFonts w:ascii="Calibri" w:hAnsi="Calibri"/>
+                <w:b/>
+                <w:color w:val="FFFFFF"/>
+                <w:sz w:val="16"/>
+              </w:rPr>
+              <w:t>Where it runs</w:t>
+            </w:r>
+          </w:p>
+        </w:tc>
+      </w:tr>
+      <w:tr>
+        <w:tc>
+          <w:tcPr>
+            <w:tcW w:type="dxa" w:w="1928"/>
+          </w:tcPr>
+          <w:p>
+            <w:pPr>
+              <w:spacing w:after="40" w:before="40" w:line="264" w:lineRule="auto"/>
+            </w:pPr>
+            <w:r/>
+            <w:r>
+              <w:rPr>
+                <w:rFonts w:ascii="Calibri" w:hAnsi="Calibri"/>
+                <w:b w:val="0"/>
+                <w:color w:val="1F2933"/>
+                <w:sz w:val="16"/>
+              </w:rPr>
+              <w:t>Gemini 3.6 Flash</w:t>
+            </w:r>
+          </w:p>
+        </w:tc>
+        <w:tc>
+          <w:tcPr>
+            <w:tcW w:type="dxa" w:w="1928"/>
+          </w:tcPr>
+          <w:p>
+            <w:pPr>
+              <w:spacing w:after="40" w:before="40" w:line="264" w:lineRule="auto"/>
+            </w:pPr>
+            <w:r/>
+            <w:r>
+              <w:rPr>
+                <w:rFonts w:ascii="Calibri" w:hAnsi="Calibri"/>
+                <w:b w:val="0"/>
+                <w:color w:val="1F2933"/>
+                <w:sz w:val="16"/>
+              </w:rPr>
+              <w:t>google-genai 2.11.0</w:t>
+            </w:r>
+          </w:p>
+        </w:tc>
+        <w:tc>
+          <w:tcPr>
+            <w:tcW w:type="dxa" w:w="3685"/>
+          </w:tcPr>
+          <w:p>
+            <w:pPr>
+              <w:spacing w:after="40" w:before="40" w:line="264" w:lineRule="auto"/>
+            </w:pPr>
+            <w:r/>
+            <w:r>
+              <w:rPr>
+                <w:rFonts w:ascii="Calibri" w:hAnsi="Calibri"/>
+                <w:b w:val="0"/>
+                <w:color w:val="1F2933"/>
+                <w:sz w:val="16"/>
+              </w:rPr>
+              <w:t>Reading the CV and job advert, writing the questions, and marking every answer. Every language task in the project uses this one model.</w:t>
+            </w:r>
+          </w:p>
+        </w:tc>
+        <w:tc>
+          <w:tcPr>
+            <w:tcW w:type="dxa" w:w="1247"/>
+          </w:tcPr>
+          <w:p>
+            <w:pPr>
+              <w:spacing w:after="40" w:before="40" w:line="264" w:lineRule="auto"/>
+            </w:pPr>
+            <w:r/>
+            <w:r>
+              <w:rPr>
+                <w:rFonts w:ascii="Calibri" w:hAnsi="Calibri"/>
+                <w:b w:val="0"/>
+                <w:color w:val="1F2933"/>
+                <w:sz w:val="16"/>
+              </w:rPr>
+              <w:t>Google's servers</w:t>
+            </w:r>
+          </w:p>
+        </w:tc>
+      </w:tr>
+      <w:tr>
+        <w:tc>
+          <w:tcPr>
+            <w:tcW w:type="dxa" w:w="1928"/>
+            <w:shd w:val="clear" w:fill="F4F6F9"/>
+          </w:tcPr>
+          <w:p>
+            <w:pPr>
+              <w:spacing w:after="40" w:before="40" w:line="264" w:lineRule="auto"/>
+            </w:pPr>
+            <w:r/>
+            <w:r>
+              <w:rPr>
+                <w:rFonts w:ascii="Calibri" w:hAnsi="Calibri"/>
+                <w:b w:val="0"/>
+                <w:color w:val="1F2933"/>
+                <w:sz w:val="16"/>
+              </w:rPr>
+              <w:t>Deepgram Nova-3</w:t>
+            </w:r>
+          </w:p>
+        </w:tc>
+        <w:tc>
+          <w:tcPr>
+            <w:tcW w:type="dxa" w:w="1928"/>
+            <w:shd w:val="clear" w:fill="F4F6F9"/>
+          </w:tcPr>
+          <w:p>
+            <w:pPr>
+              <w:spacing w:after="40" w:before="40" w:line="264" w:lineRule="auto"/>
+            </w:pPr>
+            <w:r/>
+            <w:r>
+              <w:rPr>
+                <w:rFonts w:ascii="Calibri" w:hAnsi="Calibri"/>
+                <w:b w:val="0"/>
+                <w:color w:val="1F2933"/>
+                <w:sz w:val="16"/>
+              </w:rPr>
+              <w:t>livekit-plugins-deepgram 1.6.4</w:t>
+            </w:r>
+          </w:p>
+        </w:tc>
+        <w:tc>
+          <w:tcPr>
+            <w:tcW w:type="dxa" w:w="3685"/>
+            <w:shd w:val="clear" w:fill="F4F6F9"/>
+          </w:tcPr>
+          <w:p>
+            <w:pPr>
+              <w:spacing w:after="40" w:before="40" w:line="264" w:lineRule="auto"/>
+            </w:pPr>
+            <w:r/>
+            <w:r>
+              <w:rPr>
+                <w:rFonts w:ascii="Calibri" w:hAnsi="Calibri"/>
+                <w:b w:val="0"/>
+                <w:color w:val="1F2933"/>
+                <w:sz w:val="16"/>
+              </w:rPr>
+              <w:t>Turning the candidate's speech into text during the voice interview. It is given the job's technical words in advance so it does not mishear them.</w:t>
+            </w:r>
+          </w:p>
+        </w:tc>
+        <w:tc>
+          <w:tcPr>
+            <w:tcW w:type="dxa" w:w="1247"/>
+            <w:shd w:val="clear" w:fill="F4F6F9"/>
+          </w:tcPr>
+          <w:p>
+            <w:pPr>
+              <w:spacing w:after="40" w:before="40" w:line="264" w:lineRule="auto"/>
+            </w:pPr>
+            <w:r/>
+            <w:r>
+              <w:rPr>
+                <w:rFonts w:ascii="Calibri" w:hAnsi="Calibri"/>
+                <w:b w:val="0"/>
+                <w:color w:val="1F2933"/>
+                <w:sz w:val="16"/>
+              </w:rPr>
+              <w:t>Deepgram's servers</w:t>
+            </w:r>
+          </w:p>
+        </w:tc>
+      </w:tr>
+      <w:tr>
+        <w:tc>
+          <w:tcPr>
+            <w:tcW w:type="dxa" w:w="1928"/>
+          </w:tcPr>
+          <w:p>
+            <w:pPr>
+              <w:spacing w:after="40" w:before="40" w:line="264" w:lineRule="auto"/>
+            </w:pPr>
+            <w:r/>
+            <w:r>
+              <w:rPr>
+                <w:rFonts w:ascii="Calibri" w:hAnsi="Calibri"/>
+                <w:b w:val="0"/>
+                <w:color w:val="1F2933"/>
+                <w:sz w:val="16"/>
+              </w:rPr>
+              <w:t>ElevenLabs Turbo v2.5</w:t>
+            </w:r>
+          </w:p>
+        </w:tc>
+        <w:tc>
+          <w:tcPr>
+            <w:tcW w:type="dxa" w:w="1928"/>
+          </w:tcPr>
+          <w:p>
+            <w:pPr>
+              <w:spacing w:after="40" w:before="40" w:line="264" w:lineRule="auto"/>
+            </w:pPr>
+            <w:r/>
+            <w:r>
+              <w:rPr>
+                <w:rFonts w:ascii="Calibri" w:hAnsi="Calibri"/>
+                <w:b w:val="0"/>
+                <w:color w:val="1F2933"/>
+                <w:sz w:val="16"/>
+              </w:rPr>
+              <w:t>livekit-plugins-elevenlabs 1.6.4</w:t>
+            </w:r>
+          </w:p>
+        </w:tc>
+        <w:tc>
+          <w:tcPr>
+            <w:tcW w:type="dxa" w:w="3685"/>
+          </w:tcPr>
+          <w:p>
+            <w:pPr>
+              <w:spacing w:after="40" w:before="40" w:line="264" w:lineRule="auto"/>
+            </w:pPr>
+            <w:r/>
+            <w:r>
+              <w:rPr>
+                <w:rFonts w:ascii="Calibri" w:hAnsi="Calibri"/>
+                <w:b w:val="0"/>
+                <w:color w:val="1F2933"/>
+                <w:sz w:val="16"/>
+              </w:rPr>
+              <w:t>The interviewer's speaking voice. If this key is missing or out of credit, the system automatically falls back to Deepgram Aura-2.</w:t>
+            </w:r>
+          </w:p>
+        </w:tc>
+        <w:tc>
+          <w:tcPr>
+            <w:tcW w:type="dxa" w:w="1247"/>
+          </w:tcPr>
+          <w:p>
+            <w:pPr>
+              <w:spacing w:after="40" w:before="40" w:line="264" w:lineRule="auto"/>
+            </w:pPr>
+            <w:r/>
+            <w:r>
+              <w:rPr>
+                <w:rFonts w:ascii="Calibri" w:hAnsi="Calibri"/>
+                <w:b w:val="0"/>
+                <w:color w:val="1F2933"/>
+                <w:sz w:val="16"/>
+              </w:rPr>
+              <w:t>ElevenLabs' servers</w:t>
+            </w:r>
+          </w:p>
+        </w:tc>
+      </w:tr>
+      <w:tr>
+        <w:tc>
+          <w:tcPr>
+            <w:tcW w:type="dxa" w:w="1928"/>
+            <w:shd w:val="clear" w:fill="F4F6F9"/>
+          </w:tcPr>
+          <w:p>
+            <w:pPr>
+              <w:spacing w:after="40" w:before="40" w:line="264" w:lineRule="auto"/>
+            </w:pPr>
+            <w:r/>
+            <w:r>
+              <w:rPr>
+                <w:rFonts w:ascii="Calibri" w:hAnsi="Calibri"/>
+                <w:b w:val="0"/>
+                <w:color w:val="1F2933"/>
+                <w:sz w:val="16"/>
+              </w:rPr>
+              <w:t>MediaPipe Face Landmarker</w:t>
+            </w:r>
+          </w:p>
+        </w:tc>
+        <w:tc>
+          <w:tcPr>
+            <w:tcW w:type="dxa" w:w="1928"/>
+            <w:shd w:val="clear" w:fill="F4F6F9"/>
+          </w:tcPr>
+          <w:p>
+            <w:pPr>
+              <w:spacing w:after="40" w:before="40" w:line="264" w:lineRule="auto"/>
+            </w:pPr>
+            <w:r/>
+            <w:r>
+              <w:rPr>
+                <w:rFonts w:ascii="Calibri" w:hAnsi="Calibri"/>
+                <w:b w:val="0"/>
+                <w:color w:val="1F2933"/>
+                <w:sz w:val="16"/>
+              </w:rPr>
+              <w:t>@mediapipe/tasks-vision 1.0.1</w:t>
+            </w:r>
+          </w:p>
+        </w:tc>
+        <w:tc>
+          <w:tcPr>
+            <w:tcW w:type="dxa" w:w="3685"/>
+            <w:shd w:val="clear" w:fill="F4F6F9"/>
+          </w:tcPr>
+          <w:p>
+            <w:pPr>
+              <w:spacing w:after="40" w:before="40" w:line="264" w:lineRule="auto"/>
+            </w:pPr>
+            <w:r/>
+            <w:r>
+              <w:rPr>
+                <w:rFonts w:ascii="Calibri" w:hAnsi="Calibri"/>
+                <w:b w:val="0"/>
+                <w:color w:val="1F2933"/>
+                <w:sz w:val="16"/>
+              </w:rPr>
+              <w:t>Finds 478 points on the face to work out attention and gaze.</w:t>
+            </w:r>
+          </w:p>
+        </w:tc>
+        <w:tc>
+          <w:tcPr>
+            <w:tcW w:type="dxa" w:w="1247"/>
+            <w:shd w:val="clear" w:fill="F4F6F9"/>
+          </w:tcPr>
+          <w:p>
+            <w:pPr>
+              <w:spacing w:after="40" w:before="40" w:line="264" w:lineRule="auto"/>
+            </w:pPr>
+            <w:r/>
+            <w:r>
+              <w:rPr>
+                <w:rFonts w:ascii="Calibri" w:hAnsi="Calibri"/>
+                <w:b w:val="0"/>
+                <w:color w:val="1F2933"/>
+                <w:sz w:val="16"/>
+              </w:rPr>
+              <w:t>Inside the browser</w:t>
+            </w:r>
+          </w:p>
+        </w:tc>
+      </w:tr>
+      <w:tr>
+        <w:tc>
+          <w:tcPr>
+            <w:tcW w:type="dxa" w:w="1928"/>
+          </w:tcPr>
+          <w:p>
+            <w:pPr>
+              <w:spacing w:after="40" w:before="40" w:line="264" w:lineRule="auto"/>
+            </w:pPr>
+            <w:r/>
+            <w:r>
+              <w:rPr>
+                <w:rFonts w:ascii="Calibri" w:hAnsi="Calibri"/>
+                <w:b w:val="0"/>
+                <w:color w:val="1F2933"/>
+                <w:sz w:val="16"/>
+              </w:rPr>
+              <w:t>MediaPipe Pose Landmarker Lite</w:t>
+            </w:r>
+          </w:p>
+        </w:tc>
+        <w:tc>
+          <w:tcPr>
+            <w:tcW w:type="dxa" w:w="1928"/>
+          </w:tcPr>
+          <w:p>
+            <w:pPr>
+              <w:spacing w:after="40" w:before="40" w:line="264" w:lineRule="auto"/>
+            </w:pPr>
+            <w:r/>
+            <w:r>
+              <w:rPr>
+                <w:rFonts w:ascii="Calibri" w:hAnsi="Calibri"/>
+                <w:b w:val="0"/>
+                <w:color w:val="1F2933"/>
+                <w:sz w:val="16"/>
+              </w:rPr>
+              <w:t>@mediapipe/tasks-vision 1.0.1</w:t>
+            </w:r>
+          </w:p>
+        </w:tc>
+        <w:tc>
+          <w:tcPr>
+            <w:tcW w:type="dxa" w:w="3685"/>
+          </w:tcPr>
+          <w:p>
+            <w:pPr>
+              <w:spacing w:after="40" w:before="40" w:line="264" w:lineRule="auto"/>
+            </w:pPr>
+            <w:r/>
+            <w:r>
+              <w:rPr>
+                <w:rFonts w:ascii="Calibri" w:hAnsi="Calibri"/>
+                <w:b w:val="0"/>
+                <w:color w:val="1F2933"/>
+                <w:sz w:val="16"/>
+              </w:rPr>
+              <w:t>Finds 33 points on the upper body to work out posture.</w:t>
+            </w:r>
+          </w:p>
+        </w:tc>
+        <w:tc>
+          <w:tcPr>
+            <w:tcW w:type="dxa" w:w="1247"/>
+          </w:tcPr>
+          <w:p>
+            <w:pPr>
+              <w:spacing w:after="40" w:before="40" w:line="264" w:lineRule="auto"/>
+            </w:pPr>
+            <w:r/>
+            <w:r>
+              <w:rPr>
+                <w:rFonts w:ascii="Calibri" w:hAnsi="Calibri"/>
+                <w:b w:val="0"/>
+                <w:color w:val="1F2933"/>
+                <w:sz w:val="16"/>
+              </w:rPr>
+              <w:t>Inside the browser</w:t>
+            </w:r>
+          </w:p>
+        </w:tc>
+      </w:tr>
+      <w:tr>
+        <w:tc>
+          <w:tcPr>
+            <w:tcW w:type="dxa" w:w="1928"/>
+            <w:shd w:val="clear" w:fill="F4F6F9"/>
+          </w:tcPr>
+          <w:p>
+            <w:pPr>
+              <w:spacing w:after="40" w:before="40" w:line="264" w:lineRule="auto"/>
+            </w:pPr>
+            <w:r/>
+            <w:r>
+              <w:rPr>
+                <w:rFonts w:ascii="Calibri" w:hAnsi="Calibri"/>
+                <w:b w:val="0"/>
+                <w:color w:val="1F2933"/>
+                <w:sz w:val="16"/>
+              </w:rPr>
+              <w:t>Isolation Forest</w:t>
+            </w:r>
+          </w:p>
+        </w:tc>
+        <w:tc>
+          <w:tcPr>
+            <w:tcW w:type="dxa" w:w="1928"/>
+            <w:shd w:val="clear" w:fill="F4F6F9"/>
+          </w:tcPr>
+          <w:p>
+            <w:pPr>
+              <w:spacing w:after="40" w:before="40" w:line="264" w:lineRule="auto"/>
+            </w:pPr>
+            <w:r/>
+            <w:r>
+              <w:rPr>
+                <w:rFonts w:ascii="Calibri" w:hAnsi="Calibri"/>
+                <w:b w:val="0"/>
+                <w:color w:val="1F2933"/>
+                <w:sz w:val="16"/>
+              </w:rPr>
+              <w:t>scikit-learn 1.9.0</w:t>
+            </w:r>
+          </w:p>
+        </w:tc>
+        <w:tc>
+          <w:tcPr>
+            <w:tcW w:type="dxa" w:w="3685"/>
+            <w:shd w:val="clear" w:fill="F4F6F9"/>
+          </w:tcPr>
+          <w:p>
+            <w:pPr>
+              <w:spacing w:after="40" w:before="40" w:line="264" w:lineRule="auto"/>
+            </w:pPr>
+            <w:r/>
+            <w:r>
+              <w:rPr>
+                <w:rFonts w:ascii="Calibri" w:hAnsi="Calibri"/>
+                <w:b w:val="0"/>
+                <w:color w:val="1F2933"/>
+                <w:sz w:val="16"/>
+              </w:rPr>
+              <w:t>Spots unusual session behaviour. Not a downloaded model — the system trains it itself on first run and saves it.</w:t>
+            </w:r>
+          </w:p>
+        </w:tc>
+        <w:tc>
+          <w:tcPr>
+            <w:tcW w:type="dxa" w:w="1247"/>
+            <w:shd w:val="clear" w:fill="F4F6F9"/>
+          </w:tcPr>
+          <w:p>
+            <w:pPr>
+              <w:spacing w:after="40" w:before="40" w:line="264" w:lineRule="auto"/>
+            </w:pPr>
+            <w:r/>
+            <w:r>
+              <w:rPr>
+                <w:rFonts w:ascii="Calibri" w:hAnsi="Calibri"/>
+                <w:b w:val="0"/>
+                <w:color w:val="1F2933"/>
+                <w:sz w:val="16"/>
+              </w:rPr>
+              <w:t>On your own machine</w:t>
+            </w:r>
+          </w:p>
+        </w:tc>
+      </w:tr>
+    </w:tbl>
+    <w:p>
+      <w:pPr>
+        <w:spacing w:line="360" w:lineRule="auto" w:after="120"/>
+        <w:jc w:val="both"/>
+      </w:pPr>
+    </w:p>
+    <w:p>
+      <w:pPr>
+        <w:spacing w:line="360" w:lineRule="auto" w:after="160"/>
+        <w:jc w:val="both"/>
+      </w:pPr>
+      <w:r>
+        <w:rPr>
+          <w:rFonts w:ascii="Calibri" w:hAnsi="Calibri"/>
+          <w:b w:val="0"/>
+          <w:i w:val="0"/>
+          <w:color w:val="1F2933"/>
+          <w:sz w:val="22"/>
+        </w:rPr>
+        <w:t>Only the first three cost money or need an internet connection. The two MediaPipe models are downloaded once when the app is first built and then run offline on the candidate's own machine, which is what makes the privacy promise in section 3.3 possible.</w:t>
+      </w:r>
+    </w:p>
+    <w:p>
+      <w:pPr>
+        <w:pStyle w:val="Heading2"/>
+        <w:spacing w:before="280" w:after="120" w:line="288" w:lineRule="auto"/>
+      </w:pPr>
+      <w:r>
+        <w:rPr>
+          <w:rFonts w:ascii="Calibri" w:hAnsi="Calibri"/>
+          <w:b/>
+          <w:color w:val="2C5282"/>
+          <w:sz w:val="26"/>
+        </w:rPr>
+        <w:t>5.2  Everything else it is built with</w:t>
       </w:r>
     </w:p>
     <w:p>
@@ -2262,7 +3776,7 @@
       <w:tr>
         <w:tc>
           <w:tcPr>
-            <w:tcW w:type="dxa" w:w="1587"/>
+            <w:tcW w:type="dxa" w:w="1814"/>
             <w:shd w:val="clear" w:fill="2C5282"/>
           </w:tcPr>
           <w:p>
@@ -2283,7 +3797,7 @@
         </w:tc>
         <w:tc>
           <w:tcPr>
-            <w:tcW w:type="dxa" w:w="1928"/>
+            <w:tcW w:type="dxa" w:w="1871"/>
             <w:shd w:val="clear" w:fill="2C5282"/>
           </w:tcPr>
           <w:p>
@@ -2325,7 +3839,7 @@
         </w:tc>
         <w:tc>
           <w:tcPr>
-            <w:tcW w:type="dxa" w:w="2551"/>
+            <w:tcW w:type="dxa" w:w="2381"/>
             <w:shd w:val="clear" w:fill="2C5282"/>
           </w:tcPr>
           <w:p>
@@ -2348,7 +3862,7 @@
       <w:tr>
         <w:tc>
           <w:tcPr>
-            <w:tcW w:type="dxa" w:w="1587"/>
+            <w:tcW w:type="dxa" w:w="1814"/>
           </w:tcPr>
           <w:p>
             <w:pPr>
@@ -2362,13 +3876,13 @@
                 <w:color w:val="1F2933"/>
                 <w:sz w:val="16"/>
               </w:rPr>
-              <w:t>Google Gemini</w:t>
-            </w:r>
-          </w:p>
-        </w:tc>
-        <w:tc>
-          <w:tcPr>
-            <w:tcW w:type="dxa" w:w="1928"/>
+              <w:t>Google Gemini 3.6 Flash</w:t>
+            </w:r>
+          </w:p>
+        </w:tc>
+        <w:tc>
+          <w:tcPr>
+            <w:tcW w:type="dxa" w:w="1871"/>
           </w:tcPr>
           <w:p>
             <w:pPr>
@@ -2408,7 +3922,7 @@
         </w:tc>
         <w:tc>
           <w:tcPr>
-            <w:tcW w:type="dxa" w:w="2551"/>
+            <w:tcW w:type="dxa" w:w="2381"/>
           </w:tcPr>
           <w:p>
             <w:pPr>
@@ -2430,7 +3944,7 @@
       <w:tr>
         <w:tc>
           <w:tcPr>
-            <w:tcW w:type="dxa" w:w="1587"/>
+            <w:tcW w:type="dxa" w:w="1814"/>
             <w:shd w:val="clear" w:fill="F4F6F9"/>
           </w:tcPr>
           <w:p>
@@ -2445,13 +3959,13 @@
                 <w:color w:val="1F2933"/>
                 <w:sz w:val="16"/>
               </w:rPr>
-              <w:t>ESCO (EU skills list)</w:t>
-            </w:r>
-          </w:p>
-        </w:tc>
-        <w:tc>
-          <w:tcPr>
-            <w:tcW w:type="dxa" w:w="1928"/>
+              <w:t>ESCO v1.1.1 (EU skills list)</w:t>
+            </w:r>
+          </w:p>
+        </w:tc>
+        <w:tc>
+          <w:tcPr>
+            <w:tcW w:type="dxa" w:w="1871"/>
             <w:shd w:val="clear" w:fill="F4F6F9"/>
           </w:tcPr>
           <w:p>
@@ -2493,7 +4007,7 @@
         </w:tc>
         <w:tc>
           <w:tcPr>
-            <w:tcW w:type="dxa" w:w="2551"/>
+            <w:tcW w:type="dxa" w:w="2381"/>
             <w:shd w:val="clear" w:fill="F4F6F9"/>
           </w:tcPr>
           <w:p>
@@ -2516,7 +4030,7 @@
       <w:tr>
         <w:tc>
           <w:tcPr>
-            <w:tcW w:type="dxa" w:w="1587"/>
+            <w:tcW w:type="dxa" w:w="1814"/>
           </w:tcPr>
           <w:p>
             <w:pPr>
@@ -2530,13 +4044,13 @@
                 <w:color w:val="1F2933"/>
                 <w:sz w:val="16"/>
               </w:rPr>
-              <w:t>NetworkX</w:t>
-            </w:r>
-          </w:p>
-        </w:tc>
-        <w:tc>
-          <w:tcPr>
-            <w:tcW w:type="dxa" w:w="1928"/>
+              <w:t>NetworkX 3.6</w:t>
+            </w:r>
+          </w:p>
+        </w:tc>
+        <w:tc>
+          <w:tcPr>
+            <w:tcW w:type="dxa" w:w="1871"/>
           </w:tcPr>
           <w:p>
             <w:pPr>
@@ -2576,7 +4090,7 @@
         </w:tc>
         <w:tc>
           <w:tcPr>
-            <w:tcW w:type="dxa" w:w="2551"/>
+            <w:tcW w:type="dxa" w:w="2381"/>
           </w:tcPr>
           <w:p>
             <w:pPr>
@@ -2598,7 +4112,7 @@
       <w:tr>
         <w:tc>
           <w:tcPr>
-            <w:tcW w:type="dxa" w:w="1587"/>
+            <w:tcW w:type="dxa" w:w="1814"/>
             <w:shd w:val="clear" w:fill="F4F6F9"/>
           </w:tcPr>
           <w:p>
@@ -2613,13 +4127,13 @@
                 <w:color w:val="1F2933"/>
                 <w:sz w:val="16"/>
               </w:rPr>
-              <w:t>LiveKit</w:t>
-            </w:r>
-          </w:p>
-        </w:tc>
-        <w:tc>
-          <w:tcPr>
-            <w:tcW w:type="dxa" w:w="1928"/>
+              <w:t>difflib (built into Python)</w:t>
+            </w:r>
+          </w:p>
+        </w:tc>
+        <w:tc>
+          <w:tcPr>
+            <w:tcW w:type="dxa" w:w="1871"/>
             <w:shd w:val="clear" w:fill="F4F6F9"/>
           </w:tcPr>
           <w:p>
@@ -2634,7 +4148,7 @@
                 <w:color w:val="1F2933"/>
                 <w:sz w:val="16"/>
               </w:rPr>
-              <w:t>Carrying the audio for the spoken interview</w:t>
+              <w:t>Matching skill names that are spelled differently</w:t>
             </w:r>
           </w:p>
         </w:tc>
@@ -2655,13 +4169,13 @@
                 <w:color w:val="1F2933"/>
                 <w:sz w:val="16"/>
               </w:rPr>
-              <w:t>Professional-grade; handles people talking over each other</w:t>
-            </w:r>
-          </w:p>
-        </w:tc>
-        <w:tc>
-          <w:tcPr>
-            <w:tcW w:type="dxa" w:w="2551"/>
+              <w:t>No extra library needed, and catches 'k8s' meaning Kubernetes</w:t>
+            </w:r>
+          </w:p>
+        </w:tc>
+        <w:tc>
+          <w:tcPr>
+            <w:tcW w:type="dxa" w:w="2381"/>
             <w:shd w:val="clear" w:fill="F4F6F9"/>
           </w:tcPr>
           <w:p>
@@ -2676,7 +4190,7 @@
                 <w:color w:val="1F2933"/>
                 <w:sz w:val="16"/>
               </w:rPr>
-              <w:t>Big install, and takes about 12 seconds to start up</w:t>
+              <w:t>Too loose a setting invents matches, so it only runs on names of six letters or more and must be 88% similar</w:t>
             </w:r>
           </w:p>
         </w:tc>
@@ -2684,7 +4198,7 @@
       <w:tr>
         <w:tc>
           <w:tcPr>
-            <w:tcW w:type="dxa" w:w="1587"/>
+            <w:tcW w:type="dxa" w:w="1814"/>
           </w:tcPr>
           <w:p>
             <w:pPr>
@@ -2698,13 +4212,13 @@
                 <w:color w:val="1F2933"/>
                 <w:sz w:val="16"/>
               </w:rPr>
-              <w:t>MediaPipe</w:t>
-            </w:r>
-          </w:p>
-        </w:tc>
-        <w:tc>
-          <w:tcPr>
-            <w:tcW w:type="dxa" w:w="1928"/>
+              <w:t>PyMuPDF 1.28</w:t>
+            </w:r>
+          </w:p>
+        </w:tc>
+        <w:tc>
+          <w:tcPr>
+            <w:tcW w:type="dxa" w:w="1871"/>
           </w:tcPr>
           <w:p>
             <w:pPr>
@@ -2718,7 +4232,7 @@
                 <w:color w:val="1F2933"/>
                 <w:sz w:val="16"/>
               </w:rPr>
-              <w:t>Face and body tracking</w:t>
+              <w:t>Getting the text out of a CV in PDF form</w:t>
             </w:r>
           </w:p>
         </w:tc>
@@ -2738,13 +4252,13 @@
                 <w:color w:val="1F2933"/>
                 <w:sz w:val="16"/>
               </w:rPr>
-              <w:t>Runs inside the browser, so no video is ever uploaded</w:t>
-            </w:r>
-          </w:p>
-        </w:tc>
-        <w:tc>
-          <w:tcPr>
-            <w:tcW w:type="dxa" w:w="2551"/>
+              <w:t>Fast and accurate on normal PDFs</w:t>
+            </w:r>
+          </w:p>
+        </w:tc>
+        <w:tc>
+          <w:tcPr>
+            <w:tcW w:type="dxa" w:w="2381"/>
           </w:tcPr>
           <w:p>
             <w:pPr>
@@ -2758,7 +4272,7 @@
                 <w:color w:val="1F2933"/>
                 <w:sz w:val="16"/>
               </w:rPr>
-              <w:t>Needs a reasonably modern browser</w:t>
+              <w:t>A scanned or photographed CV has no text to extract</w:t>
             </w:r>
           </w:p>
         </w:tc>
@@ -2766,7 +4280,7 @@
       <w:tr>
         <w:tc>
           <w:tcPr>
-            <w:tcW w:type="dxa" w:w="1587"/>
+            <w:tcW w:type="dxa" w:w="1814"/>
             <w:shd w:val="clear" w:fill="F4F6F9"/>
           </w:tcPr>
           <w:p>
@@ -2781,13 +4295,13 @@
                 <w:color w:val="1F2933"/>
                 <w:sz w:val="16"/>
               </w:rPr>
-              <w:t>Web Audio</w:t>
-            </w:r>
-          </w:p>
-        </w:tc>
-        <w:tc>
-          <w:tcPr>
-            <w:tcW w:type="dxa" w:w="1928"/>
+              <w:t>LiveKit 1.1 (+ agents 1.6)</w:t>
+            </w:r>
+          </w:p>
+        </w:tc>
+        <w:tc>
+          <w:tcPr>
+            <w:tcW w:type="dxa" w:w="1871"/>
             <w:shd w:val="clear" w:fill="F4F6F9"/>
           </w:tcPr>
           <w:p>
@@ -2802,7 +4316,7 @@
                 <w:color w:val="1F2933"/>
                 <w:sz w:val="16"/>
               </w:rPr>
-              <w:t>Measuring the voice</w:t>
+              <w:t>Carrying the audio for the spoken interview</w:t>
             </w:r>
           </w:p>
         </w:tc>
@@ -2823,13 +4337,13 @@
                 <w:color w:val="1F2933"/>
                 <w:sz w:val="16"/>
               </w:rPr>
-              <w:t>Free, offline, and you can see exactly how the score was made</w:t>
-            </w:r>
-          </w:p>
-        </w:tc>
-        <w:tc>
-          <w:tcPr>
-            <w:tcW w:type="dxa" w:w="2551"/>
+              <w:t>Professional-grade; handles people talking over each other</w:t>
+            </w:r>
+          </w:p>
+        </w:tc>
+        <w:tc>
+          <w:tcPr>
+            <w:tcW w:type="dxa" w:w="2381"/>
             <w:shd w:val="clear" w:fill="F4F6F9"/>
           </w:tcPr>
           <w:p>
@@ -2844,7 +4358,7 @@
                 <w:color w:val="1F2933"/>
                 <w:sz w:val="16"/>
               </w:rPr>
-              <w:t>It measures how they sound, not how they feel</w:t>
+              <w:t>Big install, and takes about 12 seconds to start up</w:t>
             </w:r>
           </w:p>
         </w:tc>
@@ -2852,7 +4366,7 @@
       <w:tr>
         <w:tc>
           <w:tcPr>
-            <w:tcW w:type="dxa" w:w="1587"/>
+            <w:tcW w:type="dxa" w:w="1814"/>
           </w:tcPr>
           <w:p>
             <w:pPr>
@@ -2866,13 +4380,13 @@
                 <w:color w:val="1F2933"/>
                 <w:sz w:val="16"/>
               </w:rPr>
-              <w:t>Isolation Forest</w:t>
-            </w:r>
-          </w:p>
-        </w:tc>
-        <w:tc>
-          <w:tcPr>
-            <w:tcW w:type="dxa" w:w="1928"/>
+              <w:t>Deepgram Nova-3</w:t>
+            </w:r>
+          </w:p>
+        </w:tc>
+        <w:tc>
+          <w:tcPr>
+            <w:tcW w:type="dxa" w:w="1871"/>
           </w:tcPr>
           <w:p>
             <w:pPr>
@@ -2886,7 +4400,7 @@
                 <w:color w:val="1F2933"/>
                 <w:sz w:val="16"/>
               </w:rPr>
-              <w:t>Spotting unusual behaviour</w:t>
+              <w:t>Turning speech into text</w:t>
             </w:r>
           </w:p>
         </w:tc>
@@ -2906,13 +4420,13 @@
                 <w:color w:val="1F2933"/>
                 <w:sz w:val="16"/>
               </w:rPr>
-              <w:t>Does not need examples of cheating, which nobody could collect fairly</w:t>
-            </w:r>
-          </w:p>
-        </w:tc>
-        <w:tc>
-          <w:tcPr>
-            <w:tcW w:type="dxa" w:w="2551"/>
+              <w:t>Accurate, and can be told the job's technical words in advance</w:t>
+            </w:r>
+          </w:p>
+        </w:tc>
+        <w:tc>
+          <w:tcPr>
+            <w:tcW w:type="dxa" w:w="2381"/>
           </w:tcPr>
           <w:p>
             <w:pPr>
@@ -2926,7 +4440,7 @@
                 <w:color w:val="1F2933"/>
                 <w:sz w:val="16"/>
               </w:rPr>
-              <w:t>Trained on made-up 'normal' data, so we cannot say how often it is wrong</w:t>
+              <w:t>Needs internet and an API key</w:t>
             </w:r>
           </w:p>
         </w:tc>
@@ -2934,7 +4448,7 @@
       <w:tr>
         <w:tc>
           <w:tcPr>
-            <w:tcW w:type="dxa" w:w="1587"/>
+            <w:tcW w:type="dxa" w:w="1814"/>
             <w:shd w:val="clear" w:fill="F4F6F9"/>
           </w:tcPr>
           <w:p>
@@ -2949,13 +4463,13 @@
                 <w:color w:val="1F2933"/>
                 <w:sz w:val="16"/>
               </w:rPr>
-              <w:t>FastAPI + React</w:t>
-            </w:r>
-          </w:p>
-        </w:tc>
-        <w:tc>
-          <w:tcPr>
-            <w:tcW w:type="dxa" w:w="1928"/>
+              <w:t>ElevenLabs Turbo v2.5</w:t>
+            </w:r>
+          </w:p>
+        </w:tc>
+        <w:tc>
+          <w:tcPr>
+            <w:tcW w:type="dxa" w:w="1871"/>
             <w:shd w:val="clear" w:fill="F4F6F9"/>
           </w:tcPr>
           <w:p>
@@ -2970,7 +4484,7 @@
                 <w:color w:val="1F2933"/>
                 <w:sz w:val="16"/>
               </w:rPr>
-              <w:t>The web server and the web page</w:t>
+              <w:t>The interviewer's voice</w:t>
             </w:r>
           </w:p>
         </w:tc>
@@ -2991,13 +4505,13 @@
                 <w:color w:val="1F2933"/>
                 <w:sz w:val="16"/>
               </w:rPr>
-              <w:t>Quick to build, and one program serves both</w:t>
-            </w:r>
-          </w:p>
-        </w:tc>
-        <w:tc>
-          <w:tcPr>
-            <w:tcW w:type="dxa" w:w="2551"/>
+              <w:t>Natural sounding and fast — a full question in about one second</w:t>
+            </w:r>
+          </w:p>
+        </w:tc>
+        <w:tc>
+          <w:tcPr>
+            <w:tcW w:type="dxa" w:w="2381"/>
             <w:shd w:val="clear" w:fill="F4F6F9"/>
           </w:tcPr>
           <w:p>
@@ -3012,7 +4526,593 @@
                 <w:color w:val="1F2933"/>
                 <w:sz w:val="16"/>
               </w:rPr>
+              <w:t>Free tier runs out quickly; falls back to Deepgram Aura-2 automatically</w:t>
+            </w:r>
+          </w:p>
+        </w:tc>
+      </w:tr>
+      <w:tr>
+        <w:tc>
+          <w:tcPr>
+            <w:tcW w:type="dxa" w:w="1814"/>
+          </w:tcPr>
+          <w:p>
+            <w:pPr>
+              <w:spacing w:after="40" w:before="40" w:line="264" w:lineRule="auto"/>
+            </w:pPr>
+            <w:r/>
+            <w:r>
+              <w:rPr>
+                <w:rFonts w:ascii="Calibri" w:hAnsi="Calibri"/>
+                <w:b w:val="0"/>
+                <w:color w:val="1F2933"/>
+                <w:sz w:val="16"/>
+              </w:rPr>
+              <w:t>MediaPipe Tasks Vision 1.0</w:t>
+            </w:r>
+          </w:p>
+        </w:tc>
+        <w:tc>
+          <w:tcPr>
+            <w:tcW w:type="dxa" w:w="1871"/>
+          </w:tcPr>
+          <w:p>
+            <w:pPr>
+              <w:spacing w:after="40" w:before="40" w:line="264" w:lineRule="auto"/>
+            </w:pPr>
+            <w:r/>
+            <w:r>
+              <w:rPr>
+                <w:rFonts w:ascii="Calibri" w:hAnsi="Calibri"/>
+                <w:b w:val="0"/>
+                <w:color w:val="1F2933"/>
+                <w:sz w:val="16"/>
+              </w:rPr>
+              <w:t>Face and body tracking</w:t>
+            </w:r>
+          </w:p>
+        </w:tc>
+        <w:tc>
+          <w:tcPr>
+            <w:tcW w:type="dxa" w:w="2721"/>
+          </w:tcPr>
+          <w:p>
+            <w:pPr>
+              <w:spacing w:after="40" w:before="40" w:line="264" w:lineRule="auto"/>
+            </w:pPr>
+            <w:r/>
+            <w:r>
+              <w:rPr>
+                <w:rFonts w:ascii="Calibri" w:hAnsi="Calibri"/>
+                <w:b w:val="0"/>
+                <w:color w:val="1F2933"/>
+                <w:sz w:val="16"/>
+              </w:rPr>
+              <w:t>Runs inside the browser, so no video is ever uploaded</w:t>
+            </w:r>
+          </w:p>
+        </w:tc>
+        <w:tc>
+          <w:tcPr>
+            <w:tcW w:type="dxa" w:w="2381"/>
+          </w:tcPr>
+          <w:p>
+            <w:pPr>
+              <w:spacing w:after="40" w:before="40" w:line="264" w:lineRule="auto"/>
+            </w:pPr>
+            <w:r/>
+            <w:r>
+              <w:rPr>
+                <w:rFonts w:ascii="Calibri" w:hAnsi="Calibri"/>
+                <w:b w:val="0"/>
+                <w:color w:val="1F2933"/>
+                <w:sz w:val="16"/>
+              </w:rPr>
+              <w:t>Needs a reasonably modern browser</w:t>
+            </w:r>
+          </w:p>
+        </w:tc>
+      </w:tr>
+      <w:tr>
+        <w:tc>
+          <w:tcPr>
+            <w:tcW w:type="dxa" w:w="1814"/>
+            <w:shd w:val="clear" w:fill="F4F6F9"/>
+          </w:tcPr>
+          <w:p>
+            <w:pPr>
+              <w:spacing w:after="40" w:before="40" w:line="264" w:lineRule="auto"/>
+            </w:pPr>
+            <w:r/>
+            <w:r>
+              <w:rPr>
+                <w:rFonts w:ascii="Calibri" w:hAnsi="Calibri"/>
+                <w:b w:val="0"/>
+                <w:color w:val="1F2933"/>
+                <w:sz w:val="16"/>
+              </w:rPr>
+              <w:t>Web Audio API</w:t>
+            </w:r>
+          </w:p>
+        </w:tc>
+        <w:tc>
+          <w:tcPr>
+            <w:tcW w:type="dxa" w:w="1871"/>
+            <w:shd w:val="clear" w:fill="F4F6F9"/>
+          </w:tcPr>
+          <w:p>
+            <w:pPr>
+              <w:spacing w:after="40" w:before="40" w:line="264" w:lineRule="auto"/>
+            </w:pPr>
+            <w:r/>
+            <w:r>
+              <w:rPr>
+                <w:rFonts w:ascii="Calibri" w:hAnsi="Calibri"/>
+                <w:b w:val="0"/>
+                <w:color w:val="1F2933"/>
+                <w:sz w:val="16"/>
+              </w:rPr>
+              <w:t>Measuring the voice</w:t>
+            </w:r>
+          </w:p>
+        </w:tc>
+        <w:tc>
+          <w:tcPr>
+            <w:tcW w:type="dxa" w:w="2721"/>
+            <w:shd w:val="clear" w:fill="F4F6F9"/>
+          </w:tcPr>
+          <w:p>
+            <w:pPr>
+              <w:spacing w:after="40" w:before="40" w:line="264" w:lineRule="auto"/>
+            </w:pPr>
+            <w:r/>
+            <w:r>
+              <w:rPr>
+                <w:rFonts w:ascii="Calibri" w:hAnsi="Calibri"/>
+                <w:b w:val="0"/>
+                <w:color w:val="1F2933"/>
+                <w:sz w:val="16"/>
+              </w:rPr>
+              <w:t>Free, offline, and you can see exactly how the score was made</w:t>
+            </w:r>
+          </w:p>
+        </w:tc>
+        <w:tc>
+          <w:tcPr>
+            <w:tcW w:type="dxa" w:w="2381"/>
+            <w:shd w:val="clear" w:fill="F4F6F9"/>
+          </w:tcPr>
+          <w:p>
+            <w:pPr>
+              <w:spacing w:after="40" w:before="40" w:line="264" w:lineRule="auto"/>
+            </w:pPr>
+            <w:r/>
+            <w:r>
+              <w:rPr>
+                <w:rFonts w:ascii="Calibri" w:hAnsi="Calibri"/>
+                <w:b w:val="0"/>
+                <w:color w:val="1F2933"/>
+                <w:sz w:val="16"/>
+              </w:rPr>
+              <w:t>It measures how they sound, not how they feel</w:t>
+            </w:r>
+          </w:p>
+        </w:tc>
+      </w:tr>
+      <w:tr>
+        <w:tc>
+          <w:tcPr>
+            <w:tcW w:type="dxa" w:w="1814"/>
+          </w:tcPr>
+          <w:p>
+            <w:pPr>
+              <w:spacing w:after="40" w:before="40" w:line="264" w:lineRule="auto"/>
+            </w:pPr>
+            <w:r/>
+            <w:r>
+              <w:rPr>
+                <w:rFonts w:ascii="Calibri" w:hAnsi="Calibri"/>
+                <w:b w:val="0"/>
+                <w:color w:val="1F2933"/>
+                <w:sz w:val="16"/>
+              </w:rPr>
+              <w:t>scikit-learn 1.9 (Isolation Forest)</w:t>
+            </w:r>
+          </w:p>
+        </w:tc>
+        <w:tc>
+          <w:tcPr>
+            <w:tcW w:type="dxa" w:w="1871"/>
+          </w:tcPr>
+          <w:p>
+            <w:pPr>
+              <w:spacing w:after="40" w:before="40" w:line="264" w:lineRule="auto"/>
+            </w:pPr>
+            <w:r/>
+            <w:r>
+              <w:rPr>
+                <w:rFonts w:ascii="Calibri" w:hAnsi="Calibri"/>
+                <w:b w:val="0"/>
+                <w:color w:val="1F2933"/>
+                <w:sz w:val="16"/>
+              </w:rPr>
+              <w:t>Spotting unusual behaviour</w:t>
+            </w:r>
+          </w:p>
+        </w:tc>
+        <w:tc>
+          <w:tcPr>
+            <w:tcW w:type="dxa" w:w="2721"/>
+          </w:tcPr>
+          <w:p>
+            <w:pPr>
+              <w:spacing w:after="40" w:before="40" w:line="264" w:lineRule="auto"/>
+            </w:pPr>
+            <w:r/>
+            <w:r>
+              <w:rPr>
+                <w:rFonts w:ascii="Calibri" w:hAnsi="Calibri"/>
+                <w:b w:val="0"/>
+                <w:color w:val="1F2933"/>
+                <w:sz w:val="16"/>
+              </w:rPr>
+              <w:t>Does not need examples of cheating, which nobody could collect fairly</w:t>
+            </w:r>
+          </w:p>
+        </w:tc>
+        <w:tc>
+          <w:tcPr>
+            <w:tcW w:type="dxa" w:w="2381"/>
+          </w:tcPr>
+          <w:p>
+            <w:pPr>
+              <w:spacing w:after="40" w:before="40" w:line="264" w:lineRule="auto"/>
+            </w:pPr>
+            <w:r/>
+            <w:r>
+              <w:rPr>
+                <w:rFonts w:ascii="Calibri" w:hAnsi="Calibri"/>
+                <w:b w:val="0"/>
+                <w:color w:val="1F2933"/>
+                <w:sz w:val="16"/>
+              </w:rPr>
+              <w:t>Trained on made-up 'normal' data, so we cannot say how often it is wrong</w:t>
+            </w:r>
+          </w:p>
+        </w:tc>
+      </w:tr>
+      <w:tr>
+        <w:tc>
+          <w:tcPr>
+            <w:tcW w:type="dxa" w:w="1814"/>
+            <w:shd w:val="clear" w:fill="F4F6F9"/>
+          </w:tcPr>
+          <w:p>
+            <w:pPr>
+              <w:spacing w:after="40" w:before="40" w:line="264" w:lineRule="auto"/>
+            </w:pPr>
+            <w:r/>
+            <w:r>
+              <w:rPr>
+                <w:rFonts w:ascii="Calibri" w:hAnsi="Calibri"/>
+                <w:b w:val="0"/>
+                <w:color w:val="1F2933"/>
+                <w:sz w:val="16"/>
+              </w:rPr>
+              <w:t>FastAPI 0.141 + Uvicorn</w:t>
+            </w:r>
+          </w:p>
+        </w:tc>
+        <w:tc>
+          <w:tcPr>
+            <w:tcW w:type="dxa" w:w="1871"/>
+            <w:shd w:val="clear" w:fill="F4F6F9"/>
+          </w:tcPr>
+          <w:p>
+            <w:pPr>
+              <w:spacing w:after="40" w:before="40" w:line="264" w:lineRule="auto"/>
+            </w:pPr>
+            <w:r/>
+            <w:r>
+              <w:rPr>
+                <w:rFonts w:ascii="Calibri" w:hAnsi="Calibri"/>
+                <w:b w:val="0"/>
+                <w:color w:val="1F2933"/>
+                <w:sz w:val="16"/>
+              </w:rPr>
+              <w:t>The web server</w:t>
+            </w:r>
+          </w:p>
+        </w:tc>
+        <w:tc>
+          <w:tcPr>
+            <w:tcW w:type="dxa" w:w="2721"/>
+            <w:shd w:val="clear" w:fill="F4F6F9"/>
+          </w:tcPr>
+          <w:p>
+            <w:pPr>
+              <w:spacing w:after="40" w:before="40" w:line="264" w:lineRule="auto"/>
+            </w:pPr>
+            <w:r/>
+            <w:r>
+              <w:rPr>
+                <w:rFonts w:ascii="Calibri" w:hAnsi="Calibri"/>
+                <w:b w:val="0"/>
+                <w:color w:val="1F2933"/>
+                <w:sz w:val="16"/>
+              </w:rPr>
+              <w:t>Quick to build, and one program serves both the API and the web page</w:t>
+            </w:r>
+          </w:p>
+        </w:tc>
+        <w:tc>
+          <w:tcPr>
+            <w:tcW w:type="dxa" w:w="2381"/>
+            <w:shd w:val="clear" w:fill="F4F6F9"/>
+          </w:tcPr>
+          <w:p>
+            <w:pPr>
+              <w:spacing w:after="40" w:before="40" w:line="264" w:lineRule="auto"/>
+            </w:pPr>
+            <w:r/>
+            <w:r>
+              <w:rPr>
+                <w:rFonts w:ascii="Calibri" w:hAnsi="Calibri"/>
+                <w:b w:val="0"/>
+                <w:color w:val="1F2933"/>
+                <w:sz w:val="16"/>
+              </w:rPr>
               <w:t>Handles one interview at a time</w:t>
+            </w:r>
+          </w:p>
+        </w:tc>
+      </w:tr>
+      <w:tr>
+        <w:tc>
+          <w:tcPr>
+            <w:tcW w:type="dxa" w:w="1814"/>
+          </w:tcPr>
+          <w:p>
+            <w:pPr>
+              <w:spacing w:after="40" w:before="40" w:line="264" w:lineRule="auto"/>
+            </w:pPr>
+            <w:r/>
+            <w:r>
+              <w:rPr>
+                <w:rFonts w:ascii="Calibri" w:hAnsi="Calibri"/>
+                <w:b w:val="0"/>
+                <w:color w:val="1F2933"/>
+                <w:sz w:val="16"/>
+              </w:rPr>
+              <w:t>React 19 + Vite 8 + Tailwind 4</w:t>
+            </w:r>
+          </w:p>
+        </w:tc>
+        <w:tc>
+          <w:tcPr>
+            <w:tcW w:type="dxa" w:w="1871"/>
+          </w:tcPr>
+          <w:p>
+            <w:pPr>
+              <w:spacing w:after="40" w:before="40" w:line="264" w:lineRule="auto"/>
+            </w:pPr>
+            <w:r/>
+            <w:r>
+              <w:rPr>
+                <w:rFonts w:ascii="Calibri" w:hAnsi="Calibri"/>
+                <w:b w:val="0"/>
+                <w:color w:val="1F2933"/>
+                <w:sz w:val="16"/>
+              </w:rPr>
+              <w:t>The web page the candidate sees</w:t>
+            </w:r>
+          </w:p>
+        </w:tc>
+        <w:tc>
+          <w:tcPr>
+            <w:tcW w:type="dxa" w:w="2721"/>
+          </w:tcPr>
+          <w:p>
+            <w:pPr>
+              <w:spacing w:after="40" w:before="40" w:line="264" w:lineRule="auto"/>
+            </w:pPr>
+            <w:r/>
+            <w:r>
+              <w:rPr>
+                <w:rFonts w:ascii="Calibri" w:hAnsi="Calibri"/>
+                <w:b w:val="0"/>
+                <w:color w:val="1F2933"/>
+                <w:sz w:val="16"/>
+              </w:rPr>
+              <w:t>Fast to develop and quick to load</w:t>
+            </w:r>
+          </w:p>
+        </w:tc>
+        <w:tc>
+          <w:tcPr>
+            <w:tcW w:type="dxa" w:w="2381"/>
+          </w:tcPr>
+          <w:p>
+            <w:pPr>
+              <w:spacing w:after="40" w:before="40" w:line="264" w:lineRule="auto"/>
+            </w:pPr>
+            <w:r/>
+            <w:r>
+              <w:rPr>
+                <w:rFonts w:ascii="Calibri" w:hAnsi="Calibri"/>
+                <w:b w:val="0"/>
+                <w:color w:val="1F2933"/>
+                <w:sz w:val="16"/>
+              </w:rPr>
+              <w:t>Vite 8 needs Node.js 20.19 or newer, so an old Node will not build it</w:t>
+            </w:r>
+          </w:p>
+        </w:tc>
+      </w:tr>
+      <w:tr>
+        <w:tc>
+          <w:tcPr>
+            <w:tcW w:type="dxa" w:w="1814"/>
+            <w:shd w:val="clear" w:fill="F4F6F9"/>
+          </w:tcPr>
+          <w:p>
+            <w:pPr>
+              <w:spacing w:after="40" w:before="40" w:line="264" w:lineRule="auto"/>
+            </w:pPr>
+            <w:r/>
+            <w:r>
+              <w:rPr>
+                <w:rFonts w:ascii="Calibri" w:hAnsi="Calibri"/>
+                <w:b w:val="0"/>
+                <w:color w:val="1F2933"/>
+                <w:sz w:val="16"/>
+              </w:rPr>
+              <w:t>pytest 9.1</w:t>
+            </w:r>
+          </w:p>
+        </w:tc>
+        <w:tc>
+          <w:tcPr>
+            <w:tcW w:type="dxa" w:w="1871"/>
+            <w:shd w:val="clear" w:fill="F4F6F9"/>
+          </w:tcPr>
+          <w:p>
+            <w:pPr>
+              <w:spacing w:after="40" w:before="40" w:line="264" w:lineRule="auto"/>
+            </w:pPr>
+            <w:r/>
+            <w:r>
+              <w:rPr>
+                <w:rFonts w:ascii="Calibri" w:hAnsi="Calibri"/>
+                <w:b w:val="0"/>
+                <w:color w:val="1F2933"/>
+                <w:sz w:val="16"/>
+              </w:rPr>
+              <w:t>The 72 automatic tests</w:t>
+            </w:r>
+          </w:p>
+        </w:tc>
+        <w:tc>
+          <w:tcPr>
+            <w:tcW w:type="dxa" w:w="2721"/>
+            <w:shd w:val="clear" w:fill="F4F6F9"/>
+          </w:tcPr>
+          <w:p>
+            <w:pPr>
+              <w:spacing w:after="40" w:before="40" w:line="264" w:lineRule="auto"/>
+            </w:pPr>
+            <w:r/>
+            <w:r>
+              <w:rPr>
+                <w:rFonts w:ascii="Calibri" w:hAnsi="Calibri"/>
+                <w:b w:val="0"/>
+                <w:color w:val="1F2933"/>
+                <w:sz w:val="16"/>
+              </w:rPr>
+              <w:t>Catches breakages without spending any API credit</w:t>
+            </w:r>
+          </w:p>
+        </w:tc>
+        <w:tc>
+          <w:tcPr>
+            <w:tcW w:type="dxa" w:w="2381"/>
+            <w:shd w:val="clear" w:fill="F4F6F9"/>
+          </w:tcPr>
+          <w:p>
+            <w:pPr>
+              <w:spacing w:after="40" w:before="40" w:line="264" w:lineRule="auto"/>
+            </w:pPr>
+            <w:r/>
+            <w:r>
+              <w:rPr>
+                <w:rFonts w:ascii="Calibri" w:hAnsi="Calibri"/>
+                <w:b w:val="0"/>
+                <w:color w:val="1F2933"/>
+                <w:sz w:val="16"/>
+              </w:rPr>
+              <w:t>Tests the parts, not the live interview end to end</w:t>
+            </w:r>
+          </w:p>
+        </w:tc>
+      </w:tr>
+      <w:tr>
+        <w:tc>
+          <w:tcPr>
+            <w:tcW w:type="dxa" w:w="1814"/>
+          </w:tcPr>
+          <w:p>
+            <w:pPr>
+              <w:spacing w:after="40" w:before="40" w:line="264" w:lineRule="auto"/>
+            </w:pPr>
+            <w:r/>
+            <w:r>
+              <w:rPr>
+                <w:rFonts w:ascii="Calibri" w:hAnsi="Calibri"/>
+                <w:b w:val="0"/>
+                <w:color w:val="1F2933"/>
+                <w:sz w:val="16"/>
+              </w:rPr>
+              <w:t>python-docx / python-pptx</w:t>
+            </w:r>
+          </w:p>
+        </w:tc>
+        <w:tc>
+          <w:tcPr>
+            <w:tcW w:type="dxa" w:w="1871"/>
+          </w:tcPr>
+          <w:p>
+            <w:pPr>
+              <w:spacing w:after="40" w:before="40" w:line="264" w:lineRule="auto"/>
+            </w:pPr>
+            <w:r/>
+            <w:r>
+              <w:rPr>
+                <w:rFonts w:ascii="Calibri" w:hAnsi="Calibri"/>
+                <w:b w:val="0"/>
+                <w:color w:val="1F2933"/>
+                <w:sz w:val="16"/>
+              </w:rPr>
+              <w:t>Building this guide, the dissertation and the slides</w:t>
+            </w:r>
+          </w:p>
+        </w:tc>
+        <w:tc>
+          <w:tcPr>
+            <w:tcW w:type="dxa" w:w="2721"/>
+          </w:tcPr>
+          <w:p>
+            <w:pPr>
+              <w:spacing w:after="40" w:before="40" w:line="264" w:lineRule="auto"/>
+            </w:pPr>
+            <w:r/>
+            <w:r>
+              <w:rPr>
+                <w:rFonts w:ascii="Calibri" w:hAnsi="Calibri"/>
+                <w:b w:val="0"/>
+                <w:color w:val="1F2933"/>
+                <w:sz w:val="16"/>
+              </w:rPr>
+              <w:t>The documents are generated from the real data, so they cannot drift</w:t>
+            </w:r>
+          </w:p>
+        </w:tc>
+        <w:tc>
+          <w:tcPr>
+            <w:tcW w:type="dxa" w:w="2381"/>
+          </w:tcPr>
+          <w:p>
+            <w:pPr>
+              <w:spacing w:after="40" w:before="40" w:line="264" w:lineRule="auto"/>
+            </w:pPr>
+            <w:r/>
+            <w:r>
+              <w:rPr>
+                <w:rFonts w:ascii="Calibri" w:hAnsi="Calibri"/>
+                <w:b w:val="0"/>
+                <w:color w:val="1F2933"/>
+                <w:sz w:val="16"/>
+              </w:rPr>
+              <w:t>Formatting has to be written in code rather than clicked in Word</w:t>
             </w:r>
           </w:p>
         </w:tc>
@@ -3023,6 +5123,22 @@
         <w:spacing w:line="360" w:lineRule="auto" w:after="120"/>
         <w:jc w:val="both"/>
       </w:pPr>
+    </w:p>
+    <w:p>
+      <w:pPr>
+        <w:spacing w:line="360" w:lineRule="auto" w:after="160"/>
+        <w:jc w:val="both"/>
+      </w:pPr>
+      <w:r>
+        <w:rPr>
+          <w:rFonts w:ascii="Calibri" w:hAnsi="Calibri"/>
+          <w:b w:val="0"/>
+          <w:i w:val="0"/>
+          <w:color w:val="5B6B7A"/>
+          <w:sz w:val="18"/>
+        </w:rPr>
+        <w:t>Every Python package is pinned to an exact version in InterviewAI\requirements.txt, and every JavaScript one in InterviewAI\frontend\package.json. Both are installed automatically by run.bat, so the versions above are what actually gets installed — not a recommendation.</w:t>
+      </w:r>
     </w:p>
     <w:p>
       <w:r>

--- a/PROJECT_GUIDE.docx
+++ b/PROJECT_GUIDE.docx
@@ -8398,7 +8398,7 @@
           <w:color w:val="2C5282"/>
           <w:sz w:val="26"/>
         </w:rPr>
-        <w:t>report</w:t>
+        <w:t>submission</w:t>
       </w:r>
     </w:p>
     <w:tbl>
@@ -8474,7 +8474,7 @@
                 <w:color w:val="1F2933"/>
                 <w:sz w:val="17"/>
               </w:rPr>
-              <w:t>report/build_report.py</w:t>
+              <w:t>submission/CMP7200_Project_Report.docx</w:t>
             </w:r>
           </w:p>
         </w:tc>
@@ -8494,7 +8494,7 @@
                 <w:color w:val="1F2933"/>
                 <w:sz w:val="17"/>
               </w:rPr>
-              <w:t>Builds the dissertation.</w:t>
+              <w:t>The dissertation. The main piece of work.</w:t>
             </w:r>
           </w:p>
         </w:tc>
@@ -8517,7 +8517,7 @@
                 <w:color w:val="1F2933"/>
                 <w:sz w:val="17"/>
               </w:rPr>
-              <w:t>report/build_guide.py</w:t>
+              <w:t>submission/CMP7200_Viva_Presentation.pptx</w:t>
             </w:r>
           </w:p>
         </w:tc>
@@ -8538,7 +8538,7 @@
                 <w:color w:val="1F2933"/>
                 <w:sz w:val="17"/>
               </w:rPr>
-              <w:t>Builds this guide.</w:t>
+              <w:t>The presentation for the oral exam.</w:t>
             </w:r>
           </w:p>
         </w:tc>
@@ -8560,7 +8560,7 @@
                 <w:color w:val="1F2933"/>
                 <w:sz w:val="17"/>
               </w:rPr>
-              <w:t>report/front_matter.py</w:t>
+              <w:t>submission/AI_Interview_Final_Proposal.docx</w:t>
             </w:r>
           </w:p>
         </w:tc>
@@ -8580,7 +8580,7 @@
                 <w:color w:val="1F2933"/>
                 <w:sz w:val="17"/>
               </w:rPr>
-              <w:t>Title page, abstract, contents.</w:t>
+              <w:t>The original project proposal.</w:t>
             </w:r>
           </w:p>
         </w:tc>
@@ -8603,7 +8603,7 @@
                 <w:color w:val="1F2933"/>
                 <w:sz w:val="17"/>
               </w:rPr>
-              <w:t>report/ch1_introduction.py</w:t>
+              <w:t>submission/CMP7200_Assignment_Brief.pdf</w:t>
             </w:r>
           </w:p>
         </w:tc>
@@ -8624,7 +8624,7 @@
                 <w:color w:val="1F2933"/>
                 <w:sz w:val="17"/>
               </w:rPr>
-              <w:t>Chapter 1.</w:t>
+              <w:t>What the university asked for.</w:t>
             </w:r>
           </w:p>
         </w:tc>
@@ -8646,7 +8646,7 @@
                 <w:color w:val="1F2933"/>
                 <w:sz w:val="17"/>
               </w:rPr>
-              <w:t>report/ch2_literature.py</w:t>
+              <w:t>submission/VIVA_QA_PREP.md</w:t>
             </w:r>
           </w:p>
         </w:tc>
@@ -8666,7 +8666,7 @@
                 <w:color w:val="1F2933"/>
                 <w:sz w:val="17"/>
               </w:rPr>
-              <w:t>Chapter 2.</w:t>
+              <w:t>Likely exam questions with prepared answers.</w:t>
             </w:r>
           </w:p>
         </w:tc>
@@ -8689,7 +8689,7 @@
                 <w:color w:val="1F2933"/>
                 <w:sz w:val="17"/>
               </w:rPr>
-              <w:t>report/ch3_methodology.py</w:t>
+              <w:t>submission/build/build_dissertation.py</w:t>
             </w:r>
           </w:p>
         </w:tc>
@@ -8710,7 +8710,7 @@
                 <w:color w:val="1F2933"/>
                 <w:sz w:val="17"/>
               </w:rPr>
-              <w:t>Chapter 3.</w:t>
+              <w:t>Builds the dissertation.</w:t>
             </w:r>
           </w:p>
         </w:tc>
@@ -8732,7 +8732,7 @@
                 <w:color w:val="1F2933"/>
                 <w:sz w:val="17"/>
               </w:rPr>
-              <w:t>report/ch4_design.py</w:t>
+              <w:t>submission/build/build_presentation.py</w:t>
             </w:r>
           </w:p>
         </w:tc>
@@ -8752,7 +8752,7 @@
                 <w:color w:val="1F2933"/>
                 <w:sz w:val="17"/>
               </w:rPr>
-              <w:t>Chapter 4.</w:t>
+              <w:t>Builds the presentation.</w:t>
             </w:r>
           </w:p>
         </w:tc>
@@ -8775,7 +8775,7 @@
                 <w:color w:val="1F2933"/>
                 <w:sz w:val="17"/>
               </w:rPr>
-              <w:t>report/ch5_implementation.py</w:t>
+              <w:t>submission/build/build_project_guide.py</w:t>
             </w:r>
           </w:p>
         </w:tc>
@@ -8796,7 +8796,7 @@
                 <w:color w:val="1F2933"/>
                 <w:sz w:val="17"/>
               </w:rPr>
-              <w:t>Chapter 5.</w:t>
+              <w:t>Builds this guide.</w:t>
             </w:r>
           </w:p>
         </w:tc>
@@ -8818,7 +8818,7 @@
                 <w:color w:val="1F2933"/>
                 <w:sz w:val="17"/>
               </w:rPr>
-              <w:t>report/ch6_evaluation.py</w:t>
+              <w:t>submission/build/front_matter.py</w:t>
             </w:r>
           </w:p>
         </w:tc>
@@ -8838,7 +8838,7 @@
                 <w:color w:val="1F2933"/>
                 <w:sz w:val="17"/>
               </w:rPr>
-              <w:t>Chapter 6. Reads the real numbers from the results file.</w:t>
+              <w:t>Title page, abstract, contents.</w:t>
             </w:r>
           </w:p>
         </w:tc>
@@ -8861,7 +8861,7 @@
                 <w:color w:val="1F2933"/>
                 <w:sz w:val="17"/>
               </w:rPr>
-              <w:t>report/ch7_reflection.py</w:t>
+              <w:t>submission/build/chapter1_introduction.py</w:t>
             </w:r>
           </w:p>
         </w:tc>
@@ -8882,7 +8882,7 @@
                 <w:color w:val="1F2933"/>
                 <w:sz w:val="17"/>
               </w:rPr>
-              <w:t>Chapter 7.</w:t>
+              <w:t>Chapter 1.</w:t>
             </w:r>
           </w:p>
         </w:tc>
@@ -8904,7 +8904,7 @@
                 <w:color w:val="1F2933"/>
                 <w:sz w:val="17"/>
               </w:rPr>
-              <w:t>report/ch8_conclusion.py</w:t>
+              <w:t>submission/build/chapter2_literature.py</w:t>
             </w:r>
           </w:p>
         </w:tc>
@@ -8924,7 +8924,7 @@
                 <w:color w:val="1F2933"/>
                 <w:sz w:val="17"/>
               </w:rPr>
-              <w:t>Chapter 8.</w:t>
+              <w:t>Chapter 2.</w:t>
             </w:r>
           </w:p>
         </w:tc>
@@ -8947,7 +8947,7 @@
                 <w:color w:val="1F2933"/>
                 <w:sz w:val="17"/>
               </w:rPr>
-              <w:t>report/back_matter.py</w:t>
+              <w:t>submission/build/chapter3_methodology.py</w:t>
             </w:r>
           </w:p>
         </w:tc>
@@ -8968,7 +8968,7 @@
                 <w:color w:val="1F2933"/>
                 <w:sz w:val="17"/>
               </w:rPr>
-              <w:t>References and appendices.</w:t>
+              <w:t>Chapter 3.</w:t>
             </w:r>
           </w:p>
         </w:tc>
@@ -8990,7 +8990,7 @@
                 <w:color w:val="1F2933"/>
                 <w:sz w:val="17"/>
               </w:rPr>
-              <w:t>report/diagrams.py</w:t>
+              <w:t>submission/build/chapter4_design.py</w:t>
             </w:r>
           </w:p>
         </w:tc>
@@ -9010,7 +9010,7 @@
                 <w:color w:val="1F2933"/>
                 <w:sz w:val="17"/>
               </w:rPr>
-              <w:t>Draws the 11 diagrams used in the report.</w:t>
+              <w:t>Chapter 4.</w:t>
             </w:r>
           </w:p>
         </w:tc>
@@ -9033,7 +9033,7 @@
                 <w:color w:val="1F2933"/>
                 <w:sz w:val="17"/>
               </w:rPr>
-              <w:t>report/figkit.py</w:t>
+              <w:t>submission/build/chapter5_implementation.py</w:t>
             </w:r>
           </w:p>
         </w:tc>
@@ -9054,7 +9054,7 @@
                 <w:color w:val="1F2933"/>
                 <w:sz w:val="17"/>
               </w:rPr>
-              <w:t>Stops diagram text overlapping or running off the edge.</w:t>
+              <w:t>Chapter 5.</w:t>
             </w:r>
           </w:p>
         </w:tc>
@@ -9076,7 +9076,7 @@
                 <w:color w:val="1F2933"/>
                 <w:sz w:val="17"/>
               </w:rPr>
-              <w:t>report/docx_kit.py</w:t>
+              <w:t>submission/build/chapter6_evaluation.py</w:t>
             </w:r>
           </w:p>
         </w:tc>
@@ -9096,7 +9096,7 @@
                 <w:color w:val="1F2933"/>
                 <w:sz w:val="17"/>
               </w:rPr>
-              <w:t>Makes headings, tables and captions look right.</w:t>
+              <w:t>Chapter 6. Reads the real numbers from the results file.</w:t>
             </w:r>
           </w:p>
         </w:tc>
@@ -9119,7 +9119,7 @@
                 <w:color w:val="1F2933"/>
                 <w:sz w:val="17"/>
               </w:rPr>
-              <w:t>report/values.py</w:t>
+              <w:t>submission/build/chapter7_reflection.py</w:t>
             </w:r>
           </w:p>
         </w:tc>
@@ -9140,7 +9140,7 @@
                 <w:color w:val="1F2933"/>
                 <w:sz w:val="17"/>
               </w:rPr>
-              <w:t>One place that reads the results, so every chapter agrees.</w:t>
+              <w:t>Chapter 7.</w:t>
             </w:r>
           </w:p>
         </w:tc>
@@ -9162,7 +9162,7 @@
                 <w:color w:val="1F2933"/>
                 <w:sz w:val="17"/>
               </w:rPr>
-              <w:t>report/CMP7200_Project_Report.docx</w:t>
+              <w:t>submission/build/chapter8_conclusion.py</w:t>
             </w:r>
           </w:p>
         </w:tc>
@@ -9182,85 +9182,7 @@
                 <w:color w:val="1F2933"/>
                 <w:sz w:val="17"/>
               </w:rPr>
-              <w:t>The dissertation.</w:t>
-            </w:r>
-          </w:p>
-        </w:tc>
-      </w:tr>
-    </w:tbl>
-    <w:p>
-      <w:pPr>
-        <w:spacing w:line="360" w:lineRule="auto" w:after="120"/>
-        <w:jc w:val="both"/>
-      </w:pPr>
-    </w:p>
-    <w:p>
-      <w:pPr>
-        <w:pStyle w:val="Heading2"/>
-        <w:spacing w:before="280" w:after="120" w:line="288" w:lineRule="auto"/>
-      </w:pPr>
-      <w:r>
-        <w:rPr>
-          <w:rFonts w:ascii="Calibri" w:hAnsi="Calibri"/>
-          <w:b/>
-          <w:color w:val="2C5282"/>
-          <w:sz w:val="26"/>
-        </w:rPr>
-        <w:t>viva</w:t>
-      </w:r>
-    </w:p>
-    <w:tbl>
-      <w:tblPr>
-        <w:tblStyle w:val="TableGrid"/>
-        <w:tblW w:type="auto" w:w="0"/>
-        <w:jc w:val="center"/>
-        <w:tblLayout w:type="fixed"/>
-        <w:tblLook w:firstColumn="1" w:firstRow="1" w:lastColumn="0" w:lastRow="0" w:noHBand="0" w:noVBand="1" w:val="04A0"/>
-      </w:tblPr>
-      <w:tblGrid>
-        <w:gridCol w:w="4646"/>
-        <w:gridCol w:w="4646"/>
-      </w:tblGrid>
-      <w:tr>
-        <w:tc>
-          <w:tcPr>
-            <w:tcW w:type="dxa" w:w="3628"/>
-            <w:shd w:val="clear" w:fill="2C5282"/>
-          </w:tcPr>
-          <w:p>
-            <w:pPr>
-              <w:spacing w:after="40" w:before="40" w:line="264" w:lineRule="auto"/>
-            </w:pPr>
-            <w:r/>
-            <w:r>
-              <w:rPr>
-                <w:rFonts w:ascii="Calibri" w:hAnsi="Calibri"/>
-                <w:b/>
-                <w:color w:val="FFFFFF"/>
-                <w:sz w:val="17"/>
-              </w:rPr>
-              <w:t>File</w:t>
-            </w:r>
-          </w:p>
-        </w:tc>
-        <w:tc>
-          <w:tcPr>
-            <w:tcW w:type="dxa" w:w="5159"/>
-            <w:shd w:val="clear" w:fill="2C5282"/>
-          </w:tcPr>
-          <w:p>
-            <w:pPr>
-              <w:spacing w:after="40" w:before="40" w:line="264" w:lineRule="auto"/>
-            </w:pPr>
-            <w:r/>
-            <w:r>
-              <w:rPr>
-                <w:rFonts w:ascii="Calibri" w:hAnsi="Calibri"/>
-                <w:b/>
-                <w:color w:val="FFFFFF"/>
-                <w:sz w:val="17"/>
-              </w:rPr>
-              <w:t>What it does</w:t>
+              <w:t>Chapter 8.</w:t>
             </w:r>
           </w:p>
         </w:tc>
@@ -9269,6 +9191,7 @@
         <w:tc>
           <w:tcPr>
             <w:tcW w:type="dxa" w:w="3628"/>
+            <w:shd w:val="clear" w:fill="F4F6F9"/>
           </w:tcPr>
           <w:p>
             <w:pPr>
@@ -9282,13 +9205,14 @@
                 <w:color w:val="1F2933"/>
                 <w:sz w:val="17"/>
               </w:rPr>
-              <w:t>viva/build_viva.py</w:t>
+              <w:t>submission/build/back_matter.py</w:t>
             </w:r>
           </w:p>
         </w:tc>
         <w:tc>
           <w:tcPr>
             <w:tcW w:type="dxa" w:w="5159"/>
+            <w:shd w:val="clear" w:fill="F4F6F9"/>
           </w:tcPr>
           <w:p>
             <w:pPr>
@@ -9302,7 +9226,7 @@
                 <w:color w:val="1F2933"/>
                 <w:sz w:val="17"/>
               </w:rPr>
-              <w:t>Builds the presentation.</w:t>
+              <w:t>References and appendices.</w:t>
             </w:r>
           </w:p>
         </w:tc>
@@ -9311,7 +9235,6 @@
         <w:tc>
           <w:tcPr>
             <w:tcW w:type="dxa" w:w="3628"/>
-            <w:shd w:val="clear" w:fill="F4F6F9"/>
           </w:tcPr>
           <w:p>
             <w:pPr>
@@ -9325,14 +9248,13 @@
                 <w:color w:val="1F2933"/>
                 <w:sz w:val="17"/>
               </w:rPr>
-              <w:t>viva/CMP7200_Viva_Presentation.pptx</w:t>
+              <w:t>submission/build/figures.py</w:t>
             </w:r>
           </w:p>
         </w:tc>
         <w:tc>
           <w:tcPr>
             <w:tcW w:type="dxa" w:w="5159"/>
-            <w:shd w:val="clear" w:fill="F4F6F9"/>
           </w:tcPr>
           <w:p>
             <w:pPr>
@@ -9346,7 +9268,7 @@
                 <w:color w:val="1F2933"/>
                 <w:sz w:val="17"/>
               </w:rPr>
-              <w:t>The presentation.</w:t>
+              <w:t>Draws the diagrams used in the report.</w:t>
             </w:r>
           </w:p>
         </w:tc>
@@ -9355,6 +9277,7 @@
         <w:tc>
           <w:tcPr>
             <w:tcW w:type="dxa" w:w="3628"/>
+            <w:shd w:val="clear" w:fill="F4F6F9"/>
           </w:tcPr>
           <w:p>
             <w:pPr>
@@ -9368,13 +9291,14 @@
                 <w:color w:val="1F2933"/>
                 <w:sz w:val="17"/>
               </w:rPr>
-              <w:t>viva/VIVA_QA_PREP.md</w:t>
+              <w:t>submission/build/figure_toolkit.py</w:t>
             </w:r>
           </w:p>
         </w:tc>
         <w:tc>
           <w:tcPr>
             <w:tcW w:type="dxa" w:w="5159"/>
+            <w:shd w:val="clear" w:fill="F4F6F9"/>
           </w:tcPr>
           <w:p>
             <w:pPr>
@@ -9388,85 +9312,7 @@
                 <w:color w:val="1F2933"/>
                 <w:sz w:val="17"/>
               </w:rPr>
-              <w:t>Likely viva questions with prepared answers.</w:t>
-            </w:r>
-          </w:p>
-        </w:tc>
-      </w:tr>
-    </w:tbl>
-    <w:p>
-      <w:pPr>
-        <w:spacing w:line="360" w:lineRule="auto" w:after="120"/>
-        <w:jc w:val="both"/>
-      </w:pPr>
-    </w:p>
-    <w:p>
-      <w:pPr>
-        <w:pStyle w:val="Heading2"/>
-        <w:spacing w:before="280" w:after="120" w:line="288" w:lineRule="auto"/>
-      </w:pPr>
-      <w:r>
-        <w:rPr>
-          <w:rFonts w:ascii="Calibri" w:hAnsi="Calibri"/>
-          <w:b/>
-          <w:color w:val="2C5282"/>
-          <w:sz w:val="26"/>
-        </w:rPr>
-        <w:t>proposal</w:t>
-      </w:r>
-    </w:p>
-    <w:tbl>
-      <w:tblPr>
-        <w:tblStyle w:val="TableGrid"/>
-        <w:tblW w:type="auto" w:w="0"/>
-        <w:jc w:val="center"/>
-        <w:tblLayout w:type="fixed"/>
-        <w:tblLook w:firstColumn="1" w:firstRow="1" w:lastColumn="0" w:lastRow="0" w:noHBand="0" w:noVBand="1" w:val="04A0"/>
-      </w:tblPr>
-      <w:tblGrid>
-        <w:gridCol w:w="4646"/>
-        <w:gridCol w:w="4646"/>
-      </w:tblGrid>
-      <w:tr>
-        <w:tc>
-          <w:tcPr>
-            <w:tcW w:type="dxa" w:w="3628"/>
-            <w:shd w:val="clear" w:fill="2C5282"/>
-          </w:tcPr>
-          <w:p>
-            <w:pPr>
-              <w:spacing w:after="40" w:before="40" w:line="264" w:lineRule="auto"/>
-            </w:pPr>
-            <w:r/>
-            <w:r>
-              <w:rPr>
-                <w:rFonts w:ascii="Calibri" w:hAnsi="Calibri"/>
-                <w:b/>
-                <w:color w:val="FFFFFF"/>
-                <w:sz w:val="17"/>
-              </w:rPr>
-              <w:t>File</w:t>
-            </w:r>
-          </w:p>
-        </w:tc>
-        <w:tc>
-          <w:tcPr>
-            <w:tcW w:type="dxa" w:w="5159"/>
-            <w:shd w:val="clear" w:fill="2C5282"/>
-          </w:tcPr>
-          <w:p>
-            <w:pPr>
-              <w:spacing w:after="40" w:before="40" w:line="264" w:lineRule="auto"/>
-            </w:pPr>
-            <w:r/>
-            <w:r>
-              <w:rPr>
-                <w:rFonts w:ascii="Calibri" w:hAnsi="Calibri"/>
-                <w:b/>
-                <w:color w:val="FFFFFF"/>
-                <w:sz w:val="17"/>
-              </w:rPr>
-              <w:t>What it does</w:t>
+              <w:t>Stops diagram text overlapping or running off the edge.</w:t>
             </w:r>
           </w:p>
         </w:tc>
@@ -9488,7 +9334,7 @@
                 <w:color w:val="1F2933"/>
                 <w:sz w:val="17"/>
               </w:rPr>
-              <w:t>proposal/AI_Interview_Final_Proposal.docx</w:t>
+              <w:t>submission/build/document_toolkit.py</w:t>
             </w:r>
           </w:p>
         </w:tc>
@@ -9508,7 +9354,7 @@
                 <w:color w:val="1F2933"/>
                 <w:sz w:val="17"/>
               </w:rPr>
-              <w:t>The original project proposal.</w:t>
+              <w:t>Makes headings, tables and captions look right.</w:t>
             </w:r>
           </w:p>
         </w:tc>
@@ -9531,7 +9377,7 @@
                 <w:color w:val="1F2933"/>
                 <w:sz w:val="17"/>
               </w:rPr>
-              <w:t>proposal/CMP7200_Assignment_Brief.pdf</w:t>
+              <w:t>submission/build/results.py</w:t>
             </w:r>
           </w:p>
         </w:tc>
@@ -9552,7 +9398,7 @@
                 <w:color w:val="1F2933"/>
                 <w:sz w:val="17"/>
               </w:rPr>
-              <w:t>The assignment brief.</w:t>
+              <w:t>One place that reads the results, so every chapter agrees.</w:t>
             </w:r>
           </w:p>
         </w:tc>

--- a/PROJECT_GUIDE.docx
+++ b/PROJECT_GUIDE.docx
@@ -8474,7 +8474,7 @@
                 <w:color w:val="1F2933"/>
                 <w:sz w:val="17"/>
               </w:rPr>
-              <w:t>submission/CMP7200_Project_Report.docx</w:t>
+              <w:t>submission/AI-Interview.docx</w:t>
             </w:r>
           </w:p>
         </w:tc>
